--- a/downloads/teacher/ai-3-week-22.docx
+++ b/downloads/teacher/ai-3-week-22.docx
@@ -2796,6 +2796,396 @@
         <w:t>For your Verified Study Buddy, save the input, procedure, observed result and limitation of this check. Label this worked example as practice; use a different, previously unreviewed case when checking independent understanding.</w:t>
       </w:r>
     </w:p>
+    <w:p>
+      <w:pPr>
+        <w:pStyle w:val="Heading1"/>
+      </w:pPr>
+      <w:r>
+        <w:t>07. Prepare, teach and assess</w:t>
+      </w:r>
+    </w:p>
+    <w:p>
+      <w:r>
+        <w:t>Teaching target: Parse JSON into Python records</w:t>
+      </w:r>
+    </w:p>
+    <w:p>
+      <w:r>
+        <w:t>Prepare the labelled worked-case picture, the matching workbook, fictional input cards and a place for individual responses. No paid AI account is required for the paper reasoning activities.</w:t>
+      </w:r>
+    </w:p>
+    <w:tbl>
+      <w:tblPr>
+        <w:tblStyle w:val="LightShading-Accent1"/>
+        <w:tblW w:type="auto" w:w="0"/>
+        <w:tblLook w:firstColumn="1" w:firstRow="1" w:lastColumn="0" w:lastRow="0" w:noHBand="0" w:noVBand="1" w:val="04A0"/>
+      </w:tblPr>
+      <w:tblGrid>
+        <w:gridCol w:w="3408"/>
+        <w:gridCol w:w="3408"/>
+        <w:gridCol w:w="3408"/>
+      </w:tblGrid>
+      <w:tr>
+        <w:trPr>
+          <w:tblHeader/>
+        </w:trPr>
+        <w:tc>
+          <w:tcPr>
+            <w:tcW w:type="dxa" w:w="3408"/>
+          </w:tcPr>
+          <w:p>
+            <w:r>
+              <w:t>Session</w:t>
+            </w:r>
+          </w:p>
+        </w:tc>
+        <w:tc>
+          <w:tcPr>
+            <w:tcW w:type="dxa" w:w="3408"/>
+          </w:tcPr>
+          <w:p>
+            <w:r>
+              <w:t>Plan</w:t>
+            </w:r>
+          </w:p>
+        </w:tc>
+        <w:tc>
+          <w:tcPr>
+            <w:tcW w:type="dxa" w:w="3408"/>
+          </w:tcPr>
+          <w:p>
+            <w:r>
+              <w:t>Resources</w:t>
+            </w:r>
+          </w:p>
+        </w:tc>
+      </w:tr>
+      <w:tr>
+        <w:tc>
+          <w:tcPr>
+            <w:tcW w:type="dxa" w:w="3408"/>
+          </w:tcPr>
+          <w:p>
+            <w:r>
+              <w:t>Session 1 · Understand · 45 min</w:t>
+            </w:r>
+          </w:p>
+        </w:tc>
+        <w:tc>
+          <w:tcPr>
+            <w:tcW w:type="dxa" w:w="3408"/>
+          </w:tcPr>
+          <w:p>
+            <w:r>
+              <w:t>0–7: recall and prerequisite; 7–15: inspect the concrete case and predict; 15–30: teacher models the worked trace; 30–40: learners explain a step using the text and visual; 40–45: check the core idea.</w:t>
+            </w:r>
+          </w:p>
+        </w:tc>
+        <w:tc>
+          <w:tcPr>
+            <w:tcW w:type="dxa" w:w="3408"/>
+          </w:tcPr>
+          <w:p>
+            <w:r>
+              <w:t>Sections 1–6; record the brief recall in the workbook.</w:t>
+            </w:r>
+          </w:p>
+        </w:tc>
+      </w:tr>
+      <w:tr>
+        <w:tc>
+          <w:tcPr>
+            <w:tcW w:type="dxa" w:w="3408"/>
+          </w:tcPr>
+          <w:p>
+            <w:r>
+              <w:t>Session 2 · Practise · 45 min</w:t>
+            </w:r>
+          </w:p>
+        </w:tc>
+        <w:tc>
+          <w:tcPr>
+            <w:tcW w:type="dxa" w:w="3408"/>
+          </w:tcPr>
+          <w:p>
+            <w:r>
+              <w:t>0–5: retrieve the procedure; 5–15: W2 completion practice; 15–23: explain and check with a partner; 23–30: each learner answers the misconception check; 30–40: targeted reteaching or a harder variation; 40–45: prepare the investigation.</w:t>
+            </w:r>
+          </w:p>
+        </w:tc>
+        <w:tc>
+          <w:tcPr>
+            <w:tcW w:type="dxa" w:w="3408"/>
+          </w:tcPr>
+          <w:p>
+            <w:r>
+              <w:t>Sections 7–10; use the matching workbook W2 and misconception check.</w:t>
+            </w:r>
+          </w:p>
+        </w:tc>
+      </w:tr>
+      <w:tr>
+        <w:tc>
+          <w:tcPr>
+            <w:tcW w:type="dxa" w:w="3408"/>
+          </w:tcPr>
+          <w:p>
+            <w:r>
+              <w:t>Session 3 · Investigate and transfer · 45 min</w:t>
+            </w:r>
+          </w:p>
+        </w:tc>
+        <w:tc>
+          <w:tcPr>
+            <w:tcW w:type="dxa" w:w="3408"/>
+          </w:tcPr>
+          <w:p>
+            <w:r>
+              <w:t>0–5: retrieve the decision rule; 5–20: investigate or trace; 20–30: start the independent case; 30–38: connect the project; 38–43: act on feedback; 43–45: plan the return check.</w:t>
+            </w:r>
+          </w:p>
+        </w:tc>
+        <w:tc>
+          <w:tcPr>
+            <w:tcW w:type="dxa" w:w="3408"/>
+          </w:tcPr>
+          <w:p>
+            <w:r>
+              <w:t>Sections 9 and 11–14. Give extra time to finish the full task set; use Section 15 when the week includes a coding lab.</w:t>
+            </w:r>
+          </w:p>
+        </w:tc>
+      </w:tr>
+    </w:tbl>
+    <w:p>
+      <w:r>
+        <w:t>Before class, solve the supported practice: Classify {"minutes": "5"} and {minutes: 5} as valid JSON text or malformed JSON.</w:t>
+      </w:r>
+    </w:p>
+    <w:p>
+      <w:r>
+        <w:t>Reasoned practice answer: The first is valid JSON but its minutes field fails the integer schema. The second is malformed because the key is not double-quoted.</w:t>
+      </w:r>
+    </w:p>
+    <w:p>
+      <w:r>
+        <w:t>Check every learner before discussion: Use the worked case for JSON and interface contracts. Proposed explanation: “A successful run proves the conclusion”. Decide whether this explanation is supported. Point to the step or supplied fact that decides; explain your repair if needed.</w:t>
+      </w:r>
+    </w:p>
+    <w:p>
+      <w:r>
+        <w:t>Misconception repair: An interface should state what happens for malformed text, wrong structure and invalid values. Do not expose raw private input in error messages. Use only the fictional records supplied for practice.</w:t>
+      </w:r>
+    </w:p>
+    <w:p>
+      <w:r>
+        <w:t>Support: read the exact case aloud, enlarge the labelled picture, supply input cards and model only the first deciding step. Accept a spoken explanation or drawing; retain the reasoning goal.</w:t>
+      </w:r>
+    </w:p>
+    <w:p>
+      <w:r>
+        <w:t>Extension: Replace 12 with the text "12". Require a prediction and a reason before comparing. Expected result: Reject the response under this strict contract. Reason: Digits inside quotes represent text, whereas portions requires an integer.</w:t>
+      </w:r>
+    </w:p>
+    <w:p>
+      <w:r>
+        <w:t>Independent assessment: withhold the reserved answer until the learner has attempted the new case. Record support separately from correctness.</w:t>
+      </w:r>
+    </w:p>
+    <w:tbl>
+      <w:tblPr>
+        <w:tblStyle w:val="LightShading-Accent1"/>
+        <w:tblW w:type="auto" w:w="0"/>
+        <w:tblLook w:firstColumn="1" w:firstRow="1" w:lastColumn="0" w:lastRow="0" w:noHBand="0" w:noVBand="1" w:val="04A0"/>
+      </w:tblPr>
+      <w:tblGrid>
+        <w:gridCol w:w="2556"/>
+        <w:gridCol w:w="2556"/>
+        <w:gridCol w:w="2556"/>
+        <w:gridCol w:w="2556"/>
+      </w:tblGrid>
+      <w:tr>
+        <w:trPr>
+          <w:tblHeader/>
+        </w:trPr>
+        <w:tc>
+          <w:tcPr>
+            <w:tcW w:type="dxa" w:w="2556"/>
+          </w:tcPr>
+          <w:p>
+            <w:r>
+              <w:t>Criterion</w:t>
+            </w:r>
+          </w:p>
+        </w:tc>
+        <w:tc>
+          <w:tcPr>
+            <w:tcW w:type="dxa" w:w="2556"/>
+          </w:tcPr>
+          <w:p>
+            <w:r>
+              <w:t>Not yet</w:t>
+            </w:r>
+          </w:p>
+        </w:tc>
+        <w:tc>
+          <w:tcPr>
+            <w:tcW w:type="dxa" w:w="2556"/>
+          </w:tcPr>
+          <w:p>
+            <w:r>
+              <w:t>With support</w:t>
+            </w:r>
+          </w:p>
+        </w:tc>
+        <w:tc>
+          <w:tcPr>
+            <w:tcW w:type="dxa" w:w="2556"/>
+          </w:tcPr>
+          <w:p>
+            <w:r>
+              <w:t>Independent</w:t>
+            </w:r>
+          </w:p>
+        </w:tc>
+      </w:tr>
+      <w:tr>
+        <w:tc>
+          <w:tcPr>
+            <w:tcW w:type="dxa" w:w="2556"/>
+          </w:tcPr>
+          <w:p>
+            <w:r>
+              <w:t>Explanation</w:t>
+            </w:r>
+          </w:p>
+        </w:tc>
+        <w:tc>
+          <w:tcPr>
+            <w:tcW w:type="dxa" w:w="2556"/>
+          </w:tcPr>
+          <w:p>
+            <w:r>
+              <w:t>Names an answer without a deciding fact</w:t>
+            </w:r>
+          </w:p>
+        </w:tc>
+        <w:tc>
+          <w:tcPr>
+            <w:tcW w:type="dxa" w:w="2556"/>
+          </w:tcPr>
+          <w:p>
+            <w:r>
+              <w:t>Uses a hint to link fact and decision</w:t>
+            </w:r>
+          </w:p>
+        </w:tc>
+        <w:tc>
+          <w:tcPr>
+            <w:tcW w:type="dxa" w:w="2556"/>
+          </w:tcPr>
+          <w:p>
+            <w:r>
+              <w:t>Explains the deciding fact in own words</w:t>
+            </w:r>
+          </w:p>
+        </w:tc>
+      </w:tr>
+      <w:tr>
+        <w:tc>
+          <w:tcPr>
+            <w:tcW w:type="dxa" w:w="2556"/>
+          </w:tcPr>
+          <w:p>
+            <w:r>
+              <w:t>Trace or test</w:t>
+            </w:r>
+          </w:p>
+        </w:tc>
+        <w:tc>
+          <w:tcPr>
+            <w:tcW w:type="dxa" w:w="2556"/>
+          </w:tcPr>
+          <w:p>
+            <w:r>
+              <w:t>Cannot connect input and result</w:t>
+            </w:r>
+          </w:p>
+        </w:tc>
+        <w:tc>
+          <w:tcPr>
+            <w:tcW w:type="dxa" w:w="2556"/>
+          </w:tcPr>
+          <w:p>
+            <w:r>
+              <w:t>Completes steps with prompts</w:t>
+            </w:r>
+          </w:p>
+        </w:tc>
+        <w:tc>
+          <w:tcPr>
+            <w:tcW w:type="dxa" w:w="2556"/>
+          </w:tcPr>
+          <w:p>
+            <w:r>
+              <w:t>Traces or tests a changed case accurately</w:t>
+            </w:r>
+          </w:p>
+        </w:tc>
+      </w:tr>
+      <w:tr>
+        <w:tc>
+          <w:tcPr>
+            <w:tcW w:type="dxa" w:w="2556"/>
+          </w:tcPr>
+          <w:p>
+            <w:r>
+              <w:t>Limits and revision</w:t>
+            </w:r>
+          </w:p>
+        </w:tc>
+        <w:tc>
+          <w:tcPr>
+            <w:tcW w:type="dxa" w:w="2556"/>
+          </w:tcPr>
+          <w:p>
+            <w:r>
+              <w:t>Claims more than evidence supports</w:t>
+            </w:r>
+          </w:p>
+        </w:tc>
+        <w:tc>
+          <w:tcPr>
+            <w:tcW w:type="dxa" w:w="2556"/>
+          </w:tcPr>
+          <w:p>
+            <w:r>
+              <w:t>Names a limit after a prompt</w:t>
+            </w:r>
+          </w:p>
+        </w:tc>
+        <w:tc>
+          <w:tcPr>
+            <w:tcW w:type="dxa" w:w="2556"/>
+          </w:tcPr>
+          <w:p>
+            <w:r>
+              <w:t>States a defensible limit and useful next test</w:t>
+            </w:r>
+          </w:p>
+        </w:tc>
+      </w:tr>
+    </w:tbl>
+    <w:p>
+      <w:r>
+        <w:t>Project checkpoint: Evaluate and revise. Compare with your starting method, explain errors and record a justified revision.</w:t>
+      </w:r>
+    </w:p>
+    <w:p>
+      <w:r>
+        <w:t>Use the weekly teacher answer for topic-specific reasoning. A saved progress tick is an activity record; judge mastery from the learner’s explanation and evidence.</w:t>
+      </w:r>
+    </w:p>
     <w:sectPr>
       <w:pgSz w:w="12240" w:h="15840"/>
       <w:pgMar w:top="936" w:right="1008" w:bottom="936" w:left="1008" w:header="720" w:footer="720" w:gutter="0"/>

--- a/downloads/teacher/ai-3-week-22.docx
+++ b/downloads/teacher/ai-3-week-22.docx
@@ -3186,6 +3186,39 @@
         <w:t>Use the weekly teacher answer for topic-specific reasoning. A saved progress tick is an activity record; judge mastery from the learner’s explanation and evidence.</w:t>
       </w:r>
     </w:p>
+    <w:p>
+      <w:pPr>
+        <w:pStyle w:val="Heading1"/>
+      </w:pPr>
+      <w:r>
+        <w:t>08. Use feedback, labs and repair paths</w:t>
+      </w:r>
+    </w:p>
+    <w:p>
+      <w:r>
+        <w:t>Use the two formative questions as supported practice, not as independent mastery scores. Discuss the deciding evidence rather than accepting a guessed selection.</w:t>
+      </w:r>
+    </w:p>
+    <w:p>
+      <w:r>
+        <w:t>The feedback comes from the reviewed public worked case. Do not reveal the separately reserved independent teacher answer until the learner has attempted that case.</w:t>
+      </w:r>
+    </w:p>
+    <w:p>
+      <w:r>
+        <w:t>Ask students to predict before running code. Preserve errors and actual outputs; collect a changed test and an explanation. The branch-boundary and indexing lessons deliberately include failure cases.</w:t>
+      </w:r>
+    </w:p>
+    <w:p>
+      <w:r>
+        <w:t>Use the earlier worked-explanation links to address a specific missing building block, then return to the current question. Adapt this suggestion after observing the learner; it is not an automatic diagnosis.</w:t>
+      </w:r>
+    </w:p>
+    <w:p>
+      <w:r>
+        <w:t>Collect the completed-work portfolio as evidence. Record support separately from correctness, and assess explanation, trace/test and limitations. Progress ticks and quiz selections alone do not establish mastery.</w:t>
+      </w:r>
+    </w:p>
     <w:sectPr>
       <w:pgSz w:w="12240" w:h="15840"/>
       <w:pgMar w:top="936" w:right="1008" w:bottom="936" w:left="1008" w:header="720" w:footer="720" w:gutter="0"/>

--- a/downloads/teacher/ai-3-week-22.docx
+++ b/downloads/teacher/ai-3-week-22.docx
@@ -29,6 +29,11 @@
       </w:r>
     </w:p>
     <w:p>
+      <w:r>
+        <w:t>Prepare Requests Responses and JSON: check the target, prerequisites, resources and adaptable teaching schedule.</w:t>
+      </w:r>
+    </w:p>
+    <w:p>
       <w:pPr>
         <w:pStyle w:val="Heading3"/>
       </w:pPr>
@@ -37,8 +42,26 @@
       </w:r>
     </w:p>
     <w:p>
-      <w:r>
-        <w:t>Primary target: Parse JSON into Python records</w:t>
+      <w:pPr>
+        <w:spacing w:line="336" w:lineRule="auto" w:after="180"/>
+      </w:pPr>
+      <w:r>
+        <w:rPr>
+          <w:b w:val="0"/>
+        </w:rPr>
+        <w:t xml:space="preserve">Primary target: Parse </w:t>
+      </w:r>
+      <w:r>
+        <w:rPr>
+          <w:b/>
+        </w:rPr>
+        <w:t>JSON</w:t>
+      </w:r>
+      <w:r>
+        <w:rPr>
+          <w:b w:val="0"/>
+        </w:rPr>
+        <w:t xml:space="preserve"> into Python records</w:t>
       </w:r>
     </w:p>
     <w:tbl>
@@ -185,8 +208,37 @@
       </w:tr>
     </w:tbl>
     <w:p>
-      <w:r>
-        <w:t>This is a starting allocation of 135 minutes, not a validated duration. Preserve all named topics. Schedule extra time for connected examples, the full investigation, independent cases and project building. Repeated copies of a case share one recorded attempt; they are not new evidence.</w:t>
+      <w:pPr>
+        <w:spacing w:line="336" w:lineRule="auto" w:after="180"/>
+      </w:pPr>
+      <w:r>
+        <w:rPr>
+          <w:b w:val="0"/>
+        </w:rPr>
+        <w:t>This is a starting allocation of 135 minutes, not a validated duration. Preserve all named topics. Schedule extra time for connected examples, the full investigation, independent cases and project building.</w:t>
+      </w:r>
+    </w:p>
+    <w:p>
+      <w:pPr>
+        <w:spacing w:line="336" w:lineRule="auto" w:after="180"/>
+      </w:pPr>
+      <w:r>
+        <w:rPr>
+          <w:b w:val="0"/>
+        </w:rPr>
+        <w:t xml:space="preserve">Repeated copies of a case share one recorded attempt; they are not new </w:t>
+      </w:r>
+      <w:r>
+        <w:rPr>
+          <w:b/>
+        </w:rPr>
+        <w:t>evidence</w:t>
+      </w:r>
+      <w:r>
+        <w:rPr>
+          <w:b w:val="0"/>
+        </w:rPr>
+        <w:t>.</w:t>
       </w:r>
     </w:p>
     <w:p>
@@ -206,18 +258,118 @@
       </w:r>
     </w:p>
     <w:p>
-      <w:r>
+      <w:pPr>
+        <w:spacing w:line="336" w:lineRule="auto" w:after="180"/>
+      </w:pPr>
+      <w:r>
+        <w:rPr>
+          <w:b w:val="0"/>
+        </w:rPr>
         <w:t>Without opening the old lesson, explain one key idea from Tools and APIs. Give an example and a mistake that the idea helps you avoid.</w:t>
       </w:r>
     </w:p>
     <w:p>
-      <w:r>
-        <w:t>Look for: Explain the mechanism and terminology of tools and api contracts</w:t>
-      </w:r>
-    </w:p>
-    <w:p>
-      <w:r>
-        <w:t>Reference example, not the only acceptable wording: Teacher explanation: Tools expose structured operations with input and output contracts. Generating a tool call is a proposal; validation and authorisation decide whether it executes. For lookup_room accept exactly room_id as a nonempty string; return found plus capacity or a not-found result. It is read-only. Reject unknown arguments and do not replace missing values with invented facts.</w:t>
+      <w:pPr>
+        <w:spacing w:line="336" w:lineRule="auto" w:after="180"/>
+      </w:pPr>
+      <w:r>
+        <w:rPr>
+          <w:b w:val="0"/>
+        </w:rPr>
+        <w:t xml:space="preserve">Look for: Explain the </w:t>
+      </w:r>
+      <w:r>
+        <w:rPr>
+          <w:b/>
+        </w:rPr>
+        <w:t>mechanism</w:t>
+      </w:r>
+      <w:r>
+        <w:rPr>
+          <w:b w:val="0"/>
+        </w:rPr>
+        <w:t xml:space="preserve"> and terminology of tools and api </w:t>
+      </w:r>
+      <w:r>
+        <w:rPr>
+          <w:b/>
+        </w:rPr>
+        <w:t>contract</w:t>
+      </w:r>
+      <w:r>
+        <w:rPr>
+          <w:b w:val="0"/>
+        </w:rPr>
+        <w:t>s</w:t>
+      </w:r>
+    </w:p>
+    <w:p>
+      <w:pPr>
+        <w:spacing w:line="336" w:lineRule="auto" w:after="180"/>
+      </w:pPr>
+      <w:r>
+        <w:rPr>
+          <w:b w:val="0"/>
+        </w:rPr>
+        <w:t xml:space="preserve">Reference example, not the only acceptable wording: Teacher explanation: Tools expose structured operations with </w:t>
+      </w:r>
+      <w:r>
+        <w:rPr>
+          <w:b/>
+        </w:rPr>
+        <w:t>input</w:t>
+      </w:r>
+      <w:r>
+        <w:rPr>
+          <w:b w:val="0"/>
+        </w:rPr>
+        <w:t xml:space="preserve"> and </w:t>
+      </w:r>
+      <w:r>
+        <w:rPr>
+          <w:b/>
+        </w:rPr>
+        <w:t>output</w:t>
+      </w:r>
+      <w:r>
+        <w:rPr>
+          <w:b w:val="0"/>
+        </w:rPr>
+        <w:t xml:space="preserve"> </w:t>
+      </w:r>
+      <w:r>
+        <w:rPr>
+          <w:b/>
+        </w:rPr>
+        <w:t>contract</w:t>
+      </w:r>
+      <w:r>
+        <w:rPr>
+          <w:b w:val="0"/>
+        </w:rPr>
+        <w:t>s.</w:t>
+      </w:r>
+    </w:p>
+    <w:p>
+      <w:pPr>
+        <w:spacing w:line="336" w:lineRule="auto" w:after="180"/>
+      </w:pPr>
+      <w:r>
+        <w:rPr>
+          <w:b w:val="0"/>
+        </w:rPr>
+        <w:t>Generating a tool call is a proposal; validation and authorisation decide whether it executes. For lookup_room accept exactly room_id as a nonempty string; return found plus capacity or a not-found result. It is read-only.</w:t>
+      </w:r>
+    </w:p>
+    <w:p>
+      <w:pPr>
+        <w:spacing w:line="336" w:lineRule="auto" w:after="180"/>
+      </w:pPr>
+      <w:r>
+        <w:rPr>
+          <w:b w:val="0"/>
+        </w:rPr>
+        <w:t>Reject unknown arguments and do not replace missing values with invented facts.</w:t>
       </w:r>
     </w:p>
     <w:p>
@@ -229,18 +381,118 @@
       </w:r>
     </w:p>
     <w:p>
-      <w:r>
+      <w:pPr>
+        <w:spacing w:line="336" w:lineRule="auto" w:after="180"/>
+      </w:pPr>
+      <w:r>
+        <w:rPr>
+          <w:b w:val="0"/>
+        </w:rPr>
         <w:t>Without opening the old lesson, explain one key idea from User Need and AI Contribution. Give an example and a mistake that the idea helps you avoid.</w:t>
       </w:r>
     </w:p>
     <w:p>
-      <w:r>
-        <w:t>Look for: Explain the mechanism and terminology of capstone requirements and corpus</w:t>
-      </w:r>
-    </w:p>
-    <w:p>
-      <w:r>
-        <w:t>Reference example, not the only acceptable wording: Teacher explanation: A grounded-assistant capstone begins with bounded requirements and a versioned permitted corpus. A baseline can be a manual lookup process using the same evidence. Specify the user question, source authority, access, output/fallback contract and evaluation plan. Freeze corpus IDs and split cases before implementation. Keep teacher material out of student retrieval.</w:t>
+      <w:pPr>
+        <w:spacing w:line="336" w:lineRule="auto" w:after="180"/>
+      </w:pPr>
+      <w:r>
+        <w:rPr>
+          <w:b w:val="0"/>
+        </w:rPr>
+        <w:t xml:space="preserve">Look for: Explain the </w:t>
+      </w:r>
+      <w:r>
+        <w:rPr>
+          <w:b/>
+        </w:rPr>
+        <w:t>mechanism</w:t>
+      </w:r>
+      <w:r>
+        <w:rPr>
+          <w:b w:val="0"/>
+        </w:rPr>
+        <w:t xml:space="preserve"> and terminology of capstone requirements and corpus</w:t>
+      </w:r>
+    </w:p>
+    <w:p>
+      <w:pPr>
+        <w:spacing w:line="336" w:lineRule="auto" w:after="180"/>
+      </w:pPr>
+      <w:r>
+        <w:rPr>
+          <w:b w:val="0"/>
+        </w:rPr>
+        <w:t>Reference example, not the only acceptable wording: Teacher explanation: A grounded-assistant capstone begins with bounded requirements and a versioned permitted corpus.</w:t>
+      </w:r>
+    </w:p>
+    <w:p>
+      <w:pPr>
+        <w:spacing w:line="336" w:lineRule="auto" w:after="180"/>
+      </w:pPr>
+      <w:r>
+        <w:rPr>
+          <w:b w:val="0"/>
+        </w:rPr>
+        <w:t xml:space="preserve">A baseline can be a manual lookup </w:t>
+      </w:r>
+      <w:r>
+        <w:rPr>
+          <w:b/>
+        </w:rPr>
+        <w:t>process</w:t>
+      </w:r>
+      <w:r>
+        <w:rPr>
+          <w:b w:val="0"/>
+        </w:rPr>
+        <w:t xml:space="preserve"> using the same </w:t>
+      </w:r>
+      <w:r>
+        <w:rPr>
+          <w:b/>
+        </w:rPr>
+        <w:t>evidence</w:t>
+      </w:r>
+      <w:r>
+        <w:rPr>
+          <w:b w:val="0"/>
+        </w:rPr>
+        <w:t xml:space="preserve">. Specify the user question, source authority, access, </w:t>
+      </w:r>
+      <w:r>
+        <w:rPr>
+          <w:b/>
+        </w:rPr>
+        <w:t>output</w:t>
+      </w:r>
+      <w:r>
+        <w:rPr>
+          <w:b w:val="0"/>
+        </w:rPr>
+        <w:t xml:space="preserve">/fallback </w:t>
+      </w:r>
+      <w:r>
+        <w:rPr>
+          <w:b/>
+        </w:rPr>
+        <w:t>contract</w:t>
+      </w:r>
+      <w:r>
+        <w:rPr>
+          <w:b w:val="0"/>
+        </w:rPr>
+        <w:t xml:space="preserve"> and evaluation plan. Freeze corpus IDs and split cases before implementation.</w:t>
+      </w:r>
+    </w:p>
+    <w:p>
+      <w:pPr>
+        <w:spacing w:line="336" w:lineRule="auto" w:after="180"/>
+      </w:pPr>
+      <w:r>
+        <w:rPr>
+          <w:b w:val="0"/>
+        </w:rPr>
+        <w:t>Keep teacher material out of student retrieval.</w:t>
       </w:r>
     </w:p>
     <w:p>
@@ -252,22 +504,69 @@
       </w:r>
     </w:p>
     <w:p>
-      <w:r>
+      <w:pPr>
+        <w:spacing w:line="336" w:lineRule="auto" w:after="180"/>
+      </w:pPr>
+      <w:r>
+        <w:rPr>
+          <w:b w:val="0"/>
+        </w:rPr>
         <w:t>Without opening the old lesson, explain one key idea from Verify Numbers and Dates. Give an example and a mistake that the idea helps you avoid.</w:t>
       </w:r>
     </w:p>
     <w:p>
-      <w:r>
-        <w:t>Look for: Explain the mechanism and terminology of claim support and citation evaluation</w:t>
-      </w:r>
-    </w:p>
-    <w:p>
-      <w:r>
-        <w:t>Reference example, not the only acceptable wording: Teacher explanation: Citation evaluation checks source existence, exact passage support and coverage of answer claims. A real citation can still be irrelevant. For this classroom rubric count a claim as supported only when its cited passage entails it. Separately count correct citation links. Use the number of factual claims as the support denominator.</w:t>
-      </w:r>
-    </w:p>
-    <w:p>
-      <w:r>
+      <w:pPr>
+        <w:spacing w:line="336" w:lineRule="auto" w:after="180"/>
+      </w:pPr>
+      <w:r>
+        <w:rPr>
+          <w:b w:val="0"/>
+        </w:rPr>
+        <w:t xml:space="preserve">Look for: Explain the </w:t>
+      </w:r>
+      <w:r>
+        <w:rPr>
+          <w:b/>
+        </w:rPr>
+        <w:t>mechanism</w:t>
+      </w:r>
+      <w:r>
+        <w:rPr>
+          <w:b w:val="0"/>
+        </w:rPr>
+        <w:t xml:space="preserve"> and terminology of claim support and citation evaluation</w:t>
+      </w:r>
+    </w:p>
+    <w:p>
+      <w:pPr>
+        <w:spacing w:line="336" w:lineRule="auto" w:after="180"/>
+      </w:pPr>
+      <w:r>
+        <w:rPr>
+          <w:b w:val="0"/>
+        </w:rPr>
+        <w:t>Reference example, not the only acceptable wording: Teacher explanation: Citation evaluation checks source existence, exact passage support and coverage of answer claims. A real citation can still be irrelevant.</w:t>
+      </w:r>
+    </w:p>
+    <w:p>
+      <w:pPr>
+        <w:spacing w:line="336" w:lineRule="auto" w:after="180"/>
+      </w:pPr>
+      <w:r>
+        <w:rPr>
+          <w:b w:val="0"/>
+        </w:rPr>
+        <w:t>For this classroom rubric count a claim as supported only when its cited passage entails it. Separately count correct citation links. Use the number of factual claims as the support denominator.</w:t>
+      </w:r>
+    </w:p>
+    <w:p>
+      <w:pPr>
+        <w:spacing w:line="336" w:lineRule="auto" w:after="180"/>
+      </w:pPr>
+      <w:r>
+        <w:rPr>
+          <w:b w:val="0"/>
+        </w:rPr>
         <w:t>Use the student module and workbook section with this exact week title. The worked case, independent question and answers below form one aligned lesson sequence.</w:t>
       </w:r>
     </w:p>
@@ -280,8 +579,44 @@
       </w:r>
     </w:p>
     <w:p>
-      <w:r>
-        <w:t>Request id=7 returns status=200 and {"id":8,"pages":90}. Explain why a successful status is insufficient and specify the handling.</w:t>
+      <w:pPr>
+        <w:spacing w:line="336" w:lineRule="auto" w:after="180"/>
+      </w:pPr>
+      <w:r>
+        <w:rPr>
+          <w:b/>
+        </w:rPr>
+        <w:t>Request</w:t>
+      </w:r>
+      <w:r>
+        <w:rPr>
+          <w:b w:val="0"/>
+        </w:rPr>
+        <w:t xml:space="preserve"> id=7 returns </w:t>
+      </w:r>
+      <w:r>
+        <w:rPr>
+          <w:b/>
+        </w:rPr>
+        <w:t>status</w:t>
+      </w:r>
+      <w:r>
+        <w:rPr>
+          <w:b w:val="0"/>
+        </w:rPr>
+        <w:t xml:space="preserve">=200 and {"id":8,"pages":90}. Explain why a successful </w:t>
+      </w:r>
+      <w:r>
+        <w:rPr>
+          <w:b/>
+        </w:rPr>
+        <w:t>status</w:t>
+      </w:r>
+      <w:r>
+        <w:rPr>
+          <w:b w:val="0"/>
+        </w:rPr>
+        <w:t xml:space="preserve"> is insufficient and specify the handling.</w:t>
       </w:r>
     </w:p>
     <w:p>
@@ -293,8 +628,44 @@
       </w:r>
     </w:p>
     <w:p>
-      <w:r>
-        <w:t>Week 22: Requests, Responses, and JSON</w:t>
+      <w:pPr>
+        <w:spacing w:line="336" w:lineRule="auto" w:after="180"/>
+      </w:pPr>
+      <w:r>
+        <w:rPr>
+          <w:b w:val="0"/>
+        </w:rPr>
+        <w:t xml:space="preserve">Week 22: </w:t>
+      </w:r>
+      <w:r>
+        <w:rPr>
+          <w:b/>
+        </w:rPr>
+        <w:t>Request</w:t>
+      </w:r>
+      <w:r>
+        <w:rPr>
+          <w:b w:val="0"/>
+        </w:rPr>
+        <w:t xml:space="preserve">s, </w:t>
+      </w:r>
+      <w:r>
+        <w:rPr>
+          <w:b/>
+        </w:rPr>
+        <w:t>Response</w:t>
+      </w:r>
+      <w:r>
+        <w:rPr>
+          <w:b w:val="0"/>
+        </w:rPr>
+        <w:t xml:space="preserve">s, and </w:t>
+      </w:r>
+      <w:r>
+        <w:rPr>
+          <w:b/>
+        </w:rPr>
+        <w:t>JSON</w:t>
       </w:r>
     </w:p>
     <w:tbl>
@@ -430,12 +801,38 @@
       </w:r>
     </w:p>
     <w:p>
-      <w:r>
+      <w:pPr>
+        <w:spacing w:line="336" w:lineRule="auto" w:after="180"/>
+      </w:pPr>
+      <w:r>
+        <w:rPr>
+          <w:b w:val="0"/>
+        </w:rPr>
         <w:t>Use the supplied scenario, student illustrations and blank paper. For numeric work, offer counters or a calculator after learners show the setup. Fictional records are supplied; personal data and paid accounts are unnecessary.</w:t>
       </w:r>
     </w:p>
     <w:p>
-      <w:r>
+      <w:pPr>
+        <w:pStyle w:val="Heading3"/>
+      </w:pPr>
+      <w:r>
+        <w:t>Alternative compact allocation</w:t>
+      </w:r>
+    </w:p>
+    <w:p>
+      <w:r>
+        <w:t>This compact option is not the full-week schedule. Use the main teaching cycle and allow extra sessions for the investigation, independent work and project.</w:t>
+      </w:r>
+    </w:p>
+    <w:p>
+      <w:pPr>
+        <w:spacing w:line="336" w:lineRule="auto" w:after="180"/>
+        <w:shd w:fill="F1F6F8"/>
+      </w:pPr>
+      <w:r>
+        <w:rPr>
+          <w:b w:val="0"/>
+        </w:rPr>
         <w:t>Allow 80 minutes: recall 8; explanation 12; worked demonstration 15; guided practice 20; independent assessment 15; project and reflection 10. Extend the lab into a second session when needed.</w:t>
       </w:r>
     </w:p>
@@ -448,8 +845,121 @@
       </w:r>
     </w:p>
     <w:p>
-      <w:r>
-        <w:t>Teach Week 26 as a two-session investigation using fictional data. A fictional activity service supplies JSON text. The input contract is a JSON object with name text and minutes an integer from 0 through 60. The output contract will be a record with accepted and minutes fields. Parsing valid JSON is only the first step. Assess the three stated outcomes through the independent task, not by copying the worked result.</w:t>
+      <w:pPr>
+        <w:spacing w:line="336" w:lineRule="auto" w:after="180"/>
+      </w:pPr>
+      <w:r>
+        <w:rPr>
+          <w:b w:val="0"/>
+        </w:rPr>
+        <w:t xml:space="preserve">Teach Week 26 as a two-session investigation using fictional data. A fictional activity service supplies </w:t>
+      </w:r>
+      <w:r>
+        <w:rPr>
+          <w:b/>
+        </w:rPr>
+        <w:t>JSON</w:t>
+      </w:r>
+      <w:r>
+        <w:rPr>
+          <w:b w:val="0"/>
+        </w:rPr>
+        <w:t xml:space="preserve"> text. The </w:t>
+      </w:r>
+      <w:r>
+        <w:rPr>
+          <w:b/>
+        </w:rPr>
+        <w:t>input</w:t>
+      </w:r>
+      <w:r>
+        <w:rPr>
+          <w:b w:val="0"/>
+        </w:rPr>
+        <w:t xml:space="preserve"> </w:t>
+      </w:r>
+      <w:r>
+        <w:rPr>
+          <w:b/>
+        </w:rPr>
+        <w:t>contract</w:t>
+      </w:r>
+      <w:r>
+        <w:rPr>
+          <w:b w:val="0"/>
+        </w:rPr>
+        <w:t xml:space="preserve"> is a </w:t>
+      </w:r>
+      <w:r>
+        <w:rPr>
+          <w:b/>
+        </w:rPr>
+        <w:t>JSON object</w:t>
+      </w:r>
+      <w:r>
+        <w:rPr>
+          <w:b w:val="0"/>
+        </w:rPr>
+        <w:t xml:space="preserve"> with name text and minutes an integer from 0 through 60.</w:t>
+      </w:r>
+    </w:p>
+    <w:p>
+      <w:pPr>
+        <w:spacing w:line="336" w:lineRule="auto" w:after="180"/>
+      </w:pPr>
+      <w:r>
+        <w:rPr>
+          <w:b w:val="0"/>
+        </w:rPr>
+        <w:t xml:space="preserve">The </w:t>
+      </w:r>
+      <w:r>
+        <w:rPr>
+          <w:b/>
+        </w:rPr>
+        <w:t>output</w:t>
+      </w:r>
+      <w:r>
+        <w:rPr>
+          <w:b w:val="0"/>
+        </w:rPr>
+        <w:t xml:space="preserve"> </w:t>
+      </w:r>
+      <w:r>
+        <w:rPr>
+          <w:b/>
+        </w:rPr>
+        <w:t>contract</w:t>
+      </w:r>
+      <w:r>
+        <w:rPr>
+          <w:b w:val="0"/>
+        </w:rPr>
+        <w:t xml:space="preserve"> will be a record with accepted and minutes fields. </w:t>
+      </w:r>
+      <w:r>
+        <w:rPr>
+          <w:b/>
+        </w:rPr>
+        <w:t>Parsing</w:t>
+      </w:r>
+      <w:r>
+        <w:rPr>
+          <w:b w:val="0"/>
+        </w:rPr>
+        <w:t xml:space="preserve"> valid </w:t>
+      </w:r>
+      <w:r>
+        <w:rPr>
+          <w:b/>
+        </w:rPr>
+        <w:t>JSON</w:t>
+      </w:r>
+      <w:r>
+        <w:rPr>
+          <w:b w:val="0"/>
+        </w:rPr>
+        <w:t xml:space="preserve"> is only the first step. Assess the three stated outcomes through the independent task, not by copying the worked result.</w:t>
       </w:r>
     </w:p>
     <w:p>
@@ -461,23 +971,59 @@
       </w:r>
     </w:p>
     <w:p>
-      <w:r>
+      <w:pPr>
+        <w:spacing w:line="336" w:lineRule="auto" w:after="180"/>
+      </w:pPr>
+      <w:r>
+        <w:rPr>
+          <w:b w:val="0"/>
+        </w:rPr>
         <w:t>Reading obtains characters; validation checks whether their meaning and values satisfy rules.</w:t>
       </w:r>
     </w:p>
     <w:p>
-      <w:r>
+      <w:pPr>
+        <w:spacing w:line="336" w:lineRule="auto" w:after="180"/>
+      </w:pPr>
+      <w:r>
+        <w:rPr>
+          <w:b w:val="0"/>
+        </w:rPr>
         <w:t>Python 3 editor with a fresh local practice file</w:t>
       </w:r>
     </w:p>
     <w:p>
-      <w:r>
+      <w:pPr>
+        <w:spacing w:line="336" w:lineRule="auto" w:after="180"/>
+      </w:pPr>
+      <w:r>
+        <w:rPr>
+          <w:b w:val="0"/>
+        </w:rPr>
         <w:t>Paper trace table and the student workbook</w:t>
       </w:r>
     </w:p>
     <w:p>
-      <w:r>
-        <w:t>Fictional input records from this lesson; no real student identifiers</w:t>
+      <w:pPr>
+        <w:spacing w:line="336" w:lineRule="auto" w:after="180"/>
+      </w:pPr>
+      <w:r>
+        <w:rPr>
+          <w:b w:val="0"/>
+        </w:rPr>
+        <w:t xml:space="preserve">Fictional </w:t>
+      </w:r>
+      <w:r>
+        <w:rPr>
+          <w:b/>
+        </w:rPr>
+        <w:t>input</w:t>
+      </w:r>
+      <w:r>
+        <w:rPr>
+          <w:b w:val="0"/>
+        </w:rPr>
+        <w:t xml:space="preserve"> records from this lesson; no real student identifiers</w:t>
       </w:r>
     </w:p>
     <w:p>
@@ -489,12 +1035,60 @@
       </w:r>
     </w:p>
     <w:p>
-      <w:r>
-        <w:t>By the end, I can explain requests responses and json using a traced example and a stated limitation.</w:t>
-      </w:r>
-    </w:p>
-    <w:p>
-      <w:r>
+      <w:pPr>
+        <w:spacing w:line="336" w:lineRule="auto" w:after="180"/>
+      </w:pPr>
+      <w:r>
+        <w:rPr>
+          <w:b w:val="0"/>
+        </w:rPr>
+        <w:t xml:space="preserve">By the end, I can explain </w:t>
+      </w:r>
+      <w:r>
+        <w:rPr>
+          <w:b/>
+        </w:rPr>
+        <w:t>request</w:t>
+      </w:r>
+      <w:r>
+        <w:rPr>
+          <w:b w:val="0"/>
+        </w:rPr>
+        <w:t xml:space="preserve">s </w:t>
+      </w:r>
+      <w:r>
+        <w:rPr>
+          <w:b/>
+        </w:rPr>
+        <w:t>response</w:t>
+      </w:r>
+      <w:r>
+        <w:rPr>
+          <w:b w:val="0"/>
+        </w:rPr>
+        <w:t xml:space="preserve">s and </w:t>
+      </w:r>
+      <w:r>
+        <w:rPr>
+          <w:b/>
+        </w:rPr>
+        <w:t>json</w:t>
+      </w:r>
+      <w:r>
+        <w:rPr>
+          <w:b w:val="0"/>
+        </w:rPr>
+        <w:t xml:space="preserve"> using a traced example and a stated limitation.</w:t>
+      </w:r>
+    </w:p>
+    <w:p>
+      <w:pPr>
+        <w:spacing w:line="336" w:lineRule="auto" w:after="180"/>
+      </w:pPr>
+      <w:r>
+        <w:rPr>
+          <w:b w:val="0"/>
+        </w:rPr>
         <w:t>This added worked case illustrates the week’s main idea. Retain all original and connected topics; schedule its practice within the teaching cycle.</w:t>
       </w:r>
     </w:p>
@@ -507,61 +1101,227 @@
       </w:r>
     </w:p>
     <w:p>
+      <w:r>
+        <w:t>Model Requests Responses and JSON using the supplied case, labelled mechanism and reasoning. Make the scope of each conclusion explicit.</w:t>
+      </w:r>
+    </w:p>
+    <w:p>
+      <w:pPr>
+        <w:spacing w:line="336" w:lineRule="auto" w:after="180"/>
+      </w:pPr>
+      <w:r>
+        <w:rPr>
+          <w:b/>
+        </w:rPr>
+        <w:t>Input</w:t>
+      </w:r>
+      <w:r>
+        <w:rPr>
+          <w:b w:val="0"/>
+        </w:rPr>
+        <w:t xml:space="preserve"> → </w:t>
+      </w:r>
+      <w:r>
+        <w:rPr>
+          <w:b/>
+        </w:rPr>
+        <w:t>Process</w:t>
+      </w:r>
+      <w:r>
+        <w:rPr>
+          <w:b w:val="0"/>
+        </w:rPr>
+        <w:t xml:space="preserve"> → </w:t>
+      </w:r>
+      <w:r>
+        <w:rPr>
+          <w:b/>
+        </w:rPr>
+        <w:t>Output</w:t>
+      </w:r>
+    </w:p>
+    <w:p>
+      <w:pPr>
+        <w:spacing w:line="336" w:lineRule="auto" w:after="180"/>
+      </w:pPr>
+      <w:r>
+        <w:rPr>
+          <w:b w:val="0"/>
+        </w:rPr>
+        <w:t>Trace the information. At each stage, ask what changed and how you could test it.</w:t>
+      </w:r>
+    </w:p>
+    <w:p>
+      <w:pPr>
+        <w:spacing w:line="336" w:lineRule="auto" w:after="180"/>
+      </w:pPr>
+      <w:r>
+        <w:rPr>
+          <w:b w:val="0"/>
+        </w:rPr>
+        <w:t>Which stage could fail even when the other two are correct? Explain:</w:t>
+      </w:r>
+    </w:p>
+    <w:p>
+      <w:pPr>
+        <w:spacing w:line="336" w:lineRule="auto" w:after="180"/>
+      </w:pPr>
+      <w:r>
+        <w:rPr>
+          <w:b w:val="0"/>
+        </w:rPr>
+        <w:t xml:space="preserve">Predict first. Then check each step. A correct answer without visible reasoning is incomplete </w:t>
+      </w:r>
+      <w:r>
+        <w:rPr>
+          <w:b/>
+        </w:rPr>
+        <w:t>evidence</w:t>
+      </w:r>
+      <w:r>
+        <w:rPr>
+          <w:b w:val="0"/>
+        </w:rPr>
+        <w:t>.</w:t>
+      </w:r>
+    </w:p>
+    <w:p>
+      <w:pPr>
+        <w:spacing w:line="336" w:lineRule="auto" w:after="180"/>
+        <w:shd w:fill="F4F9FC"/>
+      </w:pPr>
+      <w:r>
+        <w:rPr>
+          <w:b w:val="0"/>
+        </w:rPr>
+        <w:t xml:space="preserve">1. </w:t>
+      </w:r>
+      <w:r>
+        <w:rPr>
+          <w:b/>
+        </w:rPr>
+        <w:t>Request</w:t>
+      </w:r>
+      <w:r>
+        <w:rPr>
+          <w:b w:val="0"/>
+        </w:rPr>
+        <w:t xml:space="preserve"> requires question:text and source_ids:list.</w:t>
+      </w:r>
+    </w:p>
+    <w:p>
+      <w:pPr>
+        <w:spacing w:line="336" w:lineRule="auto" w:after="180"/>
+        <w:shd w:fill="F4F9FC"/>
+      </w:pPr>
+      <w:r>
+        <w:rPr>
+          <w:b w:val="0"/>
+        </w:rPr>
+        <w:t xml:space="preserve">2. </w:t>
+      </w:r>
+      <w:r>
+        <w:rPr>
+          <w:b/>
+        </w:rPr>
+        <w:t>Response</w:t>
+      </w:r>
+      <w:r>
+        <w:rPr>
+          <w:b w:val="0"/>
+        </w:rPr>
+        <w:t xml:space="preserve"> requires answer:text, citations:list, </w:t>
+      </w:r>
+      <w:r>
+        <w:rPr>
+          <w:b/>
+        </w:rPr>
+        <w:t>status</w:t>
+      </w:r>
+      <w:r>
+        <w:rPr>
+          <w:b w:val="0"/>
+        </w:rPr>
+        <w:t>:text.</w:t>
+      </w:r>
+    </w:p>
+    <w:p>
+      <w:pPr>
+        <w:spacing w:line="336" w:lineRule="auto" w:after="180"/>
+        <w:shd w:fill="F4F9FC"/>
+      </w:pPr>
+      <w:r>
+        <w:rPr>
+          <w:b w:val="0"/>
+        </w:rPr>
+        <w:t>3. Missing citations or wrong source_ids type fails validation.</w:t>
+      </w:r>
+    </w:p>
+    <w:p>
+      <w:pPr>
+        <w:spacing w:line="336" w:lineRule="auto" w:after="180"/>
+        <w:shd w:fill="F4F9FC"/>
+      </w:pPr>
+      <w:r>
+        <w:rPr>
+          <w:b w:val="0"/>
+        </w:rPr>
+        <w:t xml:space="preserve">4. Error </w:t>
+      </w:r>
+      <w:r>
+        <w:rPr>
+          <w:b/>
+        </w:rPr>
+        <w:t>response</w:t>
+      </w:r>
+      <w:r>
+        <w:rPr>
+          <w:b w:val="0"/>
+        </w:rPr>
+        <w:t xml:space="preserve"> should state code, message, and safe next step.</w:t>
+      </w:r>
+    </w:p>
+    <w:p>
+      <w:pPr>
+        <w:spacing w:line="336" w:lineRule="auto" w:after="180"/>
+      </w:pPr>
+      <w:r>
+        <w:rPr>
+          <w:b w:val="0"/>
+        </w:rPr>
+        <w:t>Recalculate, retrace, or restate the reasoning in your own representation:</w:t>
+      </w:r>
+    </w:p>
+    <w:p>
+      <w:pPr>
+        <w:spacing w:line="336" w:lineRule="auto" w:after="180"/>
+        <w:shd w:fill="F5F1FB"/>
+      </w:pPr>
+      <w:r>
+        <w:rPr>
+          <w:b w:val="0"/>
+        </w:rPr>
+        <w:t xml:space="preserve">CHECK Did the </w:t>
+      </w:r>
+      <w:r>
+        <w:rPr>
+          <w:b/>
+        </w:rPr>
+        <w:t>evidence</w:t>
+      </w:r>
+      <w:r>
+        <w:rPr>
+          <w:b w:val="0"/>
+        </w:rPr>
+        <w:t xml:space="preserve"> answer the exact question? Did the total, path, or source record stay consistent?</w:t>
+      </w:r>
+    </w:p>
+    <w:p>
       <w:pPr>
         <w:pStyle w:val="Heading3"/>
       </w:pPr>
       <w:r>
-        <w:t>Explain the mechanism</w:t>
-      </w:r>
-    </w:p>
-    <w:p>
-      <w:r>
-        <w:t>Input → Process → Output</w:t>
-      </w:r>
-    </w:p>
-    <w:p>
-      <w:r>
-        <w:t>Trace the information. At each stage, ask what changed and how you could test it.</w:t>
-      </w:r>
-    </w:p>
-    <w:p>
-      <w:r>
-        <w:t>Which stage could fail even when the other two are correct? Explain:</w:t>
-      </w:r>
-    </w:p>
-    <w:p>
-      <w:r>
-        <w:t>Predict first. Then check each step. A correct answer without visible reasoning is incomplete evidence.</w:t>
-      </w:r>
-    </w:p>
-    <w:p>
-      <w:r>
-        <w:t>1. Request requires question:text and source_ids:list.</w:t>
-      </w:r>
-    </w:p>
-    <w:p>
-      <w:r>
-        <w:t>2. Response requires answer:text, citations:list, status:text.</w:t>
-      </w:r>
-    </w:p>
-    <w:p>
-      <w:r>
-        <w:t>3. Missing citations or wrong source_ids type fails validation.</w:t>
-      </w:r>
-    </w:p>
-    <w:p>
-      <w:r>
-        <w:t>4. Error response should state code, message, and safe next step.</w:t>
-      </w:r>
-    </w:p>
-    <w:p>
-      <w:r>
-        <w:t>Recalculate, retrace, or restate the reasoning in your own representation:</w:t>
-      </w:r>
-    </w:p>
-    <w:p>
-      <w:r>
-        <w:t>CHECK Did the evidence answer the exact question? Did the total, path, or source record stay consistent?</w:t>
+        <w:t>Concrete teaching case</w:t>
       </w:r>
     </w:p>
     <w:p>
@@ -569,16 +1329,72 @@
         <w:pStyle w:val="Heading3"/>
       </w:pPr>
       <w:r>
-        <w:t>Concrete teaching case</w:t>
-      </w:r>
-    </w:p>
-    <w:p>
-      <w:r>
-        <w:t>Request is for B7; response is {"id":"B7","pages":120}. Another response has malformed JSON.</w:t>
-      </w:r>
-    </w:p>
-    <w:p>
-      <w:r>
+        <w:t>The teaching case</w:t>
+      </w:r>
+    </w:p>
+    <w:p>
+      <w:pPr>
+        <w:spacing w:line="336" w:lineRule="auto" w:after="180"/>
+        <w:shd w:fill="F1F6FC"/>
+      </w:pPr>
+      <w:r>
+        <w:rPr>
+          <w:b/>
+        </w:rPr>
+        <w:t>Request</w:t>
+      </w:r>
+      <w:r>
+        <w:rPr>
+          <w:b w:val="0"/>
+        </w:rPr>
+        <w:t xml:space="preserve"> is for B7; </w:t>
+      </w:r>
+      <w:r>
+        <w:rPr>
+          <w:b/>
+        </w:rPr>
+        <w:t>response</w:t>
+      </w:r>
+      <w:r>
+        <w:rPr>
+          <w:b w:val="0"/>
+        </w:rPr>
+        <w:t xml:space="preserve"> is {"id":"B7","pages":120}. Another </w:t>
+      </w:r>
+      <w:r>
+        <w:rPr>
+          <w:b/>
+        </w:rPr>
+        <w:t>response</w:t>
+      </w:r>
+      <w:r>
+        <w:rPr>
+          <w:b w:val="0"/>
+        </w:rPr>
+        <w:t xml:space="preserve"> has malformed </w:t>
+      </w:r>
+      <w:r>
+        <w:rPr>
+          <w:b/>
+        </w:rPr>
+        <w:t>JSON</w:t>
+      </w:r>
+      <w:r>
+        <w:rPr>
+          <w:b w:val="0"/>
+        </w:rPr>
+        <w:t>.</w:t>
+      </w:r>
+    </w:p>
+    <w:p>
+      <w:pPr>
+        <w:spacing w:line="336" w:lineRule="auto" w:after="180"/>
+        <w:shd w:fill="F5F1FB"/>
+      </w:pPr>
+      <w:r>
+        <w:rPr>
+          <w:b w:val="0"/>
+        </w:rPr>
         <w:t>What checks precede use?</w:t>
       </w:r>
     </w:p>
@@ -591,26 +1407,263 @@
       </w:r>
     </w:p>
     <w:p>
-      <w:r>
-        <w:t>Request success, JSON validity, matching id, required fields and numeric type. Handle malformed responses explicitly.</w:t>
-      </w:r>
-    </w:p>
-    <w:p>
       <w:pPr>
         <w:pStyle w:val="Heading3"/>
       </w:pPr>
       <w:r>
+        <w:t>Why the result follows</w:t>
+      </w:r>
+    </w:p>
+    <w:p>
+      <w:pPr>
+        <w:spacing w:line="336" w:lineRule="auto" w:after="180"/>
+        <w:shd w:fill="F1F6FC"/>
+      </w:pPr>
+      <w:r>
+        <w:rPr>
+          <w:b/>
+        </w:rPr>
+        <w:t>Request</w:t>
+      </w:r>
+      <w:r>
+        <w:rPr>
+          <w:b w:val="0"/>
+        </w:rPr>
+        <w:t xml:space="preserve"> success, </w:t>
+      </w:r>
+      <w:r>
+        <w:rPr>
+          <w:b/>
+        </w:rPr>
+        <w:t>JSON</w:t>
+      </w:r>
+      <w:r>
+        <w:rPr>
+          <w:b w:val="0"/>
+        </w:rPr>
+        <w:t xml:space="preserve"> validity, matching id, required fields and numeric type. Handle malformed </w:t>
+      </w:r>
+      <w:r>
+        <w:rPr>
+          <w:b/>
+        </w:rPr>
+        <w:t>response</w:t>
+      </w:r>
+      <w:r>
+        <w:rPr>
+          <w:b w:val="0"/>
+        </w:rPr>
+        <w:t>s explicitly.</w:t>
+      </w:r>
+    </w:p>
+    <w:p>
+      <w:pPr>
+        <w:pStyle w:val="Heading3"/>
+      </w:pPr>
+      <w:r>
         <w:t>Explain the added worked example</w:t>
       </w:r>
     </w:p>
     <w:p>
-      <w:r>
-        <w:t>A fictional activity service supplies JSON text. The input contract is a JSON object with name text and minutes an integer from 0 through 60. The output contract will be a record with accepted and minutes fields. Parsing valid JSON is only the first step.</w:t>
-      </w:r>
-    </w:p>
-    <w:p>
-      <w:r>
-        <w:t>The output is {"accepted": true, "minutes": 12}. JSON uses lowercase true, false and null; Python uses True, False and None. json.loads converts between representations. The worked output line assumes the parsed top-level value is a dictionary; a robust interface must reject other top-level types before accessing fields.</w:t>
+      <w:pPr>
+        <w:spacing w:line="336" w:lineRule="auto" w:after="180"/>
+      </w:pPr>
+      <w:r>
+        <w:rPr>
+          <w:b w:val="0"/>
+        </w:rPr>
+        <w:t xml:space="preserve">A fictional activity service supplies </w:t>
+      </w:r>
+      <w:r>
+        <w:rPr>
+          <w:b/>
+        </w:rPr>
+        <w:t>JSON</w:t>
+      </w:r>
+      <w:r>
+        <w:rPr>
+          <w:b w:val="0"/>
+        </w:rPr>
+        <w:t xml:space="preserve"> text. The </w:t>
+      </w:r>
+      <w:r>
+        <w:rPr>
+          <w:b/>
+        </w:rPr>
+        <w:t>input</w:t>
+      </w:r>
+      <w:r>
+        <w:rPr>
+          <w:b w:val="0"/>
+        </w:rPr>
+        <w:t xml:space="preserve"> </w:t>
+      </w:r>
+      <w:r>
+        <w:rPr>
+          <w:b/>
+        </w:rPr>
+        <w:t>contract</w:t>
+      </w:r>
+      <w:r>
+        <w:rPr>
+          <w:b w:val="0"/>
+        </w:rPr>
+        <w:t xml:space="preserve"> is a </w:t>
+      </w:r>
+      <w:r>
+        <w:rPr>
+          <w:b/>
+        </w:rPr>
+        <w:t>JSON object</w:t>
+      </w:r>
+      <w:r>
+        <w:rPr>
+          <w:b w:val="0"/>
+        </w:rPr>
+        <w:t xml:space="preserve"> with name text and minutes an integer from 0 through 60. The </w:t>
+      </w:r>
+      <w:r>
+        <w:rPr>
+          <w:b/>
+        </w:rPr>
+        <w:t>output</w:t>
+      </w:r>
+      <w:r>
+        <w:rPr>
+          <w:b w:val="0"/>
+        </w:rPr>
+        <w:t xml:space="preserve"> </w:t>
+      </w:r>
+      <w:r>
+        <w:rPr>
+          <w:b/>
+        </w:rPr>
+        <w:t>contract</w:t>
+      </w:r>
+      <w:r>
+        <w:rPr>
+          <w:b w:val="0"/>
+        </w:rPr>
+        <w:t xml:space="preserve"> will be a record with accepted and minutes fields.</w:t>
+      </w:r>
+    </w:p>
+    <w:p>
+      <w:pPr>
+        <w:spacing w:line="336" w:lineRule="auto" w:after="180"/>
+      </w:pPr>
+      <w:r>
+        <w:rPr>
+          <w:b/>
+        </w:rPr>
+        <w:t>Parsing</w:t>
+      </w:r>
+      <w:r>
+        <w:rPr>
+          <w:b w:val="0"/>
+        </w:rPr>
+        <w:t xml:space="preserve"> valid </w:t>
+      </w:r>
+      <w:r>
+        <w:rPr>
+          <w:b/>
+        </w:rPr>
+        <w:t>JSON</w:t>
+      </w:r>
+      <w:r>
+        <w:rPr>
+          <w:b w:val="0"/>
+        </w:rPr>
+        <w:t xml:space="preserve"> is only the first step.</w:t>
+      </w:r>
+    </w:p>
+    <w:p>
+      <w:pPr>
+        <w:pStyle w:val="Heading3"/>
+      </w:pPr>
+      <w:r>
+        <w:t>Explain the added worked example · 1</w:t>
+      </w:r>
+    </w:p>
+    <w:p>
+      <w:pPr>
+        <w:spacing w:line="336" w:lineRule="auto" w:after="180"/>
+      </w:pPr>
+      <w:r>
+        <w:rPr>
+          <w:b w:val="0"/>
+        </w:rPr>
+        <w:t xml:space="preserve">The </w:t>
+      </w:r>
+      <w:r>
+        <w:rPr>
+          <w:b/>
+        </w:rPr>
+        <w:t>output</w:t>
+      </w:r>
+      <w:r>
+        <w:rPr>
+          <w:b w:val="0"/>
+        </w:rPr>
+        <w:t xml:space="preserve"> is {"accepted": true, "minutes": 12}. </w:t>
+      </w:r>
+      <w:r>
+        <w:rPr>
+          <w:b/>
+        </w:rPr>
+        <w:t>JSON</w:t>
+      </w:r>
+      <w:r>
+        <w:rPr>
+          <w:b w:val="0"/>
+        </w:rPr>
+        <w:t xml:space="preserve"> uses lowercase true, false and null; Python uses True, False and None. </w:t>
+      </w:r>
+      <w:r>
+        <w:rPr>
+          <w:b/>
+        </w:rPr>
+        <w:t>json</w:t>
+      </w:r>
+      <w:r>
+        <w:rPr>
+          <w:b w:val="0"/>
+        </w:rPr>
+        <w:t>.loads converts between representations.</w:t>
+      </w:r>
+    </w:p>
+    <w:p>
+      <w:pPr>
+        <w:spacing w:line="336" w:lineRule="auto" w:after="180"/>
+      </w:pPr>
+      <w:r>
+        <w:rPr>
+          <w:b w:val="0"/>
+        </w:rPr>
+        <w:t xml:space="preserve">The worked </w:t>
+      </w:r>
+      <w:r>
+        <w:rPr>
+          <w:b/>
+        </w:rPr>
+        <w:t>output</w:t>
+      </w:r>
+      <w:r>
+        <w:rPr>
+          <w:b w:val="0"/>
+        </w:rPr>
+        <w:t xml:space="preserve"> line assumes the parsed top-level value is a dictionary; a robust </w:t>
+      </w:r>
+      <w:r>
+        <w:rPr>
+          <w:b/>
+        </w:rPr>
+        <w:t>interface</w:t>
+      </w:r>
+      <w:r>
+        <w:rPr>
+          <w:b w:val="0"/>
+        </w:rPr>
+        <w:t xml:space="preserve"> must reject other top-level types before accessing fields.</w:t>
       </w:r>
     </w:p>
     <w:p>
@@ -754,8 +1807,37 @@
       </w:r>
     </w:p>
     <w:p>
-      <w:r>
-        <w:t>Use the complete worked example below before asking learners to complete W2. Reveal a small part, invite a prediction, then explain the deciding step. These teacher notes contain solutions; do not reveal the independent case answer during modelling.</w:t>
+      <w:pPr>
+        <w:spacing w:line="336" w:lineRule="auto" w:after="180"/>
+      </w:pPr>
+      <w:r>
+        <w:rPr>
+          <w:b w:val="0"/>
+        </w:rPr>
+        <w:t xml:space="preserve">Use the complete worked example below before asking learners to complete W2. Reveal a small part, invite a </w:t>
+      </w:r>
+      <w:r>
+        <w:rPr>
+          <w:b/>
+        </w:rPr>
+        <w:t>prediction</w:t>
+      </w:r>
+      <w:r>
+        <w:rPr>
+          <w:b w:val="0"/>
+        </w:rPr>
+        <w:t>, then explain the deciding step.</w:t>
+      </w:r>
+    </w:p>
+    <w:p>
+      <w:pPr>
+        <w:spacing w:line="336" w:lineRule="auto" w:after="180"/>
+      </w:pPr>
+      <w:r>
+        <w:rPr>
+          <w:b w:val="0"/>
+        </w:rPr>
+        <w:t>These teacher notes contain solutions; do not reveal the independent case answer during modelling.</w:t>
       </w:r>
     </w:p>
     <w:p>
@@ -899,7 +1981,13 @@
       </w:tr>
     </w:tbl>
     <w:p>
-      <w:r>
+      <w:pPr>
+        <w:spacing w:line="336" w:lineRule="auto" w:after="180"/>
+      </w:pPr>
+      <w:r>
+        <w:rPr>
+          <w:b w:val="0"/>
+        </w:rPr>
         <w:t>Use the diagram and verbal explanation together. Ask learners to match a sentence to a specific visual step; do not assign learners fixed visual or auditory learning styles.</w:t>
       </w:r>
     </w:p>
@@ -912,8 +2000,50 @@
       </w:r>
     </w:p>
     <w:p>
-      <w:r>
-        <w:t>A lunch-count response must satisfy a declared JSON contract.</w:t>
+      <w:pPr>
+        <w:spacing w:line="336" w:lineRule="auto" w:after="180"/>
+      </w:pPr>
+      <w:r>
+        <w:rPr>
+          <w:b w:val="0"/>
+        </w:rPr>
+        <w:t xml:space="preserve">A lunch-count </w:t>
+      </w:r>
+      <w:r>
+        <w:rPr>
+          <w:b/>
+        </w:rPr>
+        <w:t>response</w:t>
+      </w:r>
+      <w:r>
+        <w:rPr>
+          <w:b w:val="0"/>
+        </w:rPr>
+        <w:t xml:space="preserve"> must satisfy a declared </w:t>
+      </w:r>
+      <w:r>
+        <w:rPr>
+          <w:b/>
+        </w:rPr>
+        <w:t>JSON</w:t>
+      </w:r>
+      <w:r>
+        <w:rPr>
+          <w:b w:val="0"/>
+        </w:rPr>
+        <w:t xml:space="preserve"> </w:t>
+      </w:r>
+      <w:r>
+        <w:rPr>
+          <w:b/>
+        </w:rPr>
+        <w:t>contract</w:t>
+      </w:r>
+      <w:r>
+        <w:rPr>
+          <w:b w:val="0"/>
+        </w:rPr>
+        <w:t>.</w:t>
       </w:r>
     </w:p>
     <w:p>
@@ -925,13 +2055,67 @@
       </w:r>
     </w:p>
     <w:p>
-      <w:r>
-        <w:t>The toy response has exactly class_code text and portions integer 0..30. Example: {"class_code":"R8","portions": 12}.</w:t>
-      </w:r>
-    </w:p>
-    <w:p>
-      <w:r>
-        <w:t>All inputs and outcomes in this worked example are invented classroom data; no real model run is claimed.</w:t>
+      <w:pPr>
+        <w:pStyle w:val="Heading3"/>
+      </w:pPr>
+      <w:r>
+        <w:t>Supplied facts</w:t>
+      </w:r>
+    </w:p>
+    <w:p>
+      <w:pPr>
+        <w:spacing w:line="336" w:lineRule="auto" w:after="180"/>
+        <w:shd w:fill="F1F6FC"/>
+      </w:pPr>
+      <w:r>
+        <w:rPr>
+          <w:b w:val="0"/>
+        </w:rPr>
+        <w:t xml:space="preserve">The toy </w:t>
+      </w:r>
+      <w:r>
+        <w:rPr>
+          <w:b/>
+        </w:rPr>
+        <w:t>response</w:t>
+      </w:r>
+      <w:r>
+        <w:rPr>
+          <w:b w:val="0"/>
+        </w:rPr>
+        <w:t xml:space="preserve"> has exactly class_code text and portions integer 0..30. Example: {"class_code":"R8","portions": 12}.</w:t>
+      </w:r>
+    </w:p>
+    <w:p>
+      <w:pPr>
+        <w:pStyle w:val="Heading3"/>
+      </w:pPr>
+      <w:r>
+        <w:t>Supplied facts</w:t>
+      </w:r>
+    </w:p>
+    <w:p>
+      <w:pPr>
+        <w:spacing w:line="336" w:lineRule="auto" w:after="180"/>
+        <w:shd w:fill="F1F6FC"/>
+      </w:pPr>
+      <w:r>
+        <w:rPr>
+          <w:b w:val="0"/>
+        </w:rPr>
+        <w:t xml:space="preserve">All </w:t>
+      </w:r>
+      <w:r>
+        <w:rPr>
+          <w:b/>
+        </w:rPr>
+        <w:t>input</w:t>
+      </w:r>
+      <w:r>
+        <w:rPr>
+          <w:b w:val="0"/>
+        </w:rPr>
+        <w:t>s and outcomes in this worked example are invented classroom data; no real model run is claimed.</w:t>
       </w:r>
     </w:p>
     <w:p>
@@ -1094,43 +2278,190 @@
       </w:r>
     </w:p>
     <w:p>
-      <w:r>
-        <w:t>Read the picture in order. Accept this response shape; acceptance does not prove that 12 portions were actually counted. The arrows show which recorded input or intermediate result each decision uses. Explain the deciding step aloud before checking the changed case; pointing to the final answer alone does not show how it follows.</w:t>
-      </w:r>
-    </w:p>
-    <w:p>
       <w:pPr>
         <w:pStyle w:val="Heading3"/>
       </w:pPr>
       <w:r>
+        <w:t>Why the result follows</w:t>
+      </w:r>
+    </w:p>
+    <w:p>
+      <w:pPr>
+        <w:spacing w:line="336" w:lineRule="auto" w:after="180"/>
+        <w:shd w:fill="F1F6FC"/>
+      </w:pPr>
+      <w:r>
+        <w:rPr>
+          <w:b w:val="0"/>
+        </w:rPr>
+        <w:t xml:space="preserve">Read the picture in order. Accept this </w:t>
+      </w:r>
+      <w:r>
+        <w:rPr>
+          <w:b/>
+        </w:rPr>
+        <w:t>response</w:t>
+      </w:r>
+      <w:r>
+        <w:rPr>
+          <w:b w:val="0"/>
+        </w:rPr>
+        <w:t xml:space="preserve"> shape; acceptance does not prove that 12 portions were actually counted. The arrows show which recorded </w:t>
+      </w:r>
+      <w:r>
+        <w:rPr>
+          <w:b/>
+        </w:rPr>
+        <w:t>input</w:t>
+      </w:r>
+      <w:r>
+        <w:rPr>
+          <w:b w:val="0"/>
+        </w:rPr>
+        <w:t xml:space="preserve"> or intermediate result each decision uses.</w:t>
+      </w:r>
+    </w:p>
+    <w:p>
+      <w:pPr>
+        <w:spacing w:line="336" w:lineRule="auto" w:after="180"/>
+        <w:shd w:fill="F1F6FC"/>
+      </w:pPr>
+      <w:r>
+        <w:rPr>
+          <w:b w:val="0"/>
+        </w:rPr>
+        <w:t>Explain the deciding step aloud before checking the changed case; pointing to the final answer alone does not show how it follows.</w:t>
+      </w:r>
+    </w:p>
+    <w:p>
+      <w:pPr>
+        <w:pStyle w:val="Heading3"/>
+      </w:pPr>
+      <w:r>
         <w:t>What this example does not establish</w:t>
       </w:r>
     </w:p>
     <w:p>
-      <w:r>
-        <w:t>JSON well-formedness, schema validity and real-world truth are different checks.</w:t>
-      </w:r>
-    </w:p>
-    <w:p>
       <w:pPr>
         <w:pStyle w:val="Heading3"/>
       </w:pPr>
       <w:r>
+        <w:t>Keep the stated limit</w:t>
+      </w:r>
+    </w:p>
+    <w:p>
+      <w:pPr>
+        <w:spacing w:line="336" w:lineRule="auto" w:after="180"/>
+        <w:shd w:fill="FFF5E6"/>
+      </w:pPr>
+      <w:r>
+        <w:rPr>
+          <w:b/>
+        </w:rPr>
+        <w:t>JSON</w:t>
+      </w:r>
+      <w:r>
+        <w:rPr>
+          <w:b w:val="0"/>
+        </w:rPr>
+        <w:t xml:space="preserve"> well-formedness, schema validity and real-world truth are different checks.</w:t>
+      </w:r>
+    </w:p>
+    <w:p>
+      <w:pPr>
+        <w:pStyle w:val="Heading3"/>
+      </w:pPr>
+      <w:r>
         <w:t>Change one thing in the pictured case</w:t>
       </w:r>
     </w:p>
     <w:p>
-      <w:r>
+      <w:pPr>
+        <w:pStyle w:val="Heading3"/>
+      </w:pPr>
+      <w:r>
+        <w:t>Change one thing</w:t>
+      </w:r>
+    </w:p>
+    <w:p>
+      <w:pPr>
+        <w:spacing w:line="336" w:lineRule="auto" w:after="180"/>
+        <w:shd w:fill="F5F1FB"/>
+      </w:pPr>
+      <w:r>
+        <w:rPr>
+          <w:b w:val="0"/>
+        </w:rPr>
         <w:t>Change: Replace 12 with the text "12".</w:t>
       </w:r>
     </w:p>
     <w:p>
-      <w:r>
-        <w:t>Prediction: Reject the response under this strict contract.</w:t>
-      </w:r>
-    </w:p>
-    <w:p>
-      <w:r>
+      <w:pPr>
+        <w:pStyle w:val="Heading3"/>
+      </w:pPr>
+      <w:r>
+        <w:t>Predicted result</w:t>
+      </w:r>
+    </w:p>
+    <w:p>
+      <w:pPr>
+        <w:spacing w:line="336" w:lineRule="auto" w:after="180"/>
+        <w:shd w:fill="F1F6FC"/>
+      </w:pPr>
+      <w:r>
+        <w:rPr>
+          <w:b/>
+        </w:rPr>
+        <w:t>Prediction</w:t>
+      </w:r>
+      <w:r>
+        <w:rPr>
+          <w:b w:val="0"/>
+        </w:rPr>
+        <w:t xml:space="preserve">: Reject the </w:t>
+      </w:r>
+      <w:r>
+        <w:rPr>
+          <w:b/>
+        </w:rPr>
+        <w:t>response</w:t>
+      </w:r>
+      <w:r>
+        <w:rPr>
+          <w:b w:val="0"/>
+        </w:rPr>
+        <w:t xml:space="preserve"> under this strict </w:t>
+      </w:r>
+      <w:r>
+        <w:rPr>
+          <w:b/>
+        </w:rPr>
+        <w:t>contract</w:t>
+      </w:r>
+      <w:r>
+        <w:rPr>
+          <w:b w:val="0"/>
+        </w:rPr>
+        <w:t>.</w:t>
+      </w:r>
+    </w:p>
+    <w:p>
+      <w:pPr>
+        <w:pStyle w:val="Heading3"/>
+      </w:pPr>
+      <w:r>
+        <w:t>Why the result follows</w:t>
+      </w:r>
+    </w:p>
+    <w:p>
+      <w:pPr>
+        <w:spacing w:line="336" w:lineRule="auto" w:after="180"/>
+        <w:shd w:fill="F1F6FC"/>
+      </w:pPr>
+      <w:r>
+        <w:rPr>
+          <w:b w:val="0"/>
+        </w:rPr>
         <w:t>Reason: Digits inside quotes represent text, whereas portions requires an integer.</w:t>
       </w:r>
     </w:p>
@@ -1143,8 +2474,57 @@
       </w:r>
     </w:p>
     <w:p>
-      <w:r>
-        <w:t>Cover the result. Ask learners to name the inputs and predict the next step. Uncover one step, connect the icon to the actual procedure, and explain its evidence. Then change the supplied condition and compare. The picture is a representation; it does not document execution of a real AI model.</w:t>
+      <w:pPr>
+        <w:pStyle w:val="Heading3"/>
+      </w:pPr>
+      <w:r>
+        <w:t>Ask while showing the picture · 2</w:t>
+      </w:r>
+    </w:p>
+    <w:p>
+      <w:pPr>
+        <w:spacing w:line="336" w:lineRule="auto" w:after="180"/>
+      </w:pPr>
+      <w:r>
+        <w:rPr>
+          <w:b w:val="0"/>
+        </w:rPr>
+        <w:t xml:space="preserve">Cover the result. Ask learners to name the </w:t>
+      </w:r>
+      <w:r>
+        <w:rPr>
+          <w:b/>
+        </w:rPr>
+        <w:t>input</w:t>
+      </w:r>
+      <w:r>
+        <w:rPr>
+          <w:b w:val="0"/>
+        </w:rPr>
+        <w:t xml:space="preserve">s and predict the next step. Uncover one step, connect the icon to the actual procedure, and explain its </w:t>
+      </w:r>
+      <w:r>
+        <w:rPr>
+          <w:b/>
+        </w:rPr>
+        <w:t>evidence</w:t>
+      </w:r>
+      <w:r>
+        <w:rPr>
+          <w:b w:val="0"/>
+        </w:rPr>
+        <w:t>. Then change the supplied condition and compare.</w:t>
+      </w:r>
+    </w:p>
+    <w:p>
+      <w:pPr>
+        <w:spacing w:line="336" w:lineRule="auto" w:after="180"/>
+      </w:pPr>
+      <w:r>
+        <w:rPr>
+          <w:b w:val="0"/>
+        </w:rPr>
+        <w:t>The picture is a representation; it does not document execution of a real AI model.</w:t>
       </w:r>
     </w:p>
     <w:p>
@@ -1156,11 +2536,16 @@
       </w:r>
     </w:p>
     <w:p>
+      <w:r>
+        <w:t>Demonstrate Requests Responses and JSON, reduce support deliberately and check individual reasoning before discussing answers.</w:t>
+      </w:r>
+    </w:p>
+    <w:p>
       <w:pPr>
         <w:pStyle w:val="Heading3"/>
       </w:pPr>
       <w:r>
-        <w:t>Demonstrate and guide practice</w:t>
+        <w:t>Board sequence</w:t>
       </w:r>
     </w:p>
     <w:p>
@@ -1168,55 +2553,269 @@
         <w:pStyle w:val="Heading3"/>
       </w:pPr>
       <w:r>
-        <w:t>Board sequence</w:t>
-      </w:r>
-    </w:p>
-    <w:p>
-      <w:r>
-        <w:t>Write the given facts: Request is for B7; response is {"id":"B7","pages":120}. Another response has malformed JSON.</w:t>
-      </w:r>
-    </w:p>
-    <w:p>
-      <w:r>
+        <w:t>1. Put the facts on the board</w:t>
+      </w:r>
+    </w:p>
+    <w:p>
+      <w:pPr>
+        <w:spacing w:line="336" w:lineRule="auto" w:after="180"/>
+        <w:shd w:fill="F4F9FC"/>
+      </w:pPr>
+      <w:r>
+        <w:rPr>
+          <w:b w:val="0"/>
+        </w:rPr>
+        <w:t xml:space="preserve">Write the given facts: </w:t>
+      </w:r>
+      <w:r>
+        <w:rPr>
+          <w:b/>
+        </w:rPr>
+        <w:t>Request</w:t>
+      </w:r>
+      <w:r>
+        <w:rPr>
+          <w:b w:val="0"/>
+        </w:rPr>
+        <w:t xml:space="preserve"> is for B7; </w:t>
+      </w:r>
+      <w:r>
+        <w:rPr>
+          <w:b/>
+        </w:rPr>
+        <w:t>response</w:t>
+      </w:r>
+      <w:r>
+        <w:rPr>
+          <w:b w:val="0"/>
+        </w:rPr>
+        <w:t xml:space="preserve"> is {"id":"B7","pages":120}. Another </w:t>
+      </w:r>
+      <w:r>
+        <w:rPr>
+          <w:b/>
+        </w:rPr>
+        <w:t>response</w:t>
+      </w:r>
+      <w:r>
+        <w:rPr>
+          <w:b w:val="0"/>
+        </w:rPr>
+        <w:t xml:space="preserve"> has malformed </w:t>
+      </w:r>
+      <w:r>
+        <w:rPr>
+          <w:b/>
+        </w:rPr>
+        <w:t>JSON</w:t>
+      </w:r>
+      <w:r>
+        <w:rPr>
+          <w:b w:val="0"/>
+        </w:rPr>
+        <w:t>.</w:t>
+      </w:r>
+    </w:p>
+    <w:p>
+      <w:pPr>
+        <w:pStyle w:val="Heading3"/>
+      </w:pPr>
+      <w:r>
+        <w:t>2. State the decision to explain</w:t>
+      </w:r>
+    </w:p>
+    <w:p>
+      <w:pPr>
+        <w:spacing w:line="336" w:lineRule="auto" w:after="180"/>
+        <w:shd w:fill="F5F1FB"/>
+      </w:pPr>
+      <w:r>
+        <w:rPr>
+          <w:b w:val="0"/>
+        </w:rPr>
         <w:t>Write the question to explain: What checks precede use?</w:t>
       </w:r>
     </w:p>
     <w:p>
-      <w:r>
-        <w:t>Reveal after predictions: Request success, JSON validity, matching id, required fields and numeric type. Handle malformed responses explicitly.</w:t>
-      </w:r>
-    </w:p>
-    <w:p>
-      <w:r>
-        <w:t>Keep for an independent attempt: An API returns {"ok":false,"error":"not_found"}. Your app tries to display response.title. What should it do instead?</w:t>
-      </w:r>
-    </w:p>
-    <w:p>
       <w:pPr>
         <w:pStyle w:val="Heading3"/>
       </w:pPr>
       <w:r>
+        <w:t>3. Reveal the worked reasoning</w:t>
+      </w:r>
+    </w:p>
+    <w:p>
+      <w:pPr>
+        <w:spacing w:line="336" w:lineRule="auto" w:after="180"/>
+        <w:shd w:fill="F1F6FC"/>
+      </w:pPr>
+      <w:r>
+        <w:rPr>
+          <w:b w:val="0"/>
+        </w:rPr>
+        <w:t xml:space="preserve">Reveal after </w:t>
+      </w:r>
+      <w:r>
+        <w:rPr>
+          <w:b/>
+        </w:rPr>
+        <w:t>prediction</w:t>
+      </w:r>
+      <w:r>
+        <w:rPr>
+          <w:b w:val="0"/>
+        </w:rPr>
+        <w:t xml:space="preserve">s: </w:t>
+      </w:r>
+      <w:r>
+        <w:rPr>
+          <w:b/>
+        </w:rPr>
+        <w:t>Request</w:t>
+      </w:r>
+      <w:r>
+        <w:rPr>
+          <w:b w:val="0"/>
+        </w:rPr>
+        <w:t xml:space="preserve"> success, </w:t>
+      </w:r>
+      <w:r>
+        <w:rPr>
+          <w:b/>
+        </w:rPr>
+        <w:t>JSON</w:t>
+      </w:r>
+      <w:r>
+        <w:rPr>
+          <w:b w:val="0"/>
+        </w:rPr>
+        <w:t xml:space="preserve"> validity, matching id, required fields and numeric type. Handle malformed </w:t>
+      </w:r>
+      <w:r>
+        <w:rPr>
+          <w:b/>
+        </w:rPr>
+        <w:t>response</w:t>
+      </w:r>
+      <w:r>
+        <w:rPr>
+          <w:b w:val="0"/>
+        </w:rPr>
+        <w:t>s explicitly.</w:t>
+      </w:r>
+    </w:p>
+    <w:p>
+      <w:pPr>
+        <w:pStyle w:val="Heading3"/>
+      </w:pPr>
+      <w:r>
+        <w:t>Hold back the independent task</w:t>
+      </w:r>
+    </w:p>
+    <w:p>
+      <w:pPr>
+        <w:spacing w:line="336" w:lineRule="auto" w:after="180"/>
+        <w:shd w:fill="F5F1FB"/>
+      </w:pPr>
+      <w:r>
+        <w:rPr>
+          <w:b w:val="0"/>
+        </w:rPr>
+        <w:t xml:space="preserve">Keep for an independent attempt: An API returns {"ok":false,"error":"not_found"}. Your app tries to display </w:t>
+      </w:r>
+      <w:r>
+        <w:rPr>
+          <w:b/>
+        </w:rPr>
+        <w:t>response</w:t>
+      </w:r>
+      <w:r>
+        <w:rPr>
+          <w:b w:val="0"/>
+        </w:rPr>
+        <w:t>.title. What should it do instead?</w:t>
+      </w:r>
+    </w:p>
+    <w:p>
+      <w:pPr>
+        <w:pStyle w:val="Heading3"/>
+      </w:pPr>
+      <w:r>
         <w:t>Classroom dialogue</w:t>
       </w:r>
     </w:p>
     <w:p>
-      <w:r>
+      <w:pPr>
+        <w:pStyle w:val="Heading3"/>
+      </w:pPr>
+      <w:r>
+        <w:t>Ask the class</w:t>
+      </w:r>
+    </w:p>
+    <w:p>
+      <w:pPr>
+        <w:spacing w:line="336" w:lineRule="auto" w:after="180"/>
+        <w:shd w:fill="F5F1FB"/>
+      </w:pPr>
+      <w:r>
+        <w:rPr>
+          <w:b w:val="0"/>
+        </w:rPr>
         <w:t>Ask: Which facts are given, and which would we have to assume? Learners mark relevant details before discussing answers.</w:t>
       </w:r>
     </w:p>
     <w:p>
-      <w:r>
+      <w:pPr>
+        <w:pStyle w:val="Heading3"/>
+      </w:pPr>
+      <w:r>
+        <w:t>Language to model</w:t>
+      </w:r>
+    </w:p>
+    <w:p>
+      <w:pPr>
+        <w:spacing w:line="336" w:lineRule="auto" w:after="180"/>
+        <w:shd w:fill="F1F6F8"/>
+      </w:pPr>
+      <w:r>
+        <w:rPr>
+          <w:b w:val="0"/>
+        </w:rPr>
         <w:t>Say: Predict first. Show the rule, information path or calculation that would produce the result. A correct guess is not yet an explanation.</w:t>
       </w:r>
     </w:p>
     <w:p>
-      <w:r>
+      <w:pPr>
+        <w:spacing w:line="336" w:lineRule="auto" w:after="180"/>
+      </w:pPr>
+      <w:r>
+        <w:rPr>
+          <w:b w:val="0"/>
+        </w:rPr>
         <w:t>Reveal reasoning one step at a time. Explain why a tempting alternative fails. Write units and denominators for arithmetic, trace conditions for decisions, and identify supporting sources for claims.</w:t>
       </w:r>
     </w:p>
     <w:p>
-      <w:r>
-        <w:t>In pairs, one learner solves while the other checks evidence; exchange roles. Remove the worked answer before independent assessment.</w:t>
+      <w:pPr>
+        <w:spacing w:line="336" w:lineRule="auto" w:after="180"/>
+      </w:pPr>
+      <w:r>
+        <w:rPr>
+          <w:b w:val="0"/>
+        </w:rPr>
+        <w:t xml:space="preserve">In pairs, one learner solves while the other checks </w:t>
+      </w:r>
+      <w:r>
+        <w:rPr>
+          <w:b/>
+        </w:rPr>
+        <w:t>evidence</w:t>
+      </w:r>
+      <w:r>
+        <w:rPr>
+          <w:b w:val="0"/>
+        </w:rPr>
+        <w:t>; exchange roles. Remove the worked answer before independent assessment.</w:t>
       </w:r>
     </w:p>
     <w:p>
@@ -1228,8 +2827,32 @@
       </w:r>
     </w:p>
     <w:p>
-      <w:r>
-        <w:t>Parsing succeeds; validation fails because minutes is text. Exit: No. Syntax, schema validity and observational truth are separate checks.</w:t>
+      <w:pPr>
+        <w:spacing w:line="336" w:lineRule="auto" w:after="180"/>
+      </w:pPr>
+      <w:r>
+        <w:rPr>
+          <w:b/>
+        </w:rPr>
+        <w:t>Parsing</w:t>
+      </w:r>
+      <w:r>
+        <w:rPr>
+          <w:b w:val="0"/>
+        </w:rPr>
+        <w:t xml:space="preserve"> succeeds; validation fails because minutes is text. Exit: No. Syntax, schema validity and </w:t>
+      </w:r>
+      <w:r>
+        <w:rPr>
+          <w:b/>
+        </w:rPr>
+        <w:t>observation</w:t>
+      </w:r>
+      <w:r>
+        <w:rPr>
+          <w:b w:val="0"/>
+        </w:rPr>
+        <w:t>al truth are separate checks.</w:t>
       </w:r>
     </w:p>
     <w:p>
@@ -1461,41 +3084,191 @@
       </w:r>
     </w:p>
     <w:p>
-      <w:r>
-        <w:t>Completion task: Classify {"minutes": "5"} and {minutes: 5} as valid JSON text or malformed JSON.</w:t>
-      </w:r>
-    </w:p>
-    <w:p>
-      <w:r>
-        <w:t>Teacher check: The first is valid JSON but its minutes field fails the integer schema. The second is malformed because the key is not double-quoted.</w:t>
-      </w:r>
-    </w:p>
-    <w:p>
-      <w:r>
-        <w:t>Start by identifying the given inputs together. Leave the intermediate steps blank. If needed, model one step, then withdraw that help on the next step. Move to a full trace only when the partial trace is understood. For partners, alternate explainer and checker; collect a response from every learner before discussion.</w:t>
-      </w:r>
-    </w:p>
-    <w:p>
       <w:pPr>
         <w:pStyle w:val="Heading3"/>
       </w:pPr>
       <w:r>
+        <w:t>Completion practice</w:t>
+      </w:r>
+    </w:p>
+    <w:p>
+      <w:pPr>
+        <w:spacing w:line="336" w:lineRule="auto" w:after="180"/>
+        <w:shd w:fill="F5F1FB"/>
+      </w:pPr>
+      <w:r>
+        <w:rPr>
+          <w:b w:val="0"/>
+        </w:rPr>
+        <w:t xml:space="preserve">Completion task: Classify {"minutes": "5"} and {minutes: 5} as valid </w:t>
+      </w:r>
+      <w:r>
+        <w:rPr>
+          <w:b/>
+        </w:rPr>
+        <w:t>JSON</w:t>
+      </w:r>
+      <w:r>
+        <w:rPr>
+          <w:b w:val="0"/>
+        </w:rPr>
+        <w:t xml:space="preserve"> text or malformed </w:t>
+      </w:r>
+      <w:r>
+        <w:rPr>
+          <w:b/>
+        </w:rPr>
+        <w:t>JSON</w:t>
+      </w:r>
+      <w:r>
+        <w:rPr>
+          <w:b w:val="0"/>
+        </w:rPr>
+        <w:t>.</w:t>
+      </w:r>
+    </w:p>
+    <w:p>
+      <w:pPr>
+        <w:pStyle w:val="Heading3"/>
+      </w:pPr>
+      <w:r>
+        <w:t>Reasoning to listen for</w:t>
+      </w:r>
+    </w:p>
+    <w:p>
+      <w:pPr>
+        <w:spacing w:line="336" w:lineRule="auto" w:after="180"/>
+        <w:shd w:fill="F1F6FC"/>
+      </w:pPr>
+      <w:r>
+        <w:rPr>
+          <w:b w:val="0"/>
+        </w:rPr>
+        <w:t xml:space="preserve">Teacher check: The first is valid </w:t>
+      </w:r>
+      <w:r>
+        <w:rPr>
+          <w:b/>
+        </w:rPr>
+        <w:t>JSON</w:t>
+      </w:r>
+      <w:r>
+        <w:rPr>
+          <w:b w:val="0"/>
+        </w:rPr>
+        <w:t xml:space="preserve"> but its minutes field fails the integer schema. The second is malformed because the key is not double-quoted.</w:t>
+      </w:r>
+    </w:p>
+    <w:p>
+      <w:pPr>
+        <w:spacing w:line="336" w:lineRule="auto" w:after="180"/>
+      </w:pPr>
+      <w:r>
+        <w:rPr>
+          <w:b w:val="0"/>
+        </w:rPr>
+        <w:t xml:space="preserve">Start by identifying the given </w:t>
+      </w:r>
+      <w:r>
+        <w:rPr>
+          <w:b/>
+        </w:rPr>
+        <w:t>input</w:t>
+      </w:r>
+      <w:r>
+        <w:rPr>
+          <w:b w:val="0"/>
+        </w:rPr>
+        <w:t>s together. Leave the intermediate steps blank. If needed, model one step, then withdraw that help on the next step. Move to a full trace only when the partial trace is understood.</w:t>
+      </w:r>
+    </w:p>
+    <w:p>
+      <w:pPr>
+        <w:spacing w:line="336" w:lineRule="auto" w:after="180"/>
+      </w:pPr>
+      <w:r>
+        <w:rPr>
+          <w:b w:val="0"/>
+        </w:rPr>
+        <w:t xml:space="preserve">For partners, alternate explainer and checker; collect a </w:t>
+      </w:r>
+      <w:r>
+        <w:rPr>
+          <w:b/>
+        </w:rPr>
+        <w:t>response</w:t>
+      </w:r>
+      <w:r>
+        <w:rPr>
+          <w:b w:val="0"/>
+        </w:rPr>
+        <w:t xml:space="preserve"> from every learner before discussion.</w:t>
+      </w:r>
+    </w:p>
+    <w:p>
+      <w:pPr>
+        <w:pStyle w:val="Heading3"/>
+      </w:pPr>
+      <w:r>
         <w:t>Individual reasoning check</w:t>
       </w:r>
     </w:p>
     <w:p>
-      <w:r>
-        <w:t>Use the worked case for JSON and interface contracts. Proposed explanation: “A successful run proves the conclusion”. Decide whether this explanation is supported. Point to the step or supplied fact that decides; explain your repair if needed.</w:t>
-      </w:r>
-    </w:p>
-    <w:p>
-      <w:r>
-        <w:t>Expected correction: An interface should state what happens for malformed text, wrong structure and invalid values. Do not expose raw private input in error messages. Use only the fictional records supplied for practice.</w:t>
-      </w:r>
-    </w:p>
-    <w:p>
-      <w:r>
-        <w:t>Collect explanations, not only yes/no votes. If a misunderstanding is common, re-model the relevant step for the class. If it affects a few learners, give a short targeted group explanation while others solve a more demanding variation.</w:t>
+      <w:pPr>
+        <w:spacing w:line="336" w:lineRule="auto" w:after="180"/>
+      </w:pPr>
+      <w:r>
+        <w:rPr>
+          <w:b w:val="0"/>
+        </w:rPr>
+        <w:t xml:space="preserve">Use the worked case for </w:t>
+      </w:r>
+      <w:r>
+        <w:rPr>
+          <w:b/>
+        </w:rPr>
+        <w:t>JSON</w:t>
+      </w:r>
+      <w:r>
+        <w:rPr>
+          <w:b w:val="0"/>
+        </w:rPr>
+        <w:t xml:space="preserve"> and </w:t>
+      </w:r>
+      <w:r>
+        <w:rPr>
+          <w:b/>
+        </w:rPr>
+        <w:t>interface</w:t>
+      </w:r>
+      <w:r>
+        <w:rPr>
+          <w:b w:val="0"/>
+        </w:rPr>
+        <w:t xml:space="preserve"> </w:t>
+      </w:r>
+      <w:r>
+        <w:rPr>
+          <w:b/>
+        </w:rPr>
+        <w:t>contract</w:t>
+      </w:r>
+      <w:r>
+        <w:rPr>
+          <w:b w:val="0"/>
+        </w:rPr>
+        <w:t>s. Proposed explanation: “A successful run proves the conclusion”. Decide whether this explanation is supported.</w:t>
+      </w:r>
+    </w:p>
+    <w:p>
+      <w:pPr>
+        <w:spacing w:line="336" w:lineRule="auto" w:after="180"/>
+      </w:pPr>
+      <w:r>
+        <w:rPr>
+          <w:b w:val="0"/>
+        </w:rPr>
+        <w:t>Point to the step or supplied fact that decides; explain your repair if needed.</w:t>
       </w:r>
     </w:p>
     <w:p>
@@ -1503,12 +3276,96 @@
         <w:pStyle w:val="Heading3"/>
       </w:pPr>
       <w:r>
+        <w:t>Expected repair</w:t>
+      </w:r>
+    </w:p>
+    <w:p>
+      <w:pPr>
+        <w:spacing w:line="336" w:lineRule="auto" w:after="180"/>
+        <w:shd w:fill="F1F6FC"/>
+      </w:pPr>
+      <w:r>
+        <w:rPr>
+          <w:b w:val="0"/>
+        </w:rPr>
+        <w:t xml:space="preserve">Expected correction: An </w:t>
+      </w:r>
+      <w:r>
+        <w:rPr>
+          <w:b/>
+        </w:rPr>
+        <w:t>interface</w:t>
+      </w:r>
+      <w:r>
+        <w:rPr>
+          <w:b w:val="0"/>
+        </w:rPr>
+        <w:t xml:space="preserve"> should state what happens for malformed text, wrong structure and invalid values. Do not expose raw private </w:t>
+      </w:r>
+      <w:r>
+        <w:rPr>
+          <w:b/>
+        </w:rPr>
+        <w:t>input</w:t>
+      </w:r>
+      <w:r>
+        <w:rPr>
+          <w:b w:val="0"/>
+        </w:rPr>
+        <w:t xml:space="preserve"> in error messages. Use only the fictional records supplied for practice.</w:t>
+      </w:r>
+    </w:p>
+    <w:p>
+      <w:pPr>
+        <w:spacing w:line="336" w:lineRule="auto" w:after="180"/>
+      </w:pPr>
+      <w:r>
+        <w:rPr>
+          <w:b w:val="0"/>
+        </w:rPr>
+        <w:t>Collect explanations, not only yes/no votes. If a misunderstanding is common, re-model the relevant step for the class.</w:t>
+      </w:r>
+    </w:p>
+    <w:p>
+      <w:pPr>
+        <w:spacing w:line="336" w:lineRule="auto" w:after="180"/>
+      </w:pPr>
+      <w:r>
+        <w:rPr>
+          <w:b w:val="0"/>
+        </w:rPr>
+        <w:t>If it affects a few learners, give a short targeted group explanation while others solve a more demanding variation.</w:t>
+      </w:r>
+    </w:p>
+    <w:p>
+      <w:pPr>
+        <w:pStyle w:val="Heading3"/>
+      </w:pPr>
+      <w:r>
         <w:t>Pictorial practice question</w:t>
       </w:r>
     </w:p>
     <w:p>
-      <w:r>
-        <w:t>Would converting the text silently prove the source count is correct? Point to the relevant step in the picture, then write the changed result and the rule or evidence that supports it.</w:t>
+      <w:pPr>
+        <w:spacing w:line="336" w:lineRule="auto" w:after="180"/>
+      </w:pPr>
+      <w:r>
+        <w:rPr>
+          <w:b w:val="0"/>
+        </w:rPr>
+        <w:t xml:space="preserve">Would converting the text silently prove the source count is correct? Point to the relevant step in the picture, then write the changed result and the rule or </w:t>
+      </w:r>
+      <w:r>
+        <w:rPr>
+          <w:b/>
+        </w:rPr>
+        <w:t>evidence</w:t>
+      </w:r>
+      <w:r>
+        <w:rPr>
+          <w:b w:val="0"/>
+        </w:rPr>
+        <w:t xml:space="preserve"> that supports it.</w:t>
       </w:r>
     </w:p>
     <w:p>
@@ -1520,18 +3377,143 @@
       </w:r>
     </w:p>
     <w:p>
-      <w:r>
-        <w:t>No. Under the stated strict contract reject the wrong type. Any explicit conversion policy would change the contract, and factual verification remains separate. Changed-case check: Reject the response under this strict contract. Digits inside quotes represent text, whereas portions requires an integer.</w:t>
-      </w:r>
-    </w:p>
-    <w:p>
-      <w:r>
-        <w:t>Changed-case reasoning: Reject the response under this strict contract. Digits inside quotes represent text, whereas portions requires an integer.</w:t>
-      </w:r>
-    </w:p>
-    <w:p>
-      <w:r>
-        <w:t>Collect each learner’s explanation before discussion. Use the first missing connection between input, deciding step and result to choose support. This question is worked-case practice, not fresh mastery evidence.</w:t>
+      <w:pPr>
+        <w:spacing w:line="336" w:lineRule="auto" w:after="180"/>
+      </w:pPr>
+      <w:r>
+        <w:rPr>
+          <w:b w:val="0"/>
+        </w:rPr>
+        <w:t xml:space="preserve">No. Under the stated strict </w:t>
+      </w:r>
+      <w:r>
+        <w:rPr>
+          <w:b/>
+        </w:rPr>
+        <w:t>contract</w:t>
+      </w:r>
+      <w:r>
+        <w:rPr>
+          <w:b w:val="0"/>
+        </w:rPr>
+        <w:t xml:space="preserve"> reject the wrong type. Any explicit conversion policy would change the </w:t>
+      </w:r>
+      <w:r>
+        <w:rPr>
+          <w:b/>
+        </w:rPr>
+        <w:t>contract</w:t>
+      </w:r>
+      <w:r>
+        <w:rPr>
+          <w:b w:val="0"/>
+        </w:rPr>
+        <w:t>, and factual verification remains separate.</w:t>
+      </w:r>
+    </w:p>
+    <w:p>
+      <w:pPr>
+        <w:spacing w:line="336" w:lineRule="auto" w:after="180"/>
+      </w:pPr>
+      <w:r>
+        <w:rPr>
+          <w:b w:val="0"/>
+        </w:rPr>
+        <w:t xml:space="preserve">Changed-case check: Reject the </w:t>
+      </w:r>
+      <w:r>
+        <w:rPr>
+          <w:b/>
+        </w:rPr>
+        <w:t>response</w:t>
+      </w:r>
+      <w:r>
+        <w:rPr>
+          <w:b w:val="0"/>
+        </w:rPr>
+        <w:t xml:space="preserve"> under this strict </w:t>
+      </w:r>
+      <w:r>
+        <w:rPr>
+          <w:b/>
+        </w:rPr>
+        <w:t>contract</w:t>
+      </w:r>
+      <w:r>
+        <w:rPr>
+          <w:b w:val="0"/>
+        </w:rPr>
+        <w:t>. Digits inside quotes represent text, whereas portions requires an integer.</w:t>
+      </w:r>
+    </w:p>
+    <w:p>
+      <w:pPr>
+        <w:spacing w:line="336" w:lineRule="auto" w:after="180"/>
+      </w:pPr>
+      <w:r>
+        <w:rPr>
+          <w:b w:val="0"/>
+        </w:rPr>
+        <w:t xml:space="preserve">Changed-case reasoning: Reject the </w:t>
+      </w:r>
+      <w:r>
+        <w:rPr>
+          <w:b/>
+        </w:rPr>
+        <w:t>response</w:t>
+      </w:r>
+      <w:r>
+        <w:rPr>
+          <w:b w:val="0"/>
+        </w:rPr>
+        <w:t xml:space="preserve"> under this strict </w:t>
+      </w:r>
+      <w:r>
+        <w:rPr>
+          <w:b/>
+        </w:rPr>
+        <w:t>contract</w:t>
+      </w:r>
+      <w:r>
+        <w:rPr>
+          <w:b w:val="0"/>
+        </w:rPr>
+        <w:t>. Digits inside quotes represent text, whereas portions requires an integer.</w:t>
+      </w:r>
+    </w:p>
+    <w:p>
+      <w:pPr>
+        <w:spacing w:line="336" w:lineRule="auto" w:after="180"/>
+      </w:pPr>
+      <w:r>
+        <w:rPr>
+          <w:b w:val="0"/>
+        </w:rPr>
+        <w:t xml:space="preserve">Collect each learner’s explanation before discussion. Use the first missing connection between </w:t>
+      </w:r>
+      <w:r>
+        <w:rPr>
+          <w:b/>
+        </w:rPr>
+        <w:t>input</w:t>
+      </w:r>
+      <w:r>
+        <w:rPr>
+          <w:b w:val="0"/>
+        </w:rPr>
+        <w:t xml:space="preserve">, deciding step and result to choose support. This question is worked-case practice, not fresh mastery </w:t>
+      </w:r>
+      <w:r>
+        <w:rPr>
+          <w:b/>
+        </w:rPr>
+        <w:t>evidence</w:t>
+      </w:r>
+      <w:r>
+        <w:rPr>
+          <w:b w:val="0"/>
+        </w:rPr>
+        <w:t>.</w:t>
       </w:r>
     </w:p>
     <w:p>
@@ -1543,54 +3525,105 @@
       </w:r>
     </w:p>
     <w:p>
+      <w:r>
+        <w:t>Run the Requests Responses and JSON investigation and use the first unsupported step to choose a teaching response.</w:t>
+      </w:r>
+    </w:p>
+    <w:p>
+      <w:pPr>
+        <w:spacing w:line="336" w:lineRule="auto" w:after="180"/>
+      </w:pPr>
+      <w:r>
+        <w:rPr>
+          <w:b w:val="0"/>
+        </w:rPr>
+        <w:t>Words You Can Use to Reason</w:t>
+      </w:r>
+    </w:p>
+    <w:p>
+      <w:pPr>
+        <w:spacing w:line="336" w:lineRule="auto" w:after="180"/>
+      </w:pPr>
+      <w:r>
+        <w:rPr>
+          <w:b w:val="0"/>
+        </w:rPr>
+        <w:t>A definition matters when you can recognize the idea, use it, and contrast it with a near-miss.</w:t>
+      </w:r>
+    </w:p>
+    <w:p>
+      <w:pPr>
+        <w:spacing w:line="336" w:lineRule="auto" w:after="180"/>
+      </w:pPr>
+      <w:r>
+        <w:rPr>
+          <w:b w:val="0"/>
+        </w:rPr>
+        <w:t>Predict → Test → Record → Explain</w:t>
+      </w:r>
+    </w:p>
+    <w:p>
+      <w:pPr>
+        <w:spacing w:line="336" w:lineRule="auto" w:after="180"/>
+      </w:pPr>
+      <w:r>
+        <w:rPr>
+          <w:b w:val="0"/>
+        </w:rPr>
+        <w:t>Keep expected and actual results separate. Surprises are useful data when recorded honestly.</w:t>
+      </w:r>
+    </w:p>
+    <w:p>
+      <w:pPr>
+        <w:spacing w:line="336" w:lineRule="auto" w:after="180"/>
+      </w:pPr>
+      <w:r>
+        <w:rPr>
+          <w:b w:val="0"/>
+        </w:rPr>
+        <w:t>Inspect eight objects for syntax, required fields, types, allowed values, and source ownership; repair without inventing data.</w:t>
+      </w:r>
+    </w:p>
+    <w:p>
+      <w:pPr>
+        <w:spacing w:line="336" w:lineRule="auto" w:after="180"/>
+        <w:shd w:fill="F5F1FB"/>
+      </w:pPr>
+      <w:r>
+        <w:rPr>
+          <w:b w:val="0"/>
+        </w:rPr>
+        <w:t>What did the hardest test teach you that the normal test did not?</w:t>
+      </w:r>
+    </w:p>
+    <w:p>
       <w:pPr>
         <w:pStyle w:val="Heading3"/>
       </w:pPr>
       <w:r>
-        <w:t>Run the weekly evidence lab</w:t>
-      </w:r>
-    </w:p>
-    <w:p>
-      <w:r>
-        <w:t>Words You Can Use to Reason</w:t>
-      </w:r>
-    </w:p>
-    <w:p>
-      <w:r>
-        <w:t>A definition matters when you can recognize the idea, use it, and contrast it with a near-miss.</w:t>
-      </w:r>
-    </w:p>
-    <w:p>
-      <w:r>
-        <w:t>Predict → Test → Record → Explain</w:t>
-      </w:r>
-    </w:p>
-    <w:p>
-      <w:r>
-        <w:t>Keep expected and actual results separate. Surprises are useful data when recorded honestly.</w:t>
-      </w:r>
-    </w:p>
-    <w:p>
-      <w:r>
-        <w:t>Inspect eight objects for syntax, required fields, types, allowed values, and source ownership; repair without inventing data.</w:t>
-      </w:r>
-    </w:p>
-    <w:p>
-      <w:r>
-        <w:t>What did the hardest test teach you that the normal test did not?</w:t>
-      </w:r>
-    </w:p>
-    <w:p>
-      <w:pPr>
-        <w:pStyle w:val="Heading3"/>
-      </w:pPr>
-      <w:r>
         <w:t>Make the lab runnable</w:t>
       </w:r>
     </w:p>
     <w:p>
-      <w:r>
-        <w:t>Use the concrete case as the shared normal case and the independent question as a second case. Each pair creates a boundary or missing-information case and predicts its result before testing. Keep the expected result separate from an observed mistake.</w:t>
+      <w:pPr>
+        <w:spacing w:line="336" w:lineRule="auto" w:after="180"/>
+      </w:pPr>
+      <w:r>
+        <w:rPr>
+          <w:b w:val="0"/>
+        </w:rPr>
+        <w:t>Use the concrete case as the shared normal case and the independent question as a second case. Each pair creates a boundary or missing-information case and predicts its result before testing.</w:t>
+      </w:r>
+    </w:p>
+    <w:p>
+      <w:pPr>
+        <w:spacing w:line="336" w:lineRule="auto" w:after="180"/>
+      </w:pPr>
+      <w:r>
+        <w:rPr>
+          <w:b w:val="0"/>
+        </w:rPr>
+        <w:t>Keep the expected result separate from an observed mistake.</w:t>
       </w:r>
     </w:p>
     <w:tbl>
@@ -1748,8 +3781,37 @@
       </w:r>
     </w:p>
     <w:p>
-      <w:r>
-        <w:t>For guessing, return to given facts and request a trace. For vocabulary without application, use one example and one non-example. For arithmetic errors, check the setup before the calculation. Finish with a different uncoached case before recording mastery.</w:t>
+      <w:pPr>
+        <w:spacing w:line="336" w:lineRule="auto" w:after="180"/>
+      </w:pPr>
+      <w:r>
+        <w:rPr>
+          <w:b w:val="0"/>
+        </w:rPr>
+        <w:t xml:space="preserve">For guessing, return to given facts and </w:t>
+      </w:r>
+      <w:r>
+        <w:rPr>
+          <w:b/>
+        </w:rPr>
+        <w:t>request</w:t>
+      </w:r>
+      <w:r>
+        <w:rPr>
+          <w:b w:val="0"/>
+        </w:rPr>
+        <w:t xml:space="preserve"> a trace. For vocabulary without application, use one example and one non-example. For arithmetic errors, check the setup before the calculation.</w:t>
+      </w:r>
+    </w:p>
+    <w:p>
+      <w:pPr>
+        <w:spacing w:line="336" w:lineRule="auto" w:after="180"/>
+      </w:pPr>
+      <w:r>
+        <w:rPr>
+          <w:b w:val="0"/>
+        </w:rPr>
+        <w:t>Finish with a different uncoached case before recording mastery.</w:t>
       </w:r>
     </w:p>
     <w:p>
@@ -1761,18 +3823,141 @@
       </w:r>
     </w:p>
     <w:p>
-      <w:r>
-        <w:t>A successful run proves the conclusion: An interface should state what happens for malformed text, wrong structure and invalid values. Do not expose raw private input in error messages. Use only the fictional records supplied for practice.</w:t>
-      </w:r>
-    </w:p>
-    <w:p>
-      <w:r>
-        <w:t>Matching the example is enough: Require the new W4 case, explicit predictions and an explanation. Fresh retry: label Tray and score integer 0 through 5. Cases score 0 accepted, score 6 rejected, score null rejected; JSON list rejected before field access.</w:t>
-      </w:r>
-    </w:p>
-    <w:p>
-      <w:r>
-        <w:t>A convenient shortcut preserves meaning: Single quotes around property names are not valid JSON syntax. Use double quotes in the JSON text. If the whole parsed value is a list, do not call .get on it: check the top-level type first and report a schema failure.</w:t>
+      <w:pPr>
+        <w:spacing w:line="336" w:lineRule="auto" w:after="180"/>
+      </w:pPr>
+      <w:r>
+        <w:rPr>
+          <w:b w:val="0"/>
+        </w:rPr>
+        <w:t xml:space="preserve">A successful run proves the conclusion: An </w:t>
+      </w:r>
+      <w:r>
+        <w:rPr>
+          <w:b/>
+        </w:rPr>
+        <w:t>interface</w:t>
+      </w:r>
+      <w:r>
+        <w:rPr>
+          <w:b w:val="0"/>
+        </w:rPr>
+        <w:t xml:space="preserve"> should state what happens for malformed text, wrong structure and invalid values. Do not expose raw private </w:t>
+      </w:r>
+      <w:r>
+        <w:rPr>
+          <w:b/>
+        </w:rPr>
+        <w:t>input</w:t>
+      </w:r>
+      <w:r>
+        <w:rPr>
+          <w:b w:val="0"/>
+        </w:rPr>
+        <w:t xml:space="preserve"> in error messages.</w:t>
+      </w:r>
+    </w:p>
+    <w:p>
+      <w:pPr>
+        <w:spacing w:line="336" w:lineRule="auto" w:after="180"/>
+      </w:pPr>
+      <w:r>
+        <w:rPr>
+          <w:b w:val="0"/>
+        </w:rPr>
+        <w:t>Use only the fictional records supplied for practice.</w:t>
+      </w:r>
+    </w:p>
+    <w:p>
+      <w:pPr>
+        <w:spacing w:line="336" w:lineRule="auto" w:after="180"/>
+      </w:pPr>
+      <w:r>
+        <w:rPr>
+          <w:b w:val="0"/>
+        </w:rPr>
+        <w:t xml:space="preserve">Matching the example is enough: Require the new W4 case, explicit </w:t>
+      </w:r>
+      <w:r>
+        <w:rPr>
+          <w:b/>
+        </w:rPr>
+        <w:t>prediction</w:t>
+      </w:r>
+      <w:r>
+        <w:rPr>
+          <w:b w:val="0"/>
+        </w:rPr>
+        <w:t>s and an explanation. Fresh retry: label Tray and score integer 0 through 5.</w:t>
+      </w:r>
+    </w:p>
+    <w:p>
+      <w:pPr>
+        <w:spacing w:line="336" w:lineRule="auto" w:after="180"/>
+      </w:pPr>
+      <w:r>
+        <w:rPr>
+          <w:b w:val="0"/>
+        </w:rPr>
+        <w:t xml:space="preserve">Cases score 0 accepted, score 6 rejected, score null rejected; </w:t>
+      </w:r>
+      <w:r>
+        <w:rPr>
+          <w:b/>
+        </w:rPr>
+        <w:t>JSON</w:t>
+      </w:r>
+      <w:r>
+        <w:rPr>
+          <w:b w:val="0"/>
+        </w:rPr>
+        <w:t xml:space="preserve"> list rejected before field access.</w:t>
+      </w:r>
+    </w:p>
+    <w:p>
+      <w:pPr>
+        <w:spacing w:line="336" w:lineRule="auto" w:after="180"/>
+      </w:pPr>
+      <w:r>
+        <w:rPr>
+          <w:b w:val="0"/>
+        </w:rPr>
+        <w:t xml:space="preserve">A convenient shortcut preserves meaning: Single quotes around property names are not valid </w:t>
+      </w:r>
+      <w:r>
+        <w:rPr>
+          <w:b/>
+        </w:rPr>
+        <w:t>JSON</w:t>
+      </w:r>
+      <w:r>
+        <w:rPr>
+          <w:b w:val="0"/>
+        </w:rPr>
+        <w:t xml:space="preserve"> syntax. Use double quotes in the </w:t>
+      </w:r>
+      <w:r>
+        <w:rPr>
+          <w:b/>
+        </w:rPr>
+        <w:t>JSON</w:t>
+      </w:r>
+      <w:r>
+        <w:rPr>
+          <w:b w:val="0"/>
+        </w:rPr>
+        <w:t xml:space="preserve"> text.</w:t>
+      </w:r>
+    </w:p>
+    <w:p>
+      <w:pPr>
+        <w:spacing w:line="336" w:lineRule="auto" w:after="180"/>
+      </w:pPr>
+      <w:r>
+        <w:rPr>
+          <w:b w:val="0"/>
+        </w:rPr>
+        <w:t>If the whole parsed value is a list, do not call .get on it: check the top-level type first and report a schema failure.</w:t>
       </w:r>
     </w:p>
     <w:p>
@@ -1930,8 +4115,25 @@
       </w:tr>
     </w:tbl>
     <w:p>
-      <w:r>
-        <w:t>Offer an oral explanation, drawing, enlarged visual or fewer examples when that removes a reading/writing barrier. Keep the same reasoning goal. Stretch secure learners by changing a boundary or assumption and asking them to defend the effect, not simply by assigning more of the same questions.</w:t>
+      <w:pPr>
+        <w:spacing w:line="336" w:lineRule="auto" w:after="180"/>
+      </w:pPr>
+      <w:r>
+        <w:rPr>
+          <w:b w:val="0"/>
+        </w:rPr>
+        <w:t>Offer an oral explanation, drawing, enlarged visual or fewer examples when that removes a reading/writing barrier. Keep the same reasoning goal.</w:t>
+      </w:r>
+    </w:p>
+    <w:p>
+      <w:pPr>
+        <w:spacing w:line="336" w:lineRule="auto" w:after="180"/>
+      </w:pPr>
+      <w:r>
+        <w:rPr>
+          <w:b w:val="0"/>
+        </w:rPr>
+        <w:t>Stretch secure learners by changing a boundary or assumption and asking them to defend the effect, not simply by assigning more of the same questions.</w:t>
       </w:r>
     </w:p>
     <w:p>
@@ -1943,11 +4145,16 @@
       </w:r>
     </w:p>
     <w:p>
+      <w:r>
+        <w:t>Use the Requests Responses and JSON questions, teacher keys and criteria after the relevant attempts. Previously discussed cases are practice; protect the separately selected independent task.</w:t>
+      </w:r>
+    </w:p>
+    <w:p>
       <w:pPr>
         <w:pStyle w:val="Heading3"/>
       </w:pPr>
       <w:r>
-        <w:t>Assess and explain the answers</w:t>
+        <w:t>Worked case answer</w:t>
       </w:r>
     </w:p>
     <w:p>
@@ -1955,12 +4162,49 @@
         <w:pStyle w:val="Heading3"/>
       </w:pPr>
       <w:r>
-        <w:t>Worked case answer</w:t>
-      </w:r>
-    </w:p>
-    <w:p>
-      <w:r>
-        <w:t>Request success, JSON validity, matching id, required fields and numeric type. Handle malformed responses explicitly.</w:t>
+        <w:t>Teacher key · Worked case answer</w:t>
+      </w:r>
+    </w:p>
+    <w:p>
+      <w:pPr>
+        <w:spacing w:line="336" w:lineRule="auto" w:after="180"/>
+        <w:shd w:fill="F1F6FC"/>
+      </w:pPr>
+      <w:r>
+        <w:rPr>
+          <w:b/>
+        </w:rPr>
+        <w:t>Request</w:t>
+      </w:r>
+      <w:r>
+        <w:rPr>
+          <w:b w:val="0"/>
+        </w:rPr>
+        <w:t xml:space="preserve"> success, </w:t>
+      </w:r>
+      <w:r>
+        <w:rPr>
+          <w:b/>
+        </w:rPr>
+        <w:t>JSON</w:t>
+      </w:r>
+      <w:r>
+        <w:rPr>
+          <w:b w:val="0"/>
+        </w:rPr>
+        <w:t xml:space="preserve"> validity, matching id, required fields and numeric type. Handle malformed </w:t>
+      </w:r>
+      <w:r>
+        <w:rPr>
+          <w:b/>
+        </w:rPr>
+        <w:t>response</w:t>
+      </w:r>
+      <w:r>
+        <w:rPr>
+          <w:b w:val="0"/>
+        </w:rPr>
+        <w:t>s explicitly.</w:t>
       </w:r>
     </w:p>
     <w:p>
@@ -1972,21 +4216,87 @@
       </w:r>
     </w:p>
     <w:p>
-      <w:r>
-        <w:t>An API returns {"ok":false,"error":"not_found"}. Your app tries to display response.title. What should it do instead?</w:t>
-      </w:r>
-    </w:p>
-    <w:p>
       <w:pPr>
         <w:pStyle w:val="Heading3"/>
       </w:pPr>
       <w:r>
+        <w:t>Independent question · withhold the key</w:t>
+      </w:r>
+    </w:p>
+    <w:p>
+      <w:pPr>
+        <w:spacing w:line="336" w:lineRule="auto" w:after="180"/>
+        <w:shd w:fill="F5F1FB"/>
+      </w:pPr>
+      <w:r>
+        <w:rPr>
+          <w:b w:val="0"/>
+        </w:rPr>
+        <w:t xml:space="preserve">An API returns {"ok":false,"error":"not_found"}. Your app tries to display </w:t>
+      </w:r>
+      <w:r>
+        <w:rPr>
+          <w:b/>
+        </w:rPr>
+        <w:t>response</w:t>
+      </w:r>
+      <w:r>
+        <w:rPr>
+          <w:b w:val="0"/>
+        </w:rPr>
+        <w:t>.title. What should it do instead?</w:t>
+      </w:r>
+    </w:p>
+    <w:p>
+      <w:pPr>
+        <w:pStyle w:val="Heading3"/>
+      </w:pPr>
+      <w:r>
         <w:t>Expected independent answer</w:t>
       </w:r>
     </w:p>
     <w:p>
-      <w:r>
-        <w:t>Check the success or error fields before using result data. Show a useful not-found response and allow correction of the request.</w:t>
+      <w:pPr>
+        <w:pStyle w:val="Heading3"/>
+      </w:pPr>
+      <w:r>
+        <w:t>Teacher key · Expected independent answer</w:t>
+      </w:r>
+    </w:p>
+    <w:p>
+      <w:pPr>
+        <w:spacing w:line="336" w:lineRule="auto" w:after="180"/>
+        <w:shd w:fill="F1F6FC"/>
+      </w:pPr>
+      <w:r>
+        <w:rPr>
+          <w:b w:val="0"/>
+        </w:rPr>
+        <w:t xml:space="preserve">Check the success or error fields before using result data. Show a useful not-found </w:t>
+      </w:r>
+      <w:r>
+        <w:rPr>
+          <w:b/>
+        </w:rPr>
+        <w:t>response</w:t>
+      </w:r>
+      <w:r>
+        <w:rPr>
+          <w:b w:val="0"/>
+        </w:rPr>
+        <w:t xml:space="preserve"> and allow correction of the </w:t>
+      </w:r>
+      <w:r>
+        <w:rPr>
+          <w:b/>
+        </w:rPr>
+        <w:t>request</w:t>
+      </w:r>
+      <w:r>
+        <w:rPr>
+          <w:b w:val="0"/>
+        </w:rPr>
+        <w:t>.</w:t>
       </w:r>
     </w:p>
     <w:p>
@@ -2224,8 +4534,25 @@
       </w:tr>
     </w:tbl>
     <w:p>
-      <w:r>
-        <w:t>Use 6/8 as a classroom checkpoint, with 2 required for both Result and Reasoning. This is a proposed teaching rule, not a validated certification threshold. Do not count a coached answer as independent mastery; correct unsafe or unsupported claims regardless of total.</w:t>
+      <w:pPr>
+        <w:spacing w:line="336" w:lineRule="auto" w:after="180"/>
+      </w:pPr>
+      <w:r>
+        <w:rPr>
+          <w:b w:val="0"/>
+        </w:rPr>
+        <w:t>Use 6/8 as a classroom checkpoint, with 2 required for both Result and Reasoning. This is a proposed teaching rule, not a validated certification threshold.</w:t>
+      </w:r>
+    </w:p>
+    <w:p>
+      <w:pPr>
+        <w:spacing w:line="336" w:lineRule="auto" w:after="180"/>
+      </w:pPr>
+      <w:r>
+        <w:rPr>
+          <w:b w:val="0"/>
+        </w:rPr>
+        <w:t>Do not count a coached answer as independent mastery; correct unsafe or unsupported claims regardless of total.</w:t>
       </w:r>
     </w:p>
     <w:p>
@@ -2237,8 +4564,38 @@
       </w:r>
     </w:p>
     <w:p>
-      <w:r>
-        <w:t>Ask the learner to find the evidence that challenges this claim: “Every API response contains successful result fields.” Keep the first attempt and an uncoached retry separate.</w:t>
+      <w:pPr>
+        <w:spacing w:line="336" w:lineRule="auto" w:after="180"/>
+      </w:pPr>
+      <w:r>
+        <w:rPr>
+          <w:b w:val="0"/>
+        </w:rPr>
+        <w:t xml:space="preserve">Ask the learner to find the </w:t>
+      </w:r>
+      <w:r>
+        <w:rPr>
+          <w:b/>
+        </w:rPr>
+        <w:t>evidence</w:t>
+      </w:r>
+      <w:r>
+        <w:rPr>
+          <w:b w:val="0"/>
+        </w:rPr>
+        <w:t xml:space="preserve"> that challenges this claim: “Every API </w:t>
+      </w:r>
+      <w:r>
+        <w:rPr>
+          <w:b/>
+        </w:rPr>
+        <w:t>response</w:t>
+      </w:r>
+      <w:r>
+        <w:rPr>
+          <w:b w:val="0"/>
+        </w:rPr>
+        <w:t xml:space="preserve"> contains successful result fields.” Keep the first attempt and an uncoached retry separate.</w:t>
       </w:r>
     </w:p>
     <w:p>
@@ -2250,15 +4607,66 @@
       </w:r>
     </w:p>
     <w:p>
-      <w:r>
-        <w:t>The response is structurally plausible but for the wrong ID. Check status, parseability, required fields, types and matching ID before use. Reject or report the mismatch; do not silently attach another book's page count to id=7.</w:t>
-      </w:r>
-    </w:p>
-    <w:p>
       <w:pPr>
         <w:pStyle w:val="Heading3"/>
       </w:pPr>
       <w:r>
+        <w:t>Teacher key · Original transfer answer</w:t>
+      </w:r>
+    </w:p>
+    <w:p>
+      <w:pPr>
+        <w:spacing w:line="336" w:lineRule="auto" w:after="180"/>
+        <w:shd w:fill="F1F6FC"/>
+      </w:pPr>
+      <w:r>
+        <w:rPr>
+          <w:b w:val="0"/>
+        </w:rPr>
+        <w:t xml:space="preserve">The </w:t>
+      </w:r>
+      <w:r>
+        <w:rPr>
+          <w:b/>
+        </w:rPr>
+        <w:t>response</w:t>
+      </w:r>
+      <w:r>
+        <w:rPr>
+          <w:b w:val="0"/>
+        </w:rPr>
+        <w:t xml:space="preserve"> is structurally plausible but for the wrong ID. Check </w:t>
+      </w:r>
+      <w:r>
+        <w:rPr>
+          <w:b/>
+        </w:rPr>
+        <w:t>status</w:t>
+      </w:r>
+      <w:r>
+        <w:rPr>
+          <w:b w:val="0"/>
+        </w:rPr>
+        <w:t>, parseability, required fields, types and matching ID before use.</w:t>
+      </w:r>
+    </w:p>
+    <w:p>
+      <w:pPr>
+        <w:spacing w:line="336" w:lineRule="auto" w:after="180"/>
+        <w:shd w:fill="F1F6FC"/>
+      </w:pPr>
+      <w:r>
+        <w:rPr>
+          <w:b w:val="0"/>
+        </w:rPr>
+        <w:t>Reject or report the mismatch; do not silently attach another book's page count to id=7.</w:t>
+      </w:r>
+    </w:p>
+    <w:p>
+      <w:pPr>
+        <w:pStyle w:val="Heading3"/>
+      </w:pPr>
+      <w:r>
         <w:t>Explanations for the additional workbook examples</w:t>
       </w:r>
     </w:p>
@@ -2271,53 +4679,296 @@
       </w:r>
     </w:p>
     <w:p>
-      <w:r>
-        <w:t>What Python value does JSON null become? What JSON value represents Python True?</w:t>
-      </w:r>
-    </w:p>
-    <w:p>
-      <w:r>
+      <w:pPr>
+        <w:pStyle w:val="Heading3"/>
+      </w:pPr>
+      <w:r>
+        <w:t>Workbook question · W1</w:t>
+      </w:r>
+    </w:p>
+    <w:p>
+      <w:pPr>
+        <w:spacing w:line="336" w:lineRule="auto" w:after="180"/>
+        <w:shd w:fill="F5F1FB"/>
+      </w:pPr>
+      <w:r>
+        <w:rPr>
+          <w:b w:val="0"/>
+        </w:rPr>
+        <w:t xml:space="preserve">What Python value does </w:t>
+      </w:r>
+      <w:r>
+        <w:rPr>
+          <w:b/>
+        </w:rPr>
+        <w:t>JSON</w:t>
+      </w:r>
+      <w:r>
+        <w:rPr>
+          <w:b w:val="0"/>
+        </w:rPr>
+        <w:t xml:space="preserve"> null become? What </w:t>
+      </w:r>
+      <w:r>
+        <w:rPr>
+          <w:b/>
+        </w:rPr>
+        <w:t>JSON</w:t>
+      </w:r>
+      <w:r>
+        <w:rPr>
+          <w:b w:val="0"/>
+        </w:rPr>
+        <w:t xml:space="preserve"> value represents Python True?</w:t>
+      </w:r>
+    </w:p>
+    <w:p>
+      <w:pPr>
+        <w:pStyle w:val="Heading3"/>
+      </w:pPr>
+      <w:r>
+        <w:t>Teacher reasoning · W1</w:t>
+      </w:r>
+    </w:p>
+    <w:p>
+      <w:pPr>
+        <w:spacing w:line="336" w:lineRule="auto" w:after="180"/>
+        <w:shd w:fill="F1F6FC"/>
+      </w:pPr>
+      <w:r>
+        <w:rPr>
+          <w:b w:val="0"/>
+        </w:rPr>
         <w:t>None and true, respectively.</w:t>
       </w:r>
     </w:p>
     <w:p>
-      <w:r>
-        <w:t>Parsing JSON null produces Python None, while serialising Python True produces JSON true. The spelling belongs to the representation: lowercase true is JSON text, not the Python Boolean name True. Keep parsing and serialisation directions clear.</w:t>
-      </w:r>
-    </w:p>
-    <w:p>
       <w:pPr>
         <w:pStyle w:val="Heading3"/>
       </w:pPr>
       <w:r>
+        <w:t>Teacher reasoning · W1</w:t>
+      </w:r>
+    </w:p>
+    <w:p>
+      <w:pPr>
+        <w:spacing w:line="336" w:lineRule="auto" w:after="180"/>
+        <w:shd w:fill="F1F6FC"/>
+      </w:pPr>
+      <w:r>
+        <w:rPr>
+          <w:b/>
+        </w:rPr>
+        <w:t>Parsing</w:t>
+      </w:r>
+      <w:r>
+        <w:rPr>
+          <w:b w:val="0"/>
+        </w:rPr>
+        <w:t xml:space="preserve"> </w:t>
+      </w:r>
+      <w:r>
+        <w:rPr>
+          <w:b/>
+        </w:rPr>
+        <w:t>JSON</w:t>
+      </w:r>
+      <w:r>
+        <w:rPr>
+          <w:b w:val="0"/>
+        </w:rPr>
+        <w:t xml:space="preserve"> null produces Python None, while serialising Python True produces </w:t>
+      </w:r>
+      <w:r>
+        <w:rPr>
+          <w:b/>
+        </w:rPr>
+        <w:t>JSON</w:t>
+      </w:r>
+      <w:r>
+        <w:rPr>
+          <w:b w:val="0"/>
+        </w:rPr>
+        <w:t xml:space="preserve"> true. The spelling belongs to the representation: lowercase true is </w:t>
+      </w:r>
+      <w:r>
+        <w:rPr>
+          <w:b/>
+        </w:rPr>
+        <w:t>JSON</w:t>
+      </w:r>
+      <w:r>
+        <w:rPr>
+          <w:b w:val="0"/>
+        </w:rPr>
+        <w:t xml:space="preserve"> text, not the Python Boolean name True.</w:t>
+      </w:r>
+    </w:p>
+    <w:p>
+      <w:pPr>
+        <w:spacing w:line="336" w:lineRule="auto" w:after="180"/>
+        <w:shd w:fill="F1F6FC"/>
+      </w:pPr>
+      <w:r>
+        <w:rPr>
+          <w:b w:val="0"/>
+        </w:rPr>
+        <w:t xml:space="preserve">Keep </w:t>
+      </w:r>
+      <w:r>
+        <w:rPr>
+          <w:b/>
+        </w:rPr>
+        <w:t>parsing</w:t>
+      </w:r>
+      <w:r>
+        <w:rPr>
+          <w:b w:val="0"/>
+        </w:rPr>
+        <w:t xml:space="preserve"> and serialisation directions clear.</w:t>
+      </w:r>
+    </w:p>
+    <w:p>
+      <w:pPr>
+        <w:pStyle w:val="Heading3"/>
+      </w:pPr>
+      <w:r>
         <w:t>W2 Separate failures</w:t>
       </w:r>
     </w:p>
     <w:p>
-      <w:r>
-        <w:t>Classify {"minutes": "5"} and {minutes: 5} as valid JSON text or malformed JSON.</w:t>
-      </w:r>
-    </w:p>
-    <w:p>
-      <w:r>
-        <w:t>The first is valid JSON but its minutes field fails the integer schema. The second is malformed because the key is not double-quoted.</w:t>
-      </w:r>
-    </w:p>
-    <w:p>
       <w:pPr>
         <w:pStyle w:val="Heading3"/>
       </w:pPr>
       <w:r>
+        <w:t>Workbook question · W2</w:t>
+      </w:r>
+    </w:p>
+    <w:p>
+      <w:pPr>
+        <w:spacing w:line="336" w:lineRule="auto" w:after="180"/>
+        <w:shd w:fill="F5F1FB"/>
+      </w:pPr>
+      <w:r>
+        <w:rPr>
+          <w:b w:val="0"/>
+        </w:rPr>
+        <w:t xml:space="preserve">Classify {"minutes": "5"} and {minutes: 5} as valid </w:t>
+      </w:r>
+      <w:r>
+        <w:rPr>
+          <w:b/>
+        </w:rPr>
+        <w:t>JSON</w:t>
+      </w:r>
+      <w:r>
+        <w:rPr>
+          <w:b w:val="0"/>
+        </w:rPr>
+        <w:t xml:space="preserve"> text or malformed </w:t>
+      </w:r>
+      <w:r>
+        <w:rPr>
+          <w:b/>
+        </w:rPr>
+        <w:t>JSON</w:t>
+      </w:r>
+      <w:r>
+        <w:rPr>
+          <w:b w:val="0"/>
+        </w:rPr>
+        <w:t>.</w:t>
+      </w:r>
+    </w:p>
+    <w:p>
+      <w:pPr>
+        <w:pStyle w:val="Heading3"/>
+      </w:pPr>
+      <w:r>
+        <w:t>Teacher reasoning · W2</w:t>
+      </w:r>
+    </w:p>
+    <w:p>
+      <w:pPr>
+        <w:spacing w:line="336" w:lineRule="auto" w:after="180"/>
+        <w:shd w:fill="F1F6FC"/>
+      </w:pPr>
+      <w:r>
+        <w:rPr>
+          <w:b w:val="0"/>
+        </w:rPr>
+        <w:t xml:space="preserve">The first is valid </w:t>
+      </w:r>
+      <w:r>
+        <w:rPr>
+          <w:b/>
+        </w:rPr>
+        <w:t>JSON</w:t>
+      </w:r>
+      <w:r>
+        <w:rPr>
+          <w:b w:val="0"/>
+        </w:rPr>
+        <w:t xml:space="preserve"> but its minutes field fails the integer schema. The second is malformed because the key is not double-quoted.</w:t>
+      </w:r>
+    </w:p>
+    <w:p>
+      <w:pPr>
+        <w:pStyle w:val="Heading3"/>
+      </w:pPr>
+      <w:r>
         <w:t>W3 Repair the interface</w:t>
       </w:r>
     </w:p>
     <w:p>
-      <w:r>
-        <w:t>A parser accepts a JSON list then crashes on .get. What check belongs before field access?</w:t>
-      </w:r>
-    </w:p>
-    <w:p>
-      <w:r>
+      <w:pPr>
+        <w:pStyle w:val="Heading3"/>
+      </w:pPr>
+      <w:r>
+        <w:t>Workbook question · W3</w:t>
+      </w:r>
+    </w:p>
+    <w:p>
+      <w:pPr>
+        <w:spacing w:line="336" w:lineRule="auto" w:after="180"/>
+        <w:shd w:fill="F5F1FB"/>
+      </w:pPr>
+      <w:r>
+        <w:rPr>
+          <w:b w:val="0"/>
+        </w:rPr>
+        <w:t xml:space="preserve">A parser accepts a </w:t>
+      </w:r>
+      <w:r>
+        <w:rPr>
+          <w:b/>
+        </w:rPr>
+        <w:t>JSON</w:t>
+      </w:r>
+      <w:r>
+        <w:rPr>
+          <w:b w:val="0"/>
+        </w:rPr>
+        <w:t xml:space="preserve"> list then crashes on .get. What check belongs before field access?</w:t>
+      </w:r>
+    </w:p>
+    <w:p>
+      <w:pPr>
+        <w:pStyle w:val="Heading3"/>
+      </w:pPr>
+      <w:r>
+        <w:t>Teacher reasoning · W3</w:t>
+      </w:r>
+    </w:p>
+    <w:p>
+      <w:pPr>
+        <w:spacing w:line="336" w:lineRule="auto" w:after="180"/>
+        <w:shd w:fill="F1F6FC"/>
+      </w:pPr>
+      <w:r>
+        <w:rPr>
+          <w:b w:val="0"/>
+        </w:rPr>
         <w:t>Require type(record) is dict and handle failure before any .get or keyed field access.</w:t>
       </w:r>
     </w:p>
@@ -2330,62 +4981,323 @@
       </w:r>
     </w:p>
     <w:p>
-      <w:r>
-        <w:t>Define a JSON contract for {"label": "Box", "count": 4}: nonempty text label, integer count 0 through 10. Give a valid case, a wrong-type case and a missing-field case with expected acceptance.</w:t>
-      </w:r>
-    </w:p>
-    <w:p>
-      <w:r>
-        <w:t>Valid Box/4 accepted; count "4" rejected for type; absent count rejected as missing. State that malformed JSON and non-object top levels are also rejected.</w:t>
-      </w:r>
-    </w:p>
-    <w:p>
       <w:pPr>
         <w:pStyle w:val="Heading3"/>
       </w:pPr>
       <w:r>
+        <w:t>Workbook question · W4</w:t>
+      </w:r>
+    </w:p>
+    <w:p>
+      <w:pPr>
+        <w:spacing w:line="336" w:lineRule="auto" w:after="180"/>
+        <w:shd w:fill="F5F1FB"/>
+      </w:pPr>
+      <w:r>
+        <w:rPr>
+          <w:b w:val="0"/>
+        </w:rPr>
+        <w:t xml:space="preserve">Define a </w:t>
+      </w:r>
+      <w:r>
+        <w:rPr>
+          <w:b/>
+        </w:rPr>
+        <w:t>JSON</w:t>
+      </w:r>
+      <w:r>
+        <w:rPr>
+          <w:b w:val="0"/>
+        </w:rPr>
+        <w:t xml:space="preserve"> </w:t>
+      </w:r>
+      <w:r>
+        <w:rPr>
+          <w:b/>
+        </w:rPr>
+        <w:t>contract</w:t>
+      </w:r>
+      <w:r>
+        <w:rPr>
+          <w:b w:val="0"/>
+        </w:rPr>
+        <w:t xml:space="preserve"> for {"label": "Box", "count": 4}: nonempty text label, integer count 0 through 10. Give a valid case, a wrong-type case and a missing-field case with expected acceptance.</w:t>
+      </w:r>
+    </w:p>
+    <w:p>
+      <w:pPr>
+        <w:pStyle w:val="Heading3"/>
+      </w:pPr>
+      <w:r>
+        <w:t>Teacher reasoning · W4</w:t>
+      </w:r>
+    </w:p>
+    <w:p>
+      <w:pPr>
+        <w:spacing w:line="336" w:lineRule="auto" w:after="180"/>
+        <w:shd w:fill="F1F6FC"/>
+      </w:pPr>
+      <w:r>
+        <w:rPr>
+          <w:b w:val="0"/>
+        </w:rPr>
+        <w:t xml:space="preserve">Valid Box/4 accepted; count "4" rejected for type; absent count rejected as missing. State that malformed </w:t>
+      </w:r>
+      <w:r>
+        <w:rPr>
+          <w:b/>
+        </w:rPr>
+        <w:t>JSON</w:t>
+      </w:r>
+      <w:r>
+        <w:rPr>
+          <w:b w:val="0"/>
+        </w:rPr>
+        <w:t xml:space="preserve"> and non-object top levels are also rejected.</w:t>
+      </w:r>
+    </w:p>
+    <w:p>
+      <w:pPr>
+        <w:pStyle w:val="Heading3"/>
+      </w:pPr>
+      <w:r>
         <w:t>W5 Limit parsing</w:t>
       </w:r>
     </w:p>
     <w:p>
-      <w:r>
-        <w:t>A JSON record parses successfully. Does that prove its observation is correct?</w:t>
-      </w:r>
-    </w:p>
-    <w:p>
-      <w:r>
-        <w:t>No. Syntax, schema validity and observational truth are separate checks.</w:t>
-      </w:r>
-    </w:p>
-    <w:p>
-      <w:r>
-        <w:t>No. Parsing checks JSON syntax. The schema separately checks the expected fields, types and ranges. Collection evidence is a third question: even a well-formed, schema-valid duration could have been measured or recorded incorrectly.</w:t>
-      </w:r>
-    </w:p>
-    <w:p>
       <w:pPr>
         <w:pStyle w:val="Heading3"/>
       </w:pPr>
       <w:r>
+        <w:t>Workbook question · W5</w:t>
+      </w:r>
+    </w:p>
+    <w:p>
+      <w:pPr>
+        <w:spacing w:line="336" w:lineRule="auto" w:after="180"/>
+        <w:shd w:fill="F5F1FB"/>
+      </w:pPr>
+      <w:r>
+        <w:rPr>
+          <w:b w:val="0"/>
+        </w:rPr>
+        <w:t xml:space="preserve">A </w:t>
+      </w:r>
+      <w:r>
+        <w:rPr>
+          <w:b/>
+        </w:rPr>
+        <w:t>JSON</w:t>
+      </w:r>
+      <w:r>
+        <w:rPr>
+          <w:b w:val="0"/>
+        </w:rPr>
+        <w:t xml:space="preserve"> record parses successfully. Does that prove its </w:t>
+      </w:r>
+      <w:r>
+        <w:rPr>
+          <w:b/>
+        </w:rPr>
+        <w:t>observation</w:t>
+      </w:r>
+      <w:r>
+        <w:rPr>
+          <w:b w:val="0"/>
+        </w:rPr>
+        <w:t xml:space="preserve"> is correct?</w:t>
+      </w:r>
+    </w:p>
+    <w:p>
+      <w:pPr>
+        <w:pStyle w:val="Heading3"/>
+      </w:pPr>
+      <w:r>
+        <w:t>Teacher reasoning · W5</w:t>
+      </w:r>
+    </w:p>
+    <w:p>
+      <w:pPr>
+        <w:spacing w:line="336" w:lineRule="auto" w:after="180"/>
+        <w:shd w:fill="F1F6FC"/>
+      </w:pPr>
+      <w:r>
+        <w:rPr>
+          <w:b w:val="0"/>
+        </w:rPr>
+        <w:t xml:space="preserve">No. Syntax, schema validity and </w:t>
+      </w:r>
+      <w:r>
+        <w:rPr>
+          <w:b/>
+        </w:rPr>
+        <w:t>observation</w:t>
+      </w:r>
+      <w:r>
+        <w:rPr>
+          <w:b w:val="0"/>
+        </w:rPr>
+        <w:t>al truth are separate checks.</w:t>
+      </w:r>
+    </w:p>
+    <w:p>
+      <w:pPr>
+        <w:pStyle w:val="Heading3"/>
+      </w:pPr>
+      <w:r>
+        <w:t>Teacher reasoning · W5</w:t>
+      </w:r>
+    </w:p>
+    <w:p>
+      <w:pPr>
+        <w:spacing w:line="336" w:lineRule="auto" w:after="180"/>
+        <w:shd w:fill="F1F6FC"/>
+      </w:pPr>
+      <w:r>
+        <w:rPr>
+          <w:b w:val="0"/>
+        </w:rPr>
+        <w:t xml:space="preserve">No. </w:t>
+      </w:r>
+      <w:r>
+        <w:rPr>
+          <w:b/>
+        </w:rPr>
+        <w:t>Parsing</w:t>
+      </w:r>
+      <w:r>
+        <w:rPr>
+          <w:b w:val="0"/>
+        </w:rPr>
+        <w:t xml:space="preserve"> checks </w:t>
+      </w:r>
+      <w:r>
+        <w:rPr>
+          <w:b/>
+        </w:rPr>
+        <w:t>JSON</w:t>
+      </w:r>
+      <w:r>
+        <w:rPr>
+          <w:b w:val="0"/>
+        </w:rPr>
+        <w:t xml:space="preserve"> syntax. The schema separately checks the expected fields, types and ranges.</w:t>
+      </w:r>
+    </w:p>
+    <w:p>
+      <w:pPr>
+        <w:spacing w:line="336" w:lineRule="auto" w:after="180"/>
+        <w:shd w:fill="F1F6FC"/>
+      </w:pPr>
+      <w:r>
+        <w:rPr>
+          <w:b w:val="0"/>
+        </w:rPr>
+        <w:t xml:space="preserve">Collection </w:t>
+      </w:r>
+      <w:r>
+        <w:rPr>
+          <w:b/>
+        </w:rPr>
+        <w:t>evidence</w:t>
+      </w:r>
+      <w:r>
+        <w:rPr>
+          <w:b w:val="0"/>
+        </w:rPr>
+        <w:t xml:space="preserve"> is a third question: even a well-formed, schema-valid duration could have been measured or recorded incorrectly.</w:t>
+      </w:r>
+    </w:p>
+    <w:p>
+      <w:pPr>
+        <w:pStyle w:val="Heading3"/>
+      </w:pPr>
+      <w:r>
         <w:t>Assess independent transfer</w:t>
       </w:r>
     </w:p>
     <w:p>
-      <w:r>
-        <w:t>Selected case: Define a JSON contract for {"label": "Box", "count": 4}: nonempty text label, integer count 0 through 10. Give a valid case, a wrong-type case and a missing-field case with expected acceptance.</w:t>
-      </w:r>
-    </w:p>
-    <w:p>
       <w:pPr>
         <w:pStyle w:val="Heading3"/>
       </w:pPr>
       <w:r>
+        <w:t>Independent question · withhold the key</w:t>
+      </w:r>
+    </w:p>
+    <w:p>
+      <w:pPr>
+        <w:spacing w:line="336" w:lineRule="auto" w:after="180"/>
+        <w:shd w:fill="F5F1FB"/>
+      </w:pPr>
+      <w:r>
+        <w:rPr>
+          <w:b w:val="0"/>
+        </w:rPr>
+        <w:t xml:space="preserve">Selected case: Define a </w:t>
+      </w:r>
+      <w:r>
+        <w:rPr>
+          <w:b/>
+        </w:rPr>
+        <w:t>JSON</w:t>
+      </w:r>
+      <w:r>
+        <w:rPr>
+          <w:b w:val="0"/>
+        </w:rPr>
+        <w:t xml:space="preserve"> </w:t>
+      </w:r>
+      <w:r>
+        <w:rPr>
+          <w:b/>
+        </w:rPr>
+        <w:t>contract</w:t>
+      </w:r>
+      <w:r>
+        <w:rPr>
+          <w:b w:val="0"/>
+        </w:rPr>
+        <w:t xml:space="preserve"> for {"label": "Box", "count": 4}: nonempty text label, integer count 0 through 10. Give a valid case, a wrong-type case and a missing-field case with expected acceptance.</w:t>
+      </w:r>
+    </w:p>
+    <w:p>
+      <w:pPr>
+        <w:pStyle w:val="Heading3"/>
+      </w:pPr>
+      <w:r>
         <w:t>Selected case answer</w:t>
       </w:r>
     </w:p>
     <w:p>
-      <w:r>
-        <w:t>Valid Box/4 accepted; count "4" rejected for type; absent count rejected as missing. State that malformed JSON and non-object top levels are also rejected.</w:t>
+      <w:pPr>
+        <w:pStyle w:val="Heading3"/>
+      </w:pPr>
+      <w:r>
+        <w:t>Teacher key · Selected case answer</w:t>
+      </w:r>
+    </w:p>
+    <w:p>
+      <w:pPr>
+        <w:spacing w:line="336" w:lineRule="auto" w:after="180"/>
+        <w:shd w:fill="F1F6FC"/>
+      </w:pPr>
+      <w:r>
+        <w:rPr>
+          <w:b w:val="0"/>
+        </w:rPr>
+        <w:t xml:space="preserve">Valid Box/4 accepted; count "4" rejected for type; absent count rejected as missing. State that malformed </w:t>
+      </w:r>
+      <w:r>
+        <w:rPr>
+          <w:b/>
+        </w:rPr>
+        <w:t>JSON</w:t>
+      </w:r>
+      <w:r>
+        <w:rPr>
+          <w:b w:val="0"/>
+        </w:rPr>
+        <w:t xml:space="preserve"> and non-object top levels are also rejected.</w:t>
       </w:r>
     </w:p>
     <w:tbl>
@@ -2491,21 +5403,77 @@
       </w:tr>
     </w:tbl>
     <w:p>
-      <w:r>
-        <w:t>Record each dimension as not yet, with support, or independent. Accept a valid alternative procedure with a defensible trace. Do not penalise an honestly recorded model failure if the learner correctly explains its evidence and limits.</w:t>
-      </w:r>
-    </w:p>
-    <w:p>
       <w:pPr>
         <w:pStyle w:val="Heading3"/>
       </w:pPr>
       <w:r>
+        <w:t>Teacher key · Selected case answer</w:t>
+      </w:r>
+    </w:p>
+    <w:p>
+      <w:pPr>
+        <w:spacing w:line="336" w:lineRule="auto" w:after="180"/>
+        <w:shd w:fill="F1F6FC"/>
+      </w:pPr>
+      <w:r>
+        <w:rPr>
+          <w:b w:val="0"/>
+        </w:rPr>
+        <w:t>Record each dimension as not yet, with support, or independent. Accept a valid alternative procedure with a defensible trace.</w:t>
+      </w:r>
+    </w:p>
+    <w:p>
+      <w:pPr>
+        <w:spacing w:line="336" w:lineRule="auto" w:after="180"/>
+        <w:shd w:fill="F1F6FC"/>
+      </w:pPr>
+      <w:r>
+        <w:rPr>
+          <w:b w:val="0"/>
+        </w:rPr>
+        <w:t xml:space="preserve">Do not penalise an honestly recorded model failure if the learner correctly explains its </w:t>
+      </w:r>
+      <w:r>
+        <w:rPr>
+          <w:b/>
+        </w:rPr>
+        <w:t>evidence</w:t>
+      </w:r>
+      <w:r>
+        <w:rPr>
+          <w:b w:val="0"/>
+        </w:rPr>
+        <w:t xml:space="preserve"> and limits.</w:t>
+      </w:r>
+    </w:p>
+    <w:p>
+      <w:pPr>
+        <w:pStyle w:val="Heading3"/>
+      </w:pPr>
+      <w:r>
         <w:t>Feedback that the learner uses</w:t>
       </w:r>
     </w:p>
     <w:p>
-      <w:r>
-        <w:t>Name the earliest unsupported step and give one action to repair it. Have the learner make that repair now and explain why. Then assess the relevant skill on a fresh, fully specified case. Confirm it was not previously practised with feedback; solve and check the new case before assigning it. A follow-up design prompt is a starting brief, not automatically an equivalent test.</w:t>
+      <w:pPr>
+        <w:spacing w:line="336" w:lineRule="auto" w:after="180"/>
+      </w:pPr>
+      <w:r>
+        <w:rPr>
+          <w:b w:val="0"/>
+        </w:rPr>
+        <w:t>Name the earliest unsupported step and give one action to repair it. Have the learner make that repair now and explain why. Then assess the relevant skill on a fresh, fully specified case.</w:t>
+      </w:r>
+    </w:p>
+    <w:p>
+      <w:pPr>
+        <w:spacing w:line="336" w:lineRule="auto" w:after="180"/>
+      </w:pPr>
+      <w:r>
+        <w:rPr>
+          <w:b w:val="0"/>
+        </w:rPr>
+        <w:t>Confirm it was not previously practised with feedback; solve and check the new case before assigning it. A follow-up design prompt is a starting brief, not automatically an equivalent test.</w:t>
       </w:r>
     </w:p>
     <w:p>
@@ -2517,11 +5485,110 @@
       </w:r>
     </w:p>
     <w:p>
+      <w:r>
+        <w:t>Connect Requests Responses and JSON to Verified Study Buddy, adapt support and plan a later changed-case check.</w:t>
+      </w:r>
+    </w:p>
+    <w:p>
       <w:pPr>
         <w:pStyle w:val="Heading3"/>
       </w:pPr>
       <w:r>
-        <w:t>Connect and extend learning</w:t>
+        <w:t>Verified Study Buddy</w:t>
+      </w:r>
+    </w:p>
+    <w:p>
+      <w:pPr>
+        <w:spacing w:line="336" w:lineRule="auto" w:after="180"/>
+      </w:pPr>
+      <w:r>
+        <w:rPr>
+          <w:b w:val="0"/>
+        </w:rPr>
+        <w:t xml:space="preserve">Use a stable </w:t>
+      </w:r>
+      <w:r>
+        <w:rPr>
+          <w:b/>
+        </w:rPr>
+        <w:t>request</w:t>
+      </w:r>
+      <w:r>
+        <w:rPr>
+          <w:b w:val="0"/>
+        </w:rPr>
+        <w:t>/</w:t>
+      </w:r>
+      <w:r>
+        <w:rPr>
+          <w:b/>
+        </w:rPr>
+        <w:t>response</w:t>
+      </w:r>
+      <w:r>
+        <w:rPr>
+          <w:b w:val="0"/>
+        </w:rPr>
+        <w:t xml:space="preserve"> </w:t>
+      </w:r>
+      <w:r>
+        <w:rPr>
+          <w:b/>
+        </w:rPr>
+        <w:t>contract</w:t>
+      </w:r>
+      <w:r>
+        <w:rPr>
+          <w:b w:val="0"/>
+        </w:rPr>
+        <w:t xml:space="preserve"> between </w:t>
+      </w:r>
+      <w:r>
+        <w:rPr>
+          <w:b/>
+        </w:rPr>
+        <w:t>interface</w:t>
+      </w:r>
+      <w:r>
+        <w:rPr>
+          <w:b w:val="0"/>
+        </w:rPr>
+        <w:t>, retriever, model, and verifier.</w:t>
+      </w:r>
+    </w:p>
+    <w:p>
+      <w:pPr>
+        <w:spacing w:line="336" w:lineRule="auto" w:after="180"/>
+      </w:pPr>
+      <w:r>
+        <w:rPr>
+          <w:b w:val="0"/>
+        </w:rPr>
+        <w:t xml:space="preserve">Keep the decision, </w:t>
+      </w:r>
+      <w:r>
+        <w:rPr>
+          <w:b/>
+        </w:rPr>
+        <w:t>input</w:t>
+      </w:r>
+      <w:r>
+        <w:rPr>
+          <w:b w:val="0"/>
+        </w:rPr>
+        <w:t xml:space="preserve">, result, explanation and remaining limitation in the project </w:t>
+      </w:r>
+      <w:r>
+        <w:rPr>
+          <w:b/>
+        </w:rPr>
+        <w:t>evidence</w:t>
+      </w:r>
+      <w:r>
+        <w:rPr>
+          <w:b w:val="0"/>
+        </w:rPr>
+        <w:t xml:space="preserve"> record. Retrieve this record next week rather than restarting the project.</w:t>
       </w:r>
     </w:p>
     <w:p>
@@ -2529,17 +5596,54 @@
         <w:pStyle w:val="Heading3"/>
       </w:pPr>
       <w:r>
-        <w:t>Verified Study Buddy</w:t>
-      </w:r>
-    </w:p>
-    <w:p>
-      <w:r>
-        <w:t>Use a stable request/response contract between interface, retriever, model, and verifier.</w:t>
-      </w:r>
-    </w:p>
-    <w:p>
-      <w:r>
-        <w:t>Keep the decision, input, result, explanation and remaining limitation in the project evidence record. Retrieve this record next week rather than restarting the project.</w:t>
+        <w:t>Support and stretch</w:t>
+      </w:r>
+    </w:p>
+    <w:p>
+      <w:pPr>
+        <w:spacing w:line="336" w:lineRule="auto" w:after="180"/>
+      </w:pPr>
+      <w:r>
+        <w:rPr>
+          <w:b w:val="0"/>
+        </w:rPr>
+        <w:t xml:space="preserve">Provide one short approved passage; separate instruction, </w:t>
+      </w:r>
+      <w:r>
+        <w:rPr>
+          <w:b/>
+        </w:rPr>
+        <w:t>input</w:t>
+      </w:r>
+      <w:r>
+        <w:rPr>
+          <w:b w:val="0"/>
+        </w:rPr>
+        <w:t xml:space="preserve">, </w:t>
+      </w:r>
+      <w:r>
+        <w:rPr>
+          <w:b/>
+        </w:rPr>
+        <w:t>output</w:t>
+      </w:r>
+      <w:r>
+        <w:rPr>
+          <w:b w:val="0"/>
+        </w:rPr>
+        <w:t xml:space="preserve"> and </w:t>
+      </w:r>
+      <w:r>
+        <w:rPr>
+          <w:b/>
+        </w:rPr>
+        <w:t>evidence</w:t>
+      </w:r>
+      <w:r>
+        <w:rPr>
+          <w:b w:val="0"/>
+        </w:rPr>
+        <w:t>. Stretch: introduce an unsupported claim or conflicting source and validate claim by claim with a fallback.</w:t>
       </w:r>
     </w:p>
     <w:p>
@@ -2547,12 +5651,30 @@
         <w:pStyle w:val="Heading3"/>
       </w:pPr>
       <w:r>
-        <w:t>Support and stretch</w:t>
-      </w:r>
-    </w:p>
-    <w:p>
-      <w:r>
-        <w:t>Provide one short approved passage; separate instruction, input, output and evidence. Stretch: introduce an unsupported claim or conflicting source and validate claim by claim with a fallback.</w:t>
+        <w:t>Exit reflection</w:t>
+      </w:r>
+    </w:p>
+    <w:p>
+      <w:pPr>
+        <w:spacing w:line="336" w:lineRule="auto" w:after="180"/>
+      </w:pPr>
+      <w:r>
+        <w:rPr>
+          <w:b w:val="0"/>
+        </w:rPr>
+        <w:t xml:space="preserve">Ask for one decision the learner can now justify and one situation requiring more </w:t>
+      </w:r>
+      <w:r>
+        <w:rPr>
+          <w:b/>
+        </w:rPr>
+        <w:t>evidence</w:t>
+      </w:r>
+      <w:r>
+        <w:rPr>
+          <w:b w:val="0"/>
+        </w:rPr>
+        <w:t xml:space="preserve"> or human review. Confidence ratings are separate from correct independent performance.</w:t>
       </w:r>
     </w:p>
     <w:p>
@@ -2560,12 +5682,30 @@
         <w:pStyle w:val="Heading3"/>
       </w:pPr>
       <w:r>
-        <w:t>Exit reflection</w:t>
-      </w:r>
-    </w:p>
-    <w:p>
-      <w:r>
-        <w:t>Ask for one decision the learner can now justify and one situation requiring more evidence or human review. Confidence ratings are separate from correct independent performance.</w:t>
+        <w:t>Bridge to the next week</w:t>
+      </w:r>
+    </w:p>
+    <w:p>
+      <w:pPr>
+        <w:spacing w:line="336" w:lineRule="auto" w:after="180"/>
+      </w:pPr>
+      <w:r>
+        <w:rPr>
+          <w:b w:val="0"/>
+        </w:rPr>
+        <w:t xml:space="preserve">Next: Week 23: Block-to-Python Bridge. Retrieve today’s </w:t>
+      </w:r>
+      <w:r>
+        <w:rPr>
+          <w:b/>
+        </w:rPr>
+        <w:t>evidence</w:t>
+      </w:r>
+      <w:r>
+        <w:rPr>
+          <w:b w:val="0"/>
+        </w:rPr>
+        <w:t xml:space="preserve"> and identify what carries forward and what is new.</w:t>
       </w:r>
     </w:p>
     <w:p>
@@ -2573,12 +5713,123 @@
         <w:pStyle w:val="Heading3"/>
       </w:pPr>
       <w:r>
-        <w:t>Bridge to the next week</w:t>
-      </w:r>
-    </w:p>
-    <w:p>
-      <w:r>
-        <w:t>Next: Week 23: Block-to-Python Bridge. Retrieve today’s evidence and identify what carries forward and what is new.</w:t>
+        <w:t>Support and fresh reassessment</w:t>
+      </w:r>
+    </w:p>
+    <w:p>
+      <w:pPr>
+        <w:spacing w:line="336" w:lineRule="auto" w:after="180"/>
+      </w:pPr>
+      <w:r>
+        <w:rPr>
+          <w:b w:val="0"/>
+        </w:rPr>
+        <w:t xml:space="preserve">Color </w:t>
+      </w:r>
+      <w:r>
+        <w:rPr>
+          <w:b/>
+        </w:rPr>
+        <w:t>JSON</w:t>
+      </w:r>
+      <w:r>
+        <w:rPr>
+          <w:b w:val="0"/>
+        </w:rPr>
+        <w:t xml:space="preserve"> punctuation separately from values. Extension: serialize a valid result, parse it again and check the data values are preserved.</w:t>
+      </w:r>
+    </w:p>
+    <w:p>
+      <w:pPr>
+        <w:spacing w:line="336" w:lineRule="auto" w:after="180"/>
+      </w:pPr>
+      <w:r>
+        <w:rPr>
+          <w:b w:val="0"/>
+        </w:rPr>
+        <w:t xml:space="preserve">Independent W4 </w:t>
+      </w:r>
+      <w:r>
+        <w:rPr>
+          <w:b/>
+        </w:rPr>
+        <w:t>evidence</w:t>
+      </w:r>
+      <w:r>
+        <w:rPr>
+          <w:b w:val="0"/>
+        </w:rPr>
+        <w:t xml:space="preserve">: Valid Box/4 accepted; count "4" rejected for type; absent count rejected as missing. State that malformed </w:t>
+      </w:r>
+      <w:r>
+        <w:rPr>
+          <w:b/>
+        </w:rPr>
+        <w:t>JSON</w:t>
+      </w:r>
+      <w:r>
+        <w:rPr>
+          <w:b w:val="0"/>
+        </w:rPr>
+        <w:t xml:space="preserve"> and non-object top levels are also rejected.</w:t>
+      </w:r>
+    </w:p>
+    <w:p>
+      <w:pPr>
+        <w:spacing w:line="336" w:lineRule="auto" w:after="180"/>
+      </w:pPr>
+      <w:r>
+        <w:rPr>
+          <w:b w:val="0"/>
+        </w:rPr>
+        <w:t xml:space="preserve">Record whether the learner needed no help, a hint or explanation. Fresh retry: label Tray and score integer 0 through 5. Cases score 0 accepted, score 6 rejected, score null rejected; </w:t>
+      </w:r>
+      <w:r>
+        <w:rPr>
+          <w:b/>
+        </w:rPr>
+        <w:t>JSON</w:t>
+      </w:r>
+      <w:r>
+        <w:rPr>
+          <w:b w:val="0"/>
+        </w:rPr>
+        <w:t xml:space="preserve"> list rejected before field access.</w:t>
+      </w:r>
+    </w:p>
+    <w:p>
+      <w:pPr>
+        <w:spacing w:line="336" w:lineRule="auto" w:after="180"/>
+      </w:pPr>
+      <w:r>
+        <w:rPr>
+          <w:b w:val="0"/>
+        </w:rPr>
+        <w:t xml:space="preserve">Next week: Exceptions and recovery. Reuse this week's explicit </w:t>
+      </w:r>
+      <w:r>
+        <w:rPr>
+          <w:b/>
+        </w:rPr>
+        <w:t>contract</w:t>
+      </w:r>
+      <w:r>
+        <w:rPr>
+          <w:b w:val="0"/>
+        </w:rPr>
+        <w:t xml:space="preserve">s and </w:t>
+      </w:r>
+      <w:r>
+        <w:rPr>
+          <w:b/>
+        </w:rPr>
+        <w:t>evidence</w:t>
+      </w:r>
+      <w:r>
+        <w:rPr>
+          <w:b w:val="0"/>
+        </w:rPr>
+        <w:t>.</w:t>
       </w:r>
     </w:p>
     <w:p>
@@ -2586,40 +5837,52 @@
         <w:pStyle w:val="Heading3"/>
       </w:pPr>
       <w:r>
-        <w:t>Support and fresh reassessment</w:t>
-      </w:r>
-    </w:p>
-    <w:p>
-      <w:r>
-        <w:t>Color JSON punctuation separately from values. Extension: serialize a valid result, parse it again and check the data values are preserved.</w:t>
-      </w:r>
-    </w:p>
-    <w:p>
-      <w:r>
-        <w:t>Independent W4 evidence: Valid Box/4 accepted; count "4" rejected for type; absent count rejected as missing. State that malformed JSON and non-object top levels are also rejected. Record whether the learner needed no help, a hint or explanation. Fresh retry: label Tray and score integer 0 through 5. Cases score 0 accepted, score 6 rejected, score null rejected; JSON list rejected before field access.</w:t>
-      </w:r>
-    </w:p>
-    <w:p>
-      <w:r>
-        <w:t>Next week: Exceptions and recovery. Reuse this week's explicit contracts and evidence.</w:t>
-      </w:r>
-    </w:p>
-    <w:p>
-      <w:pPr>
-        <w:pStyle w:val="Heading3"/>
-      </w:pPr>
-      <w:r>
         <w:t>Plan the delayed return</w:t>
       </w:r>
     </w:p>
     <w:p>
-      <w:r>
+      <w:pPr>
+        <w:spacing w:line="336" w:lineRule="auto" w:after="180"/>
+      </w:pPr>
+      <w:r>
+        <w:rPr>
+          <w:b w:val="0"/>
+        </w:rPr>
         <w:t>Suggested return points in this level: ai-3/23, ai-3/25, ai-3/28. Use actual classroom dates, adjusting for holidays and gaps. One, three and six teaching weeks are scheduling choices, not a claimed optimal spacing.</w:t>
       </w:r>
     </w:p>
     <w:p>
-      <w:r>
-        <w:t>At a delayed check, ask for the idea from memory and a changed application. Compare with the earlier independent response and record support used. For a new level, revisit the previous capstone before checking the new prerequisites.</w:t>
+      <w:pPr>
+        <w:spacing w:line="336" w:lineRule="auto" w:after="180"/>
+      </w:pPr>
+      <w:r>
+        <w:rPr>
+          <w:b w:val="0"/>
+        </w:rPr>
+        <w:t xml:space="preserve">At a delayed check, ask for the idea from memory and a changed application. Compare with the earlier independent </w:t>
+      </w:r>
+      <w:r>
+        <w:rPr>
+          <w:b/>
+        </w:rPr>
+        <w:t>response</w:t>
+      </w:r>
+      <w:r>
+        <w:rPr>
+          <w:b w:val="0"/>
+        </w:rPr>
+        <w:t xml:space="preserve"> and record support used.</w:t>
+      </w:r>
+    </w:p>
+    <w:p>
+      <w:pPr>
+        <w:spacing w:line="336" w:lineRule="auto" w:after="180"/>
+      </w:pPr>
+      <w:r>
+        <w:rPr>
+          <w:b w:val="0"/>
+        </w:rPr>
+        <w:t>For a new level, revisit the previous capstone before checking the new prerequisites.</w:t>
       </w:r>
     </w:p>
     <w:tbl>
@@ -2779,8 +6042,26 @@
       </w:tr>
     </w:tbl>
     <w:p>
-      <w:r>
-        <w:t>Use the evidence to choose reteaching or the next step. A completed page, confidence rating or attractive project does not by itself demonstrate understanding.</w:t>
+      <w:pPr>
+        <w:spacing w:line="336" w:lineRule="auto" w:after="180"/>
+      </w:pPr>
+      <w:r>
+        <w:rPr>
+          <w:b w:val="0"/>
+        </w:rPr>
+        <w:t xml:space="preserve">Use the </w:t>
+      </w:r>
+      <w:r>
+        <w:rPr>
+          <w:b/>
+        </w:rPr>
+        <w:t>evidence</w:t>
+      </w:r>
+      <w:r>
+        <w:rPr>
+          <w:b w:val="0"/>
+        </w:rPr>
+        <w:t xml:space="preserve"> to choose reteaching or the next step. A completed page, confidence rating or attractive project does not by itself demonstrate understanding.</w:t>
       </w:r>
     </w:p>
     <w:p>
@@ -2792,8 +6073,37 @@
       </w:r>
     </w:p>
     <w:p>
-      <w:r>
-        <w:t>For your Verified Study Buddy, save the input, procedure, observed result and limitation of this check. Label this worked example as practice; use a different, previously unreviewed case when checking independent understanding.</w:t>
+      <w:pPr>
+        <w:spacing w:line="336" w:lineRule="auto" w:after="180"/>
+      </w:pPr>
+      <w:r>
+        <w:rPr>
+          <w:b w:val="0"/>
+        </w:rPr>
+        <w:t xml:space="preserve">For your Verified Study Buddy, save the </w:t>
+      </w:r>
+      <w:r>
+        <w:rPr>
+          <w:b/>
+        </w:rPr>
+        <w:t>input</w:t>
+      </w:r>
+      <w:r>
+        <w:rPr>
+          <w:b w:val="0"/>
+        </w:rPr>
+        <w:t>, procedure, observed result and limitation of this check.</w:t>
+      </w:r>
+    </w:p>
+    <w:p>
+      <w:pPr>
+        <w:spacing w:line="336" w:lineRule="auto" w:after="180"/>
+      </w:pPr>
+      <w:r>
+        <w:rPr>
+          <w:b w:val="0"/>
+        </w:rPr>
+        <w:t>Label this worked example as practice; use a different, previously unreviewed case when checking independent understanding.</w:t>
       </w:r>
     </w:p>
     <w:p>
@@ -2806,12 +6116,74 @@
     </w:p>
     <w:p>
       <w:r>
-        <w:t>Teaching target: Parse JSON into Python records</w:t>
-      </w:r>
-    </w:p>
-    <w:p>
-      <w:r>
-        <w:t>Prepare the labelled worked-case picture, the matching workbook, fictional input cards and a place for individual responses. No paid AI account is required for the paper reasoning activities.</w:t>
+        <w:t>Use this preparation summary alongside the detailed Requests Responses and JSON lesson; it is a checklist rather than a replacement for the full sequence.</w:t>
+      </w:r>
+    </w:p>
+    <w:p>
+      <w:pPr>
+        <w:pStyle w:val="Heading3"/>
+      </w:pPr>
+      <w:r>
+        <w:t>Teaching target</w:t>
+      </w:r>
+    </w:p>
+    <w:p>
+      <w:pPr>
+        <w:spacing w:line="336" w:lineRule="auto" w:after="180"/>
+        <w:shd w:fill="EDF7F3"/>
+      </w:pPr>
+      <w:r>
+        <w:rPr>
+          <w:b w:val="0"/>
+        </w:rPr>
+        <w:t xml:space="preserve">Teaching target: Parse </w:t>
+      </w:r>
+      <w:r>
+        <w:rPr>
+          <w:b/>
+        </w:rPr>
+        <w:t>JSON</w:t>
+      </w:r>
+      <w:r>
+        <w:rPr>
+          <w:b w:val="0"/>
+        </w:rPr>
+        <w:t xml:space="preserve"> into Python records</w:t>
+      </w:r>
+    </w:p>
+    <w:p>
+      <w:pPr>
+        <w:spacing w:line="336" w:lineRule="auto" w:after="180"/>
+      </w:pPr>
+      <w:r>
+        <w:rPr>
+          <w:b w:val="0"/>
+        </w:rPr>
+        <w:t xml:space="preserve">Prepare the labelled worked-case picture, the matching workbook, fictional </w:t>
+      </w:r>
+      <w:r>
+        <w:rPr>
+          <w:b/>
+        </w:rPr>
+        <w:t>input</w:t>
+      </w:r>
+      <w:r>
+        <w:rPr>
+          <w:b w:val="0"/>
+        </w:rPr>
+        <w:t xml:space="preserve"> cards and a place for individual </w:t>
+      </w:r>
+      <w:r>
+        <w:rPr>
+          <w:b/>
+        </w:rPr>
+        <w:t>response</w:t>
+      </w:r>
+      <w:r>
+        <w:rPr>
+          <w:b w:val="0"/>
+        </w:rPr>
+        <w:t>s. No paid AI account is required for the paper reasoning activities.</w:t>
       </w:r>
     </w:p>
     <w:tbl>
@@ -2958,37 +6330,291 @@
       </w:tr>
     </w:tbl>
     <w:p>
-      <w:r>
-        <w:t>Before class, solve the supported practice: Classify {"minutes": "5"} and {minutes: 5} as valid JSON text or malformed JSON.</w:t>
-      </w:r>
-    </w:p>
-    <w:p>
-      <w:r>
-        <w:t>Reasoned practice answer: The first is valid JSON but its minutes field fails the integer schema. The second is malformed because the key is not double-quoted.</w:t>
-      </w:r>
-    </w:p>
-    <w:p>
-      <w:r>
-        <w:t>Check every learner before discussion: Use the worked case for JSON and interface contracts. Proposed explanation: “A successful run proves the conclusion”. Decide whether this explanation is supported. Point to the step or supplied fact that decides; explain your repair if needed.</w:t>
-      </w:r>
-    </w:p>
-    <w:p>
-      <w:r>
-        <w:t>Misconception repair: An interface should state what happens for malformed text, wrong structure and invalid values. Do not expose raw private input in error messages. Use only the fictional records supplied for practice.</w:t>
-      </w:r>
-    </w:p>
-    <w:p>
-      <w:r>
-        <w:t>Support: read the exact case aloud, enlarge the labelled picture, supply input cards and model only the first deciding step. Accept a spoken explanation or drawing; retain the reasoning goal.</w:t>
-      </w:r>
-    </w:p>
-    <w:p>
-      <w:r>
-        <w:t>Extension: Replace 12 with the text "12". Require a prediction and a reason before comparing. Expected result: Reject the response under this strict contract. Reason: Digits inside quotes represent text, whereas portions requires an integer.</w:t>
-      </w:r>
-    </w:p>
-    <w:p>
-      <w:r>
+      <w:pPr>
+        <w:spacing w:line="336" w:lineRule="auto" w:after="180"/>
+      </w:pPr>
+      <w:r>
+        <w:rPr>
+          <w:b w:val="0"/>
+        </w:rPr>
+        <w:t xml:space="preserve">Before class, solve the supported practice: Classify {"minutes": "5"} and {minutes: 5} as valid </w:t>
+      </w:r>
+      <w:r>
+        <w:rPr>
+          <w:b/>
+        </w:rPr>
+        <w:t>JSON</w:t>
+      </w:r>
+      <w:r>
+        <w:rPr>
+          <w:b w:val="0"/>
+        </w:rPr>
+        <w:t xml:space="preserve"> text or malformed </w:t>
+      </w:r>
+      <w:r>
+        <w:rPr>
+          <w:b/>
+        </w:rPr>
+        <w:t>JSON</w:t>
+      </w:r>
+      <w:r>
+        <w:rPr>
+          <w:b w:val="0"/>
+        </w:rPr>
+        <w:t>.</w:t>
+      </w:r>
+    </w:p>
+    <w:p>
+      <w:pPr>
+        <w:pStyle w:val="Heading3"/>
+      </w:pPr>
+      <w:r>
+        <w:t>Supported practice answer</w:t>
+      </w:r>
+    </w:p>
+    <w:p>
+      <w:pPr>
+        <w:spacing w:line="336" w:lineRule="auto" w:after="180"/>
+        <w:shd w:fill="F1F6FC"/>
+      </w:pPr>
+      <w:r>
+        <w:rPr>
+          <w:b w:val="0"/>
+        </w:rPr>
+        <w:t xml:space="preserve">Reasoned practice answer: The first is valid </w:t>
+      </w:r>
+      <w:r>
+        <w:rPr>
+          <w:b/>
+        </w:rPr>
+        <w:t>JSON</w:t>
+      </w:r>
+      <w:r>
+        <w:rPr>
+          <w:b w:val="0"/>
+        </w:rPr>
+        <w:t xml:space="preserve"> but its minutes field fails the integer schema. The second is malformed because the key is not double-quoted.</w:t>
+      </w:r>
+    </w:p>
+    <w:p>
+      <w:pPr>
+        <w:spacing w:line="336" w:lineRule="auto" w:after="180"/>
+      </w:pPr>
+      <w:r>
+        <w:rPr>
+          <w:b w:val="0"/>
+        </w:rPr>
+        <w:t xml:space="preserve">Check every learner before discussion: Use the worked case for </w:t>
+      </w:r>
+      <w:r>
+        <w:rPr>
+          <w:b/>
+        </w:rPr>
+        <w:t>JSON</w:t>
+      </w:r>
+      <w:r>
+        <w:rPr>
+          <w:b w:val="0"/>
+        </w:rPr>
+        <w:t xml:space="preserve"> and </w:t>
+      </w:r>
+      <w:r>
+        <w:rPr>
+          <w:b/>
+        </w:rPr>
+        <w:t>interface</w:t>
+      </w:r>
+      <w:r>
+        <w:rPr>
+          <w:b w:val="0"/>
+        </w:rPr>
+        <w:t xml:space="preserve"> </w:t>
+      </w:r>
+      <w:r>
+        <w:rPr>
+          <w:b/>
+        </w:rPr>
+        <w:t>contract</w:t>
+      </w:r>
+      <w:r>
+        <w:rPr>
+          <w:b w:val="0"/>
+        </w:rPr>
+        <w:t>s. Proposed explanation: “A successful run proves the conclusion”. Decide whether this explanation is supported.</w:t>
+      </w:r>
+    </w:p>
+    <w:p>
+      <w:pPr>
+        <w:spacing w:line="336" w:lineRule="auto" w:after="180"/>
+      </w:pPr>
+      <w:r>
+        <w:rPr>
+          <w:b w:val="0"/>
+        </w:rPr>
+        <w:t>Point to the step or supplied fact that decides; explain your repair if needed.</w:t>
+      </w:r>
+    </w:p>
+    <w:p>
+      <w:pPr>
+        <w:pStyle w:val="Heading3"/>
+      </w:pPr>
+      <w:r>
+        <w:t>Repair the misconception</w:t>
+      </w:r>
+    </w:p>
+    <w:p>
+      <w:pPr>
+        <w:spacing w:line="336" w:lineRule="auto" w:after="180"/>
+        <w:shd w:fill="FFF5E6"/>
+      </w:pPr>
+      <w:r>
+        <w:rPr>
+          <w:b w:val="0"/>
+        </w:rPr>
+        <w:t xml:space="preserve">Misconception repair: An </w:t>
+      </w:r>
+      <w:r>
+        <w:rPr>
+          <w:b/>
+        </w:rPr>
+        <w:t>interface</w:t>
+      </w:r>
+      <w:r>
+        <w:rPr>
+          <w:b w:val="0"/>
+        </w:rPr>
+        <w:t xml:space="preserve"> should state what happens for malformed text, wrong structure and invalid values. Do not expose raw private </w:t>
+      </w:r>
+      <w:r>
+        <w:rPr>
+          <w:b/>
+        </w:rPr>
+        <w:t>input</w:t>
+      </w:r>
+      <w:r>
+        <w:rPr>
+          <w:b w:val="0"/>
+        </w:rPr>
+        <w:t xml:space="preserve"> in error messages. Use only the fictional records supplied for practice.</w:t>
+      </w:r>
+    </w:p>
+    <w:p>
+      <w:pPr>
+        <w:pStyle w:val="Heading3"/>
+      </w:pPr>
+      <w:r>
+        <w:t>Support without giving away the answer</w:t>
+      </w:r>
+    </w:p>
+    <w:p>
+      <w:pPr>
+        <w:spacing w:line="336" w:lineRule="auto" w:after="180"/>
+        <w:shd w:fill="F1F6F8"/>
+      </w:pPr>
+      <w:r>
+        <w:rPr>
+          <w:b w:val="0"/>
+        </w:rPr>
+        <w:t xml:space="preserve">Support: read the exact case aloud, enlarge the labelled picture, supply </w:t>
+      </w:r>
+      <w:r>
+        <w:rPr>
+          <w:b/>
+        </w:rPr>
+        <w:t>input</w:t>
+      </w:r>
+      <w:r>
+        <w:rPr>
+          <w:b w:val="0"/>
+        </w:rPr>
+        <w:t xml:space="preserve"> cards and model only the first deciding step. Accept a spoken explanation or drawing; retain the reasoning goal.</w:t>
+      </w:r>
+    </w:p>
+    <w:p>
+      <w:pPr>
+        <w:pStyle w:val="Heading3"/>
+      </w:pPr>
+      <w:r>
+        <w:t>Extend the reasoning</w:t>
+      </w:r>
+    </w:p>
+    <w:p>
+      <w:pPr>
+        <w:spacing w:line="336" w:lineRule="auto" w:after="180"/>
+        <w:shd w:fill="F5F1FB"/>
+      </w:pPr>
+      <w:r>
+        <w:rPr>
+          <w:b w:val="0"/>
+        </w:rPr>
+        <w:t xml:space="preserve">Extension: Replace 12 with the text "12". Require a </w:t>
+      </w:r>
+      <w:r>
+        <w:rPr>
+          <w:b/>
+        </w:rPr>
+        <w:t>prediction</w:t>
+      </w:r>
+      <w:r>
+        <w:rPr>
+          <w:b w:val="0"/>
+        </w:rPr>
+        <w:t xml:space="preserve"> and a reason before comparing. Expected result: Reject the </w:t>
+      </w:r>
+      <w:r>
+        <w:rPr>
+          <w:b/>
+        </w:rPr>
+        <w:t>response</w:t>
+      </w:r>
+      <w:r>
+        <w:rPr>
+          <w:b w:val="0"/>
+        </w:rPr>
+        <w:t xml:space="preserve"> under this strict </w:t>
+      </w:r>
+      <w:r>
+        <w:rPr>
+          <w:b/>
+        </w:rPr>
+        <w:t>contract</w:t>
+      </w:r>
+      <w:r>
+        <w:rPr>
+          <w:b w:val="0"/>
+        </w:rPr>
+        <w:t>.</w:t>
+      </w:r>
+    </w:p>
+    <w:p>
+      <w:pPr>
+        <w:spacing w:line="336" w:lineRule="auto" w:after="180"/>
+        <w:shd w:fill="F5F1FB"/>
+      </w:pPr>
+      <w:r>
+        <w:rPr>
+          <w:b w:val="0"/>
+        </w:rPr>
+        <w:t>Reason: Digits inside quotes represent text, whereas portions requires an integer.</w:t>
+      </w:r>
+    </w:p>
+    <w:p>
+      <w:pPr>
+        <w:pStyle w:val="Heading3"/>
+      </w:pPr>
+      <w:r>
+        <w:t>Protect the independent attempt</w:t>
+      </w:r>
+    </w:p>
+    <w:p>
+      <w:pPr>
+        <w:spacing w:line="336" w:lineRule="auto" w:after="180"/>
+        <w:shd w:fill="FFF5E6"/>
+      </w:pPr>
+      <w:r>
+        <w:rPr>
+          <w:b w:val="0"/>
+        </w:rPr>
         <w:t>Independent assessment: withhold the reserved answer until the learner has attempted the new case. Record support separately from correctness.</w:t>
       </w:r>
     </w:p>
@@ -3177,13 +6803,46 @@
       </w:tr>
     </w:tbl>
     <w:p>
-      <w:r>
+      <w:pPr>
+        <w:pStyle w:val="Heading3"/>
+      </w:pPr>
+      <w:r>
+        <w:t>Project checkpoint</w:t>
+      </w:r>
+    </w:p>
+    <w:p>
+      <w:pPr>
+        <w:spacing w:line="336" w:lineRule="auto" w:after="180"/>
+        <w:shd w:fill="EDF7F3"/>
+      </w:pPr>
+      <w:r>
+        <w:rPr>
+          <w:b w:val="0"/>
+        </w:rPr>
         <w:t>Project checkpoint: Evaluate and revise. Compare with your starting method, explain errors and record a justified revision.</w:t>
       </w:r>
     </w:p>
     <w:p>
-      <w:r>
-        <w:t>Use the weekly teacher answer for topic-specific reasoning. A saved progress tick is an activity record; judge mastery from the learner’s explanation and evidence.</w:t>
+      <w:pPr>
+        <w:spacing w:line="336" w:lineRule="auto" w:after="180"/>
+      </w:pPr>
+      <w:r>
+        <w:rPr>
+          <w:b w:val="0"/>
+        </w:rPr>
+        <w:t xml:space="preserve">Use the weekly teacher answer for topic-specific reasoning. A saved progress tick is an activity record; judge mastery from the learner’s explanation and </w:t>
+      </w:r>
+      <w:r>
+        <w:rPr>
+          <w:b/>
+        </w:rPr>
+        <w:t>evidence</w:t>
+      </w:r>
+      <w:r>
+        <w:rPr>
+          <w:b w:val="0"/>
+        </w:rPr>
+        <w:t>.</w:t>
       </w:r>
     </w:p>
     <w:p>
@@ -3196,27 +6855,1119 @@
     </w:p>
     <w:p>
       <w:r>
-        <w:t>Use the two formative questions as supported practice, not as independent mastery scores. Discuss the deciding evidence rather than accepting a guessed selection.</w:t>
-      </w:r>
-    </w:p>
-    <w:p>
-      <w:r>
+        <w:t>Use feedback, earlier review and portfolios purposefully. Apply the coding routine only when this lesson has an executable lab.</w:t>
+      </w:r>
+    </w:p>
+    <w:p>
+      <w:pPr>
+        <w:spacing w:line="336" w:lineRule="auto" w:after="180"/>
+      </w:pPr>
+      <w:r>
+        <w:rPr>
+          <w:b w:val="0"/>
+        </w:rPr>
+        <w:t xml:space="preserve">Use the two formative questions as supported practice, not as independent mastery scores. Discuss the deciding </w:t>
+      </w:r>
+      <w:r>
+        <w:rPr>
+          <w:b/>
+        </w:rPr>
+        <w:t>evidence</w:t>
+      </w:r>
+      <w:r>
+        <w:rPr>
+          <w:b w:val="0"/>
+        </w:rPr>
+        <w:t xml:space="preserve"> rather than accepting a guessed selection.</w:t>
+      </w:r>
+    </w:p>
+    <w:p>
+      <w:pPr>
+        <w:spacing w:line="336" w:lineRule="auto" w:after="180"/>
+      </w:pPr>
+      <w:r>
+        <w:rPr>
+          <w:b w:val="0"/>
+        </w:rPr>
         <w:t>The feedback comes from the reviewed public worked case. Do not reveal the separately reserved independent teacher answer until the learner has attempted that case.</w:t>
       </w:r>
     </w:p>
     <w:p>
-      <w:r>
-        <w:t>Ask students to predict before running code. Preserve errors and actual outputs; collect a changed test and an explanation. The branch-boundary and indexing lessons deliberately include failure cases.</w:t>
-      </w:r>
-    </w:p>
-    <w:p>
-      <w:r>
+      <w:pPr>
+        <w:spacing w:line="336" w:lineRule="auto" w:after="180"/>
+      </w:pPr>
+      <w:r>
+        <w:rPr>
+          <w:b w:val="0"/>
+        </w:rPr>
+        <w:t xml:space="preserve">Ask students to predict before running code. Preserve errors and actual </w:t>
+      </w:r>
+      <w:r>
+        <w:rPr>
+          <w:b/>
+        </w:rPr>
+        <w:t>output</w:t>
+      </w:r>
+      <w:r>
+        <w:rPr>
+          <w:b w:val="0"/>
+        </w:rPr>
+        <w:t>s; collect a changed test and an explanation. The branch-boundary and indexing lessons deliberately include failure cases.</w:t>
+      </w:r>
+    </w:p>
+    <w:p>
+      <w:pPr>
+        <w:spacing w:line="336" w:lineRule="auto" w:after="180"/>
+      </w:pPr>
+      <w:r>
+        <w:rPr>
+          <w:b w:val="0"/>
+        </w:rPr>
         <w:t>Use the earlier worked-explanation links to address a specific missing building block, then return to the current question. Adapt this suggestion after observing the learner; it is not an automatic diagnosis.</w:t>
       </w:r>
     </w:p>
     <w:p>
-      <w:r>
-        <w:t>Collect the completed-work portfolio as evidence. Record support separately from correctness, and assess explanation, trace/test and limitations. Progress ticks and quiz selections alone do not establish mastery.</w:t>
+      <w:pPr>
+        <w:spacing w:line="336" w:lineRule="auto" w:after="180"/>
+      </w:pPr>
+      <w:r>
+        <w:rPr>
+          <w:b w:val="0"/>
+        </w:rPr>
+        <w:t xml:space="preserve">Collect the completed-work portfolio as </w:t>
+      </w:r>
+      <w:r>
+        <w:rPr>
+          <w:b/>
+        </w:rPr>
+        <w:t>evidence</w:t>
+      </w:r>
+      <w:r>
+        <w:rPr>
+          <w:b w:val="0"/>
+        </w:rPr>
+        <w:t>. Record support separately from correctness, and assess explanation, trace/test and limitations. Progress ticks and quiz selections alone do not establish mastery.</w:t>
+      </w:r>
+    </w:p>
+    <w:p>
+      <w:pPr>
+        <w:pStyle w:val="Heading1"/>
+      </w:pPr>
+      <w:r>
+        <w:t>09. Visual concept journey</w:t>
+      </w:r>
+    </w:p>
+    <w:p>
+      <w:r>
+        <w:t>Show one Requests Responses and JSON graphic at a time, request a prediction and discuss its trace before the independent assessment.</w:t>
+      </w:r>
+    </w:p>
+    <w:p>
+      <w:pPr>
+        <w:spacing w:line="336" w:lineRule="auto" w:after="180"/>
+      </w:pPr>
+      <w:r>
+        <w:rPr>
+          <w:b w:val="0"/>
+        </w:rPr>
+        <w:t xml:space="preserve">Use one picture at a time. Hide a worked result before asking for a </w:t>
+      </w:r>
+      <w:r>
+        <w:rPr>
+          <w:b/>
+        </w:rPr>
+        <w:t>prediction</w:t>
+      </w:r>
+      <w:r>
+        <w:rPr>
+          <w:b w:val="0"/>
+        </w:rPr>
+        <w:t>, then reveal it for feedback. These are supported teaching cases; retain the separate independent assessment for a fresh first attempt.</w:t>
+      </w:r>
+    </w:p>
+    <w:p>
+      <w:pPr>
+        <w:pStyle w:val="Heading3"/>
+      </w:pPr>
+      <w:r>
+        <w:t>01. Requests Responses and JSON: the case</w:t>
+      </w:r>
+    </w:p>
+    <w:p>
+      <w:r>
+        <w:drawing>
+          <wp:inline xmlns:a="http://schemas.openxmlformats.org/drawingml/2006/main" xmlns:pic="http://schemas.openxmlformats.org/drawingml/2006/picture">
+            <wp:extent cx="5486400" cy="3142488"/>
+            <wp:docPr id="2" name="Picture 2" descr="A lunch-count response must satisfy a declared JSON contract. Supplied facts: The toy response has exactly class_code text and portions integer 0..30. Example: {&quot;class_code&quot;:&quot;R8&quot;,&quot;portions&quot;: 12}. All inputs and outcomes in this worked example are invented classroom data; no real model run is claimed."/>
+            <wp:cNvGraphicFramePr>
+              <a:graphicFrameLocks noChangeAspect="1"/>
+            </wp:cNvGraphicFramePr>
+            <a:graphic>
+              <a:graphicData uri="http://schemas.openxmlformats.org/drawingml/2006/picture">
+                <pic:pic>
+                  <pic:nvPicPr>
+                    <pic:cNvPr id="0" name="academy-story-ai-3-22-01.png"/>
+                    <pic:cNvPicPr/>
+                  </pic:nvPicPr>
+                  <pic:blipFill>
+                    <a:blip r:embed="rId10"/>
+                    <a:stretch>
+                      <a:fillRect/>
+                    </a:stretch>
+                  </pic:blipFill>
+                  <pic:spPr>
+                    <a:xfrm>
+                      <a:off x="0" y="0"/>
+                      <a:ext cx="5486400" cy="3142488"/>
+                    </a:xfrm>
+                    <a:prstGeom prst="rect"/>
+                  </pic:spPr>
+                </pic:pic>
+              </a:graphicData>
+            </a:graphic>
+          </wp:inline>
+        </w:drawing>
+      </w:r>
+    </w:p>
+    <w:p>
+      <w:pPr>
+        <w:spacing w:line="336" w:lineRule="auto" w:after="180"/>
+      </w:pPr>
+      <w:r>
+        <w:rPr>
+          <w:b w:val="0"/>
+        </w:rPr>
+        <w:t xml:space="preserve">A lunch-count </w:t>
+      </w:r>
+      <w:r>
+        <w:rPr>
+          <w:b/>
+        </w:rPr>
+        <w:t>response</w:t>
+      </w:r>
+      <w:r>
+        <w:rPr>
+          <w:b w:val="0"/>
+        </w:rPr>
+        <w:t xml:space="preserve"> must satisfy a declared </w:t>
+      </w:r>
+      <w:r>
+        <w:rPr>
+          <w:b/>
+        </w:rPr>
+        <w:t>JSON</w:t>
+      </w:r>
+      <w:r>
+        <w:rPr>
+          <w:b w:val="0"/>
+        </w:rPr>
+        <w:t xml:space="preserve"> </w:t>
+      </w:r>
+      <w:r>
+        <w:rPr>
+          <w:b/>
+        </w:rPr>
+        <w:t>contract</w:t>
+      </w:r>
+      <w:r>
+        <w:rPr>
+          <w:b w:val="0"/>
+        </w:rPr>
+        <w:t xml:space="preserve">. Supplied facts: The toy </w:t>
+      </w:r>
+      <w:r>
+        <w:rPr>
+          <w:b/>
+        </w:rPr>
+        <w:t>response</w:t>
+      </w:r>
+      <w:r>
+        <w:rPr>
+          <w:b w:val="0"/>
+        </w:rPr>
+        <w:t xml:space="preserve"> has exactly class_code text and portions integer 0..30. Example: {"class_code":"R8","portions": 12}.</w:t>
+      </w:r>
+    </w:p>
+    <w:p>
+      <w:pPr>
+        <w:spacing w:line="336" w:lineRule="auto" w:after="180"/>
+      </w:pPr>
+      <w:r>
+        <w:rPr>
+          <w:b w:val="0"/>
+        </w:rPr>
+        <w:t xml:space="preserve">All </w:t>
+      </w:r>
+      <w:r>
+        <w:rPr>
+          <w:b/>
+        </w:rPr>
+        <w:t>input</w:t>
+      </w:r>
+      <w:r>
+        <w:rPr>
+          <w:b w:val="0"/>
+        </w:rPr>
+        <w:t>s and outcomes in this worked example are invented classroom data; no real model run is claimed.</w:t>
+      </w:r>
+    </w:p>
+    <w:p>
+      <w:pPr>
+        <w:spacing w:line="336" w:lineRule="auto" w:after="180"/>
+        <w:shd w:fill="F5F1FB"/>
+      </w:pPr>
+      <w:r>
+        <w:rPr>
+          <w:b w:val="0"/>
+        </w:rPr>
+        <w:t>Point to the given fact that matters most. Explain why it matters.</w:t>
+      </w:r>
+    </w:p>
+    <w:p>
+      <w:pPr>
+        <w:pStyle w:val="Heading3"/>
+      </w:pPr>
+      <w:r>
+        <w:t>Discuss while showing the picture</w:t>
+      </w:r>
+    </w:p>
+    <w:p>
+      <w:pPr>
+        <w:spacing w:line="336" w:lineRule="auto" w:after="180"/>
+        <w:shd w:fill="F1F6F8"/>
+      </w:pPr>
+      <w:r>
+        <w:rPr>
+          <w:b w:val="0"/>
+        </w:rPr>
+        <w:t>Teacher prompt: Point to the given fact that matters most. Explain why it matters. Ask learners to describe one label or arrow in ordinary words. Use the adjacent transcript if the image is difficult to see.</w:t>
+      </w:r>
+    </w:p>
+    <w:p>
+      <w:pPr>
+        <w:pStyle w:val="Heading3"/>
+      </w:pPr>
+      <w:r>
+        <w:t>02. Follow the deciding steps</w:t>
+      </w:r>
+    </w:p>
+    <w:p>
+      <w:r>
+        <w:drawing>
+          <wp:inline xmlns:a="http://schemas.openxmlformats.org/drawingml/2006/main" xmlns:pic="http://schemas.openxmlformats.org/drawingml/2006/picture">
+            <wp:extent cx="5486400" cy="3337560"/>
+            <wp:docPr id="3" name="Picture 3" descr="Read fields: class_code is nonempty text; portions is the integer 12. → Check range: 0 &lt;= 12 &lt;= 30, so the declared count is within range. → Accept structure: Accept this response shape; acceptance does not prove that 12 portions were actually counted."/>
+            <wp:cNvGraphicFramePr>
+              <a:graphicFrameLocks noChangeAspect="1"/>
+            </wp:cNvGraphicFramePr>
+            <a:graphic>
+              <a:graphicData uri="http://schemas.openxmlformats.org/drawingml/2006/picture">
+                <pic:pic>
+                  <pic:nvPicPr>
+                    <pic:cNvPr id="0" name="academy-story-ai-3-22-02.png"/>
+                    <pic:cNvPicPr/>
+                  </pic:nvPicPr>
+                  <pic:blipFill>
+                    <a:blip r:embed="rId11"/>
+                    <a:stretch>
+                      <a:fillRect/>
+                    </a:stretch>
+                  </pic:blipFill>
+                  <pic:spPr>
+                    <a:xfrm>
+                      <a:off x="0" y="0"/>
+                      <a:ext cx="5486400" cy="3337560"/>
+                    </a:xfrm>
+                    <a:prstGeom prst="rect"/>
+                  </pic:spPr>
+                </pic:pic>
+              </a:graphicData>
+            </a:graphic>
+          </wp:inline>
+        </w:drawing>
+      </w:r>
+    </w:p>
+    <w:p>
+      <w:pPr>
+        <w:spacing w:line="336" w:lineRule="auto" w:after="180"/>
+      </w:pPr>
+      <w:r>
+        <w:rPr>
+          <w:b w:val="0"/>
+        </w:rPr>
+        <w:t xml:space="preserve">Read fields: class_code is nonempty text; portions is the integer 12. → Check range: 0 &lt;= 12 &lt;= 30, so the declared count is within range. → Accept structure: Accept this </w:t>
+      </w:r>
+      <w:r>
+        <w:rPr>
+          <w:b/>
+        </w:rPr>
+        <w:t>response</w:t>
+      </w:r>
+      <w:r>
+        <w:rPr>
+          <w:b w:val="0"/>
+        </w:rPr>
+        <w:t xml:space="preserve"> shape; acceptance does not prove that 12 portions were actually counted.</w:t>
+      </w:r>
+    </w:p>
+    <w:p>
+      <w:pPr>
+        <w:spacing w:line="336" w:lineRule="auto" w:after="180"/>
+        <w:shd w:fill="F5F1FB"/>
+      </w:pPr>
+      <w:r>
+        <w:rPr>
+          <w:b w:val="0"/>
+        </w:rPr>
+        <w:t xml:space="preserve">Point to each numbered stage and explain which recorded </w:t>
+      </w:r>
+      <w:r>
+        <w:rPr>
+          <w:b/>
+        </w:rPr>
+        <w:t>input</w:t>
+      </w:r>
+      <w:r>
+        <w:rPr>
+          <w:b w:val="0"/>
+        </w:rPr>
+        <w:t xml:space="preserve"> it uses.</w:t>
+      </w:r>
+    </w:p>
+    <w:p>
+      <w:pPr>
+        <w:pStyle w:val="Heading3"/>
+      </w:pPr>
+      <w:r>
+        <w:t>Discuss while showing the picture</w:t>
+      </w:r>
+    </w:p>
+    <w:p>
+      <w:pPr>
+        <w:spacing w:line="336" w:lineRule="auto" w:after="180"/>
+        <w:shd w:fill="F1F6F8"/>
+      </w:pPr>
+      <w:r>
+        <w:rPr>
+          <w:b w:val="0"/>
+        </w:rPr>
+        <w:t xml:space="preserve">Teacher prompt: Point to each numbered stage and explain which recorded </w:t>
+      </w:r>
+      <w:r>
+        <w:rPr>
+          <w:b/>
+        </w:rPr>
+        <w:t>input</w:t>
+      </w:r>
+      <w:r>
+        <w:rPr>
+          <w:b w:val="0"/>
+        </w:rPr>
+        <w:t xml:space="preserve"> it uses. Ask learners to describe one label or arrow in ordinary words. Use the adjacent transcript if the image is difficult to see.</w:t>
+      </w:r>
+    </w:p>
+    <w:p>
+      <w:pPr>
+        <w:pStyle w:val="Heading3"/>
+      </w:pPr>
+      <w:r>
+        <w:t>03. Follow the evidence</w:t>
+      </w:r>
+    </w:p>
+    <w:p>
+      <w:r>
+        <w:drawing>
+          <wp:inline xmlns:a="http://schemas.openxmlformats.org/drawingml/2006/main" xmlns:pic="http://schemas.openxmlformats.org/drawingml/2006/picture">
+            <wp:extent cx="5486400" cy="2834640"/>
+            <wp:docPr id="4" name="Picture 4" descr="Follow the evidence. Input text | JSON object | Parse with json.loads. Python value | Dictionary fields | Check schema. Output text | accepted and minutes | Serialize with json.dumps"/>
+            <wp:cNvGraphicFramePr>
+              <a:graphicFrameLocks noChangeAspect="1"/>
+            </wp:cNvGraphicFramePr>
+            <a:graphic>
+              <a:graphicData uri="http://schemas.openxmlformats.org/drawingml/2006/picture">
+                <pic:pic>
+                  <pic:nvPicPr>
+                    <pic:cNvPr id="0" name="academy-story-ai-3-22-03.png"/>
+                    <pic:cNvPicPr/>
+                  </pic:nvPicPr>
+                  <pic:blipFill>
+                    <a:blip r:embed="rId12"/>
+                    <a:stretch>
+                      <a:fillRect/>
+                    </a:stretch>
+                  </pic:blipFill>
+                  <pic:spPr>
+                    <a:xfrm>
+                      <a:off x="0" y="0"/>
+                      <a:ext cx="5486400" cy="2834640"/>
+                    </a:xfrm>
+                    <a:prstGeom prst="rect"/>
+                  </pic:spPr>
+                </pic:pic>
+              </a:graphicData>
+            </a:graphic>
+          </wp:inline>
+        </w:drawing>
+      </w:r>
+    </w:p>
+    <w:p>
+      <w:pPr>
+        <w:spacing w:line="336" w:lineRule="auto" w:after="180"/>
+      </w:pPr>
+      <w:r>
+        <w:rPr>
+          <w:b w:val="0"/>
+        </w:rPr>
+        <w:t xml:space="preserve">Follow the </w:t>
+      </w:r>
+      <w:r>
+        <w:rPr>
+          <w:b/>
+        </w:rPr>
+        <w:t>evidence</w:t>
+      </w:r>
+      <w:r>
+        <w:rPr>
+          <w:b w:val="0"/>
+        </w:rPr>
+        <w:t xml:space="preserve">. </w:t>
+      </w:r>
+      <w:r>
+        <w:rPr>
+          <w:b/>
+        </w:rPr>
+        <w:t>Input</w:t>
+      </w:r>
+      <w:r>
+        <w:rPr>
+          <w:b w:val="0"/>
+        </w:rPr>
+        <w:t xml:space="preserve"> text | </w:t>
+      </w:r>
+      <w:r>
+        <w:rPr>
+          <w:b/>
+        </w:rPr>
+        <w:t>JSON object</w:t>
+      </w:r>
+      <w:r>
+        <w:rPr>
+          <w:b w:val="0"/>
+        </w:rPr>
+        <w:t xml:space="preserve"> | Parse with </w:t>
+      </w:r>
+      <w:r>
+        <w:rPr>
+          <w:b/>
+        </w:rPr>
+        <w:t>json</w:t>
+      </w:r>
+      <w:r>
+        <w:rPr>
+          <w:b w:val="0"/>
+        </w:rPr>
+        <w:t xml:space="preserve">.loads. Python value | Dictionary fields | Check schema. </w:t>
+      </w:r>
+      <w:r>
+        <w:rPr>
+          <w:b/>
+        </w:rPr>
+        <w:t>Output</w:t>
+      </w:r>
+      <w:r>
+        <w:rPr>
+          <w:b w:val="0"/>
+        </w:rPr>
+        <w:t xml:space="preserve"> text | accepted and minutes | Serialize with </w:t>
+      </w:r>
+      <w:r>
+        <w:rPr>
+          <w:b/>
+        </w:rPr>
+        <w:t>json</w:t>
+      </w:r>
+      <w:r>
+        <w:rPr>
+          <w:b w:val="0"/>
+        </w:rPr>
+        <w:t>.dumps</w:t>
+      </w:r>
+    </w:p>
+    <w:p>
+      <w:pPr>
+        <w:spacing w:line="336" w:lineRule="auto" w:after="180"/>
+        <w:shd w:fill="F5F1FB"/>
+      </w:pPr>
+      <w:r>
+        <w:rPr>
+          <w:b w:val="0"/>
+        </w:rPr>
+        <w:t>Read the labels and values. Explain the relationship the model shows.</w:t>
+      </w:r>
+    </w:p>
+    <w:p>
+      <w:pPr>
+        <w:pStyle w:val="Heading3"/>
+      </w:pPr>
+      <w:r>
+        <w:t>Discuss while showing the picture</w:t>
+      </w:r>
+    </w:p>
+    <w:p>
+      <w:pPr>
+        <w:spacing w:line="336" w:lineRule="auto" w:after="180"/>
+        <w:shd w:fill="F1F6F8"/>
+      </w:pPr>
+      <w:r>
+        <w:rPr>
+          <w:b w:val="0"/>
+        </w:rPr>
+        <w:t>Teacher prompt: Read the labels and values. Explain the relationship the model shows. Ask learners to describe one label or arrow in ordinary words. Use the adjacent transcript if the image is difficult to see.</w:t>
+      </w:r>
+    </w:p>
+    <w:p>
+      <w:pPr>
+        <w:pStyle w:val="Heading3"/>
+      </w:pPr>
+      <w:r>
+        <w:t>04. Change one thing. Trace what follows.</w:t>
+      </w:r>
+    </w:p>
+    <w:p>
+      <w:r>
+        <w:drawing>
+          <wp:inline xmlns:a="http://schemas.openxmlformats.org/drawingml/2006/main" xmlns:pic="http://schemas.openxmlformats.org/drawingml/2006/picture">
+            <wp:extent cx="5486400" cy="3041904"/>
+            <wp:docPr id="5" name="Picture 5" descr="Original case: Accept this response shape; acceptance does not prove that 12 portions were actually counted. Changed condition: Replace 12 with the text &quot;12&quot;. Expected result: Reject the response under this strict contract. Reason: Digits inside quotes represent text, whereas portions requires an integer."/>
+            <wp:cNvGraphicFramePr>
+              <a:graphicFrameLocks noChangeAspect="1"/>
+            </wp:cNvGraphicFramePr>
+            <a:graphic>
+              <a:graphicData uri="http://schemas.openxmlformats.org/drawingml/2006/picture">
+                <pic:pic>
+                  <pic:nvPicPr>
+                    <pic:cNvPr id="0" name="academy-story-ai-3-22-04.png"/>
+                    <pic:cNvPicPr/>
+                  </pic:nvPicPr>
+                  <pic:blipFill>
+                    <a:blip r:embed="rId13"/>
+                    <a:stretch>
+                      <a:fillRect/>
+                    </a:stretch>
+                  </pic:blipFill>
+                  <pic:spPr>
+                    <a:xfrm>
+                      <a:off x="0" y="0"/>
+                      <a:ext cx="5486400" cy="3041904"/>
+                    </a:xfrm>
+                    <a:prstGeom prst="rect"/>
+                  </pic:spPr>
+                </pic:pic>
+              </a:graphicData>
+            </a:graphic>
+          </wp:inline>
+        </w:drawing>
+      </w:r>
+    </w:p>
+    <w:p>
+      <w:pPr>
+        <w:spacing w:line="336" w:lineRule="auto" w:after="180"/>
+      </w:pPr>
+      <w:r>
+        <w:rPr>
+          <w:b w:val="0"/>
+        </w:rPr>
+        <w:t xml:space="preserve">Original case: Accept this </w:t>
+      </w:r>
+      <w:r>
+        <w:rPr>
+          <w:b/>
+        </w:rPr>
+        <w:t>response</w:t>
+      </w:r>
+      <w:r>
+        <w:rPr>
+          <w:b w:val="0"/>
+        </w:rPr>
+        <w:t xml:space="preserve"> shape; acceptance does not prove that 12 portions were actually counted. Changed condition: Replace 12 with the text "12". Expected result: Reject the </w:t>
+      </w:r>
+      <w:r>
+        <w:rPr>
+          <w:b/>
+        </w:rPr>
+        <w:t>response</w:t>
+      </w:r>
+      <w:r>
+        <w:rPr>
+          <w:b w:val="0"/>
+        </w:rPr>
+        <w:t xml:space="preserve"> under this strict </w:t>
+      </w:r>
+      <w:r>
+        <w:rPr>
+          <w:b/>
+        </w:rPr>
+        <w:t>contract</w:t>
+      </w:r>
+      <w:r>
+        <w:rPr>
+          <w:b w:val="0"/>
+        </w:rPr>
+        <w:t>.</w:t>
+      </w:r>
+    </w:p>
+    <w:p>
+      <w:pPr>
+        <w:spacing w:line="336" w:lineRule="auto" w:after="180"/>
+      </w:pPr>
+      <w:r>
+        <w:rPr>
+          <w:b w:val="0"/>
+        </w:rPr>
+        <w:t>Reason: Digits inside quotes represent text, whereas portions requires an integer.</w:t>
+      </w:r>
+    </w:p>
+    <w:p>
+      <w:pPr>
+        <w:spacing w:line="336" w:lineRule="auto" w:after="180"/>
+        <w:shd w:fill="F5F1FB"/>
+      </w:pPr>
+      <w:r>
+        <w:rPr>
+          <w:b w:val="0"/>
+        </w:rPr>
+        <w:t>Predict before checking the worked changed-case result. Name what changed and what the supplied facts allow you to conclude.</w:t>
+      </w:r>
+    </w:p>
+    <w:p>
+      <w:pPr>
+        <w:pStyle w:val="Heading3"/>
+      </w:pPr>
+      <w:r>
+        <w:t>Discuss while showing the picture</w:t>
+      </w:r>
+    </w:p>
+    <w:p>
+      <w:pPr>
+        <w:spacing w:line="336" w:lineRule="auto" w:after="180"/>
+        <w:shd w:fill="F1F6F8"/>
+      </w:pPr>
+      <w:r>
+        <w:rPr>
+          <w:b w:val="0"/>
+        </w:rPr>
+        <w:t>Teacher prompt: Predict before checking the worked changed-case result. Name what changed and what the supplied facts allow you to conclude. Ask learners to describe one label or arrow in ordinary words.</w:t>
+      </w:r>
+    </w:p>
+    <w:p>
+      <w:pPr>
+        <w:spacing w:line="336" w:lineRule="auto" w:after="180"/>
+        <w:shd w:fill="F1F6F8"/>
+      </w:pPr>
+      <w:r>
+        <w:rPr>
+          <w:b w:val="0"/>
+        </w:rPr>
+        <w:t>Use the adjacent transcript if the image is difficult to see. Changed-case reasoning: Digits inside quotes represent text, whereas portions requires an integer.</w:t>
+      </w:r>
+    </w:p>
+    <w:p>
+      <w:pPr>
+        <w:pStyle w:val="Heading3"/>
+      </w:pPr>
+      <w:r>
+        <w:t>05. Connect the explanation to its limit</w:t>
+      </w:r>
+    </w:p>
+    <w:p>
+      <w:r>
+        <w:drawing>
+          <wp:inline xmlns:a="http://schemas.openxmlformats.org/drawingml/2006/main" xmlns:pic="http://schemas.openxmlformats.org/drawingml/2006/picture">
+            <wp:extent cx="5486400" cy="2834640"/>
+            <wp:docPr id="6" name="Picture 6" descr="Read the picture in order. Accept this response shape; acceptance does not prove that 12 portions were actually counted. The arrows show which recorded input or intermediate result each decision uses. Explain the deciding step aloud before checking the changed case; pointing to the final answer alone does not show how it follows. Limit: JSON well-formedness, schema validity and real-world truth are different checks."/>
+            <wp:cNvGraphicFramePr>
+              <a:graphicFrameLocks noChangeAspect="1"/>
+            </wp:cNvGraphicFramePr>
+            <a:graphic>
+              <a:graphicData uri="http://schemas.openxmlformats.org/drawingml/2006/picture">
+                <pic:pic>
+                  <pic:nvPicPr>
+                    <pic:cNvPr id="0" name="academy-story-ai-3-22-05.png"/>
+                    <pic:cNvPicPr/>
+                  </pic:nvPicPr>
+                  <pic:blipFill>
+                    <a:blip r:embed="rId14"/>
+                    <a:stretch>
+                      <a:fillRect/>
+                    </a:stretch>
+                  </pic:blipFill>
+                  <pic:spPr>
+                    <a:xfrm>
+                      <a:off x="0" y="0"/>
+                      <a:ext cx="5486400" cy="2834640"/>
+                    </a:xfrm>
+                    <a:prstGeom prst="rect"/>
+                  </pic:spPr>
+                </pic:pic>
+              </a:graphicData>
+            </a:graphic>
+          </wp:inline>
+        </w:drawing>
+      </w:r>
+    </w:p>
+    <w:p>
+      <w:pPr>
+        <w:spacing w:line="336" w:lineRule="auto" w:after="180"/>
+      </w:pPr>
+      <w:r>
+        <w:rPr>
+          <w:b w:val="0"/>
+        </w:rPr>
+        <w:t xml:space="preserve">Read the picture in order. Accept this </w:t>
+      </w:r>
+      <w:r>
+        <w:rPr>
+          <w:b/>
+        </w:rPr>
+        <w:t>response</w:t>
+      </w:r>
+      <w:r>
+        <w:rPr>
+          <w:b w:val="0"/>
+        </w:rPr>
+        <w:t xml:space="preserve"> shape; acceptance does not prove that 12 portions were actually counted. The arrows show which recorded </w:t>
+      </w:r>
+      <w:r>
+        <w:rPr>
+          <w:b/>
+        </w:rPr>
+        <w:t>input</w:t>
+      </w:r>
+      <w:r>
+        <w:rPr>
+          <w:b w:val="0"/>
+        </w:rPr>
+        <w:t xml:space="preserve"> or intermediate result each decision uses.</w:t>
+      </w:r>
+    </w:p>
+    <w:p>
+      <w:pPr>
+        <w:spacing w:line="336" w:lineRule="auto" w:after="180"/>
+      </w:pPr>
+      <w:r>
+        <w:rPr>
+          <w:b w:val="0"/>
+        </w:rPr>
+        <w:t xml:space="preserve">Explain the deciding step aloud before checking the changed case; pointing to the final answer alone does not show how it follows. Limit: </w:t>
+      </w:r>
+      <w:r>
+        <w:rPr>
+          <w:b/>
+        </w:rPr>
+        <w:t>JSON</w:t>
+      </w:r>
+      <w:r>
+        <w:rPr>
+          <w:b w:val="0"/>
+        </w:rPr>
+        <w:t xml:space="preserve"> well-formedness, schema validity and real-world truth are different checks.</w:t>
+      </w:r>
+    </w:p>
+    <w:p>
+      <w:pPr>
+        <w:spacing w:line="336" w:lineRule="auto" w:after="180"/>
+        <w:shd w:fill="F5F1FB"/>
+      </w:pPr>
+      <w:r>
+        <w:rPr>
+          <w:b w:val="0"/>
+        </w:rPr>
+        <w:t>Explain the case, then point to a limit on the claim.</w:t>
+      </w:r>
+    </w:p>
+    <w:p>
+      <w:pPr>
+        <w:pStyle w:val="Heading3"/>
+      </w:pPr>
+      <w:r>
+        <w:t>Discuss while showing the picture</w:t>
+      </w:r>
+    </w:p>
+    <w:p>
+      <w:pPr>
+        <w:spacing w:line="336" w:lineRule="auto" w:after="180"/>
+        <w:shd w:fill="F1F6F8"/>
+      </w:pPr>
+      <w:r>
+        <w:rPr>
+          <w:b w:val="0"/>
+        </w:rPr>
+        <w:t>Teacher prompt: Explain the case, then point to a limit on the claim. Ask learners to describe one label or arrow in ordinary words. Use the adjacent transcript if the image is difficult to see.</w:t>
+      </w:r>
+    </w:p>
+    <w:p>
+      <w:pPr>
+        <w:spacing w:line="336" w:lineRule="auto" w:after="180"/>
+        <w:shd w:fill="F1F6F8"/>
+      </w:pPr>
+      <w:r>
+        <w:rPr>
+          <w:b w:val="0"/>
+        </w:rPr>
+        <w:t xml:space="preserve">Keep the stated scope: </w:t>
+      </w:r>
+      <w:r>
+        <w:rPr>
+          <w:b/>
+        </w:rPr>
+        <w:t>JSON</w:t>
+      </w:r>
+      <w:r>
+        <w:rPr>
+          <w:b w:val="0"/>
+        </w:rPr>
+        <w:t xml:space="preserve"> well-formedness, schema validity and real-world truth are different checks.</w:t>
+      </w:r>
+    </w:p>
+    <w:p>
+      <w:pPr>
+        <w:pStyle w:val="Heading3"/>
+      </w:pPr>
+      <w:r>
+        <w:t>06. Make the idea visible in your project</w:t>
+      </w:r>
+    </w:p>
+    <w:p>
+      <w:r>
+        <w:drawing>
+          <wp:inline xmlns:a="http://schemas.openxmlformats.org/drawingml/2006/main" xmlns:pic="http://schemas.openxmlformats.org/drawingml/2006/picture">
+            <wp:extent cx="5486400" cy="3681984"/>
+            <wp:docPr id="7" name="Picture 7" descr="For your Verified Study Buddy, save the input, procedure, observed result and limitation of this check. Label this worked example as practice; use a different, previously unreviewed case when checking independent understanding. Draw your input, deciding step, result and limit. Supported question: Would converting the text silently prove the source count is correct? Point to the relevant step in the picture, then write the changed result and the rule or evidence that supports it."/>
+            <wp:cNvGraphicFramePr>
+              <a:graphicFrameLocks noChangeAspect="1"/>
+            </wp:cNvGraphicFramePr>
+            <a:graphic>
+              <a:graphicData uri="http://schemas.openxmlformats.org/drawingml/2006/picture">
+                <pic:pic>
+                  <pic:nvPicPr>
+                    <pic:cNvPr id="0" name="academy-story-ai-3-22-06.png"/>
+                    <pic:cNvPicPr/>
+                  </pic:nvPicPr>
+                  <pic:blipFill>
+                    <a:blip r:embed="rId15"/>
+                    <a:stretch>
+                      <a:fillRect/>
+                    </a:stretch>
+                  </pic:blipFill>
+                  <pic:spPr>
+                    <a:xfrm>
+                      <a:off x="0" y="0"/>
+                      <a:ext cx="5486400" cy="3681984"/>
+                    </a:xfrm>
+                    <a:prstGeom prst="rect"/>
+                  </pic:spPr>
+                </pic:pic>
+              </a:graphicData>
+            </a:graphic>
+          </wp:inline>
+        </w:drawing>
+      </w:r>
+    </w:p>
+    <w:p>
+      <w:pPr>
+        <w:spacing w:line="336" w:lineRule="auto" w:after="180"/>
+      </w:pPr>
+      <w:r>
+        <w:rPr>
+          <w:b w:val="0"/>
+        </w:rPr>
+        <w:t xml:space="preserve">For your Verified Study Buddy, save the </w:t>
+      </w:r>
+      <w:r>
+        <w:rPr>
+          <w:b/>
+        </w:rPr>
+        <w:t>input</w:t>
+      </w:r>
+      <w:r>
+        <w:rPr>
+          <w:b w:val="0"/>
+        </w:rPr>
+        <w:t>, procedure, observed result and limitation of this check.</w:t>
+      </w:r>
+    </w:p>
+    <w:p>
+      <w:pPr>
+        <w:spacing w:line="336" w:lineRule="auto" w:after="180"/>
+      </w:pPr>
+      <w:r>
+        <w:rPr>
+          <w:b w:val="0"/>
+        </w:rPr>
+        <w:t xml:space="preserve">Label this worked example as practice; use a different, previously unreviewed case when checking independent understanding. Draw your </w:t>
+      </w:r>
+      <w:r>
+        <w:rPr>
+          <w:b/>
+        </w:rPr>
+        <w:t>input</w:t>
+      </w:r>
+      <w:r>
+        <w:rPr>
+          <w:b w:val="0"/>
+        </w:rPr>
+        <w:t>, deciding step, result and limit.</w:t>
+      </w:r>
+    </w:p>
+    <w:p>
+      <w:pPr>
+        <w:spacing w:line="336" w:lineRule="auto" w:after="180"/>
+      </w:pPr>
+      <w:r>
+        <w:rPr>
+          <w:b w:val="0"/>
+        </w:rPr>
+        <w:t xml:space="preserve">Supported question: Would converting the text silently prove the source count is correct? Point to the relevant step in the picture, then write the changed result and the rule or </w:t>
+      </w:r>
+      <w:r>
+        <w:rPr>
+          <w:b/>
+        </w:rPr>
+        <w:t>evidence</w:t>
+      </w:r>
+      <w:r>
+        <w:rPr>
+          <w:b w:val="0"/>
+        </w:rPr>
+        <w:t xml:space="preserve"> that supports it.</w:t>
+      </w:r>
+    </w:p>
+    <w:p>
+      <w:pPr>
+        <w:spacing w:line="336" w:lineRule="auto" w:after="180"/>
+        <w:shd w:fill="F5F1FB"/>
+      </w:pPr>
+      <w:r>
+        <w:rPr>
+          <w:b w:val="0"/>
+        </w:rPr>
+        <w:t xml:space="preserve">Draw your project trace and justify the deciding step using </w:t>
+      </w:r>
+      <w:r>
+        <w:rPr>
+          <w:b/>
+        </w:rPr>
+        <w:t>evidence</w:t>
+      </w:r>
+      <w:r>
+        <w:rPr>
+          <w:b w:val="0"/>
+        </w:rPr>
+        <w:t>.</w:t>
+      </w:r>
+    </w:p>
+    <w:p>
+      <w:pPr>
+        <w:pStyle w:val="Heading3"/>
+      </w:pPr>
+      <w:r>
+        <w:t>Discuss while showing the picture</w:t>
+      </w:r>
+    </w:p>
+    <w:p>
+      <w:pPr>
+        <w:spacing w:line="336" w:lineRule="auto" w:after="180"/>
+        <w:shd w:fill="F1F6F8"/>
+      </w:pPr>
+      <w:r>
+        <w:rPr>
+          <w:b w:val="0"/>
+        </w:rPr>
+        <w:t xml:space="preserve">Teacher prompt: Draw your project trace and justify the deciding step using </w:t>
+      </w:r>
+      <w:r>
+        <w:rPr>
+          <w:b/>
+        </w:rPr>
+        <w:t>evidence</w:t>
+      </w:r>
+      <w:r>
+        <w:rPr>
+          <w:b w:val="0"/>
+        </w:rPr>
+        <w:t>. Ask learners to describe one label or arrow in ordinary words. Use the adjacent transcript if the image is difficult to see.</w:t>
+      </w:r>
+    </w:p>
+    <w:p>
+      <w:pPr>
+        <w:spacing w:line="336" w:lineRule="auto" w:after="180"/>
+        <w:shd w:fill="F1F6F8"/>
+      </w:pPr>
+      <w:r>
+        <w:rPr>
+          <w:b w:val="0"/>
+        </w:rPr>
+        <w:t xml:space="preserve">Supported practice key: No. Under the stated strict </w:t>
+      </w:r>
+      <w:r>
+        <w:rPr>
+          <w:b/>
+        </w:rPr>
+        <w:t>contract</w:t>
+      </w:r>
+      <w:r>
+        <w:rPr>
+          <w:b w:val="0"/>
+        </w:rPr>
+        <w:t xml:space="preserve"> reject the wrong type. Any explicit conversion policy would change the </w:t>
+      </w:r>
+      <w:r>
+        <w:rPr>
+          <w:b/>
+        </w:rPr>
+        <w:t>contract</w:t>
+      </w:r>
+      <w:r>
+        <w:rPr>
+          <w:b w:val="0"/>
+        </w:rPr>
+        <w:t>, and factual verification remains separate.</w:t>
+      </w:r>
+    </w:p>
+    <w:p>
+      <w:pPr>
+        <w:spacing w:line="336" w:lineRule="auto" w:after="180"/>
+        <w:shd w:fill="F1F6F8"/>
+      </w:pPr>
+      <w:r>
+        <w:rPr>
+          <w:b w:val="0"/>
+        </w:rPr>
+        <w:t xml:space="preserve">Changed-case check: Reject the </w:t>
+      </w:r>
+      <w:r>
+        <w:rPr>
+          <w:b/>
+        </w:rPr>
+        <w:t>response</w:t>
+      </w:r>
+      <w:r>
+        <w:rPr>
+          <w:b w:val="0"/>
+        </w:rPr>
+        <w:t xml:space="preserve"> under this strict </w:t>
+      </w:r>
+      <w:r>
+        <w:rPr>
+          <w:b/>
+        </w:rPr>
+        <w:t>contract</w:t>
+      </w:r>
+      <w:r>
+        <w:rPr>
+          <w:b w:val="0"/>
+        </w:rPr>
+        <w:t>. Digits inside quotes represent text, whereas portions requires an integer.</w:t>
       </w:r>
     </w:p>
     <w:sectPr>

--- a/downloads/teacher/ai-3-week-22.docx
+++ b/downloads/teacher/ai-3-week-22.docx
@@ -201,7 +201,7 @@
           </w:tcPr>
           <w:p>
             <w:r>
-              <w:t>Sections 9 and 11–14. Give extra time to finish the full task set; use Section 15 when the week includes a coding lab.</w:t>
+              <w:t>Use “Run the investigation”, “Connect your project”, “Show what you know”, “Study a complete case” and “Try a new case independently”. Give extra time for the full task set. If this week has a coding lab, use its named section; section numbers can change when extra explanations are included.</w:t>
             </w:r>
           </w:p>
         </w:tc>
@@ -2538,6 +2538,26 @@
     <w:p>
       <w:r>
         <w:t>Demonstrate Requests Responses and JSON, reduce support deliberately and check individual reasoning before discussing answers.</w:t>
+      </w:r>
+    </w:p>
+    <w:p>
+      <w:pPr>
+        <w:pStyle w:val="Heading3"/>
+      </w:pPr>
+      <w:r>
+        <w:t>Choose the pacing route</w:t>
+      </w:r>
+    </w:p>
+    <w:p>
+      <w:pPr>
+        <w:spacing w:line="336" w:lineRule="auto" w:after="180"/>
+        <w:shd w:fill="F1F6F8"/>
+      </w:pPr>
+      <w:r>
+        <w:rPr>
+          <w:b w:val="0"/>
+        </w:rPr>
+        <w:t>Compact alternative: this two-session sequence covers selected core tasks. Use the three-session weekly plan for the full lesson, independent transfer, feedback and project work; allow extra time for extensions.</w:t>
       </w:r>
     </w:p>
     <w:p>
@@ -6323,7 +6343,7 @@
           </w:tcPr>
           <w:p>
             <w:r>
-              <w:t>Sections 9 and 11–14. Give extra time to finish the full task set; use Section 15 when the week includes a coding lab.</w:t>
+              <w:t>Use “Run the investigation”, “Connect your project”, “Show what you know”, “Study a complete case” and “Try a new case independently”. Give extra time for the full task set. If this week has a coding lab, use its named section; section numbers can change when extra explanations are included.</w:t>
             </w:r>
           </w:p>
         </w:tc>

--- a/downloads/teacher/ai-3-week-22.docx
+++ b/downloads/teacher/ai-3-week-22.docx
@@ -25,20 +25,38 @@
         <w:pStyle w:val="Heading1"/>
       </w:pPr>
       <w:r>
-        <w:t>01. Requests, Responses, and JSON</w:t>
-      </w:r>
-    </w:p>
-    <w:p>
-      <w:r>
-        <w:t>Prepare Requests Responses and JSON: check the target, prerequisites, resources and adaptable teaching schedule.</w:t>
-      </w:r>
-    </w:p>
-    <w:p>
-      <w:pPr>
-        <w:pStyle w:val="Heading3"/>
-      </w:pPr>
-      <w:r>
-        <w:t>Teach the learning cycle</w:t>
+        <w:t>Teach explicit success and rejection paths.</w:t>
+      </w:r>
+    </w:p>
+    <w:p>
+      <w:r>
+        <w:t>Guard field access, reject wrong types and assess a new specification with boundary cases.</w:t>
+      </w:r>
+    </w:p>
+    <w:p>
+      <w:r>
+        <w:t>Ask what each gate establishes; zero, missing, rejected and unverified are different states.</w:t>
+      </w:r>
+    </w:p>
+    <w:p>
+      <w:pPr>
+        <w:pStyle w:val="Heading1"/>
+      </w:pPr>
+      <w:r>
+        <w:t>01. Prepare this connected week</w:t>
+      </w:r>
+    </w:p>
+    <w:p>
+      <w:r>
+        <w:t>Use one main plan and keep practice separate from the independent first attempt.</w:t>
+      </w:r>
+    </w:p>
+    <w:p>
+      <w:pPr>
+        <w:pStyle w:val="Heading2"/>
+      </w:pPr>
+      <w:r>
+        <w:t>Learning goal and precision</w:t>
       </w:r>
     </w:p>
     <w:p>
@@ -62,6 +80,219 @@
           <w:b w:val="0"/>
         </w:rPr>
         <w:t xml:space="preserve"> into Python records</w:t>
+      </w:r>
+    </w:p>
+    <w:p>
+      <w:pPr>
+        <w:spacing w:line="336" w:lineRule="auto" w:after="180"/>
+      </w:pPr>
+      <w:r>
+        <w:rPr>
+          <w:b w:val="0"/>
+        </w:rPr>
+        <w:t xml:space="preserve">Teach Week 26 as a two-session investigation using fictional data. A fictional activity service supplies </w:t>
+      </w:r>
+      <w:r>
+        <w:rPr>
+          <w:b/>
+        </w:rPr>
+        <w:t>JSON</w:t>
+      </w:r>
+      <w:r>
+        <w:rPr>
+          <w:b w:val="0"/>
+        </w:rPr>
+        <w:t xml:space="preserve"> text. The </w:t>
+      </w:r>
+      <w:r>
+        <w:rPr>
+          <w:b/>
+        </w:rPr>
+        <w:t>input</w:t>
+      </w:r>
+      <w:r>
+        <w:rPr>
+          <w:b w:val="0"/>
+        </w:rPr>
+        <w:t xml:space="preserve"> </w:t>
+      </w:r>
+      <w:r>
+        <w:rPr>
+          <w:b/>
+        </w:rPr>
+        <w:t>contract</w:t>
+      </w:r>
+      <w:r>
+        <w:rPr>
+          <w:b w:val="0"/>
+        </w:rPr>
+        <w:t xml:space="preserve"> is a </w:t>
+      </w:r>
+      <w:r>
+        <w:rPr>
+          <w:b/>
+        </w:rPr>
+        <w:t>JSON object</w:t>
+      </w:r>
+      <w:r>
+        <w:rPr>
+          <w:b w:val="0"/>
+        </w:rPr>
+        <w:t xml:space="preserve"> with name text and minutes an integer from 0 through 60.</w:t>
+      </w:r>
+    </w:p>
+    <w:p>
+      <w:pPr>
+        <w:spacing w:line="336" w:lineRule="auto" w:after="180"/>
+      </w:pPr>
+      <w:r>
+        <w:rPr>
+          <w:b w:val="0"/>
+        </w:rPr>
+        <w:t xml:space="preserve">The </w:t>
+      </w:r>
+      <w:r>
+        <w:rPr>
+          <w:b/>
+        </w:rPr>
+        <w:t>output</w:t>
+      </w:r>
+      <w:r>
+        <w:rPr>
+          <w:b w:val="0"/>
+        </w:rPr>
+        <w:t xml:space="preserve"> </w:t>
+      </w:r>
+      <w:r>
+        <w:rPr>
+          <w:b/>
+        </w:rPr>
+        <w:t>contract</w:t>
+      </w:r>
+      <w:r>
+        <w:rPr>
+          <w:b w:val="0"/>
+        </w:rPr>
+        <w:t xml:space="preserve"> will be a record with accepted and minutes fields. </w:t>
+      </w:r>
+      <w:r>
+        <w:rPr>
+          <w:b/>
+        </w:rPr>
+        <w:t>Parsing</w:t>
+      </w:r>
+      <w:r>
+        <w:rPr>
+          <w:b w:val="0"/>
+        </w:rPr>
+        <w:t xml:space="preserve"> valid </w:t>
+      </w:r>
+      <w:r>
+        <w:rPr>
+          <w:b/>
+        </w:rPr>
+        <w:t>JSON</w:t>
+      </w:r>
+      <w:r>
+        <w:rPr>
+          <w:b w:val="0"/>
+        </w:rPr>
+        <w:t xml:space="preserve"> is only the first step. Assess the three stated outcomes through the independent task, not by copying the worked result.</w:t>
+      </w:r>
+    </w:p>
+    <w:p>
+      <w:pPr>
+        <w:spacing w:line="336" w:lineRule="auto" w:after="180"/>
+      </w:pPr>
+      <w:r>
+        <w:rPr>
+          <w:b w:val="0"/>
+        </w:rPr>
+        <w:t xml:space="preserve">By the end, I can explain </w:t>
+      </w:r>
+      <w:r>
+        <w:rPr>
+          <w:b/>
+        </w:rPr>
+        <w:t>request</w:t>
+      </w:r>
+      <w:r>
+        <w:rPr>
+          <w:b w:val="0"/>
+        </w:rPr>
+        <w:t xml:space="preserve">s </w:t>
+      </w:r>
+      <w:r>
+        <w:rPr>
+          <w:b/>
+        </w:rPr>
+        <w:t>response</w:t>
+      </w:r>
+      <w:r>
+        <w:rPr>
+          <w:b w:val="0"/>
+        </w:rPr>
+        <w:t xml:space="preserve">s and </w:t>
+      </w:r>
+      <w:r>
+        <w:rPr>
+          <w:b/>
+        </w:rPr>
+        <w:t>json</w:t>
+      </w:r>
+      <w:r>
+        <w:rPr>
+          <w:b w:val="0"/>
+        </w:rPr>
+        <w:t xml:space="preserve"> using a traced example and a stated limitation.</w:t>
+      </w:r>
+    </w:p>
+    <w:p>
+      <w:pPr>
+        <w:pStyle w:val="Heading2"/>
+      </w:pPr>
+      <w:r>
+        <w:t>What to prepare</w:t>
+      </w:r>
+    </w:p>
+    <w:p>
+      <w:pPr>
+        <w:pStyle w:val="ListBullet"/>
+      </w:pPr>
+      <w:r>
+        <w:t>Use the supplied scenario, student illustrations and blank paper. For numeric work, offer counters or a calculator after learners show the setup. Fictional records are supplied; personal data and paid accounts are unnecessary.</w:t>
+      </w:r>
+    </w:p>
+    <w:p>
+      <w:pPr>
+        <w:pStyle w:val="ListBullet"/>
+      </w:pPr>
+      <w:r>
+        <w:t>Python 3 editor with a fresh local practice file</w:t>
+      </w:r>
+    </w:p>
+    <w:p>
+      <w:pPr>
+        <w:pStyle w:val="ListBullet"/>
+      </w:pPr>
+      <w:r>
+        <w:t>Paper trace table and the student workbook</w:t>
+      </w:r>
+    </w:p>
+    <w:p>
+      <w:pPr>
+        <w:pStyle w:val="ListBullet"/>
+      </w:pPr>
+      <w:r>
+        <w:t>Fictional input records from this lesson; no real student identifiers</w:t>
+      </w:r>
+    </w:p>
+    <w:p>
+      <w:pPr>
+        <w:pStyle w:val="Heading2"/>
+      </w:pPr>
+      <w:r>
+        <w:t>Main teaching plan</w:t>
       </w:r>
     </w:p>
     <w:tbl>
@@ -243,9 +474,307 @@
     </w:p>
     <w:p>
       <w:pPr>
+        <w:pStyle w:val="Heading2"/>
+      </w:pPr>
+      <w:r>
+        <w:t>Opening retrieval and readiness</w:t>
+      </w:r>
+    </w:p>
+    <w:p>
+      <w:pPr>
+        <w:spacing w:line="336" w:lineRule="auto" w:after="180"/>
+      </w:pPr>
+      <w:r>
+        <w:rPr>
+          <w:b w:val="0"/>
+        </w:rPr>
+        <w:t>Without opening the old lesson, explain one key idea from Tools and APIs. Give an example and a mistake that the idea helps you avoid.</w:t>
+      </w:r>
+    </w:p>
+    <w:p>
+      <w:pPr>
+        <w:spacing w:line="336" w:lineRule="auto" w:after="180"/>
+      </w:pPr>
+      <w:r>
+        <w:rPr>
+          <w:b w:val="0"/>
+        </w:rPr>
+        <w:t xml:space="preserve">Look for: Explain the </w:t>
+      </w:r>
+      <w:r>
+        <w:rPr>
+          <w:b/>
+        </w:rPr>
+        <w:t>mechanism</w:t>
+      </w:r>
+      <w:r>
+        <w:rPr>
+          <w:b w:val="0"/>
+        </w:rPr>
+        <w:t xml:space="preserve"> and terminology of tools and api </w:t>
+      </w:r>
+      <w:r>
+        <w:rPr>
+          <w:b/>
+        </w:rPr>
+        <w:t>contract</w:t>
+      </w:r>
+      <w:r>
+        <w:rPr>
+          <w:b w:val="0"/>
+        </w:rPr>
+        <w:t>s</w:t>
+      </w:r>
+    </w:p>
+    <w:p>
+      <w:pPr>
+        <w:spacing w:line="336" w:lineRule="auto" w:after="180"/>
+      </w:pPr>
+      <w:r>
+        <w:rPr>
+          <w:b w:val="0"/>
+        </w:rPr>
+        <w:t xml:space="preserve">Reference example, not the only acceptable wording: Teacher explanation: Tools expose structured operations with </w:t>
+      </w:r>
+      <w:r>
+        <w:rPr>
+          <w:b/>
+        </w:rPr>
+        <w:t>input</w:t>
+      </w:r>
+      <w:r>
+        <w:rPr>
+          <w:b w:val="0"/>
+        </w:rPr>
+        <w:t xml:space="preserve"> and </w:t>
+      </w:r>
+      <w:r>
+        <w:rPr>
+          <w:b/>
+        </w:rPr>
+        <w:t>output</w:t>
+      </w:r>
+      <w:r>
+        <w:rPr>
+          <w:b w:val="0"/>
+        </w:rPr>
+        <w:t xml:space="preserve"> </w:t>
+      </w:r>
+      <w:r>
+        <w:rPr>
+          <w:b/>
+        </w:rPr>
+        <w:t>contract</w:t>
+      </w:r>
+      <w:r>
+        <w:rPr>
+          <w:b w:val="0"/>
+        </w:rPr>
+        <w:t>s.</w:t>
+      </w:r>
+    </w:p>
+    <w:p>
+      <w:pPr>
+        <w:spacing w:line="336" w:lineRule="auto" w:after="180"/>
+      </w:pPr>
+      <w:r>
+        <w:rPr>
+          <w:b w:val="0"/>
+        </w:rPr>
+        <w:t>Generating a tool call is a proposal; validation and authorisation decide whether it executes. For lookup_room accept exactly room_id as a nonempty string; return found plus capacity or a not-found result. It is read-only.</w:t>
+      </w:r>
+    </w:p>
+    <w:p>
+      <w:pPr>
+        <w:spacing w:line="336" w:lineRule="auto" w:after="180"/>
+      </w:pPr>
+      <w:r>
+        <w:rPr>
+          <w:b w:val="0"/>
+        </w:rPr>
+        <w:t>Reject unknown arguments and do not replace missing values with invented facts.</w:t>
+      </w:r>
+    </w:p>
+    <w:p>
+      <w:pPr>
+        <w:spacing w:line="336" w:lineRule="auto" w:after="180"/>
+      </w:pPr>
+      <w:r>
+        <w:rPr>
+          <w:b w:val="0"/>
+        </w:rPr>
+        <w:t>Without opening the old lesson, explain one key idea from User Need and AI Contribution. Give an example and a mistake that the idea helps you avoid.</w:t>
+      </w:r>
+    </w:p>
+    <w:p>
+      <w:pPr>
+        <w:spacing w:line="336" w:lineRule="auto" w:after="180"/>
+      </w:pPr>
+      <w:r>
+        <w:rPr>
+          <w:b w:val="0"/>
+        </w:rPr>
+        <w:t xml:space="preserve">Look for: Explain the </w:t>
+      </w:r>
+      <w:r>
+        <w:rPr>
+          <w:b/>
+        </w:rPr>
+        <w:t>mechanism</w:t>
+      </w:r>
+      <w:r>
+        <w:rPr>
+          <w:b w:val="0"/>
+        </w:rPr>
+        <w:t xml:space="preserve"> and terminology of capstone requirements and corpus</w:t>
+      </w:r>
+    </w:p>
+    <w:p>
+      <w:pPr>
+        <w:spacing w:line="336" w:lineRule="auto" w:after="180"/>
+      </w:pPr>
+      <w:r>
+        <w:rPr>
+          <w:b w:val="0"/>
+        </w:rPr>
+        <w:t>Reference example, not the only acceptable wording: Teacher explanation: A grounded-assistant capstone begins with bounded requirements and a versioned permitted corpus.</w:t>
+      </w:r>
+    </w:p>
+    <w:p>
+      <w:pPr>
+        <w:spacing w:line="336" w:lineRule="auto" w:after="180"/>
+      </w:pPr>
+      <w:r>
+        <w:rPr>
+          <w:b w:val="0"/>
+        </w:rPr>
+        <w:t xml:space="preserve">A baseline can be a manual lookup </w:t>
+      </w:r>
+      <w:r>
+        <w:rPr>
+          <w:b/>
+        </w:rPr>
+        <w:t>process</w:t>
+      </w:r>
+      <w:r>
+        <w:rPr>
+          <w:b w:val="0"/>
+        </w:rPr>
+        <w:t xml:space="preserve"> using the same </w:t>
+      </w:r>
+      <w:r>
+        <w:rPr>
+          <w:b/>
+        </w:rPr>
+        <w:t>evidence</w:t>
+      </w:r>
+      <w:r>
+        <w:rPr>
+          <w:b w:val="0"/>
+        </w:rPr>
+        <w:t xml:space="preserve">. Specify the user question, source authority, access, </w:t>
+      </w:r>
+      <w:r>
+        <w:rPr>
+          <w:b/>
+        </w:rPr>
+        <w:t>output</w:t>
+      </w:r>
+      <w:r>
+        <w:rPr>
+          <w:b w:val="0"/>
+        </w:rPr>
+        <w:t xml:space="preserve">/fallback </w:t>
+      </w:r>
+      <w:r>
+        <w:rPr>
+          <w:b/>
+        </w:rPr>
+        <w:t>contract</w:t>
+      </w:r>
+      <w:r>
+        <w:rPr>
+          <w:b w:val="0"/>
+        </w:rPr>
+        <w:t xml:space="preserve"> and evaluation plan. Freeze corpus IDs and split cases before implementation.</w:t>
+      </w:r>
+    </w:p>
+    <w:p>
+      <w:pPr>
+        <w:spacing w:line="336" w:lineRule="auto" w:after="180"/>
+      </w:pPr>
+      <w:r>
+        <w:rPr>
+          <w:b w:val="0"/>
+        </w:rPr>
+        <w:t>Keep teacher material out of student retrieval.</w:t>
+      </w:r>
+    </w:p>
+    <w:p>
+      <w:pPr>
+        <w:spacing w:line="336" w:lineRule="auto" w:after="180"/>
+      </w:pPr>
+      <w:r>
+        <w:rPr>
+          <w:b w:val="0"/>
+        </w:rPr>
+        <w:t>Without opening the old lesson, explain one key idea from Verify Numbers and Dates. Give an example and a mistake that the idea helps you avoid.</w:t>
+      </w:r>
+    </w:p>
+    <w:p>
+      <w:pPr>
+        <w:spacing w:line="336" w:lineRule="auto" w:after="180"/>
+      </w:pPr>
+      <w:r>
+        <w:rPr>
+          <w:b w:val="0"/>
+        </w:rPr>
+        <w:t>Look for: Verify a numeric claim using its source, denominator and units</w:t>
+      </w:r>
+    </w:p>
+    <w:p>
+      <w:pPr>
+        <w:spacing w:line="336" w:lineRule="auto" w:after="180"/>
+      </w:pPr>
+      <w:r>
+        <w:rPr>
+          <w:b w:val="0"/>
+        </w:rPr>
+        <w:t>Reference example, not the only acceptable wording: Identify the source and population, retain units, and recompute with the correct denominator. Calendar validity does not establish the intended event date; preserve missing authority rather than guessing a replacement.</w:t>
+      </w:r>
+    </w:p>
+    <w:p>
+      <w:pPr>
+        <w:spacing w:line="336" w:lineRule="auto" w:after="180"/>
+      </w:pPr>
+      <w:r>
+        <w:rPr>
+          <w:b w:val="0"/>
+        </w:rPr>
+        <w:t>Reading obtains characters; validation checks whether their meaning and values satisfy rules.</w:t>
+      </w:r>
+    </w:p>
+    <w:p>
+      <w:pPr>
+        <w:pStyle w:val="Heading2"/>
+      </w:pPr>
+      <w:r>
+        <w:t>Earlier wording, alternatives and picture transcripts · reference / check after trying</w:t>
+      </w:r>
+    </w:p>
+    <w:p>
+      <w:pPr>
         <w:pStyle w:val="Heading3"/>
       </w:pPr>
       <w:r>
+        <w:t>Teach the learning cycle</w:t>
+      </w:r>
+    </w:p>
+    <w:p>
+      <w:pPr>
+        <w:pStyle w:val="Heading3"/>
+      </w:pPr>
+      <w:r>
         <w:t>Retrieval answer guidance</w:t>
       </w:r>
     </w:p>
@@ -259,121 +788,6 @@
     </w:p>
     <w:p>
       <w:pPr>
-        <w:spacing w:line="336" w:lineRule="auto" w:after="180"/>
-      </w:pPr>
-      <w:r>
-        <w:rPr>
-          <w:b w:val="0"/>
-        </w:rPr>
-        <w:t>Without opening the old lesson, explain one key idea from Tools and APIs. Give an example and a mistake that the idea helps you avoid.</w:t>
-      </w:r>
-    </w:p>
-    <w:p>
-      <w:pPr>
-        <w:spacing w:line="336" w:lineRule="auto" w:after="180"/>
-      </w:pPr>
-      <w:r>
-        <w:rPr>
-          <w:b w:val="0"/>
-        </w:rPr>
-        <w:t xml:space="preserve">Look for: Explain the </w:t>
-      </w:r>
-      <w:r>
-        <w:rPr>
-          <w:b/>
-        </w:rPr>
-        <w:t>mechanism</w:t>
-      </w:r>
-      <w:r>
-        <w:rPr>
-          <w:b w:val="0"/>
-        </w:rPr>
-        <w:t xml:space="preserve"> and terminology of tools and api </w:t>
-      </w:r>
-      <w:r>
-        <w:rPr>
-          <w:b/>
-        </w:rPr>
-        <w:t>contract</w:t>
-      </w:r>
-      <w:r>
-        <w:rPr>
-          <w:b w:val="0"/>
-        </w:rPr>
-        <w:t>s</w:t>
-      </w:r>
-    </w:p>
-    <w:p>
-      <w:pPr>
-        <w:spacing w:line="336" w:lineRule="auto" w:after="180"/>
-      </w:pPr>
-      <w:r>
-        <w:rPr>
-          <w:b w:val="0"/>
-        </w:rPr>
-        <w:t xml:space="preserve">Reference example, not the only acceptable wording: Teacher explanation: Tools expose structured operations with </w:t>
-      </w:r>
-      <w:r>
-        <w:rPr>
-          <w:b/>
-        </w:rPr>
-        <w:t>input</w:t>
-      </w:r>
-      <w:r>
-        <w:rPr>
-          <w:b w:val="0"/>
-        </w:rPr>
-        <w:t xml:space="preserve"> and </w:t>
-      </w:r>
-      <w:r>
-        <w:rPr>
-          <w:b/>
-        </w:rPr>
-        <w:t>output</w:t>
-      </w:r>
-      <w:r>
-        <w:rPr>
-          <w:b w:val="0"/>
-        </w:rPr>
-        <w:t xml:space="preserve"> </w:t>
-      </w:r>
-      <w:r>
-        <w:rPr>
-          <w:b/>
-        </w:rPr>
-        <w:t>contract</w:t>
-      </w:r>
-      <w:r>
-        <w:rPr>
-          <w:b w:val="0"/>
-        </w:rPr>
-        <w:t>s.</w:t>
-      </w:r>
-    </w:p>
-    <w:p>
-      <w:pPr>
-        <w:spacing w:line="336" w:lineRule="auto" w:after="180"/>
-      </w:pPr>
-      <w:r>
-        <w:rPr>
-          <w:b w:val="0"/>
-        </w:rPr>
-        <w:t>Generating a tool call is a proposal; validation and authorisation decide whether it executes. For lookup_room accept exactly room_id as a nonempty string; return found plus capacity or a not-found result. It is read-only.</w:t>
-      </w:r>
-    </w:p>
-    <w:p>
-      <w:pPr>
-        <w:spacing w:line="336" w:lineRule="auto" w:after="180"/>
-      </w:pPr>
-      <w:r>
-        <w:rPr>
-          <w:b w:val="0"/>
-        </w:rPr>
-        <w:t>Reject unknown arguments and do not replace missing values with invented facts.</w:t>
-      </w:r>
-    </w:p>
-    <w:p>
-      <w:pPr>
         <w:pStyle w:val="Heading3"/>
       </w:pPr>
       <w:r>
@@ -382,181 +796,10 @@
     </w:p>
     <w:p>
       <w:pPr>
-        <w:spacing w:line="336" w:lineRule="auto" w:after="180"/>
-      </w:pPr>
-      <w:r>
-        <w:rPr>
-          <w:b w:val="0"/>
-        </w:rPr>
-        <w:t>Without opening the old lesson, explain one key idea from User Need and AI Contribution. Give an example and a mistake that the idea helps you avoid.</w:t>
-      </w:r>
-    </w:p>
-    <w:p>
-      <w:pPr>
-        <w:spacing w:line="336" w:lineRule="auto" w:after="180"/>
-      </w:pPr>
-      <w:r>
-        <w:rPr>
-          <w:b w:val="0"/>
-        </w:rPr>
-        <w:t xml:space="preserve">Look for: Explain the </w:t>
-      </w:r>
-      <w:r>
-        <w:rPr>
-          <w:b/>
-        </w:rPr>
-        <w:t>mechanism</w:t>
-      </w:r>
-      <w:r>
-        <w:rPr>
-          <w:b w:val="0"/>
-        </w:rPr>
-        <w:t xml:space="preserve"> and terminology of capstone requirements and corpus</w:t>
-      </w:r>
-    </w:p>
-    <w:p>
-      <w:pPr>
-        <w:spacing w:line="336" w:lineRule="auto" w:after="180"/>
-      </w:pPr>
-      <w:r>
-        <w:rPr>
-          <w:b w:val="0"/>
-        </w:rPr>
-        <w:t>Reference example, not the only acceptable wording: Teacher explanation: A grounded-assistant capstone begins with bounded requirements and a versioned permitted corpus.</w:t>
-      </w:r>
-    </w:p>
-    <w:p>
-      <w:pPr>
-        <w:spacing w:line="336" w:lineRule="auto" w:after="180"/>
-      </w:pPr>
-      <w:r>
-        <w:rPr>
-          <w:b w:val="0"/>
-        </w:rPr>
-        <w:t xml:space="preserve">A baseline can be a manual lookup </w:t>
-      </w:r>
-      <w:r>
-        <w:rPr>
-          <w:b/>
-        </w:rPr>
-        <w:t>process</w:t>
-      </w:r>
-      <w:r>
-        <w:rPr>
-          <w:b w:val="0"/>
-        </w:rPr>
-        <w:t xml:space="preserve"> using the same </w:t>
-      </w:r>
-      <w:r>
-        <w:rPr>
-          <w:b/>
-        </w:rPr>
-        <w:t>evidence</w:t>
-      </w:r>
-      <w:r>
-        <w:rPr>
-          <w:b w:val="0"/>
-        </w:rPr>
-        <w:t xml:space="preserve">. Specify the user question, source authority, access, </w:t>
-      </w:r>
-      <w:r>
-        <w:rPr>
-          <w:b/>
-        </w:rPr>
-        <w:t>output</w:t>
-      </w:r>
-      <w:r>
-        <w:rPr>
-          <w:b w:val="0"/>
-        </w:rPr>
-        <w:t xml:space="preserve">/fallback </w:t>
-      </w:r>
-      <w:r>
-        <w:rPr>
-          <w:b/>
-        </w:rPr>
-        <w:t>contract</w:t>
-      </w:r>
-      <w:r>
-        <w:rPr>
-          <w:b w:val="0"/>
-        </w:rPr>
-        <w:t xml:space="preserve"> and evaluation plan. Freeze corpus IDs and split cases before implementation.</w:t>
-      </w:r>
-    </w:p>
-    <w:p>
-      <w:pPr>
-        <w:spacing w:line="336" w:lineRule="auto" w:after="180"/>
-      </w:pPr>
-      <w:r>
-        <w:rPr>
-          <w:b w:val="0"/>
-        </w:rPr>
-        <w:t>Keep teacher material out of student retrieval.</w:t>
-      </w:r>
-    </w:p>
-    <w:p>
-      <w:pPr>
         <w:pStyle w:val="Heading3"/>
       </w:pPr>
       <w:r>
         <w:t>Verify Numbers and Dates</w:t>
-      </w:r>
-    </w:p>
-    <w:p>
-      <w:pPr>
-        <w:spacing w:line="336" w:lineRule="auto" w:after="180"/>
-      </w:pPr>
-      <w:r>
-        <w:rPr>
-          <w:b w:val="0"/>
-        </w:rPr>
-        <w:t>Without opening the old lesson, explain one key idea from Verify Numbers and Dates. Give an example and a mistake that the idea helps you avoid.</w:t>
-      </w:r>
-    </w:p>
-    <w:p>
-      <w:pPr>
-        <w:spacing w:line="336" w:lineRule="auto" w:after="180"/>
-      </w:pPr>
-      <w:r>
-        <w:rPr>
-          <w:b w:val="0"/>
-        </w:rPr>
-        <w:t xml:space="preserve">Look for: Explain the </w:t>
-      </w:r>
-      <w:r>
-        <w:rPr>
-          <w:b/>
-        </w:rPr>
-        <w:t>mechanism</w:t>
-      </w:r>
-      <w:r>
-        <w:rPr>
-          <w:b w:val="0"/>
-        </w:rPr>
-        <w:t xml:space="preserve"> and terminology of claim support and citation evaluation</w:t>
-      </w:r>
-    </w:p>
-    <w:p>
-      <w:pPr>
-        <w:spacing w:line="336" w:lineRule="auto" w:after="180"/>
-      </w:pPr>
-      <w:r>
-        <w:rPr>
-          <w:b w:val="0"/>
-        </w:rPr>
-        <w:t>Reference example, not the only acceptable wording: Teacher explanation: Citation evaluation checks source existence, exact passage support and coverage of answer claims. A real citation can still be irrelevant.</w:t>
-      </w:r>
-    </w:p>
-    <w:p>
-      <w:pPr>
-        <w:spacing w:line="336" w:lineRule="auto" w:after="180"/>
-      </w:pPr>
-      <w:r>
-        <w:rPr>
-          <w:b w:val="0"/>
-        </w:rPr>
-        <w:t>For this classroom rubric count a claim as supported only when its cited passage entails it. Separately count correct citation links. Use the number of factual claims as the support denominator.</w:t>
       </w:r>
     </w:p>
     <w:p>
@@ -801,6 +1044,11 @@
       </w:r>
     </w:p>
     <w:p>
+      <w:r>
+        <w:t>This compact option is not the full-week schedule. Use the main teaching cycle and allow extra sessions for the investigation, independent work and project.</w:t>
+      </w:r>
+    </w:p>
+    <w:p>
       <w:pPr>
         <w:spacing w:line="336" w:lineRule="auto" w:after="180"/>
       </w:pPr>
@@ -808,7 +1056,7 @@
         <w:rPr>
           <w:b w:val="0"/>
         </w:rPr>
-        <w:t>Use the supplied scenario, student illustrations and blank paper. For numeric work, offer counters or a calculator after learners show the setup. Fictional records are supplied; personal data and paid accounts are unnecessary.</w:t>
+        <w:t>Allow 80 minutes: recall 8; explanation 12; worked demonstration 15; guided practice 20; independent assessment 15; project and reflection 10. Extend the lab into a second session when needed.</w:t>
       </w:r>
     </w:p>
     <w:p>
@@ -816,24 +1064,424 @@
         <w:pStyle w:val="Heading3"/>
       </w:pPr>
       <w:r>
-        <w:t>Alternative compact allocation</w:t>
-      </w:r>
-    </w:p>
-    <w:p>
-      <w:r>
-        <w:t>This compact option is not the full-week schedule. Use the main teaching cycle and allow extra sessions for the investigation, independent work and project.</w:t>
+        <w:t>Preparation for the connected explanation</w:t>
+      </w:r>
+    </w:p>
+    <w:p>
+      <w:pPr>
+        <w:pStyle w:val="Heading3"/>
+      </w:pPr>
+      <w:r>
+        <w:t>Readiness answer</w:t>
+      </w:r>
+    </w:p>
+    <w:p>
+      <w:pPr>
+        <w:pStyle w:val="Heading3"/>
+      </w:pPr>
+      <w:r>
+        <w:t>End goal for the pictorial case</w:t>
       </w:r>
     </w:p>
     <w:p>
       <w:pPr>
         <w:spacing w:line="336" w:lineRule="auto" w:after="180"/>
-        <w:shd w:fill="F1F6F8"/>
-      </w:pPr>
-      <w:r>
-        <w:rPr>
-          <w:b w:val="0"/>
-        </w:rPr>
-        <w:t>Allow 80 minutes: recall 8; explanation 12; worked demonstration 15; guided practice 20; independent assessment 15; project and reflection 10. Extend the lab into a second session when needed.</w:t>
+      </w:pPr>
+      <w:r>
+        <w:rPr>
+          <w:b w:val="0"/>
+        </w:rPr>
+        <w:t>This added worked case illustrates the week’s main idea. Retain all original and connected topics; schedule its practice within the teaching cycle.</w:t>
+      </w:r>
+    </w:p>
+    <w:p>
+      <w:pPr>
+        <w:pStyle w:val="Heading1"/>
+      </w:pPr>
+      <w:r>
+        <w:t>02. Teach parsing, schema checking and evidence as separate gates</w:t>
+      </w:r>
+    </w:p>
+    <w:p>
+      <w:r>
+        <w:t>Keep activity, lunch and independent box contracts distinct.</w:t>
+      </w:r>
+    </w:p>
+    <w:p>
+      <w:pPr>
+        <w:pStyle w:val="Heading2"/>
+      </w:pPr>
+      <w:r>
+        <w:t>Read the complete activity contract</w:t>
+      </w:r>
+    </w:p>
+    <w:p>
+      <w:pPr>
+        <w:spacing w:line="336" w:lineRule="auto" w:after="180"/>
+      </w:pPr>
+      <w:r>
+        <w:rPr>
+          <w:b w:val="0"/>
+        </w:rPr>
+        <w:t xml:space="preserve">A fictional activity service supplies </w:t>
+      </w:r>
+      <w:r>
+        <w:rPr>
+          <w:b/>
+        </w:rPr>
+        <w:t>JSON</w:t>
+      </w:r>
+      <w:r>
+        <w:rPr>
+          <w:b w:val="0"/>
+        </w:rPr>
+        <w:t xml:space="preserve"> text. The </w:t>
+      </w:r>
+      <w:r>
+        <w:rPr>
+          <w:b/>
+        </w:rPr>
+        <w:t>input</w:t>
+      </w:r>
+      <w:r>
+        <w:rPr>
+          <w:b w:val="0"/>
+        </w:rPr>
+        <w:t xml:space="preserve"> </w:t>
+      </w:r>
+      <w:r>
+        <w:rPr>
+          <w:b/>
+        </w:rPr>
+        <w:t>contract</w:t>
+      </w:r>
+      <w:r>
+        <w:rPr>
+          <w:b w:val="0"/>
+        </w:rPr>
+        <w:t xml:space="preserve"> is a </w:t>
+      </w:r>
+      <w:r>
+        <w:rPr>
+          <w:b/>
+        </w:rPr>
+        <w:t>JSON object</w:t>
+      </w:r>
+      <w:r>
+        <w:rPr>
+          <w:b w:val="0"/>
+        </w:rPr>
+        <w:t xml:space="preserve"> with name text and minutes an integer from 0 through 60. The </w:t>
+      </w:r>
+      <w:r>
+        <w:rPr>
+          <w:b/>
+        </w:rPr>
+        <w:t>output</w:t>
+      </w:r>
+      <w:r>
+        <w:rPr>
+          <w:b w:val="0"/>
+        </w:rPr>
+        <w:t xml:space="preserve"> </w:t>
+      </w:r>
+      <w:r>
+        <w:rPr>
+          <w:b/>
+        </w:rPr>
+        <w:t>contract</w:t>
+      </w:r>
+      <w:r>
+        <w:rPr>
+          <w:b w:val="0"/>
+        </w:rPr>
+        <w:t xml:space="preserve"> will be a record with accepted and minutes fields.</w:t>
+      </w:r>
+    </w:p>
+    <w:p>
+      <w:pPr>
+        <w:spacing w:line="336" w:lineRule="auto" w:after="180"/>
+      </w:pPr>
+      <w:r>
+        <w:rPr>
+          <w:b/>
+        </w:rPr>
+        <w:t>Parsing</w:t>
+      </w:r>
+      <w:r>
+        <w:rPr>
+          <w:b w:val="0"/>
+        </w:rPr>
+        <w:t xml:space="preserve"> valid </w:t>
+      </w:r>
+      <w:r>
+        <w:rPr>
+          <w:b/>
+        </w:rPr>
+        <w:t>JSON</w:t>
+      </w:r>
+      <w:r>
+        <w:rPr>
+          <w:b w:val="0"/>
+        </w:rPr>
+        <w:t xml:space="preserve"> is only the first step.</w:t>
+      </w:r>
+    </w:p>
+    <w:p>
+      <w:pPr>
+        <w:spacing w:line="336" w:lineRule="auto" w:after="180"/>
+      </w:pPr>
+      <w:r>
+        <w:rPr>
+          <w:b w:val="0"/>
+        </w:rPr>
+        <w:t>Current activity contract: exactly name and minutes. name is text with length greater than zero; this toy rule does not trim whitespace. minutes is an integer from 0 through 60; booleans and decimal-number values are rejected. No extra or duplicate fields are allowed. The output always has accepted and minutes; any rejection returns false and null.</w:t>
+      </w:r>
+    </w:p>
+    <w:p>
+      <w:pPr>
+        <w:spacing w:line="336" w:lineRule="auto" w:after="180"/>
+      </w:pPr>
+      <w:r>
+        <w:rPr>
+          <w:b w:val="0"/>
+        </w:rPr>
+        <w:t>Duplicate rejection is an explicit classroom policy; JSON libraries may otherwise retain a repeated name’s last value. Non-JSON NaN/Infinity constants are rejected. These checks are for short supplied classroom cards, not a production network parser.</w:t>
+      </w:r>
+    </w:p>
+    <w:p>
+      <w:pPr>
+        <w:pStyle w:val="Heading2"/>
+      </w:pPr>
+      <w:r>
+        <w:t>Explain the original illustration’s top-level limitation</w:t>
+      </w:r>
+    </w:p>
+    <w:p>
+      <w:pPr>
+        <w:spacing w:line="336" w:lineRule="auto" w:after="180"/>
+      </w:pPr>
+      <w:r>
+        <w:rPr>
+          <w:b w:val="0"/>
+        </w:rPr>
+        <w:t xml:space="preserve">The </w:t>
+      </w:r>
+      <w:r>
+        <w:rPr>
+          <w:b/>
+        </w:rPr>
+        <w:t>output</w:t>
+      </w:r>
+      <w:r>
+        <w:rPr>
+          <w:b w:val="0"/>
+        </w:rPr>
+        <w:t xml:space="preserve"> is {"accepted": true, "minutes": 12}. </w:t>
+      </w:r>
+      <w:r>
+        <w:rPr>
+          <w:b/>
+        </w:rPr>
+        <w:t>JSON</w:t>
+      </w:r>
+      <w:r>
+        <w:rPr>
+          <w:b w:val="0"/>
+        </w:rPr>
+        <w:t xml:space="preserve"> uses lowercase true, false and null; Python uses True, False and None. </w:t>
+      </w:r>
+      <w:r>
+        <w:rPr>
+          <w:b/>
+        </w:rPr>
+        <w:t>json</w:t>
+      </w:r>
+      <w:r>
+        <w:rPr>
+          <w:b w:val="0"/>
+        </w:rPr>
+        <w:t>.loads converts between representations.</w:t>
+      </w:r>
+    </w:p>
+    <w:p>
+      <w:pPr>
+        <w:spacing w:line="336" w:lineRule="auto" w:after="180"/>
+      </w:pPr>
+      <w:r>
+        <w:rPr>
+          <w:b w:val="0"/>
+        </w:rPr>
+        <w:t xml:space="preserve">The worked </w:t>
+      </w:r>
+      <w:r>
+        <w:rPr>
+          <w:b/>
+        </w:rPr>
+        <w:t>output</w:t>
+      </w:r>
+      <w:r>
+        <w:rPr>
+          <w:b w:val="0"/>
+        </w:rPr>
+        <w:t xml:space="preserve"> line assumes the parsed top-level value is a dictionary; a robust </w:t>
+      </w:r>
+      <w:r>
+        <w:rPr>
+          <w:b/>
+        </w:rPr>
+        <w:t>interface</w:t>
+      </w:r>
+      <w:r>
+        <w:rPr>
+          <w:b w:val="0"/>
+        </w:rPr>
+        <w:t xml:space="preserve"> must reject other top-level types before accessing fields.</w:t>
+      </w:r>
+    </w:p>
+    <w:p>
+      <w:pPr>
+        <w:pStyle w:val="Heading2"/>
+      </w:pPr>
+      <w:r>
+        <w:t>Read the lunch-response scope</w:t>
+      </w:r>
+    </w:p>
+    <w:p>
+      <w:pPr>
+        <w:spacing w:line="336" w:lineRule="auto" w:after="180"/>
+      </w:pPr>
+      <w:r>
+        <w:rPr>
+          <w:b w:val="0"/>
+        </w:rPr>
+        <w:t xml:space="preserve">A lunch-count </w:t>
+      </w:r>
+      <w:r>
+        <w:rPr>
+          <w:b/>
+        </w:rPr>
+        <w:t>response</w:t>
+      </w:r>
+      <w:r>
+        <w:rPr>
+          <w:b w:val="0"/>
+        </w:rPr>
+        <w:t xml:space="preserve"> must satisfy a declared </w:t>
+      </w:r>
+      <w:r>
+        <w:rPr>
+          <w:b/>
+        </w:rPr>
+        <w:t>JSON</w:t>
+      </w:r>
+      <w:r>
+        <w:rPr>
+          <w:b w:val="0"/>
+        </w:rPr>
+        <w:t xml:space="preserve"> </w:t>
+      </w:r>
+      <w:r>
+        <w:rPr>
+          <w:b/>
+        </w:rPr>
+        <w:t>contract</w:t>
+      </w:r>
+      <w:r>
+        <w:rPr>
+          <w:b w:val="0"/>
+        </w:rPr>
+        <w:t>.</w:t>
+      </w:r>
+    </w:p>
+    <w:p>
+      <w:pPr>
+        <w:spacing w:line="336" w:lineRule="auto" w:after="180"/>
+      </w:pPr>
+      <w:r>
+        <w:rPr>
+          <w:b w:val="0"/>
+        </w:rPr>
+        <w:t xml:space="preserve">The toy </w:t>
+      </w:r>
+      <w:r>
+        <w:rPr>
+          <w:b/>
+        </w:rPr>
+        <w:t>response</w:t>
+      </w:r>
+      <w:r>
+        <w:rPr>
+          <w:b w:val="0"/>
+        </w:rPr>
+        <w:t xml:space="preserve"> has exactly class_code text and portions integer 0..30. Example: {"class_code":"R8","portions": 12}.</w:t>
+      </w:r>
+    </w:p>
+    <w:p>
+      <w:pPr>
+        <w:spacing w:line="336" w:lineRule="auto" w:after="180"/>
+      </w:pPr>
+      <w:r>
+        <w:rPr>
+          <w:b w:val="0"/>
+        </w:rPr>
+        <w:t xml:space="preserve">All </w:t>
+      </w:r>
+      <w:r>
+        <w:rPr>
+          <w:b/>
+        </w:rPr>
+        <w:t>input</w:t>
+      </w:r>
+      <w:r>
+        <w:rPr>
+          <w:b w:val="0"/>
+        </w:rPr>
+        <w:t>s and outcomes in this worked example are invented classroom data; no real model run is claimed.</w:t>
+      </w:r>
+    </w:p>
+    <w:p>
+      <w:pPr>
+        <w:pStyle w:val="Heading2"/>
+      </w:pPr>
+      <w:r>
+        <w:t>Trace the accepted structure</w:t>
+      </w:r>
+    </w:p>
+    <w:p>
+      <w:r>
+        <w:drawing>
+          <wp:inline xmlns:a="http://schemas.openxmlformats.org/drawingml/2006/main" xmlns:pic="http://schemas.openxmlformats.org/drawingml/2006/picture">
+            <wp:extent cx="5486400" cy="3337560"/>
+            <wp:docPr id="1" name="Picture 1" descr="Read fields: class_code is nonempty text; portions is the integer 12. → Check range: 0 &lt;= 12 &lt;= 30, so the declared count is within range. → Accept structure: Accept this response shape; acceptance does not prove that 12 portions were actually counted."/>
+            <wp:cNvGraphicFramePr>
+              <a:graphicFrameLocks noChangeAspect="1"/>
+            </wp:cNvGraphicFramePr>
+            <a:graphic>
+              <a:graphicData uri="http://schemas.openxmlformats.org/drawingml/2006/picture">
+                <pic:pic>
+                  <pic:nvPicPr>
+                    <pic:cNvPr id="0" name="academy-story-ai-3-22-02.png"/>
+                    <pic:cNvPicPr/>
+                  </pic:nvPicPr>
+                  <pic:blipFill>
+                    <a:blip r:embed="rId9"/>
+                    <a:stretch>
+                      <a:fillRect/>
+                    </a:stretch>
+                  </pic:blipFill>
+                  <pic:spPr>
+                    <a:xfrm>
+                      <a:off x="0" y="0"/>
+                      <a:ext cx="5486400" cy="3337560"/>
+                    </a:xfrm>
+                    <a:prstGeom prst="rect"/>
+                  </pic:spPr>
+                </pic:pic>
+              </a:graphicData>
+            </a:graphic>
+          </wp:inline>
+        </w:drawing>
       </w:r>
     </w:p>
     <w:p>
@@ -841,7 +1489,114 @@
         <w:pStyle w:val="Heading3"/>
       </w:pPr>
       <w:r>
-        <w:t>Preparation for the connected explanation</w:t>
+        <w:t>Read the picture one step at a time</w:t>
+      </w:r>
+    </w:p>
+    <w:tbl>
+      <w:tblPr>
+        <w:tblStyle w:val="LightShading-Accent1"/>
+        <w:tblW w:type="auto" w:w="0"/>
+        <w:tblLook w:firstColumn="1" w:firstRow="1" w:lastColumn="0" w:lastRow="0" w:noHBand="0" w:noVBand="1" w:val="04A0"/>
+      </w:tblPr>
+      <w:tblGrid>
+        <w:gridCol w:w="5112"/>
+        <w:gridCol w:w="5112"/>
+      </w:tblGrid>
+      <w:tr>
+        <w:trPr>
+          <w:tblHeader/>
+        </w:trPr>
+        <w:tc>
+          <w:tcPr>
+            <w:tcW w:type="dxa" w:w="5112"/>
+          </w:tcPr>
+          <w:p>
+            <w:r>
+              <w:t>Step</w:t>
+            </w:r>
+          </w:p>
+        </w:tc>
+        <w:tc>
+          <w:tcPr>
+            <w:tcW w:type="dxa" w:w="5112"/>
+          </w:tcPr>
+          <w:p>
+            <w:r>
+              <w:t>What happens and why</w:t>
+            </w:r>
+          </w:p>
+        </w:tc>
+      </w:tr>
+      <w:tr>
+        <w:tc>
+          <w:tcPr>
+            <w:tcW w:type="dxa" w:w="5112"/>
+          </w:tcPr>
+          <w:p>
+            <w:r>
+              <w:t>1. Read fields</w:t>
+            </w:r>
+          </w:p>
+        </w:tc>
+        <w:tc>
+          <w:tcPr>
+            <w:tcW w:type="dxa" w:w="5112"/>
+          </w:tcPr>
+          <w:p>
+            <w:r>
+              <w:t>class_code is nonempty text; portions is the integer 12.</w:t>
+            </w:r>
+          </w:p>
+        </w:tc>
+      </w:tr>
+      <w:tr>
+        <w:tc>
+          <w:tcPr>
+            <w:tcW w:type="dxa" w:w="5112"/>
+          </w:tcPr>
+          <w:p>
+            <w:r>
+              <w:t>2. Check range</w:t>
+            </w:r>
+          </w:p>
+        </w:tc>
+        <w:tc>
+          <w:tcPr>
+            <w:tcW w:type="dxa" w:w="5112"/>
+          </w:tcPr>
+          <w:p>
+            <w:r>
+              <w:t>0 &lt;= 12 &lt;= 30, so the declared count is within range.</w:t>
+            </w:r>
+          </w:p>
+        </w:tc>
+      </w:tr>
+      <w:tr>
+        <w:tc>
+          <w:tcPr>
+            <w:tcW w:type="dxa" w:w="5112"/>
+          </w:tcPr>
+          <w:p>
+            <w:r>
+              <w:t>3. Accept structure</w:t>
+            </w:r>
+          </w:p>
+        </w:tc>
+        <w:tc>
+          <w:tcPr>
+            <w:tcW w:type="dxa" w:w="5112"/>
+          </w:tcPr>
+          <w:p>
+            <w:r>
+              <w:t>Accept this response shape; acceptance does not prove that 12 portions were actually counted.</w:t>
+            </w:r>
+          </w:p>
+        </w:tc>
+      </w:tr>
+    </w:tbl>
+    <w:p>
+      <w:r>
+        <w:t>Match each pictured step to the supplied facts. This is a worked teaching case, not an independent assessment.</w:t>
       </w:r>
     </w:p>
     <w:p>
@@ -852,19 +1607,149 @@
         <w:rPr>
           <w:b w:val="0"/>
         </w:rPr>
-        <w:t xml:space="preserve">Teach Week 26 as a two-session investigation using fictional data. A fictional activity service supplies </w:t>
+        <w:t xml:space="preserve">Read the picture in order. Accept this </w:t>
       </w:r>
       <w:r>
         <w:rPr>
           <w:b/>
         </w:rPr>
+        <w:t>response</w:t>
+      </w:r>
+      <w:r>
+        <w:rPr>
+          <w:b w:val="0"/>
+        </w:rPr>
+        <w:t xml:space="preserve"> shape; acceptance does not prove that 12 portions were actually counted. The arrows show which recorded </w:t>
+      </w:r>
+      <w:r>
+        <w:rPr>
+          <w:b/>
+        </w:rPr>
+        <w:t>input</w:t>
+      </w:r>
+      <w:r>
+        <w:rPr>
+          <w:b w:val="0"/>
+        </w:rPr>
+        <w:t xml:space="preserve"> or intermediate result each decision uses.</w:t>
+      </w:r>
+    </w:p>
+    <w:p>
+      <w:pPr>
+        <w:spacing w:line="336" w:lineRule="auto" w:after="180"/>
+      </w:pPr>
+      <w:r>
+        <w:rPr>
+          <w:b w:val="0"/>
+        </w:rPr>
+        <w:t>Explain the deciding step aloud before checking the changed case; pointing to the final answer alone does not show how it follows.</w:t>
+      </w:r>
+    </w:p>
+    <w:p>
+      <w:pPr>
+        <w:pStyle w:val="Heading2"/>
+      </w:pPr>
+      <w:r>
+        <w:t>Predict quoted portions</w:t>
+      </w:r>
+    </w:p>
+    <w:p>
+      <w:pPr>
+        <w:spacing w:line="336" w:lineRule="auto" w:after="180"/>
+      </w:pPr>
+      <w:r>
+        <w:rPr>
+          <w:b w:val="0"/>
+        </w:rPr>
+        <w:t>Change: Replace 12 with the text "12".</w:t>
+      </w:r>
+    </w:p>
+    <w:p>
+      <w:pPr>
+        <w:spacing w:line="336" w:lineRule="auto" w:after="180"/>
+      </w:pPr>
+      <w:r>
+        <w:rPr>
+          <w:b/>
+        </w:rPr>
+        <w:t>Prediction</w:t>
+      </w:r>
+      <w:r>
+        <w:rPr>
+          <w:b w:val="0"/>
+        </w:rPr>
+        <w:t xml:space="preserve">: Reject the </w:t>
+      </w:r>
+      <w:r>
+        <w:rPr>
+          <w:b/>
+        </w:rPr>
+        <w:t>response</w:t>
+      </w:r>
+      <w:r>
+        <w:rPr>
+          <w:b w:val="0"/>
+        </w:rPr>
+        <w:t xml:space="preserve"> under this strict </w:t>
+      </w:r>
+      <w:r>
+        <w:rPr>
+          <w:b/>
+        </w:rPr>
+        <w:t>contract</w:t>
+      </w:r>
+      <w:r>
+        <w:rPr>
+          <w:b w:val="0"/>
+        </w:rPr>
+        <w:t>.</w:t>
+      </w:r>
+    </w:p>
+    <w:p>
+      <w:pPr>
+        <w:spacing w:line="336" w:lineRule="auto" w:after="180"/>
+      </w:pPr>
+      <w:r>
+        <w:rPr>
+          <w:b w:val="0"/>
+        </w:rPr>
+        <w:t>Reason: Digits inside quotes represent text, whereas portions requires an integer.</w:t>
+      </w:r>
+    </w:p>
+    <w:p>
+      <w:pPr>
+        <w:pStyle w:val="Heading2"/>
+      </w:pPr>
+      <w:r>
+        <w:t>State the real-world evidence limit</w:t>
+      </w:r>
+    </w:p>
+    <w:p>
+      <w:pPr>
+        <w:spacing w:line="336" w:lineRule="auto" w:after="180"/>
+      </w:pPr>
+      <w:r>
+        <w:rPr>
+          <w:b/>
+        </w:rPr>
         <w:t>JSON</w:t>
       </w:r>
       <w:r>
         <w:rPr>
           <w:b w:val="0"/>
         </w:rPr>
-        <w:t xml:space="preserve"> text. The </w:t>
+        <w:t xml:space="preserve"> well-formedness, schema validity and real-world truth are different checks.</w:t>
+      </w:r>
+    </w:p>
+    <w:p>
+      <w:pPr>
+        <w:spacing w:line="336" w:lineRule="auto" w:after="180"/>
+      </w:pPr>
+      <w:r>
+        <w:rPr>
+          <w:b w:val="0"/>
+        </w:rPr>
+        <w:t xml:space="preserve">Cover the result. Ask learners to name the </w:t>
       </w:r>
       <w:r>
         <w:rPr>
@@ -876,31 +1761,110 @@
         <w:rPr>
           <w:b w:val="0"/>
         </w:rPr>
-        <w:t xml:space="preserve"> </w:t>
+        <w:t xml:space="preserve">s and predict the next step. Uncover one step, connect the icon to the actual procedure, and explain its </w:t>
       </w:r>
       <w:r>
         <w:rPr>
           <w:b/>
         </w:rPr>
-        <w:t>contract</w:t>
-      </w:r>
-      <w:r>
-        <w:rPr>
-          <w:b w:val="0"/>
-        </w:rPr>
-        <w:t xml:space="preserve"> is a </w:t>
-      </w:r>
+        <w:t>evidence</w:t>
+      </w:r>
+      <w:r>
+        <w:rPr>
+          <w:b w:val="0"/>
+        </w:rPr>
+        <w:t>. Then change the supplied condition and compare.</w:t>
+      </w:r>
+    </w:p>
+    <w:p>
+      <w:pPr>
+        <w:spacing w:line="336" w:lineRule="auto" w:after="180"/>
+      </w:pPr>
+      <w:r>
+        <w:rPr>
+          <w:b w:val="0"/>
+        </w:rPr>
+        <w:t>The picture is a representation; it does not document execution of a real AI model.</w:t>
+      </w:r>
+    </w:p>
+    <w:p>
+      <w:pPr>
+        <w:pStyle w:val="Heading2"/>
+      </w:pPr>
+      <w:r>
+        <w:t>Teacher implementation reference · reference / check after trying</w:t>
+      </w:r>
+    </w:p>
+    <w:p>
+      <w:pPr>
+        <w:spacing w:line="336" w:lineRule="auto" w:after="180"/>
+      </w:pPr>
+      <w:r>
+        <w:rPr>
+          <w:b w:val="0"/>
+        </w:rPr>
+        <w:t>Python reference: json.loads decodes JSON text; JSONDecodeError reports malformed documents; object_pairs_hook permits duplicate-name handling and parse_constant can reject NaN/Infinity extensions. The lesson uses these longstanding interfaces, not new version-specific features. Official documentation: https://docs.python.org/3/library/json.html</w:t>
+      </w:r>
+    </w:p>
+    <w:p>
+      <w:pPr>
+        <w:pStyle w:val="Heading2"/>
+      </w:pPr>
+      <w:r>
+        <w:t>Additional practice · Requested and returned ID · reference / check after trying</w:t>
+      </w:r>
+    </w:p>
+    <w:p>
+      <w:pPr>
+        <w:spacing w:line="336" w:lineRule="auto" w:after="180"/>
+      </w:pPr>
       <w:r>
         <w:rPr>
           <w:b/>
         </w:rPr>
-        <w:t>JSON object</w:t>
-      </w:r>
-      <w:r>
-        <w:rPr>
-          <w:b w:val="0"/>
-        </w:rPr>
-        <w:t xml:space="preserve"> with name text and minutes an integer from 0 through 60.</w:t>
+        <w:t>Request</w:t>
+      </w:r>
+      <w:r>
+        <w:rPr>
+          <w:b w:val="0"/>
+        </w:rPr>
+        <w:t xml:space="preserve"> is for B7; </w:t>
+      </w:r>
+      <w:r>
+        <w:rPr>
+          <w:b/>
+        </w:rPr>
+        <w:t>response</w:t>
+      </w:r>
+      <w:r>
+        <w:rPr>
+          <w:b w:val="0"/>
+        </w:rPr>
+        <w:t xml:space="preserve"> is {"id":"B7","pages":120}. Another </w:t>
+      </w:r>
+      <w:r>
+        <w:rPr>
+          <w:b/>
+        </w:rPr>
+        <w:t>response</w:t>
+      </w:r>
+      <w:r>
+        <w:rPr>
+          <w:b w:val="0"/>
+        </w:rPr>
+        <w:t xml:space="preserve"> has malformed </w:t>
+      </w:r>
+      <w:r>
+        <w:rPr>
+          <w:b/>
+        </w:rPr>
+        <w:t>JSON</w:t>
+      </w:r>
+      <w:r>
+        <w:rPr>
+          <w:b w:val="0"/>
+        </w:rPr>
+        <w:t>.</w:t>
       </w:r>
     </w:p>
     <w:p>
@@ -911,55 +1875,273 @@
         <w:rPr>
           <w:b w:val="0"/>
         </w:rPr>
-        <w:t xml:space="preserve">The </w:t>
-      </w:r>
+        <w:t>What checks precede use?</w:t>
+      </w:r>
+    </w:p>
+    <w:p>
+      <w:pPr>
+        <w:spacing w:line="336" w:lineRule="auto" w:after="180"/>
+      </w:pPr>
       <w:r>
         <w:rPr>
           <w:b/>
         </w:rPr>
-        <w:t>output</w:t>
-      </w:r>
-      <w:r>
-        <w:rPr>
-          <w:b w:val="0"/>
-        </w:rPr>
-        <w:t xml:space="preserve"> </w:t>
+        <w:t>Request</w:t>
+      </w:r>
+      <w:r>
+        <w:rPr>
+          <w:b w:val="0"/>
+        </w:rPr>
+        <w:t xml:space="preserve"> success, </w:t>
       </w:r>
       <w:r>
         <w:rPr>
           <w:b/>
         </w:rPr>
-        <w:t>contract</w:t>
-      </w:r>
-      <w:r>
-        <w:rPr>
-          <w:b w:val="0"/>
-        </w:rPr>
-        <w:t xml:space="preserve"> will be a record with accepted and minutes fields. </w:t>
+        <w:t>JSON</w:t>
+      </w:r>
+      <w:r>
+        <w:rPr>
+          <w:b w:val="0"/>
+        </w:rPr>
+        <w:t xml:space="preserve"> validity, matching id, required fields and numeric type. Handle malformed </w:t>
       </w:r>
       <w:r>
         <w:rPr>
           <w:b/>
         </w:rPr>
-        <w:t>Parsing</w:t>
-      </w:r>
-      <w:r>
-        <w:rPr>
-          <w:b w:val="0"/>
-        </w:rPr>
-        <w:t xml:space="preserve"> valid </w:t>
-      </w:r>
+        <w:t>response</w:t>
+      </w:r>
+      <w:r>
+        <w:rPr>
+          <w:b w:val="0"/>
+        </w:rPr>
+        <w:t>s explicitly.</w:t>
+      </w:r>
+    </w:p>
+    <w:p>
+      <w:pPr>
+        <w:pStyle w:val="Heading2"/>
+      </w:pPr>
+      <w:r>
+        <w:t>Earlier wording, alternatives and picture transcripts · reference / check after trying</w:t>
+      </w:r>
+    </w:p>
+    <w:p>
+      <w:pPr>
+        <w:spacing w:line="336" w:lineRule="auto" w:after="180"/>
+      </w:pPr>
+      <w:r>
+        <w:rPr>
+          <w:b w:val="0"/>
+        </w:rPr>
+        <w:t>Explain the mechanism</w:t>
+      </w:r>
+    </w:p>
+    <w:p>
+      <w:pPr>
+        <w:spacing w:line="336" w:lineRule="auto" w:after="180"/>
+      </w:pPr>
       <w:r>
         <w:rPr>
           <w:b/>
         </w:rPr>
-        <w:t>JSON</w:t>
-      </w:r>
-      <w:r>
-        <w:rPr>
-          <w:b w:val="0"/>
-        </w:rPr>
-        <w:t xml:space="preserve"> is only the first step. Assess the three stated outcomes through the independent task, not by copying the worked result.</w:t>
+        <w:t>Input</w:t>
+      </w:r>
+      <w:r>
+        <w:rPr>
+          <w:b w:val="0"/>
+        </w:rPr>
+        <w:t xml:space="preserve"> → </w:t>
+      </w:r>
+      <w:r>
+        <w:rPr>
+          <w:b/>
+        </w:rPr>
+        <w:t>Process</w:t>
+      </w:r>
+      <w:r>
+        <w:rPr>
+          <w:b w:val="0"/>
+        </w:rPr>
+        <w:t xml:space="preserve"> → </w:t>
+      </w:r>
+      <w:r>
+        <w:rPr>
+          <w:b/>
+        </w:rPr>
+        <w:t>Output</w:t>
+      </w:r>
+    </w:p>
+    <w:p>
+      <w:pPr>
+        <w:spacing w:line="336" w:lineRule="auto" w:after="180"/>
+      </w:pPr>
+      <w:r>
+        <w:rPr>
+          <w:b w:val="0"/>
+        </w:rPr>
+        <w:t>Trace the information. At each stage, ask what changed and how you could test it.</w:t>
+      </w:r>
+    </w:p>
+    <w:p>
+      <w:pPr>
+        <w:spacing w:line="336" w:lineRule="auto" w:after="180"/>
+      </w:pPr>
+      <w:r>
+        <w:rPr>
+          <w:b w:val="0"/>
+        </w:rPr>
+        <w:t>Which stage could fail even when the other two are correct? Explain:</w:t>
+      </w:r>
+    </w:p>
+    <w:p>
+      <w:pPr>
+        <w:spacing w:line="336" w:lineRule="auto" w:after="180"/>
+      </w:pPr>
+      <w:r>
+        <w:rPr>
+          <w:b w:val="0"/>
+        </w:rPr>
+        <w:t xml:space="preserve">Predict first. Then check each step. A correct answer without visible reasoning is incomplete </w:t>
+      </w:r>
+      <w:r>
+        <w:rPr>
+          <w:b/>
+        </w:rPr>
+        <w:t>evidence</w:t>
+      </w:r>
+      <w:r>
+        <w:rPr>
+          <w:b w:val="0"/>
+        </w:rPr>
+        <w:t>.</w:t>
+      </w:r>
+    </w:p>
+    <w:p>
+      <w:pPr>
+        <w:spacing w:line="336" w:lineRule="auto" w:after="180"/>
+      </w:pPr>
+      <w:r>
+        <w:rPr>
+          <w:b w:val="0"/>
+        </w:rPr>
+        <w:t xml:space="preserve">1. </w:t>
+      </w:r>
+      <w:r>
+        <w:rPr>
+          <w:b/>
+        </w:rPr>
+        <w:t>Request</w:t>
+      </w:r>
+      <w:r>
+        <w:rPr>
+          <w:b w:val="0"/>
+        </w:rPr>
+        <w:t xml:space="preserve"> requires question:text and source_ids:list.</w:t>
+      </w:r>
+    </w:p>
+    <w:p>
+      <w:pPr>
+        <w:spacing w:line="336" w:lineRule="auto" w:after="180"/>
+      </w:pPr>
+      <w:r>
+        <w:rPr>
+          <w:b w:val="0"/>
+        </w:rPr>
+        <w:t xml:space="preserve">2. </w:t>
+      </w:r>
+      <w:r>
+        <w:rPr>
+          <w:b/>
+        </w:rPr>
+        <w:t>Response</w:t>
+      </w:r>
+      <w:r>
+        <w:rPr>
+          <w:b w:val="0"/>
+        </w:rPr>
+        <w:t xml:space="preserve"> requires answer:text, citations:list, </w:t>
+      </w:r>
+      <w:r>
+        <w:rPr>
+          <w:b/>
+        </w:rPr>
+        <w:t>status</w:t>
+      </w:r>
+      <w:r>
+        <w:rPr>
+          <w:b w:val="0"/>
+        </w:rPr>
+        <w:t>:text.</w:t>
+      </w:r>
+    </w:p>
+    <w:p>
+      <w:pPr>
+        <w:spacing w:line="336" w:lineRule="auto" w:after="180"/>
+      </w:pPr>
+      <w:r>
+        <w:rPr>
+          <w:b w:val="0"/>
+        </w:rPr>
+        <w:t>3. Missing citations or wrong source_ids type fails validation.</w:t>
+      </w:r>
+    </w:p>
+    <w:p>
+      <w:pPr>
+        <w:spacing w:line="336" w:lineRule="auto" w:after="180"/>
+      </w:pPr>
+      <w:r>
+        <w:rPr>
+          <w:b w:val="0"/>
+        </w:rPr>
+        <w:t xml:space="preserve">4. Error </w:t>
+      </w:r>
+      <w:r>
+        <w:rPr>
+          <w:b/>
+        </w:rPr>
+        <w:t>response</w:t>
+      </w:r>
+      <w:r>
+        <w:rPr>
+          <w:b w:val="0"/>
+        </w:rPr>
+        <w:t xml:space="preserve"> should state code, message, and safe next step.</w:t>
+      </w:r>
+    </w:p>
+    <w:p>
+      <w:pPr>
+        <w:spacing w:line="336" w:lineRule="auto" w:after="180"/>
+      </w:pPr>
+      <w:r>
+        <w:rPr>
+          <w:b w:val="0"/>
+        </w:rPr>
+        <w:t>Recalculate, retrace, or restate the reasoning in your own representation:</w:t>
+      </w:r>
+    </w:p>
+    <w:p>
+      <w:pPr>
+        <w:spacing w:line="336" w:lineRule="auto" w:after="180"/>
+      </w:pPr>
+      <w:r>
+        <w:rPr>
+          <w:b w:val="0"/>
+        </w:rPr>
+        <w:t xml:space="preserve">CHECK Did the </w:t>
+      </w:r>
+      <w:r>
+        <w:rPr>
+          <w:b/>
+        </w:rPr>
+        <w:t>evidence</w:t>
+      </w:r>
+      <w:r>
+        <w:rPr>
+          <w:b w:val="0"/>
+        </w:rPr>
+        <w:t xml:space="preserve"> answer the exact question? Did the total, path, or source record stay consistent?</w:t>
       </w:r>
     </w:p>
     <w:p>
@@ -967,63 +2149,7 @@
         <w:pStyle w:val="Heading3"/>
       </w:pPr>
       <w:r>
-        <w:t>Readiness answer</w:t>
-      </w:r>
-    </w:p>
-    <w:p>
-      <w:pPr>
-        <w:spacing w:line="336" w:lineRule="auto" w:after="180"/>
-      </w:pPr>
-      <w:r>
-        <w:rPr>
-          <w:b w:val="0"/>
-        </w:rPr>
-        <w:t>Reading obtains characters; validation checks whether their meaning and values satisfy rules.</w:t>
-      </w:r>
-    </w:p>
-    <w:p>
-      <w:pPr>
-        <w:spacing w:line="336" w:lineRule="auto" w:after="180"/>
-      </w:pPr>
-      <w:r>
-        <w:rPr>
-          <w:b w:val="0"/>
-        </w:rPr>
-        <w:t>Python 3 editor with a fresh local practice file</w:t>
-      </w:r>
-    </w:p>
-    <w:p>
-      <w:pPr>
-        <w:spacing w:line="336" w:lineRule="auto" w:after="180"/>
-      </w:pPr>
-      <w:r>
-        <w:rPr>
-          <w:b w:val="0"/>
-        </w:rPr>
-        <w:t>Paper trace table and the student workbook</w:t>
-      </w:r>
-    </w:p>
-    <w:p>
-      <w:pPr>
-        <w:spacing w:line="336" w:lineRule="auto" w:after="180"/>
-      </w:pPr>
-      <w:r>
-        <w:rPr>
-          <w:b w:val="0"/>
-        </w:rPr>
-        <w:t xml:space="preserve">Fictional </w:t>
-      </w:r>
-      <w:r>
-        <w:rPr>
-          <w:b/>
-        </w:rPr>
-        <w:t>input</w:t>
-      </w:r>
-      <w:r>
-        <w:rPr>
-          <w:b w:val="0"/>
-        </w:rPr>
-        <w:t xml:space="preserve"> records from this lesson; no real student identifiers</w:t>
+        <w:t>Concrete teaching case</w:t>
       </w:r>
     </w:p>
     <w:p>
@@ -1031,289 +2157,7 @@
         <w:pStyle w:val="Heading3"/>
       </w:pPr>
       <w:r>
-        <w:t>End goal for the pictorial case</w:t>
-      </w:r>
-    </w:p>
-    <w:p>
-      <w:pPr>
-        <w:spacing w:line="336" w:lineRule="auto" w:after="180"/>
-      </w:pPr>
-      <w:r>
-        <w:rPr>
-          <w:b w:val="0"/>
-        </w:rPr>
-        <w:t xml:space="preserve">By the end, I can explain </w:t>
-      </w:r>
-      <w:r>
-        <w:rPr>
-          <w:b/>
-        </w:rPr>
-        <w:t>request</w:t>
-      </w:r>
-      <w:r>
-        <w:rPr>
-          <w:b w:val="0"/>
-        </w:rPr>
-        <w:t xml:space="preserve">s </w:t>
-      </w:r>
-      <w:r>
-        <w:rPr>
-          <w:b/>
-        </w:rPr>
-        <w:t>response</w:t>
-      </w:r>
-      <w:r>
-        <w:rPr>
-          <w:b w:val="0"/>
-        </w:rPr>
-        <w:t xml:space="preserve">s and </w:t>
-      </w:r>
-      <w:r>
-        <w:rPr>
-          <w:b/>
-        </w:rPr>
-        <w:t>json</w:t>
-      </w:r>
-      <w:r>
-        <w:rPr>
-          <w:b w:val="0"/>
-        </w:rPr>
-        <w:t xml:space="preserve"> using a traced example and a stated limitation.</w:t>
-      </w:r>
-    </w:p>
-    <w:p>
-      <w:pPr>
-        <w:spacing w:line="336" w:lineRule="auto" w:after="180"/>
-      </w:pPr>
-      <w:r>
-        <w:rPr>
-          <w:b w:val="0"/>
-        </w:rPr>
-        <w:t>This added worked case illustrates the week’s main idea. Retain all original and connected topics; schedule its practice within the teaching cycle.</w:t>
-      </w:r>
-    </w:p>
-    <w:p>
-      <w:pPr>
-        <w:pStyle w:val="Heading1"/>
-      </w:pPr>
-      <w:r>
-        <w:t>02. Explain the mechanism</w:t>
-      </w:r>
-    </w:p>
-    <w:p>
-      <w:r>
-        <w:t>Model Requests Responses and JSON using the supplied case, labelled mechanism and reasoning. Make the scope of each conclusion explicit.</w:t>
-      </w:r>
-    </w:p>
-    <w:p>
-      <w:pPr>
-        <w:spacing w:line="336" w:lineRule="auto" w:after="180"/>
-      </w:pPr>
-      <w:r>
-        <w:rPr>
-          <w:b/>
-        </w:rPr>
-        <w:t>Input</w:t>
-      </w:r>
-      <w:r>
-        <w:rPr>
-          <w:b w:val="0"/>
-        </w:rPr>
-        <w:t xml:space="preserve"> → </w:t>
-      </w:r>
-      <w:r>
-        <w:rPr>
-          <w:b/>
-        </w:rPr>
-        <w:t>Process</w:t>
-      </w:r>
-      <w:r>
-        <w:rPr>
-          <w:b w:val="0"/>
-        </w:rPr>
-        <w:t xml:space="preserve"> → </w:t>
-      </w:r>
-      <w:r>
-        <w:rPr>
-          <w:b/>
-        </w:rPr>
-        <w:t>Output</w:t>
-      </w:r>
-    </w:p>
-    <w:p>
-      <w:pPr>
-        <w:spacing w:line="336" w:lineRule="auto" w:after="180"/>
-      </w:pPr>
-      <w:r>
-        <w:rPr>
-          <w:b w:val="0"/>
-        </w:rPr>
-        <w:t>Trace the information. At each stage, ask what changed and how you could test it.</w:t>
-      </w:r>
-    </w:p>
-    <w:p>
-      <w:pPr>
-        <w:spacing w:line="336" w:lineRule="auto" w:after="180"/>
-      </w:pPr>
-      <w:r>
-        <w:rPr>
-          <w:b w:val="0"/>
-        </w:rPr>
-        <w:t>Which stage could fail even when the other two are correct? Explain:</w:t>
-      </w:r>
-    </w:p>
-    <w:p>
-      <w:pPr>
-        <w:spacing w:line="336" w:lineRule="auto" w:after="180"/>
-      </w:pPr>
-      <w:r>
-        <w:rPr>
-          <w:b w:val="0"/>
-        </w:rPr>
-        <w:t xml:space="preserve">Predict first. Then check each step. A correct answer without visible reasoning is incomplete </w:t>
-      </w:r>
-      <w:r>
-        <w:rPr>
-          <w:b/>
-        </w:rPr>
-        <w:t>evidence</w:t>
-      </w:r>
-      <w:r>
-        <w:rPr>
-          <w:b w:val="0"/>
-        </w:rPr>
-        <w:t>.</w:t>
-      </w:r>
-    </w:p>
-    <w:p>
-      <w:pPr>
-        <w:spacing w:line="336" w:lineRule="auto" w:after="180"/>
-        <w:shd w:fill="F4F9FC"/>
-      </w:pPr>
-      <w:r>
-        <w:rPr>
-          <w:b w:val="0"/>
-        </w:rPr>
-        <w:t xml:space="preserve">1. </w:t>
-      </w:r>
-      <w:r>
-        <w:rPr>
-          <w:b/>
-        </w:rPr>
-        <w:t>Request</w:t>
-      </w:r>
-      <w:r>
-        <w:rPr>
-          <w:b w:val="0"/>
-        </w:rPr>
-        <w:t xml:space="preserve"> requires question:text and source_ids:list.</w:t>
-      </w:r>
-    </w:p>
-    <w:p>
-      <w:pPr>
-        <w:spacing w:line="336" w:lineRule="auto" w:after="180"/>
-        <w:shd w:fill="F4F9FC"/>
-      </w:pPr>
-      <w:r>
-        <w:rPr>
-          <w:b w:val="0"/>
-        </w:rPr>
-        <w:t xml:space="preserve">2. </w:t>
-      </w:r>
-      <w:r>
-        <w:rPr>
-          <w:b/>
-        </w:rPr>
-        <w:t>Response</w:t>
-      </w:r>
-      <w:r>
-        <w:rPr>
-          <w:b w:val="0"/>
-        </w:rPr>
-        <w:t xml:space="preserve"> requires answer:text, citations:list, </w:t>
-      </w:r>
-      <w:r>
-        <w:rPr>
-          <w:b/>
-        </w:rPr>
-        <w:t>status</w:t>
-      </w:r>
-      <w:r>
-        <w:rPr>
-          <w:b w:val="0"/>
-        </w:rPr>
-        <w:t>:text.</w:t>
-      </w:r>
-    </w:p>
-    <w:p>
-      <w:pPr>
-        <w:spacing w:line="336" w:lineRule="auto" w:after="180"/>
-        <w:shd w:fill="F4F9FC"/>
-      </w:pPr>
-      <w:r>
-        <w:rPr>
-          <w:b w:val="0"/>
-        </w:rPr>
-        <w:t>3. Missing citations or wrong source_ids type fails validation.</w:t>
-      </w:r>
-    </w:p>
-    <w:p>
-      <w:pPr>
-        <w:spacing w:line="336" w:lineRule="auto" w:after="180"/>
-        <w:shd w:fill="F4F9FC"/>
-      </w:pPr>
-      <w:r>
-        <w:rPr>
-          <w:b w:val="0"/>
-        </w:rPr>
-        <w:t xml:space="preserve">4. Error </w:t>
-      </w:r>
-      <w:r>
-        <w:rPr>
-          <w:b/>
-        </w:rPr>
-        <w:t>response</w:t>
-      </w:r>
-      <w:r>
-        <w:rPr>
-          <w:b w:val="0"/>
-        </w:rPr>
-        <w:t xml:space="preserve"> should state code, message, and safe next step.</w:t>
-      </w:r>
-    </w:p>
-    <w:p>
-      <w:pPr>
-        <w:spacing w:line="336" w:lineRule="auto" w:after="180"/>
-      </w:pPr>
-      <w:r>
-        <w:rPr>
-          <w:b w:val="0"/>
-        </w:rPr>
-        <w:t>Recalculate, retrace, or restate the reasoning in your own representation:</w:t>
-      </w:r>
-    </w:p>
-    <w:p>
-      <w:pPr>
-        <w:spacing w:line="336" w:lineRule="auto" w:after="180"/>
-        <w:shd w:fill="F5F1FB"/>
-      </w:pPr>
-      <w:r>
-        <w:rPr>
-          <w:b w:val="0"/>
-        </w:rPr>
-        <w:t xml:space="preserve">CHECK Did the </w:t>
-      </w:r>
-      <w:r>
-        <w:rPr>
-          <w:b/>
-        </w:rPr>
-        <w:t>evidence</w:t>
-      </w:r>
-      <w:r>
-        <w:rPr>
-          <w:b w:val="0"/>
-        </w:rPr>
-        <w:t xml:space="preserve"> answer the exact question? Did the total, path, or source record stay consistent?</w:t>
+        <w:t>Exact explanation to model</w:t>
       </w:r>
     </w:p>
     <w:p>
@@ -1321,349 +2165,7 @@
         <w:pStyle w:val="Heading3"/>
       </w:pPr>
       <w:r>
-        <w:t>Concrete teaching case</w:t>
-      </w:r>
-    </w:p>
-    <w:p>
-      <w:pPr>
-        <w:pStyle w:val="Heading3"/>
-      </w:pPr>
-      <w:r>
-        <w:t>The teaching case</w:t>
-      </w:r>
-    </w:p>
-    <w:p>
-      <w:pPr>
-        <w:spacing w:line="336" w:lineRule="auto" w:after="180"/>
-        <w:shd w:fill="F1F6FC"/>
-      </w:pPr>
-      <w:r>
-        <w:rPr>
-          <w:b/>
-        </w:rPr>
-        <w:t>Request</w:t>
-      </w:r>
-      <w:r>
-        <w:rPr>
-          <w:b w:val="0"/>
-        </w:rPr>
-        <w:t xml:space="preserve"> is for B7; </w:t>
-      </w:r>
-      <w:r>
-        <w:rPr>
-          <w:b/>
-        </w:rPr>
-        <w:t>response</w:t>
-      </w:r>
-      <w:r>
-        <w:rPr>
-          <w:b w:val="0"/>
-        </w:rPr>
-        <w:t xml:space="preserve"> is {"id":"B7","pages":120}. Another </w:t>
-      </w:r>
-      <w:r>
-        <w:rPr>
-          <w:b/>
-        </w:rPr>
-        <w:t>response</w:t>
-      </w:r>
-      <w:r>
-        <w:rPr>
-          <w:b w:val="0"/>
-        </w:rPr>
-        <w:t xml:space="preserve"> has malformed </w:t>
-      </w:r>
-      <w:r>
-        <w:rPr>
-          <w:b/>
-        </w:rPr>
-        <w:t>JSON</w:t>
-      </w:r>
-      <w:r>
-        <w:rPr>
-          <w:b w:val="0"/>
-        </w:rPr>
-        <w:t>.</w:t>
-      </w:r>
-    </w:p>
-    <w:p>
-      <w:pPr>
-        <w:spacing w:line="336" w:lineRule="auto" w:after="180"/>
-        <w:shd w:fill="F5F1FB"/>
-      </w:pPr>
-      <w:r>
-        <w:rPr>
-          <w:b w:val="0"/>
-        </w:rPr>
-        <w:t>What checks precede use?</w:t>
-      </w:r>
-    </w:p>
-    <w:p>
-      <w:pPr>
-        <w:pStyle w:val="Heading3"/>
-      </w:pPr>
-      <w:r>
-        <w:t>Exact explanation to model</w:t>
-      </w:r>
-    </w:p>
-    <w:p>
-      <w:pPr>
-        <w:pStyle w:val="Heading3"/>
-      </w:pPr>
-      <w:r>
-        <w:t>Why the result follows</w:t>
-      </w:r>
-    </w:p>
-    <w:p>
-      <w:pPr>
-        <w:spacing w:line="336" w:lineRule="auto" w:after="180"/>
-        <w:shd w:fill="F1F6FC"/>
-      </w:pPr>
-      <w:r>
-        <w:rPr>
-          <w:b/>
-        </w:rPr>
-        <w:t>Request</w:t>
-      </w:r>
-      <w:r>
-        <w:rPr>
-          <w:b w:val="0"/>
-        </w:rPr>
-        <w:t xml:space="preserve"> success, </w:t>
-      </w:r>
-      <w:r>
-        <w:rPr>
-          <w:b/>
-        </w:rPr>
-        <w:t>JSON</w:t>
-      </w:r>
-      <w:r>
-        <w:rPr>
-          <w:b w:val="0"/>
-        </w:rPr>
-        <w:t xml:space="preserve"> validity, matching id, required fields and numeric type. Handle malformed </w:t>
-      </w:r>
-      <w:r>
-        <w:rPr>
-          <w:b/>
-        </w:rPr>
-        <w:t>response</w:t>
-      </w:r>
-      <w:r>
-        <w:rPr>
-          <w:b w:val="0"/>
-        </w:rPr>
-        <w:t>s explicitly.</w:t>
-      </w:r>
-    </w:p>
-    <w:p>
-      <w:pPr>
-        <w:pStyle w:val="Heading3"/>
-      </w:pPr>
-      <w:r>
         <w:t>Explain the added worked example</w:t>
-      </w:r>
-    </w:p>
-    <w:p>
-      <w:pPr>
-        <w:spacing w:line="336" w:lineRule="auto" w:after="180"/>
-      </w:pPr>
-      <w:r>
-        <w:rPr>
-          <w:b w:val="0"/>
-        </w:rPr>
-        <w:t xml:space="preserve">A fictional activity service supplies </w:t>
-      </w:r>
-      <w:r>
-        <w:rPr>
-          <w:b/>
-        </w:rPr>
-        <w:t>JSON</w:t>
-      </w:r>
-      <w:r>
-        <w:rPr>
-          <w:b w:val="0"/>
-        </w:rPr>
-        <w:t xml:space="preserve"> text. The </w:t>
-      </w:r>
-      <w:r>
-        <w:rPr>
-          <w:b/>
-        </w:rPr>
-        <w:t>input</w:t>
-      </w:r>
-      <w:r>
-        <w:rPr>
-          <w:b w:val="0"/>
-        </w:rPr>
-        <w:t xml:space="preserve"> </w:t>
-      </w:r>
-      <w:r>
-        <w:rPr>
-          <w:b/>
-        </w:rPr>
-        <w:t>contract</w:t>
-      </w:r>
-      <w:r>
-        <w:rPr>
-          <w:b w:val="0"/>
-        </w:rPr>
-        <w:t xml:space="preserve"> is a </w:t>
-      </w:r>
-      <w:r>
-        <w:rPr>
-          <w:b/>
-        </w:rPr>
-        <w:t>JSON object</w:t>
-      </w:r>
-      <w:r>
-        <w:rPr>
-          <w:b w:val="0"/>
-        </w:rPr>
-        <w:t xml:space="preserve"> with name text and minutes an integer from 0 through 60. The </w:t>
-      </w:r>
-      <w:r>
-        <w:rPr>
-          <w:b/>
-        </w:rPr>
-        <w:t>output</w:t>
-      </w:r>
-      <w:r>
-        <w:rPr>
-          <w:b w:val="0"/>
-        </w:rPr>
-        <w:t xml:space="preserve"> </w:t>
-      </w:r>
-      <w:r>
-        <w:rPr>
-          <w:b/>
-        </w:rPr>
-        <w:t>contract</w:t>
-      </w:r>
-      <w:r>
-        <w:rPr>
-          <w:b w:val="0"/>
-        </w:rPr>
-        <w:t xml:space="preserve"> will be a record with accepted and minutes fields.</w:t>
-      </w:r>
-    </w:p>
-    <w:p>
-      <w:pPr>
-        <w:spacing w:line="336" w:lineRule="auto" w:after="180"/>
-      </w:pPr>
-      <w:r>
-        <w:rPr>
-          <w:b/>
-        </w:rPr>
-        <w:t>Parsing</w:t>
-      </w:r>
-      <w:r>
-        <w:rPr>
-          <w:b w:val="0"/>
-        </w:rPr>
-        <w:t xml:space="preserve"> valid </w:t>
-      </w:r>
-      <w:r>
-        <w:rPr>
-          <w:b/>
-        </w:rPr>
-        <w:t>JSON</w:t>
-      </w:r>
-      <w:r>
-        <w:rPr>
-          <w:b w:val="0"/>
-        </w:rPr>
-        <w:t xml:space="preserve"> is only the first step.</w:t>
-      </w:r>
-    </w:p>
-    <w:p>
-      <w:pPr>
-        <w:pStyle w:val="Heading3"/>
-      </w:pPr>
-      <w:r>
-        <w:t>Explain the added worked example · 1</w:t>
-      </w:r>
-    </w:p>
-    <w:p>
-      <w:pPr>
-        <w:spacing w:line="336" w:lineRule="auto" w:after="180"/>
-      </w:pPr>
-      <w:r>
-        <w:rPr>
-          <w:b w:val="0"/>
-        </w:rPr>
-        <w:t xml:space="preserve">The </w:t>
-      </w:r>
-      <w:r>
-        <w:rPr>
-          <w:b/>
-        </w:rPr>
-        <w:t>output</w:t>
-      </w:r>
-      <w:r>
-        <w:rPr>
-          <w:b w:val="0"/>
-        </w:rPr>
-        <w:t xml:space="preserve"> is {"accepted": true, "minutes": 12}. </w:t>
-      </w:r>
-      <w:r>
-        <w:rPr>
-          <w:b/>
-        </w:rPr>
-        <w:t>JSON</w:t>
-      </w:r>
-      <w:r>
-        <w:rPr>
-          <w:b w:val="0"/>
-        </w:rPr>
-        <w:t xml:space="preserve"> uses lowercase true, false and null; Python uses True, False and None. </w:t>
-      </w:r>
-      <w:r>
-        <w:rPr>
-          <w:b/>
-        </w:rPr>
-        <w:t>json</w:t>
-      </w:r>
-      <w:r>
-        <w:rPr>
-          <w:b w:val="0"/>
-        </w:rPr>
-        <w:t>.loads converts between representations.</w:t>
-      </w:r>
-    </w:p>
-    <w:p>
-      <w:pPr>
-        <w:spacing w:line="336" w:lineRule="auto" w:after="180"/>
-      </w:pPr>
-      <w:r>
-        <w:rPr>
-          <w:b w:val="0"/>
-        </w:rPr>
-        <w:t xml:space="preserve">The worked </w:t>
-      </w:r>
-      <w:r>
-        <w:rPr>
-          <w:b/>
-        </w:rPr>
-        <w:t>output</w:t>
-      </w:r>
-      <w:r>
-        <w:rPr>
-          <w:b w:val="0"/>
-        </w:rPr>
-        <w:t xml:space="preserve"> line assumes the parsed top-level value is a dictionary; a robust </w:t>
-      </w:r>
-      <w:r>
-        <w:rPr>
-          <w:b/>
-        </w:rPr>
-        <w:t>interface</w:t>
-      </w:r>
-      <w:r>
-        <w:rPr>
-          <w:b w:val="0"/>
-        </w:rPr>
-        <w:t xml:space="preserve"> must reject other top-level types before accessing fields.</w:t>
       </w:r>
     </w:p>
     <w:p>
@@ -2001,121 +2503,10 @@
     </w:p>
     <w:p>
       <w:pPr>
-        <w:spacing w:line="336" w:lineRule="auto" w:after="180"/>
-      </w:pPr>
-      <w:r>
-        <w:rPr>
-          <w:b w:val="0"/>
-        </w:rPr>
-        <w:t xml:space="preserve">A lunch-count </w:t>
-      </w:r>
-      <w:r>
-        <w:rPr>
-          <w:b/>
-        </w:rPr>
-        <w:t>response</w:t>
-      </w:r>
-      <w:r>
-        <w:rPr>
-          <w:b w:val="0"/>
-        </w:rPr>
-        <w:t xml:space="preserve"> must satisfy a declared </w:t>
-      </w:r>
-      <w:r>
-        <w:rPr>
-          <w:b/>
-        </w:rPr>
-        <w:t>JSON</w:t>
-      </w:r>
-      <w:r>
-        <w:rPr>
-          <w:b w:val="0"/>
-        </w:rPr>
-        <w:t xml:space="preserve"> </w:t>
-      </w:r>
-      <w:r>
-        <w:rPr>
-          <w:b/>
-        </w:rPr>
-        <w:t>contract</w:t>
-      </w:r>
-      <w:r>
-        <w:rPr>
-          <w:b w:val="0"/>
-        </w:rPr>
-        <w:t>.</w:t>
-      </w:r>
-    </w:p>
-    <w:p>
-      <w:pPr>
         <w:pStyle w:val="Heading3"/>
       </w:pPr>
       <w:r>
         <w:t>The facts we will use</w:t>
-      </w:r>
-    </w:p>
-    <w:p>
-      <w:pPr>
-        <w:pStyle w:val="Heading3"/>
-      </w:pPr>
-      <w:r>
-        <w:t>Supplied facts</w:t>
-      </w:r>
-    </w:p>
-    <w:p>
-      <w:pPr>
-        <w:spacing w:line="336" w:lineRule="auto" w:after="180"/>
-        <w:shd w:fill="F1F6FC"/>
-      </w:pPr>
-      <w:r>
-        <w:rPr>
-          <w:b w:val="0"/>
-        </w:rPr>
-        <w:t xml:space="preserve">The toy </w:t>
-      </w:r>
-      <w:r>
-        <w:rPr>
-          <w:b/>
-        </w:rPr>
-        <w:t>response</w:t>
-      </w:r>
-      <w:r>
-        <w:rPr>
-          <w:b w:val="0"/>
-        </w:rPr>
-        <w:t xml:space="preserve"> has exactly class_code text and portions integer 0..30. Example: {"class_code":"R8","portions": 12}.</w:t>
-      </w:r>
-    </w:p>
-    <w:p>
-      <w:pPr>
-        <w:pStyle w:val="Heading3"/>
-      </w:pPr>
-      <w:r>
-        <w:t>Supplied facts</w:t>
-      </w:r>
-    </w:p>
-    <w:p>
-      <w:pPr>
-        <w:spacing w:line="336" w:lineRule="auto" w:after="180"/>
-        <w:shd w:fill="F1F6FC"/>
-      </w:pPr>
-      <w:r>
-        <w:rPr>
-          <w:b w:val="0"/>
-        </w:rPr>
-        <w:t xml:space="preserve">All </w:t>
-      </w:r>
-      <w:r>
-        <w:rPr>
-          <w:b/>
-        </w:rPr>
-        <w:t>input</w:t>
-      </w:r>
-      <w:r>
-        <w:rPr>
-          <w:b w:val="0"/>
-        </w:rPr>
-        <w:t>s and outcomes in this worked example are invented classroom data; no real model run is claimed.</w:t>
       </w:r>
     </w:p>
     <w:p>
@@ -2123,7 +2514,7 @@
         <w:drawing>
           <wp:inline xmlns:a="http://schemas.openxmlformats.org/drawingml/2006/main" xmlns:pic="http://schemas.openxmlformats.org/drawingml/2006/picture">
             <wp:extent cx="5486400" cy="5185229"/>
-            <wp:docPr id="1" name="Picture 1" descr="Requests Responses and JSON. Read fields: class_code is nonempty text; portions is the integer 12.. Check range: 0 &lt;= 12 &lt;= 30, so the declared count is within range.. Accept structure: Accept this response shape; acceptance does not prove that 12 portions were actually counted."/>
+            <wp:docPr id="2" name="Picture 2" descr="Requests Responses and JSON. Read fields: class_code is nonempty text; portions is the integer 12.. Check range: 0 &lt;= 12 &lt;= 30, so the declared count is within range.. Accept structure: Accept this response shape; acceptance does not prove that 12 portions were actually counted."/>
             <wp:cNvGraphicFramePr>
               <a:graphicFrameLocks noChangeAspect="1"/>
             </wp:cNvGraphicFramePr>
@@ -2135,7 +2526,7 @@
                     <pic:cNvPicPr/>
                   </pic:nvPicPr>
                   <pic:blipFill>
-                    <a:blip r:embed="rId9"/>
+                    <a:blip r:embed="rId10"/>
                     <a:stretch>
                       <a:fillRect/>
                     </a:stretch>
@@ -2159,114 +2550,7 @@
         <w:pStyle w:val="Heading3"/>
       </w:pPr>
       <w:r>
-        <w:t>Read the picture one step at a time</w:t>
-      </w:r>
-    </w:p>
-    <w:tbl>
-      <w:tblPr>
-        <w:tblStyle w:val="LightShading-Accent1"/>
-        <w:tblW w:type="auto" w:w="0"/>
-        <w:tblLook w:firstColumn="1" w:firstRow="1" w:lastColumn="0" w:lastRow="0" w:noHBand="0" w:noVBand="1" w:val="04A0"/>
-      </w:tblPr>
-      <w:tblGrid>
-        <w:gridCol w:w="5112"/>
-        <w:gridCol w:w="5112"/>
-      </w:tblGrid>
-      <w:tr>
-        <w:trPr>
-          <w:tblHeader/>
-        </w:trPr>
-        <w:tc>
-          <w:tcPr>
-            <w:tcW w:type="dxa" w:w="5112"/>
-          </w:tcPr>
-          <w:p>
-            <w:r>
-              <w:t>Step</w:t>
-            </w:r>
-          </w:p>
-        </w:tc>
-        <w:tc>
-          <w:tcPr>
-            <w:tcW w:type="dxa" w:w="5112"/>
-          </w:tcPr>
-          <w:p>
-            <w:r>
-              <w:t>What happens and why</w:t>
-            </w:r>
-          </w:p>
-        </w:tc>
-      </w:tr>
-      <w:tr>
-        <w:tc>
-          <w:tcPr>
-            <w:tcW w:type="dxa" w:w="5112"/>
-          </w:tcPr>
-          <w:p>
-            <w:r>
-              <w:t>1. Read fields</w:t>
-            </w:r>
-          </w:p>
-        </w:tc>
-        <w:tc>
-          <w:tcPr>
-            <w:tcW w:type="dxa" w:w="5112"/>
-          </w:tcPr>
-          <w:p>
-            <w:r>
-              <w:t>class_code is nonempty text; portions is the integer 12.</w:t>
-            </w:r>
-          </w:p>
-        </w:tc>
-      </w:tr>
-      <w:tr>
-        <w:tc>
-          <w:tcPr>
-            <w:tcW w:type="dxa" w:w="5112"/>
-          </w:tcPr>
-          <w:p>
-            <w:r>
-              <w:t>2. Check range</w:t>
-            </w:r>
-          </w:p>
-        </w:tc>
-        <w:tc>
-          <w:tcPr>
-            <w:tcW w:type="dxa" w:w="5112"/>
-          </w:tcPr>
-          <w:p>
-            <w:r>
-              <w:t>0 &lt;= 12 &lt;= 30, so the declared count is within range.</w:t>
-            </w:r>
-          </w:p>
-        </w:tc>
-      </w:tr>
-      <w:tr>
-        <w:tc>
-          <w:tcPr>
-            <w:tcW w:type="dxa" w:w="5112"/>
-          </w:tcPr>
-          <w:p>
-            <w:r>
-              <w:t>3. Accept structure</w:t>
-            </w:r>
-          </w:p>
-        </w:tc>
-        <w:tc>
-          <w:tcPr>
-            <w:tcW w:type="dxa" w:w="5112"/>
-          </w:tcPr>
-          <w:p>
-            <w:r>
-              <w:t>Accept this response shape; acceptance does not prove that 12 portions were actually counted.</w:t>
-            </w:r>
-          </w:p>
-        </w:tc>
-      </w:tr>
-    </w:tbl>
-    <w:p>
-      <w:r>
-        <w:t>Match each pictured step to the supplied facts. This is a worked teaching case, not an independent assessment.</w:t>
+        <w:t>Why this result follows</w:t>
       </w:r>
     </w:p>
     <w:p>
@@ -2274,7 +2558,7 @@
         <w:pStyle w:val="Heading3"/>
       </w:pPr>
       <w:r>
-        <w:t>Why this result follows</w:t>
+        <w:t>What this example does not establish</w:t>
       </w:r>
     </w:p>
     <w:p>
@@ -2282,55 +2566,504 @@
         <w:pStyle w:val="Heading3"/>
       </w:pPr>
       <w:r>
-        <w:t>Why the result follows</w:t>
+        <w:t>Change one thing in the pictured case</w:t>
+      </w:r>
+    </w:p>
+    <w:p>
+      <w:pPr>
+        <w:pStyle w:val="Heading3"/>
+      </w:pPr>
+      <w:r>
+        <w:t>Ask while showing the picture</w:t>
+      </w:r>
+    </w:p>
+    <w:p>
+      <w:pPr>
+        <w:pStyle w:val="Heading1"/>
+      </w:pPr>
+      <w:r>
+        <w:t>03. Guide the explanation, then remove help</w:t>
+      </w:r>
+    </w:p>
+    <w:p>
+      <w:r>
+        <w:t>Collect each learner’s reasoning before showing feedback.</w:t>
+      </w:r>
+    </w:p>
+    <w:p>
+      <w:pPr>
+        <w:pStyle w:val="Heading2"/>
+      </w:pPr>
+      <w:r>
+        <w:t>Main completion prompt</w:t>
       </w:r>
     </w:p>
     <w:p>
       <w:pPr>
         <w:spacing w:line="336" w:lineRule="auto" w:after="180"/>
-        <w:shd w:fill="F1F6FC"/>
-      </w:pPr>
-      <w:r>
-        <w:rPr>
-          <w:b w:val="0"/>
-        </w:rPr>
-        <w:t xml:space="preserve">Read the picture in order. Accept this </w:t>
+      </w:pPr>
+      <w:r>
+        <w:rPr>
+          <w:b w:val="0"/>
+        </w:rPr>
+        <w:t xml:space="preserve">Completion task: Classify {"minutes": "5"} and {minutes: 5} as valid </w:t>
       </w:r>
       <w:r>
         <w:rPr>
           <w:b/>
         </w:rPr>
+        <w:t>JSON</w:t>
+      </w:r>
+      <w:r>
+        <w:rPr>
+          <w:b w:val="0"/>
+        </w:rPr>
+        <w:t xml:space="preserve"> text or malformed </w:t>
+      </w:r>
+      <w:r>
+        <w:rPr>
+          <w:b/>
+        </w:rPr>
+        <w:t>JSON</w:t>
+      </w:r>
+      <w:r>
+        <w:rPr>
+          <w:b w:val="0"/>
+        </w:rPr>
+        <w:t>.</w:t>
+      </w:r>
+    </w:p>
+    <w:p>
+      <w:pPr>
+        <w:pStyle w:val="Heading2"/>
+      </w:pPr>
+      <w:r>
+        <w:t>Expected reasoning and fading help</w:t>
+      </w:r>
+    </w:p>
+    <w:p>
+      <w:pPr>
+        <w:spacing w:line="336" w:lineRule="auto" w:after="180"/>
+      </w:pPr>
+      <w:r>
+        <w:rPr>
+          <w:b w:val="0"/>
+        </w:rPr>
+        <w:t xml:space="preserve">Teacher check: The first is valid </w:t>
+      </w:r>
+      <w:r>
+        <w:rPr>
+          <w:b/>
+        </w:rPr>
+        <w:t>JSON</w:t>
+      </w:r>
+      <w:r>
+        <w:rPr>
+          <w:b w:val="0"/>
+        </w:rPr>
+        <w:t xml:space="preserve"> but its minutes field fails the integer schema. The second is malformed because the key is not double-quoted.</w:t>
+      </w:r>
+    </w:p>
+    <w:p>
+      <w:pPr>
+        <w:spacing w:line="336" w:lineRule="auto" w:after="180"/>
+      </w:pPr>
+      <w:r>
+        <w:rPr>
+          <w:b w:val="0"/>
+        </w:rPr>
+        <w:t xml:space="preserve">Start by identifying the given </w:t>
+      </w:r>
+      <w:r>
+        <w:rPr>
+          <w:b/>
+        </w:rPr>
+        <w:t>input</w:t>
+      </w:r>
+      <w:r>
+        <w:rPr>
+          <w:b w:val="0"/>
+        </w:rPr>
+        <w:t>s together. Leave the intermediate steps blank. If needed, model one step, then withdraw that help on the next step. Move to a full trace only when the partial trace is understood.</w:t>
+      </w:r>
+    </w:p>
+    <w:p>
+      <w:pPr>
+        <w:spacing w:line="336" w:lineRule="auto" w:after="180"/>
+      </w:pPr>
+      <w:r>
+        <w:rPr>
+          <w:b w:val="0"/>
+        </w:rPr>
+        <w:t xml:space="preserve">For partners, alternate explainer and checker; collect a </w:t>
+      </w:r>
+      <w:r>
+        <w:rPr>
+          <w:b/>
+        </w:rPr>
         <w:t>response</w:t>
       </w:r>
       <w:r>
         <w:rPr>
           <w:b w:val="0"/>
         </w:rPr>
-        <w:t xml:space="preserve"> shape; acceptance does not prove that 12 portions were actually counted. The arrows show which recorded </w:t>
+        <w:t xml:space="preserve"> from every learner before discussion.</w:t>
+      </w:r>
+    </w:p>
+    <w:p>
+      <w:pPr>
+        <w:pStyle w:val="Heading2"/>
+      </w:pPr>
+      <w:r>
+        <w:t>Individual misconception check</w:t>
+      </w:r>
+    </w:p>
+    <w:p>
+      <w:pPr>
+        <w:spacing w:line="336" w:lineRule="auto" w:after="180"/>
+      </w:pPr>
+      <w:r>
+        <w:rPr>
+          <w:b w:val="0"/>
+        </w:rPr>
+        <w:t xml:space="preserve">Use the worked case for </w:t>
       </w:r>
       <w:r>
         <w:rPr>
           <w:b/>
         </w:rPr>
+        <w:t>JSON</w:t>
+      </w:r>
+      <w:r>
+        <w:rPr>
+          <w:b w:val="0"/>
+        </w:rPr>
+        <w:t xml:space="preserve"> and </w:t>
+      </w:r>
+      <w:r>
+        <w:rPr>
+          <w:b/>
+        </w:rPr>
+        <w:t>interface</w:t>
+      </w:r>
+      <w:r>
+        <w:rPr>
+          <w:b w:val="0"/>
+        </w:rPr>
+        <w:t xml:space="preserve"> </w:t>
+      </w:r>
+      <w:r>
+        <w:rPr>
+          <w:b/>
+        </w:rPr>
+        <w:t>contract</w:t>
+      </w:r>
+      <w:r>
+        <w:rPr>
+          <w:b w:val="0"/>
+        </w:rPr>
+        <w:t>s. Proposed explanation: “A successful run proves the conclusion”. Decide whether this explanation is supported.</w:t>
+      </w:r>
+    </w:p>
+    <w:p>
+      <w:pPr>
+        <w:spacing w:line="336" w:lineRule="auto" w:after="180"/>
+      </w:pPr>
+      <w:r>
+        <w:rPr>
+          <w:b w:val="0"/>
+        </w:rPr>
+        <w:t>Point to the step or supplied fact that decides; explain your repair if needed.</w:t>
+      </w:r>
+    </w:p>
+    <w:p>
+      <w:pPr>
+        <w:spacing w:line="336" w:lineRule="auto" w:after="180"/>
+      </w:pPr>
+      <w:r>
+        <w:rPr>
+          <w:b w:val="0"/>
+        </w:rPr>
+        <w:t xml:space="preserve">Expected correction: An </w:t>
+      </w:r>
+      <w:r>
+        <w:rPr>
+          <w:b/>
+        </w:rPr>
+        <w:t>interface</w:t>
+      </w:r>
+      <w:r>
+        <w:rPr>
+          <w:b w:val="0"/>
+        </w:rPr>
+        <w:t xml:space="preserve"> should state what happens for malformed text, wrong structure and invalid values. Do not expose raw private </w:t>
+      </w:r>
+      <w:r>
+        <w:rPr>
+          <w:b/>
+        </w:rPr>
         <w:t>input</w:t>
       </w:r>
       <w:r>
         <w:rPr>
           <w:b w:val="0"/>
         </w:rPr>
-        <w:t xml:space="preserve"> or intermediate result each decision uses.</w:t>
+        <w:t xml:space="preserve"> in error messages. Use only the fictional records supplied for practice.</w:t>
       </w:r>
     </w:p>
     <w:p>
       <w:pPr>
         <w:spacing w:line="336" w:lineRule="auto" w:after="180"/>
-        <w:shd w:fill="F1F6FC"/>
-      </w:pPr>
-      <w:r>
-        <w:rPr>
-          <w:b w:val="0"/>
-        </w:rPr>
-        <w:t>Explain the deciding step aloud before checking the changed case; pointing to the final answer alone does not show how it follows.</w:t>
+      </w:pPr>
+      <w:r>
+        <w:rPr>
+          <w:b w:val="0"/>
+        </w:rPr>
+        <w:t>Collect explanations, not only yes/no votes. If a misunderstanding is common, re-model the relevant step for the class.</w:t>
+      </w:r>
+    </w:p>
+    <w:p>
+      <w:pPr>
+        <w:spacing w:line="336" w:lineRule="auto" w:after="180"/>
+      </w:pPr>
+      <w:r>
+        <w:rPr>
+          <w:b w:val="0"/>
+        </w:rPr>
+        <w:t>If it affects a few learners, give a short targeted group explanation while others solve a more demanding variation.</w:t>
+      </w:r>
+    </w:p>
+    <w:p>
+      <w:pPr>
+        <w:pStyle w:val="Heading2"/>
+      </w:pPr>
+      <w:r>
+        <w:t>Pictorial question and changed-case reasoning</w:t>
+      </w:r>
+    </w:p>
+    <w:p>
+      <w:pPr>
+        <w:spacing w:line="336" w:lineRule="auto" w:after="180"/>
+      </w:pPr>
+      <w:r>
+        <w:rPr>
+          <w:b w:val="0"/>
+        </w:rPr>
+        <w:t xml:space="preserve">Would converting the text silently prove the source count is correct? Point to the relevant step in the picture, then write the changed result and the rule or </w:t>
+      </w:r>
+      <w:r>
+        <w:rPr>
+          <w:b/>
+        </w:rPr>
+        <w:t>evidence</w:t>
+      </w:r>
+      <w:r>
+        <w:rPr>
+          <w:b w:val="0"/>
+        </w:rPr>
+        <w:t xml:space="preserve"> that supports it.</w:t>
+      </w:r>
+    </w:p>
+    <w:p>
+      <w:pPr>
+        <w:spacing w:line="336" w:lineRule="auto" w:after="180"/>
+      </w:pPr>
+      <w:r>
+        <w:rPr>
+          <w:b w:val="0"/>
+        </w:rPr>
+        <w:t xml:space="preserve">No. Under the stated strict </w:t>
+      </w:r>
+      <w:r>
+        <w:rPr>
+          <w:b/>
+        </w:rPr>
+        <w:t>contract</w:t>
+      </w:r>
+      <w:r>
+        <w:rPr>
+          <w:b w:val="0"/>
+        </w:rPr>
+        <w:t xml:space="preserve"> reject the wrong type. Any explicit conversion policy would change the </w:t>
+      </w:r>
+      <w:r>
+        <w:rPr>
+          <w:b/>
+        </w:rPr>
+        <w:t>contract</w:t>
+      </w:r>
+      <w:r>
+        <w:rPr>
+          <w:b w:val="0"/>
+        </w:rPr>
+        <w:t>, and factual verification remains separate.</w:t>
+      </w:r>
+    </w:p>
+    <w:p>
+      <w:pPr>
+        <w:spacing w:line="336" w:lineRule="auto" w:after="180"/>
+      </w:pPr>
+      <w:r>
+        <w:rPr>
+          <w:b w:val="0"/>
+        </w:rPr>
+        <w:t xml:space="preserve">Changed-case check: Reject the </w:t>
+      </w:r>
+      <w:r>
+        <w:rPr>
+          <w:b/>
+        </w:rPr>
+        <w:t>response</w:t>
+      </w:r>
+      <w:r>
+        <w:rPr>
+          <w:b w:val="0"/>
+        </w:rPr>
+        <w:t xml:space="preserve"> under this strict </w:t>
+      </w:r>
+      <w:r>
+        <w:rPr>
+          <w:b/>
+        </w:rPr>
+        <w:t>contract</w:t>
+      </w:r>
+      <w:r>
+        <w:rPr>
+          <w:b w:val="0"/>
+        </w:rPr>
+        <w:t>. Digits inside quotes represent text, whereas portions requires an integer.</w:t>
+      </w:r>
+    </w:p>
+    <w:p>
+      <w:pPr>
+        <w:spacing w:line="336" w:lineRule="auto" w:after="180"/>
+      </w:pPr>
+      <w:r>
+        <w:rPr>
+          <w:b w:val="0"/>
+        </w:rPr>
+        <w:t xml:space="preserve">Changed-case reasoning: Reject the </w:t>
+      </w:r>
+      <w:r>
+        <w:rPr>
+          <w:b/>
+        </w:rPr>
+        <w:t>response</w:t>
+      </w:r>
+      <w:r>
+        <w:rPr>
+          <w:b w:val="0"/>
+        </w:rPr>
+        <w:t xml:space="preserve"> under this strict </w:t>
+      </w:r>
+      <w:r>
+        <w:rPr>
+          <w:b/>
+        </w:rPr>
+        <w:t>contract</w:t>
+      </w:r>
+      <w:r>
+        <w:rPr>
+          <w:b w:val="0"/>
+        </w:rPr>
+        <w:t>. Digits inside quotes represent text, whereas portions requires an integer.</w:t>
+      </w:r>
+    </w:p>
+    <w:p>
+      <w:pPr>
+        <w:spacing w:line="336" w:lineRule="auto" w:after="180"/>
+      </w:pPr>
+      <w:r>
+        <w:rPr>
+          <w:b w:val="0"/>
+        </w:rPr>
+        <w:t xml:space="preserve">Collect each learner’s explanation before discussion. Use the first missing connection between </w:t>
+      </w:r>
+      <w:r>
+        <w:rPr>
+          <w:b/>
+        </w:rPr>
+        <w:t>input</w:t>
+      </w:r>
+      <w:r>
+        <w:rPr>
+          <w:b w:val="0"/>
+        </w:rPr>
+        <w:t xml:space="preserve">, deciding step and result to choose support. This question is worked-case practice, not fresh mastery </w:t>
+      </w:r>
+      <w:r>
+        <w:rPr>
+          <w:b/>
+        </w:rPr>
+        <w:t>evidence</w:t>
+      </w:r>
+      <w:r>
+        <w:rPr>
+          <w:b w:val="0"/>
+        </w:rPr>
+        <w:t>.</w:t>
+      </w:r>
+    </w:p>
+    <w:p>
+      <w:pPr>
+        <w:pStyle w:val="Heading2"/>
+      </w:pPr>
+      <w:r>
+        <w:t>Keep each learner explaining</w:t>
+      </w:r>
+    </w:p>
+    <w:p>
+      <w:pPr>
+        <w:pStyle w:val="ListBullet"/>
+      </w:pPr>
+      <w:r>
+        <w:t>Ask: Which facts are given, and which would we have to assume? Learners mark relevant details before discussing answers.</w:t>
+      </w:r>
+    </w:p>
+    <w:p>
+      <w:pPr>
+        <w:pStyle w:val="ListBullet"/>
+      </w:pPr>
+      <w:r>
+        <w:t>Say: Predict first. Show the rule, information path or calculation that would produce the result. A correct guess is not yet an explanation.</w:t>
+      </w:r>
+    </w:p>
+    <w:p>
+      <w:pPr>
+        <w:pStyle w:val="ListBullet"/>
+      </w:pPr>
+      <w:r>
+        <w:t>In pairs, one learner solves while the other checks evidence; exchange roles. Remove the worked answer before independent assessment.</w:t>
+      </w:r>
+    </w:p>
+    <w:p>
+      <w:pPr>
+        <w:pStyle w:val="Heading2"/>
+      </w:pPr>
+      <w:r>
+        <w:t>Earlier wording, alternatives and picture transcripts · reference / check after trying</w:t>
+      </w:r>
+    </w:p>
+    <w:p>
+      <w:pPr>
+        <w:spacing w:line="336" w:lineRule="auto" w:after="180"/>
+      </w:pPr>
+      <w:r>
+        <w:rPr>
+          <w:b w:val="0"/>
+        </w:rPr>
+        <w:t>Compact alternative: this two-session sequence covers selected core tasks. Use the three-session weekly plan for the full lesson, independent transfer, feedback and project work; allow extra time for extensions.</w:t>
+      </w:r>
+    </w:p>
+    <w:p>
+      <w:pPr>
+        <w:spacing w:line="336" w:lineRule="auto" w:after="180"/>
+      </w:pPr>
+      <w:r>
+        <w:rPr>
+          <w:b w:val="0"/>
+        </w:rPr>
+        <w:t>Demonstrate and guide practice</w:t>
       </w:r>
     </w:p>
     <w:p>
@@ -2338,7 +3071,147 @@
         <w:pStyle w:val="Heading3"/>
       </w:pPr>
       <w:r>
-        <w:t>What this example does not establish</w:t>
+        <w:t>Board sequence</w:t>
+      </w:r>
+    </w:p>
+    <w:p>
+      <w:pPr>
+        <w:spacing w:line="336" w:lineRule="auto" w:after="180"/>
+      </w:pPr>
+      <w:r>
+        <w:rPr>
+          <w:b w:val="0"/>
+        </w:rPr>
+        <w:t xml:space="preserve">Write the given facts: </w:t>
+      </w:r>
+      <w:r>
+        <w:rPr>
+          <w:b/>
+        </w:rPr>
+        <w:t>Request</w:t>
+      </w:r>
+      <w:r>
+        <w:rPr>
+          <w:b w:val="0"/>
+        </w:rPr>
+        <w:t xml:space="preserve"> is for B7; </w:t>
+      </w:r>
+      <w:r>
+        <w:rPr>
+          <w:b/>
+        </w:rPr>
+        <w:t>response</w:t>
+      </w:r>
+      <w:r>
+        <w:rPr>
+          <w:b w:val="0"/>
+        </w:rPr>
+        <w:t xml:space="preserve"> is {"id":"B7","pages":120}. Another </w:t>
+      </w:r>
+      <w:r>
+        <w:rPr>
+          <w:b/>
+        </w:rPr>
+        <w:t>response</w:t>
+      </w:r>
+      <w:r>
+        <w:rPr>
+          <w:b w:val="0"/>
+        </w:rPr>
+        <w:t xml:space="preserve"> has malformed </w:t>
+      </w:r>
+      <w:r>
+        <w:rPr>
+          <w:b/>
+        </w:rPr>
+        <w:t>JSON</w:t>
+      </w:r>
+      <w:r>
+        <w:rPr>
+          <w:b w:val="0"/>
+        </w:rPr>
+        <w:t>.</w:t>
+      </w:r>
+    </w:p>
+    <w:p>
+      <w:pPr>
+        <w:spacing w:line="336" w:lineRule="auto" w:after="180"/>
+      </w:pPr>
+      <w:r>
+        <w:rPr>
+          <w:b w:val="0"/>
+        </w:rPr>
+        <w:t>Write the question to explain: What checks precede use?</w:t>
+      </w:r>
+    </w:p>
+    <w:p>
+      <w:pPr>
+        <w:spacing w:line="336" w:lineRule="auto" w:after="180"/>
+      </w:pPr>
+      <w:r>
+        <w:rPr>
+          <w:b w:val="0"/>
+        </w:rPr>
+        <w:t xml:space="preserve">Reveal after </w:t>
+      </w:r>
+      <w:r>
+        <w:rPr>
+          <w:b/>
+        </w:rPr>
+        <w:t>prediction</w:t>
+      </w:r>
+      <w:r>
+        <w:rPr>
+          <w:b w:val="0"/>
+        </w:rPr>
+        <w:t xml:space="preserve">s: </w:t>
+      </w:r>
+      <w:r>
+        <w:rPr>
+          <w:b/>
+        </w:rPr>
+        <w:t>Request</w:t>
+      </w:r>
+      <w:r>
+        <w:rPr>
+          <w:b w:val="0"/>
+        </w:rPr>
+        <w:t xml:space="preserve"> success, </w:t>
+      </w:r>
+      <w:r>
+        <w:rPr>
+          <w:b/>
+        </w:rPr>
+        <w:t>JSON</w:t>
+      </w:r>
+      <w:r>
+        <w:rPr>
+          <w:b w:val="0"/>
+        </w:rPr>
+        <w:t xml:space="preserve"> validity, matching id, required fields and numeric type. Handle malformed </w:t>
+      </w:r>
+      <w:r>
+        <w:rPr>
+          <w:b/>
+        </w:rPr>
+        <w:t>response</w:t>
+      </w:r>
+      <w:r>
+        <w:rPr>
+          <w:b w:val="0"/>
+        </w:rPr>
+        <w:t>s explicitly.</w:t>
+      </w:r>
+    </w:p>
+    <w:p>
+      <w:pPr>
+        <w:spacing w:line="336" w:lineRule="auto" w:after="180"/>
+      </w:pPr>
+      <w:r>
+        <w:rPr>
+          <w:b w:val="0"/>
+        </w:rPr>
+        <w:t>Use the earlier changed question as optional later practice. Reserve Specify the new label/count interface independently for the first independent attempt before hints or feedback.</w:t>
       </w:r>
     </w:p>
     <w:p>
@@ -2346,496 +3219,18 @@
         <w:pStyle w:val="Heading3"/>
       </w:pPr>
       <w:r>
-        <w:t>Keep the stated limit</w:t>
+        <w:t>Classroom dialogue</w:t>
       </w:r>
     </w:p>
     <w:p>
       <w:pPr>
         <w:spacing w:line="336" w:lineRule="auto" w:after="180"/>
-        <w:shd w:fill="FFF5E6"/>
-      </w:pPr>
-      <w:r>
-        <w:rPr>
-          <w:b/>
-        </w:rPr>
-        <w:t>JSON</w:t>
-      </w:r>
-      <w:r>
-        <w:rPr>
-          <w:b w:val="0"/>
-        </w:rPr>
-        <w:t xml:space="preserve"> well-formedness, schema validity and real-world truth are different checks.</w:t>
-      </w:r>
-    </w:p>
-    <w:p>
-      <w:pPr>
-        <w:pStyle w:val="Heading3"/>
-      </w:pPr>
-      <w:r>
-        <w:t>Change one thing in the pictured case</w:t>
-      </w:r>
-    </w:p>
-    <w:p>
-      <w:pPr>
-        <w:pStyle w:val="Heading3"/>
-      </w:pPr>
-      <w:r>
-        <w:t>Change one thing</w:t>
-      </w:r>
-    </w:p>
-    <w:p>
-      <w:pPr>
-        <w:spacing w:line="336" w:lineRule="auto" w:after="180"/>
-        <w:shd w:fill="F5F1FB"/>
-      </w:pPr>
-      <w:r>
-        <w:rPr>
-          <w:b w:val="0"/>
-        </w:rPr>
-        <w:t>Change: Replace 12 with the text "12".</w:t>
-      </w:r>
-    </w:p>
-    <w:p>
-      <w:pPr>
-        <w:pStyle w:val="Heading3"/>
-      </w:pPr>
-      <w:r>
-        <w:t>Predicted result</w:t>
-      </w:r>
-    </w:p>
-    <w:p>
-      <w:pPr>
-        <w:spacing w:line="336" w:lineRule="auto" w:after="180"/>
-        <w:shd w:fill="F1F6FC"/>
-      </w:pPr>
-      <w:r>
-        <w:rPr>
-          <w:b/>
-        </w:rPr>
-        <w:t>Prediction</w:t>
-      </w:r>
-      <w:r>
-        <w:rPr>
-          <w:b w:val="0"/>
-        </w:rPr>
-        <w:t xml:space="preserve">: Reject the </w:t>
-      </w:r>
-      <w:r>
-        <w:rPr>
-          <w:b/>
-        </w:rPr>
-        <w:t>response</w:t>
-      </w:r>
-      <w:r>
-        <w:rPr>
-          <w:b w:val="0"/>
-        </w:rPr>
-        <w:t xml:space="preserve"> under this strict </w:t>
-      </w:r>
-      <w:r>
-        <w:rPr>
-          <w:b/>
-        </w:rPr>
-        <w:t>contract</w:t>
-      </w:r>
-      <w:r>
-        <w:rPr>
-          <w:b w:val="0"/>
-        </w:rPr>
-        <w:t>.</w:t>
-      </w:r>
-    </w:p>
-    <w:p>
-      <w:pPr>
-        <w:pStyle w:val="Heading3"/>
-      </w:pPr>
-      <w:r>
-        <w:t>Why the result follows</w:t>
-      </w:r>
-    </w:p>
-    <w:p>
-      <w:pPr>
-        <w:spacing w:line="336" w:lineRule="auto" w:after="180"/>
-        <w:shd w:fill="F1F6FC"/>
-      </w:pPr>
-      <w:r>
-        <w:rPr>
-          <w:b w:val="0"/>
-        </w:rPr>
-        <w:t>Reason: Digits inside quotes represent text, whereas portions requires an integer.</w:t>
-      </w:r>
-    </w:p>
-    <w:p>
-      <w:pPr>
-        <w:pStyle w:val="Heading3"/>
-      </w:pPr>
-      <w:r>
-        <w:t>Ask while showing the picture</w:t>
-      </w:r>
-    </w:p>
-    <w:p>
-      <w:pPr>
-        <w:pStyle w:val="Heading3"/>
-      </w:pPr>
-      <w:r>
-        <w:t>Ask while showing the picture · 2</w:t>
-      </w:r>
-    </w:p>
-    <w:p>
-      <w:pPr>
-        <w:spacing w:line="336" w:lineRule="auto" w:after="180"/>
-      </w:pPr>
-      <w:r>
-        <w:rPr>
-          <w:b w:val="0"/>
-        </w:rPr>
-        <w:t xml:space="preserve">Cover the result. Ask learners to name the </w:t>
-      </w:r>
-      <w:r>
-        <w:rPr>
-          <w:b/>
-        </w:rPr>
-        <w:t>input</w:t>
-      </w:r>
-      <w:r>
-        <w:rPr>
-          <w:b w:val="0"/>
-        </w:rPr>
-        <w:t xml:space="preserve">s and predict the next step. Uncover one step, connect the icon to the actual procedure, and explain its </w:t>
-      </w:r>
-      <w:r>
-        <w:rPr>
-          <w:b/>
-        </w:rPr>
-        <w:t>evidence</w:t>
-      </w:r>
-      <w:r>
-        <w:rPr>
-          <w:b w:val="0"/>
-        </w:rPr>
-        <w:t>. Then change the supplied condition and compare.</w:t>
-      </w:r>
-    </w:p>
-    <w:p>
-      <w:pPr>
-        <w:spacing w:line="336" w:lineRule="auto" w:after="180"/>
-      </w:pPr>
-      <w:r>
-        <w:rPr>
-          <w:b w:val="0"/>
-        </w:rPr>
-        <w:t>The picture is a representation; it does not document execution of a real AI model.</w:t>
-      </w:r>
-    </w:p>
-    <w:p>
-      <w:pPr>
-        <w:pStyle w:val="Heading1"/>
-      </w:pPr>
-      <w:r>
-        <w:t>03. Demonstrate and guide practice</w:t>
-      </w:r>
-    </w:p>
-    <w:p>
-      <w:r>
-        <w:t>Demonstrate Requests Responses and JSON, reduce support deliberately and check individual reasoning before discussing answers.</w:t>
-      </w:r>
-    </w:p>
-    <w:p>
-      <w:pPr>
-        <w:pStyle w:val="Heading3"/>
-      </w:pPr>
-      <w:r>
-        <w:t>Choose the pacing route</w:t>
-      </w:r>
-    </w:p>
-    <w:p>
-      <w:pPr>
-        <w:spacing w:line="336" w:lineRule="auto" w:after="180"/>
-        <w:shd w:fill="F1F6F8"/>
-      </w:pPr>
-      <w:r>
-        <w:rPr>
-          <w:b w:val="0"/>
-        </w:rPr>
-        <w:t>Compact alternative: this two-session sequence covers selected core tasks. Use the three-session weekly plan for the full lesson, independent transfer, feedback and project work; allow extra time for extensions.</w:t>
-      </w:r>
-    </w:p>
-    <w:p>
-      <w:pPr>
-        <w:pStyle w:val="Heading3"/>
-      </w:pPr>
-      <w:r>
-        <w:t>Board sequence</w:t>
-      </w:r>
-    </w:p>
-    <w:p>
-      <w:pPr>
-        <w:pStyle w:val="Heading3"/>
-      </w:pPr>
-      <w:r>
-        <w:t>1. Put the facts on the board</w:t>
-      </w:r>
-    </w:p>
-    <w:p>
-      <w:pPr>
-        <w:spacing w:line="336" w:lineRule="auto" w:after="180"/>
-        <w:shd w:fill="F4F9FC"/>
-      </w:pPr>
-      <w:r>
-        <w:rPr>
-          <w:b w:val="0"/>
-        </w:rPr>
-        <w:t xml:space="preserve">Write the given facts: </w:t>
-      </w:r>
-      <w:r>
-        <w:rPr>
-          <w:b/>
-        </w:rPr>
-        <w:t>Request</w:t>
-      </w:r>
-      <w:r>
-        <w:rPr>
-          <w:b w:val="0"/>
-        </w:rPr>
-        <w:t xml:space="preserve"> is for B7; </w:t>
-      </w:r>
-      <w:r>
-        <w:rPr>
-          <w:b/>
-        </w:rPr>
-        <w:t>response</w:t>
-      </w:r>
-      <w:r>
-        <w:rPr>
-          <w:b w:val="0"/>
-        </w:rPr>
-        <w:t xml:space="preserve"> is {"id":"B7","pages":120}. Another </w:t>
-      </w:r>
-      <w:r>
-        <w:rPr>
-          <w:b/>
-        </w:rPr>
-        <w:t>response</w:t>
-      </w:r>
-      <w:r>
-        <w:rPr>
-          <w:b w:val="0"/>
-        </w:rPr>
-        <w:t xml:space="preserve"> has malformed </w:t>
-      </w:r>
-      <w:r>
-        <w:rPr>
-          <w:b/>
-        </w:rPr>
-        <w:t>JSON</w:t>
-      </w:r>
-      <w:r>
-        <w:rPr>
-          <w:b w:val="0"/>
-        </w:rPr>
-        <w:t>.</w:t>
-      </w:r>
-    </w:p>
-    <w:p>
-      <w:pPr>
-        <w:pStyle w:val="Heading3"/>
-      </w:pPr>
-      <w:r>
-        <w:t>2. State the decision to explain</w:t>
-      </w:r>
-    </w:p>
-    <w:p>
-      <w:pPr>
-        <w:spacing w:line="336" w:lineRule="auto" w:after="180"/>
-        <w:shd w:fill="F5F1FB"/>
-      </w:pPr>
-      <w:r>
-        <w:rPr>
-          <w:b w:val="0"/>
-        </w:rPr>
-        <w:t>Write the question to explain: What checks precede use?</w:t>
-      </w:r>
-    </w:p>
-    <w:p>
-      <w:pPr>
-        <w:pStyle w:val="Heading3"/>
-      </w:pPr>
-      <w:r>
-        <w:t>3. Reveal the worked reasoning</w:t>
-      </w:r>
-    </w:p>
-    <w:p>
-      <w:pPr>
-        <w:spacing w:line="336" w:lineRule="auto" w:after="180"/>
-        <w:shd w:fill="F1F6FC"/>
-      </w:pPr>
-      <w:r>
-        <w:rPr>
-          <w:b w:val="0"/>
-        </w:rPr>
-        <w:t xml:space="preserve">Reveal after </w:t>
-      </w:r>
-      <w:r>
-        <w:rPr>
-          <w:b/>
-        </w:rPr>
-        <w:t>prediction</w:t>
-      </w:r>
-      <w:r>
-        <w:rPr>
-          <w:b w:val="0"/>
-        </w:rPr>
-        <w:t xml:space="preserve">s: </w:t>
-      </w:r>
-      <w:r>
-        <w:rPr>
-          <w:b/>
-        </w:rPr>
-        <w:t>Request</w:t>
-      </w:r>
-      <w:r>
-        <w:rPr>
-          <w:b w:val="0"/>
-        </w:rPr>
-        <w:t xml:space="preserve"> success, </w:t>
-      </w:r>
-      <w:r>
-        <w:rPr>
-          <w:b/>
-        </w:rPr>
-        <w:t>JSON</w:t>
-      </w:r>
-      <w:r>
-        <w:rPr>
-          <w:b w:val="0"/>
-        </w:rPr>
-        <w:t xml:space="preserve"> validity, matching id, required fields and numeric type. Handle malformed </w:t>
-      </w:r>
-      <w:r>
-        <w:rPr>
-          <w:b/>
-        </w:rPr>
-        <w:t>response</w:t>
-      </w:r>
-      <w:r>
-        <w:rPr>
-          <w:b w:val="0"/>
-        </w:rPr>
-        <w:t>s explicitly.</w:t>
-      </w:r>
-    </w:p>
-    <w:p>
-      <w:pPr>
-        <w:pStyle w:val="Heading3"/>
-      </w:pPr>
-      <w:r>
-        <w:t>Hold back the independent task</w:t>
-      </w:r>
-    </w:p>
-    <w:p>
-      <w:pPr>
-        <w:spacing w:line="336" w:lineRule="auto" w:after="180"/>
-        <w:shd w:fill="F5F1FB"/>
-      </w:pPr>
-      <w:r>
-        <w:rPr>
-          <w:b w:val="0"/>
-        </w:rPr>
-        <w:t xml:space="preserve">Keep for an independent attempt: An API returns {"ok":false,"error":"not_found"}. Your app tries to display </w:t>
-      </w:r>
-      <w:r>
-        <w:rPr>
-          <w:b/>
-        </w:rPr>
-        <w:t>response</w:t>
-      </w:r>
-      <w:r>
-        <w:rPr>
-          <w:b w:val="0"/>
-        </w:rPr>
-        <w:t>.title. What should it do instead?</w:t>
-      </w:r>
-    </w:p>
-    <w:p>
-      <w:pPr>
-        <w:pStyle w:val="Heading3"/>
-      </w:pPr>
-      <w:r>
-        <w:t>Classroom dialogue</w:t>
-      </w:r>
-    </w:p>
-    <w:p>
-      <w:pPr>
-        <w:pStyle w:val="Heading3"/>
-      </w:pPr>
-      <w:r>
-        <w:t>Ask the class</w:t>
-      </w:r>
-    </w:p>
-    <w:p>
-      <w:pPr>
-        <w:spacing w:line="336" w:lineRule="auto" w:after="180"/>
-        <w:shd w:fill="F5F1FB"/>
-      </w:pPr>
-      <w:r>
-        <w:rPr>
-          <w:b w:val="0"/>
-        </w:rPr>
-        <w:t>Ask: Which facts are given, and which would we have to assume? Learners mark relevant details before discussing answers.</w:t>
-      </w:r>
-    </w:p>
-    <w:p>
-      <w:pPr>
-        <w:pStyle w:val="Heading3"/>
-      </w:pPr>
-      <w:r>
-        <w:t>Language to model</w:t>
-      </w:r>
-    </w:p>
-    <w:p>
-      <w:pPr>
-        <w:spacing w:line="336" w:lineRule="auto" w:after="180"/>
-        <w:shd w:fill="F1F6F8"/>
-      </w:pPr>
-      <w:r>
-        <w:rPr>
-          <w:b w:val="0"/>
-        </w:rPr>
-        <w:t>Say: Predict first. Show the rule, information path or calculation that would produce the result. A correct guess is not yet an explanation.</w:t>
-      </w:r>
-    </w:p>
-    <w:p>
-      <w:pPr>
-        <w:spacing w:line="336" w:lineRule="auto" w:after="180"/>
       </w:pPr>
       <w:r>
         <w:rPr>
           <w:b w:val="0"/>
         </w:rPr>
         <w:t>Reveal reasoning one step at a time. Explain why a tempting alternative fails. Write units and denominators for arithmetic, trace conditions for decisions, and identify supporting sources for claims.</w:t>
-      </w:r>
-    </w:p>
-    <w:p>
-      <w:pPr>
-        <w:spacing w:line="336" w:lineRule="auto" w:after="180"/>
-      </w:pPr>
-      <w:r>
-        <w:rPr>
-          <w:b w:val="0"/>
-        </w:rPr>
-        <w:t xml:space="preserve">In pairs, one learner solves while the other checks </w:t>
-      </w:r>
-      <w:r>
-        <w:rPr>
-          <w:b/>
-        </w:rPr>
-        <w:t>evidence</w:t>
-      </w:r>
-      <w:r>
-        <w:rPr>
-          <w:b w:val="0"/>
-        </w:rPr>
-        <w:t>; exchange roles. Remove the worked answer before independent assessment.</w:t>
       </w:r>
     </w:p>
     <w:p>
@@ -3108,542 +3503,114 @@
         <w:pStyle w:val="Heading3"/>
       </w:pPr>
       <w:r>
-        <w:t>Completion practice</w:t>
+        <w:t>Individual reasoning check</w:t>
+      </w:r>
+    </w:p>
+    <w:p>
+      <w:pPr>
+        <w:pStyle w:val="Heading3"/>
+      </w:pPr>
+      <w:r>
+        <w:t>Pictorial practice question</w:t>
+      </w:r>
+    </w:p>
+    <w:p>
+      <w:pPr>
+        <w:pStyle w:val="Heading3"/>
+      </w:pPr>
+      <w:r>
+        <w:t>Reasoned teacher answer</w:t>
+      </w:r>
+    </w:p>
+    <w:p>
+      <w:pPr>
+        <w:pStyle w:val="Heading1"/>
+      </w:pPr>
+      <w:r>
+        <w:t>04. Run the supplied investigation</w:t>
+      </w:r>
+    </w:p>
+    <w:p>
+      <w:r>
+        <w:t>Keep expected results, observed paper traces and remaining limits distinguishable.</w:t>
+      </w:r>
+    </w:p>
+    <w:p>
+      <w:pPr>
+        <w:pStyle w:val="Heading2"/>
+      </w:pPr>
+      <w:r>
+        <w:t>Supplied materials and answer guidance</w:t>
       </w:r>
     </w:p>
     <w:p>
       <w:pPr>
         <w:spacing w:line="336" w:lineRule="auto" w:after="180"/>
-        <w:shd w:fill="F5F1FB"/>
-      </w:pPr>
-      <w:r>
-        <w:rPr>
-          <w:b w:val="0"/>
-        </w:rPr>
-        <w:t xml:space="preserve">Completion task: Classify {"minutes": "5"} and {minutes: 5} as valid </w:t>
-      </w:r>
-      <w:r>
-        <w:rPr>
-          <w:b/>
-        </w:rPr>
-        <w:t>JSON</w:t>
-      </w:r>
-      <w:r>
-        <w:rPr>
-          <w:b w:val="0"/>
-        </w:rPr>
-        <w:t xml:space="preserve"> text or malformed </w:t>
-      </w:r>
-      <w:r>
-        <w:rPr>
-          <w:b/>
-        </w:rPr>
-        <w:t>JSON</w:t>
-      </w:r>
-      <w:r>
-        <w:rPr>
-          <w:b w:val="0"/>
-        </w:rPr>
-        <w:t>.</w:t>
-      </w:r>
-    </w:p>
-    <w:p>
-      <w:pPr>
-        <w:pStyle w:val="Heading3"/>
-      </w:pPr>
-      <w:r>
-        <w:t>Reasoning to listen for</w:t>
+      </w:pPr>
+      <w:r>
+        <w:rPr>
+          <w:b w:val="0"/>
+        </w:rPr>
+        <w:t>Eight-card first outcomes: accepted 12; syntax; non-object; missing field; string minutes; boolean minutes; out-of-range 61; accepted 0. Every rejection returns accepted=false and minutes=null. W2 first string is valid JSON but minutes is text and name is absent under the full activity contract; second has malformed unquoted key. W3 checks dict before .get. W1 null→None and True→true.</w:t>
       </w:r>
     </w:p>
     <w:p>
       <w:pPr>
         <w:spacing w:line="336" w:lineRule="auto" w:after="180"/>
-        <w:shd w:fill="F1F6FC"/>
-      </w:pPr>
-      <w:r>
-        <w:rPr>
-          <w:b w:val="0"/>
-        </w:rPr>
-        <w:t xml:space="preserve">Teacher check: The first is valid </w:t>
-      </w:r>
-      <w:r>
-        <w:rPr>
-          <w:b/>
-        </w:rPr>
-        <w:t>JSON</w:t>
-      </w:r>
-      <w:r>
-        <w:rPr>
-          <w:b w:val="0"/>
-        </w:rPr>
-        <w:t xml:space="preserve"> but its minutes field fails the integer schema. The second is malformed because the key is not double-quoted.</w:t>
-      </w:r>
-    </w:p>
-    <w:p>
-      <w:pPr>
-        <w:spacing w:line="336" w:lineRule="auto" w:after="180"/>
-      </w:pPr>
-      <w:r>
-        <w:rPr>
-          <w:b w:val="0"/>
-        </w:rPr>
-        <w:t xml:space="preserve">Start by identifying the given </w:t>
-      </w:r>
-      <w:r>
-        <w:rPr>
-          <w:b/>
-        </w:rPr>
-        <w:t>input</w:t>
-      </w:r>
-      <w:r>
-        <w:rPr>
-          <w:b w:val="0"/>
-        </w:rPr>
-        <w:t>s together. Leave the intermediate steps blank. If needed, model one step, then withdraw that help on the next step. Move to a full trace only when the partial trace is understood.</w:t>
-      </w:r>
-    </w:p>
-    <w:p>
-      <w:pPr>
-        <w:spacing w:line="336" w:lineRule="auto" w:after="180"/>
-      </w:pPr>
-      <w:r>
-        <w:rPr>
-          <w:b w:val="0"/>
-        </w:rPr>
-        <w:t xml:space="preserve">For partners, alternate explainer and checker; collect a </w:t>
-      </w:r>
-      <w:r>
-        <w:rPr>
-          <w:b/>
-        </w:rPr>
-        <w:t>response</w:t>
-      </w:r>
-      <w:r>
-        <w:rPr>
-          <w:b w:val="0"/>
-        </w:rPr>
-        <w:t xml:space="preserve"> from every learner before discussion.</w:t>
-      </w:r>
-    </w:p>
-    <w:p>
-      <w:pPr>
-        <w:pStyle w:val="Heading3"/>
-      </w:pPr>
-      <w:r>
-        <w:t>Individual reasoning check</w:t>
-      </w:r>
-    </w:p>
-    <w:p>
-      <w:pPr>
-        <w:spacing w:line="336" w:lineRule="auto" w:after="180"/>
-      </w:pPr>
-      <w:r>
-        <w:rPr>
-          <w:b w:val="0"/>
-        </w:rPr>
-        <w:t xml:space="preserve">Use the worked case for </w:t>
-      </w:r>
-      <w:r>
-        <w:rPr>
-          <w:b/>
-        </w:rPr>
-        <w:t>JSON</w:t>
-      </w:r>
-      <w:r>
-        <w:rPr>
-          <w:b w:val="0"/>
-        </w:rPr>
-        <w:t xml:space="preserve"> and </w:t>
-      </w:r>
-      <w:r>
-        <w:rPr>
-          <w:b/>
-        </w:rPr>
-        <w:t>interface</w:t>
-      </w:r>
-      <w:r>
-        <w:rPr>
-          <w:b w:val="0"/>
-        </w:rPr>
-        <w:t xml:space="preserve"> </w:t>
-      </w:r>
-      <w:r>
-        <w:rPr>
-          <w:b/>
-        </w:rPr>
-        <w:t>contract</w:t>
-      </w:r>
-      <w:r>
-        <w:rPr>
-          <w:b w:val="0"/>
-        </w:rPr>
-        <w:t>s. Proposed explanation: “A successful run proves the conclusion”. Decide whether this explanation is supported.</w:t>
-      </w:r>
-    </w:p>
-    <w:p>
-      <w:pPr>
-        <w:spacing w:line="336" w:lineRule="auto" w:after="180"/>
-      </w:pPr>
-      <w:r>
-        <w:rPr>
-          <w:b w:val="0"/>
-        </w:rPr>
-        <w:t>Point to the step or supplied fact that decides; explain your repair if needed.</w:t>
-      </w:r>
-    </w:p>
-    <w:p>
-      <w:pPr>
-        <w:pStyle w:val="Heading3"/>
-      </w:pPr>
-      <w:r>
-        <w:t>Expected repair</w:t>
-      </w:r>
-    </w:p>
-    <w:p>
-      <w:pPr>
-        <w:spacing w:line="336" w:lineRule="auto" w:after="180"/>
-        <w:shd w:fill="F1F6FC"/>
-      </w:pPr>
-      <w:r>
-        <w:rPr>
-          <w:b w:val="0"/>
-        </w:rPr>
-        <w:t xml:space="preserve">Expected correction: An </w:t>
-      </w:r>
-      <w:r>
-        <w:rPr>
-          <w:b/>
-        </w:rPr>
-        <w:t>interface</w:t>
-      </w:r>
-      <w:r>
-        <w:rPr>
-          <w:b w:val="0"/>
-        </w:rPr>
-        <w:t xml:space="preserve"> should state what happens for malformed text, wrong structure and invalid values. Do not expose raw private </w:t>
-      </w:r>
-      <w:r>
-        <w:rPr>
-          <w:b/>
-        </w:rPr>
-        <w:t>input</w:t>
-      </w:r>
-      <w:r>
-        <w:rPr>
-          <w:b w:val="0"/>
-        </w:rPr>
-        <w:t xml:space="preserve"> in error messages. Use only the fictional records supplied for practice.</w:t>
-      </w:r>
-    </w:p>
-    <w:p>
-      <w:pPr>
-        <w:spacing w:line="336" w:lineRule="auto" w:after="180"/>
-      </w:pPr>
-      <w:r>
-        <w:rPr>
-          <w:b w:val="0"/>
-        </w:rPr>
-        <w:t>Collect explanations, not only yes/no votes. If a misunderstanding is common, re-model the relevant step for the class.</w:t>
-      </w:r>
-    </w:p>
-    <w:p>
-      <w:pPr>
-        <w:spacing w:line="336" w:lineRule="auto" w:after="180"/>
-      </w:pPr>
-      <w:r>
-        <w:rPr>
-          <w:b w:val="0"/>
-        </w:rPr>
-        <w:t>If it affects a few learners, give a short targeted group explanation while others solve a more demanding variation.</w:t>
-      </w:r>
-    </w:p>
-    <w:p>
-      <w:pPr>
-        <w:pStyle w:val="Heading3"/>
-      </w:pPr>
-      <w:r>
-        <w:t>Pictorial practice question</w:t>
-      </w:r>
-    </w:p>
-    <w:p>
-      <w:pPr>
-        <w:spacing w:line="336" w:lineRule="auto" w:after="180"/>
-      </w:pPr>
-      <w:r>
-        <w:rPr>
-          <w:b w:val="0"/>
-        </w:rPr>
-        <w:t xml:space="preserve">Would converting the text silently prove the source count is correct? Point to the relevant step in the picture, then write the changed result and the rule or </w:t>
-      </w:r>
-      <w:r>
-        <w:rPr>
-          <w:b/>
-        </w:rPr>
-        <w:t>evidence</w:t>
-      </w:r>
-      <w:r>
-        <w:rPr>
-          <w:b w:val="0"/>
-        </w:rPr>
-        <w:t xml:space="preserve"> that supports it.</w:t>
-      </w:r>
-    </w:p>
-    <w:p>
-      <w:pPr>
-        <w:pStyle w:val="Heading3"/>
-      </w:pPr>
-      <w:r>
-        <w:t>Reasoned teacher answer</w:t>
-      </w:r>
-    </w:p>
-    <w:p>
-      <w:pPr>
-        <w:spacing w:line="336" w:lineRule="auto" w:after="180"/>
-      </w:pPr>
-      <w:r>
-        <w:rPr>
-          <w:b w:val="0"/>
-        </w:rPr>
-        <w:t xml:space="preserve">No. Under the stated strict </w:t>
-      </w:r>
-      <w:r>
-        <w:rPr>
-          <w:b/>
-        </w:rPr>
-        <w:t>contract</w:t>
-      </w:r>
-      <w:r>
-        <w:rPr>
-          <w:b w:val="0"/>
-        </w:rPr>
-        <w:t xml:space="preserve"> reject the wrong type. Any explicit conversion policy would change the </w:t>
-      </w:r>
-      <w:r>
-        <w:rPr>
-          <w:b/>
-        </w:rPr>
-        <w:t>contract</w:t>
-      </w:r>
-      <w:r>
-        <w:rPr>
-          <w:b w:val="0"/>
-        </w:rPr>
-        <w:t>, and factual verification remains separate.</w:t>
-      </w:r>
-    </w:p>
-    <w:p>
-      <w:pPr>
-        <w:spacing w:line="336" w:lineRule="auto" w:after="180"/>
-      </w:pPr>
-      <w:r>
-        <w:rPr>
-          <w:b w:val="0"/>
-        </w:rPr>
-        <w:t xml:space="preserve">Changed-case check: Reject the </w:t>
-      </w:r>
-      <w:r>
-        <w:rPr>
-          <w:b/>
-        </w:rPr>
-        <w:t>response</w:t>
-      </w:r>
-      <w:r>
-        <w:rPr>
-          <w:b w:val="0"/>
-        </w:rPr>
-        <w:t xml:space="preserve"> under this strict </w:t>
-      </w:r>
-      <w:r>
-        <w:rPr>
-          <w:b/>
-        </w:rPr>
-        <w:t>contract</w:t>
-      </w:r>
-      <w:r>
-        <w:rPr>
-          <w:b w:val="0"/>
-        </w:rPr>
-        <w:t>. Digits inside quotes represent text, whereas portions requires an integer.</w:t>
-      </w:r>
-    </w:p>
-    <w:p>
-      <w:pPr>
-        <w:spacing w:line="336" w:lineRule="auto" w:after="180"/>
-      </w:pPr>
-      <w:r>
-        <w:rPr>
-          <w:b w:val="0"/>
-        </w:rPr>
-        <w:t xml:space="preserve">Changed-case reasoning: Reject the </w:t>
-      </w:r>
-      <w:r>
-        <w:rPr>
-          <w:b/>
-        </w:rPr>
-        <w:t>response</w:t>
-      </w:r>
-      <w:r>
-        <w:rPr>
-          <w:b w:val="0"/>
-        </w:rPr>
-        <w:t xml:space="preserve"> under this strict </w:t>
-      </w:r>
-      <w:r>
-        <w:rPr>
-          <w:b/>
-        </w:rPr>
-        <w:t>contract</w:t>
-      </w:r>
-      <w:r>
-        <w:rPr>
-          <w:b w:val="0"/>
-        </w:rPr>
-        <w:t>. Digits inside quotes represent text, whereas portions requires an integer.</w:t>
-      </w:r>
-    </w:p>
-    <w:p>
-      <w:pPr>
-        <w:spacing w:line="336" w:lineRule="auto" w:after="180"/>
-      </w:pPr>
-      <w:r>
-        <w:rPr>
-          <w:b w:val="0"/>
-        </w:rPr>
-        <w:t xml:space="preserve">Collect each learner’s explanation before discussion. Use the first missing connection between </w:t>
-      </w:r>
-      <w:r>
-        <w:rPr>
-          <w:b/>
-        </w:rPr>
-        <w:t>input</w:t>
-      </w:r>
-      <w:r>
-        <w:rPr>
-          <w:b w:val="0"/>
-        </w:rPr>
-        <w:t xml:space="preserve">, deciding step and result to choose support. This question is worked-case practice, not fresh mastery </w:t>
-      </w:r>
-      <w:r>
-        <w:rPr>
-          <w:b/>
-        </w:rPr>
-        <w:t>evidence</w:t>
-      </w:r>
-      <w:r>
-        <w:rPr>
-          <w:b w:val="0"/>
-        </w:rPr>
-        <w:t>.</w:t>
-      </w:r>
-    </w:p>
-    <w:p>
-      <w:pPr>
-        <w:pStyle w:val="Heading1"/>
-      </w:pPr>
-      <w:r>
-        <w:t>04. Run the weekly evidence lab</w:t>
-      </w:r>
-    </w:p>
-    <w:p>
-      <w:r>
-        <w:t>Run the Requests Responses and JSON investigation and use the first unsupported step to choose a teaching response.</w:t>
-      </w:r>
-    </w:p>
-    <w:p>
-      <w:pPr>
-        <w:spacing w:line="336" w:lineRule="auto" w:after="180"/>
-      </w:pPr>
-      <w:r>
-        <w:rPr>
-          <w:b w:val="0"/>
-        </w:rPr>
-        <w:t>Words You Can Use to Reason</w:t>
-      </w:r>
-    </w:p>
-    <w:p>
-      <w:pPr>
-        <w:spacing w:line="336" w:lineRule="auto" w:after="180"/>
-      </w:pPr>
-      <w:r>
-        <w:rPr>
-          <w:b w:val="0"/>
-        </w:rPr>
-        <w:t>A definition matters when you can recognize the idea, use it, and contrast it with a near-miss.</w:t>
-      </w:r>
-    </w:p>
-    <w:p>
-      <w:pPr>
-        <w:spacing w:line="336" w:lineRule="auto" w:after="180"/>
-      </w:pPr>
-      <w:r>
-        <w:rPr>
-          <w:b w:val="0"/>
-        </w:rPr>
+      </w:pPr>
+      <w:r>
+        <w:rPr>
+          <w:b w:val="0"/>
+        </w:rPr>
+        <w:t>Independent label/count needs nonempty text, integer 0..10, missing-field rejection and a stated extra-field policy. No accepted record proves a physical count.</w:t>
+      </w:r>
+    </w:p>
+    <w:p>
+      <w:pPr>
+        <w:pStyle w:val="Heading2"/>
+      </w:pPr>
+      <w:r>
+        <w:t>Run and record</w:t>
+      </w:r>
+    </w:p>
+    <w:p>
+      <w:pPr>
+        <w:pStyle w:val="ListNumber"/>
+      </w:pPr>
+      <w:r>
         <w:t>Predict → Test → Record → Explain</w:t>
       </w:r>
     </w:p>
     <w:p>
       <w:pPr>
-        <w:spacing w:line="336" w:lineRule="auto" w:after="180"/>
-      </w:pPr>
-      <w:r>
-        <w:rPr>
-          <w:b w:val="0"/>
-        </w:rPr>
+        <w:pStyle w:val="ListNumber"/>
+      </w:pPr>
+      <w:r>
         <w:t>Keep expected and actual results separate. Surprises are useful data when recorded honestly.</w:t>
       </w:r>
     </w:p>
     <w:p>
       <w:pPr>
-        <w:spacing w:line="336" w:lineRule="auto" w:after="180"/>
-      </w:pPr>
-      <w:r>
-        <w:rPr>
-          <w:b w:val="0"/>
-        </w:rPr>
-        <w:t>Inspect eight objects for syntax, required fields, types, allowed values, and source ownership; repair without inventing data.</w:t>
-      </w:r>
-    </w:p>
-    <w:p>
-      <w:pPr>
-        <w:spacing w:line="336" w:lineRule="auto" w:after="180"/>
-        <w:shd w:fill="F5F1FB"/>
-      </w:pPr>
-      <w:r>
-        <w:rPr>
-          <w:b w:val="0"/>
-        </w:rPr>
+        <w:pStyle w:val="ListNumber"/>
+      </w:pPr>
+      <w:r>
+        <w:t>Use the eight supplied activity JSON cards and complete guarded validator. Separate syntax, top-level structure, exact fields, types and range errors; preserve a real zero and return null on rejection. Use paper traces or recorded Python execution, not invented service responses.</w:t>
+      </w:r>
+    </w:p>
+    <w:p>
+      <w:pPr>
+        <w:pStyle w:val="ListNumber"/>
+      </w:pPr>
+      <w:r>
         <w:t>What did the hardest test teach you that the normal test did not?</w:t>
       </w:r>
     </w:p>
     <w:p>
       <w:pPr>
-        <w:pStyle w:val="Heading3"/>
-      </w:pPr>
-      <w:r>
-        <w:t>Make the lab runnable</w:t>
-      </w:r>
-    </w:p>
-    <w:p>
-      <w:pPr>
-        <w:spacing w:line="336" w:lineRule="auto" w:after="180"/>
-      </w:pPr>
-      <w:r>
-        <w:rPr>
-          <w:b w:val="0"/>
-        </w:rPr>
-        <w:t>Use the concrete case as the shared normal case and the independent question as a second case. Each pair creates a boundary or missing-information case and predicts its result before testing.</w:t>
-      </w:r>
-    </w:p>
-    <w:p>
-      <w:pPr>
-        <w:spacing w:line="336" w:lineRule="auto" w:after="180"/>
-      </w:pPr>
-      <w:r>
-        <w:rPr>
-          <w:b w:val="0"/>
-        </w:rPr>
-        <w:t>Keep the expected result separate from an observed mistake.</w:t>
+        <w:pStyle w:val="Heading2"/>
+      </w:pPr>
+      <w:r>
+        <w:t>Keep an inspectable record</w:t>
       </w:r>
     </w:p>
     <w:tbl>
@@ -3794,10 +3761,10 @@
     </w:tbl>
     <w:p>
       <w:pPr>
-        <w:pStyle w:val="Heading3"/>
-      </w:pPr>
-      <w:r>
-        <w:t>Diagnose and reteach</w:t>
+        <w:pStyle w:val="Heading2"/>
+      </w:pPr>
+      <w:r>
+        <w:t>Diagnose the first misunderstanding</w:t>
       </w:r>
     </w:p>
     <w:p>
@@ -3808,19 +3775,31 @@
         <w:rPr>
           <w:b w:val="0"/>
         </w:rPr>
-        <w:t xml:space="preserve">For guessing, return to given facts and </w:t>
+        <w:t xml:space="preserve">A successful run proves the conclusion: An </w:t>
       </w:r>
       <w:r>
         <w:rPr>
           <w:b/>
         </w:rPr>
-        <w:t>request</w:t>
-      </w:r>
-      <w:r>
-        <w:rPr>
-          <w:b w:val="0"/>
-        </w:rPr>
-        <w:t xml:space="preserve"> a trace. For vocabulary without application, use one example and one non-example. For arithmetic errors, check the setup before the calculation.</w:t>
+        <w:t>interface</w:t>
+      </w:r>
+      <w:r>
+        <w:rPr>
+          <w:b w:val="0"/>
+        </w:rPr>
+        <w:t xml:space="preserve"> should state what happens for malformed text, wrong structure and invalid values. Do not expose raw private </w:t>
+      </w:r>
+      <w:r>
+        <w:rPr>
+          <w:b/>
+        </w:rPr>
+        <w:t>input</w:t>
+      </w:r>
+      <w:r>
+        <w:rPr>
+          <w:b w:val="0"/>
+        </w:rPr>
+        <w:t xml:space="preserve"> in error messages.</w:t>
       </w:r>
     </w:p>
     <w:p>
@@ -3831,15 +3810,7 @@
         <w:rPr>
           <w:b w:val="0"/>
         </w:rPr>
-        <w:t>Finish with a different uncoached case before recording mastery.</w:t>
-      </w:r>
-    </w:p>
-    <w:p>
-      <w:pPr>
-        <w:pStyle w:val="Heading3"/>
-      </w:pPr>
-      <w:r>
-        <w:t>Address these additional misconceptions</w:t>
+        <w:t>Use only the fictional records supplied for practice.</w:t>
       </w:r>
     </w:p>
     <w:p>
@@ -3850,31 +3821,42 @@
         <w:rPr>
           <w:b w:val="0"/>
         </w:rPr>
-        <w:t xml:space="preserve">A successful run proves the conclusion: An </w:t>
+        <w:t xml:space="preserve">Matching the example is enough: Require the new W4 case, explicit </w:t>
       </w:r>
       <w:r>
         <w:rPr>
           <w:b/>
         </w:rPr>
-        <w:t>interface</w:t>
-      </w:r>
-      <w:r>
-        <w:rPr>
-          <w:b w:val="0"/>
-        </w:rPr>
-        <w:t xml:space="preserve"> should state what happens for malformed text, wrong structure and invalid values. Do not expose raw private </w:t>
+        <w:t>prediction</w:t>
+      </w:r>
+      <w:r>
+        <w:rPr>
+          <w:b w:val="0"/>
+        </w:rPr>
+        <w:t>s and an explanation. Fresh retry: label Tray and score integer 0 through 5.</w:t>
+      </w:r>
+    </w:p>
+    <w:p>
+      <w:pPr>
+        <w:spacing w:line="336" w:lineRule="auto" w:after="180"/>
+      </w:pPr>
+      <w:r>
+        <w:rPr>
+          <w:b w:val="0"/>
+        </w:rPr>
+        <w:t xml:space="preserve">Cases score 0 accepted, score 6 rejected, score null rejected; </w:t>
       </w:r>
       <w:r>
         <w:rPr>
           <w:b/>
         </w:rPr>
-        <w:t>input</w:t>
-      </w:r>
-      <w:r>
-        <w:rPr>
-          <w:b w:val="0"/>
-        </w:rPr>
-        <w:t xml:space="preserve"> in error messages.</w:t>
+        <w:t>JSON</w:t>
+      </w:r>
+      <w:r>
+        <w:rPr>
+          <w:b w:val="0"/>
+        </w:rPr>
+        <w:t xml:space="preserve"> list rejected before field access.</w:t>
       </w:r>
     </w:p>
     <w:p>
@@ -3885,7 +3867,31 @@
         <w:rPr>
           <w:b w:val="0"/>
         </w:rPr>
-        <w:t>Use only the fictional records supplied for practice.</w:t>
+        <w:t xml:space="preserve">A convenient shortcut preserves meaning: Single quotes around property names are not valid </w:t>
+      </w:r>
+      <w:r>
+        <w:rPr>
+          <w:b/>
+        </w:rPr>
+        <w:t>JSON</w:t>
+      </w:r>
+      <w:r>
+        <w:rPr>
+          <w:b w:val="0"/>
+        </w:rPr>
+        <w:t xml:space="preserve"> syntax. Use double quotes in the </w:t>
+      </w:r>
+      <w:r>
+        <w:rPr>
+          <w:b/>
+        </w:rPr>
+        <w:t>JSON</w:t>
+      </w:r>
+      <w:r>
+        <w:rPr>
+          <w:b w:val="0"/>
+        </w:rPr>
+        <w:t xml:space="preserve"> text.</w:t>
       </w:r>
     </w:p>
     <w:p>
@@ -3896,96 +3902,15 @@
         <w:rPr>
           <w:b w:val="0"/>
         </w:rPr>
-        <w:t xml:space="preserve">Matching the example is enough: Require the new W4 case, explicit </w:t>
-      </w:r>
-      <w:r>
-        <w:rPr>
-          <w:b/>
-        </w:rPr>
-        <w:t>prediction</w:t>
-      </w:r>
-      <w:r>
-        <w:rPr>
-          <w:b w:val="0"/>
-        </w:rPr>
-        <w:t>s and an explanation. Fresh retry: label Tray and score integer 0 through 5.</w:t>
-      </w:r>
-    </w:p>
-    <w:p>
-      <w:pPr>
-        <w:spacing w:line="336" w:lineRule="auto" w:after="180"/>
-      </w:pPr>
-      <w:r>
-        <w:rPr>
-          <w:b w:val="0"/>
-        </w:rPr>
-        <w:t xml:space="preserve">Cases score 0 accepted, score 6 rejected, score null rejected; </w:t>
-      </w:r>
-      <w:r>
-        <w:rPr>
-          <w:b/>
-        </w:rPr>
-        <w:t>JSON</w:t>
-      </w:r>
-      <w:r>
-        <w:rPr>
-          <w:b w:val="0"/>
-        </w:rPr>
-        <w:t xml:space="preserve"> list rejected before field access.</w:t>
-      </w:r>
-    </w:p>
-    <w:p>
-      <w:pPr>
-        <w:spacing w:line="336" w:lineRule="auto" w:after="180"/>
-      </w:pPr>
-      <w:r>
-        <w:rPr>
-          <w:b w:val="0"/>
-        </w:rPr>
-        <w:t xml:space="preserve">A convenient shortcut preserves meaning: Single quotes around property names are not valid </w:t>
-      </w:r>
-      <w:r>
-        <w:rPr>
-          <w:b/>
-        </w:rPr>
-        <w:t>JSON</w:t>
-      </w:r>
-      <w:r>
-        <w:rPr>
-          <w:b w:val="0"/>
-        </w:rPr>
-        <w:t xml:space="preserve"> syntax. Use double quotes in the </w:t>
-      </w:r>
-      <w:r>
-        <w:rPr>
-          <w:b/>
-        </w:rPr>
-        <w:t>JSON</w:t>
-      </w:r>
-      <w:r>
-        <w:rPr>
-          <w:b w:val="0"/>
-        </w:rPr>
-        <w:t xml:space="preserve"> text.</w:t>
-      </w:r>
-    </w:p>
-    <w:p>
-      <w:pPr>
-        <w:spacing w:line="336" w:lineRule="auto" w:after="180"/>
-      </w:pPr>
-      <w:r>
-        <w:rPr>
-          <w:b w:val="0"/>
-        </w:rPr>
         <w:t>If the whole parsed value is a list, do not call .get on it: check the top-level type first and report a schema failure.</w:t>
       </w:r>
     </w:p>
     <w:p>
       <w:pPr>
-        <w:pStyle w:val="Heading3"/>
-      </w:pPr>
-      <w:r>
-        <w:t>Match the support to the first error</w:t>
+        <w:pStyle w:val="Heading2"/>
+      </w:pPr>
+      <w:r>
+        <w:t>Choose support from the response</w:t>
       </w:r>
     </w:p>
     <w:tbl>
@@ -4158,15 +4083,411 @@
     </w:p>
     <w:p>
       <w:pPr>
+        <w:pStyle w:val="Heading2"/>
+      </w:pPr>
+      <w:r>
+        <w:t>Earlier wording, alternatives and picture transcripts · reference / check after trying</w:t>
+      </w:r>
+    </w:p>
+    <w:p>
+      <w:pPr>
+        <w:spacing w:line="336" w:lineRule="auto" w:after="180"/>
+      </w:pPr>
+      <w:r>
+        <w:rPr>
+          <w:b w:val="0"/>
+        </w:rPr>
+        <w:t>Run the weekly evidence lab</w:t>
+      </w:r>
+    </w:p>
+    <w:p>
+      <w:pPr>
+        <w:spacing w:line="336" w:lineRule="auto" w:after="180"/>
+      </w:pPr>
+      <w:r>
+        <w:rPr>
+          <w:b w:val="0"/>
+        </w:rPr>
+        <w:t>Words You Can Use to Reason</w:t>
+      </w:r>
+    </w:p>
+    <w:p>
+      <w:pPr>
+        <w:spacing w:line="336" w:lineRule="auto" w:after="180"/>
+      </w:pPr>
+      <w:r>
+        <w:rPr>
+          <w:b w:val="0"/>
+        </w:rPr>
+        <w:t>A definition matters when you can recognize the idea, use it, and contrast it with a near-miss.</w:t>
+      </w:r>
+    </w:p>
+    <w:p>
+      <w:pPr>
+        <w:pStyle w:val="Heading3"/>
+      </w:pPr>
+      <w:r>
+        <w:t>Make the lab runnable</w:t>
+      </w:r>
+    </w:p>
+    <w:p>
+      <w:pPr>
+        <w:spacing w:line="336" w:lineRule="auto" w:after="180"/>
+      </w:pPr>
+      <w:r>
+        <w:rPr>
+          <w:b w:val="0"/>
+        </w:rPr>
+        <w:t>Use the supplied investigation for shared practice. Keep predictions and observed paper-trace results separate. Reserve Specify the new label/count interface independently for the individual first attempt before feedback; do not use the reserved case as a paired lab task.</w:t>
+      </w:r>
+    </w:p>
+    <w:p>
+      <w:pPr>
+        <w:pStyle w:val="Heading3"/>
+      </w:pPr>
+      <w:r>
+        <w:t>Diagnose and reteach</w:t>
+      </w:r>
+    </w:p>
+    <w:p>
+      <w:pPr>
+        <w:spacing w:line="336" w:lineRule="auto" w:after="180"/>
+      </w:pPr>
+      <w:r>
+        <w:rPr>
+          <w:b w:val="0"/>
+        </w:rPr>
+        <w:t xml:space="preserve">For guessing, return to given facts and </w:t>
+      </w:r>
+      <w:r>
+        <w:rPr>
+          <w:b/>
+        </w:rPr>
+        <w:t>request</w:t>
+      </w:r>
+      <w:r>
+        <w:rPr>
+          <w:b w:val="0"/>
+        </w:rPr>
+        <w:t xml:space="preserve"> a trace. For vocabulary without application, use one example and one non-example. For arithmetic errors, check the setup before the calculation.</w:t>
+      </w:r>
+    </w:p>
+    <w:p>
+      <w:pPr>
+        <w:spacing w:line="336" w:lineRule="auto" w:after="180"/>
+      </w:pPr>
+      <w:r>
+        <w:rPr>
+          <w:b w:val="0"/>
+        </w:rPr>
+        <w:t>Finish with a different uncoached case before recording mastery.</w:t>
+      </w:r>
+    </w:p>
+    <w:p>
+      <w:pPr>
+        <w:pStyle w:val="Heading3"/>
+      </w:pPr>
+      <w:r>
+        <w:t>Address these additional misconceptions</w:t>
+      </w:r>
+    </w:p>
+    <w:p>
+      <w:pPr>
+        <w:pStyle w:val="Heading3"/>
+      </w:pPr>
+      <w:r>
+        <w:t>Match the support to the first error</w:t>
+      </w:r>
+    </w:p>
+    <w:p>
+      <w:pPr>
         <w:pStyle w:val="Heading1"/>
       </w:pPr>
       <w:r>
-        <w:t>05. Assess and explain the answers</w:t>
-      </w:r>
-    </w:p>
-    <w:p>
-      <w:r>
-        <w:t>Use the Requests Responses and JSON questions, teacher keys and criteria after the relevant attempts. Previously discussed cases are practice; protect the separately selected independent task.</w:t>
+        <w:t>05. Assess the selected label/count specification</w:t>
+      </w:r>
+    </w:p>
+    <w:p>
+      <w:r>
+        <w:t>Reveal this key after the first attempt; do not assess by whether the program merely ran.</w:t>
+      </w:r>
+    </w:p>
+    <w:p>
+      <w:pPr>
+        <w:pStyle w:val="Heading2"/>
+      </w:pPr>
+      <w:r>
+        <w:t>Selected independent question and key</w:t>
+      </w:r>
+    </w:p>
+    <w:p>
+      <w:pPr>
+        <w:spacing w:line="336" w:lineRule="auto" w:after="180"/>
+      </w:pPr>
+      <w:r>
+        <w:rPr>
+          <w:b w:val="0"/>
+        </w:rPr>
+        <w:t xml:space="preserve">Selected case: Define a </w:t>
+      </w:r>
+      <w:r>
+        <w:rPr>
+          <w:b/>
+        </w:rPr>
+        <w:t>JSON</w:t>
+      </w:r>
+      <w:r>
+        <w:rPr>
+          <w:b w:val="0"/>
+        </w:rPr>
+        <w:t xml:space="preserve"> </w:t>
+      </w:r>
+      <w:r>
+        <w:rPr>
+          <w:b/>
+        </w:rPr>
+        <w:t>contract</w:t>
+      </w:r>
+      <w:r>
+        <w:rPr>
+          <w:b w:val="0"/>
+        </w:rPr>
+        <w:t xml:space="preserve"> for {"label": "Box", "count": 4}: nonempty text label, integer count 0 through 10. Give a valid case, a wrong-type case and a missing-field case with expected acceptance.</w:t>
+      </w:r>
+    </w:p>
+    <w:p>
+      <w:pPr>
+        <w:spacing w:line="336" w:lineRule="auto" w:after="180"/>
+      </w:pPr>
+      <w:r>
+        <w:rPr>
+          <w:b w:val="0"/>
+        </w:rPr>
+        <w:t xml:space="preserve">Valid Box/4 accepted; count "4" rejected for type; absent count rejected as missing. State that malformed </w:t>
+      </w:r>
+      <w:r>
+        <w:rPr>
+          <w:b/>
+        </w:rPr>
+        <w:t>JSON</w:t>
+      </w:r>
+      <w:r>
+        <w:rPr>
+          <w:b w:val="0"/>
+        </w:rPr>
+        <w:t xml:space="preserve"> and non-object top levels are also rejected.</w:t>
+      </w:r>
+    </w:p>
+    <w:p>
+      <w:pPr>
+        <w:pStyle w:val="Heading2"/>
+      </w:pPr>
+      <w:r>
+        <w:t>Judge trace and scope</w:t>
+      </w:r>
+    </w:p>
+    <w:tbl>
+      <w:tblPr>
+        <w:tblStyle w:val="LightShading-Accent1"/>
+        <w:tblW w:type="auto" w:w="0"/>
+        <w:tblLook w:firstColumn="1" w:firstRow="1" w:lastColumn="0" w:lastRow="0" w:noHBand="0" w:noVBand="1" w:val="04A0"/>
+      </w:tblPr>
+      <w:tblGrid>
+        <w:gridCol w:w="5112"/>
+        <w:gridCol w:w="5112"/>
+      </w:tblGrid>
+      <w:tr>
+        <w:trPr>
+          <w:tblHeader/>
+        </w:trPr>
+        <w:tc>
+          <w:tcPr>
+            <w:tcW w:type="dxa" w:w="5112"/>
+          </w:tcPr>
+          <w:p>
+            <w:r>
+              <w:t>Dimension</w:t>
+            </w:r>
+          </w:p>
+        </w:tc>
+        <w:tc>
+          <w:tcPr>
+            <w:tcW w:type="dxa" w:w="5112"/>
+          </w:tcPr>
+          <w:p>
+            <w:r>
+              <w:t>Evidence required</w:t>
+            </w:r>
+          </w:p>
+        </w:tc>
+      </w:tr>
+      <w:tr>
+        <w:tc>
+          <w:tcPr>
+            <w:tcW w:type="dxa" w:w="5112"/>
+          </w:tcPr>
+          <w:p>
+            <w:r>
+              <w:t>Explanation</w:t>
+            </w:r>
+          </w:p>
+        </w:tc>
+        <w:tc>
+          <w:tcPr>
+            <w:tcW w:type="dxa" w:w="5112"/>
+          </w:tcPr>
+          <w:p>
+            <w:r>
+              <w:t>Names the applicable idea or procedure and ties it to the supplied facts.</w:t>
+            </w:r>
+          </w:p>
+        </w:tc>
+      </w:tr>
+      <w:tr>
+        <w:tc>
+          <w:tcPr>
+            <w:tcW w:type="dxa" w:w="5112"/>
+          </w:tcPr>
+          <w:p>
+            <w:r>
+              <w:t>Trace and result</w:t>
+            </w:r>
+          </w:p>
+        </w:tc>
+        <w:tc>
+          <w:tcPr>
+            <w:tcW w:type="dxa" w:w="5112"/>
+          </w:tcPr>
+          <w:p>
+            <w:r>
+              <w:t>Preserves the given inputs and shows the relevant intermediate steps; distinguishes a prediction from an observed execution.</w:t>
+            </w:r>
+          </w:p>
+        </w:tc>
+      </w:tr>
+      <w:tr>
+        <w:tc>
+          <w:tcPr>
+            <w:tcW w:type="dxa" w:w="5112"/>
+          </w:tcPr>
+          <w:p>
+            <w:r>
+              <w:t>Limits</w:t>
+            </w:r>
+          </w:p>
+        </w:tc>
+        <w:tc>
+          <w:tcPr>
+            <w:tcW w:type="dxa" w:w="5112"/>
+          </w:tcPr>
+          <w:p>
+            <w:r>
+              <w:t>States the assumptions, missing evidence or conditions under which the result would change.</w:t>
+            </w:r>
+          </w:p>
+        </w:tc>
+      </w:tr>
+    </w:tbl>
+    <w:p>
+      <w:pPr>
+        <w:spacing w:line="336" w:lineRule="auto" w:after="180"/>
+      </w:pPr>
+      <w:r>
+        <w:rPr>
+          <w:b w:val="0"/>
+        </w:rPr>
+        <w:t>Record each dimension as not yet, with support, or independent. Accept a valid alternative procedure with a defensible trace.</w:t>
+      </w:r>
+    </w:p>
+    <w:p>
+      <w:pPr>
+        <w:spacing w:line="336" w:lineRule="auto" w:after="180"/>
+      </w:pPr>
+      <w:r>
+        <w:rPr>
+          <w:b w:val="0"/>
+        </w:rPr>
+        <w:t xml:space="preserve">Do not penalise an honestly recorded model failure if the learner correctly explains its </w:t>
+      </w:r>
+      <w:r>
+        <w:rPr>
+          <w:b/>
+        </w:rPr>
+        <w:t>evidence</w:t>
+      </w:r>
+      <w:r>
+        <w:rPr>
+          <w:b w:val="0"/>
+        </w:rPr>
+        <w:t xml:space="preserve"> and limits.</w:t>
+      </w:r>
+    </w:p>
+    <w:p>
+      <w:pPr>
+        <w:pStyle w:val="Heading2"/>
+      </w:pPr>
+      <w:r>
+        <w:t>Give one repair action</w:t>
+      </w:r>
+    </w:p>
+    <w:p>
+      <w:pPr>
+        <w:spacing w:line="336" w:lineRule="auto" w:after="180"/>
+      </w:pPr>
+      <w:r>
+        <w:rPr>
+          <w:b w:val="0"/>
+        </w:rPr>
+        <w:t>Name the earliest unsupported step and give one action to repair it. Have the learner make that repair now and explain why. Then assess the relevant skill on a fresh, fully specified case.</w:t>
+      </w:r>
+    </w:p>
+    <w:p>
+      <w:pPr>
+        <w:spacing w:line="336" w:lineRule="auto" w:after="180"/>
+      </w:pPr>
+      <w:r>
+        <w:rPr>
+          <w:b w:val="0"/>
+        </w:rPr>
+        <w:t>Confirm it was not previously practised with feedback; solve and check the new case before assigning it. A follow-up design prompt is a starting brief, not automatically an equivalent test.</w:t>
+      </w:r>
+    </w:p>
+    <w:p>
+      <w:pPr>
+        <w:pStyle w:val="Heading2"/>
+      </w:pPr>
+      <w:r>
+        <w:t>Current guidance</w:t>
+      </w:r>
+    </w:p>
+    <w:p>
+      <w:pPr>
+        <w:spacing w:line="336" w:lineRule="auto" w:after="180"/>
+      </w:pPr>
+      <w:r>
+        <w:rPr>
+          <w:b w:val="0"/>
+        </w:rPr>
+        <w:t>Current activity guidance: retain every rejection stage and output from the supplied table. W2’s minimal snippets isolate JSON syntax versus integer type; neither is a complete valid activity record because name is absent. W3 requires a top-level dictionary before field access. W5 distinguishes parsing, schema validation and source truth.</w:t>
+      </w:r>
+    </w:p>
+    <w:p>
+      <w:pPr>
+        <w:spacing w:line="336" w:lineRule="auto" w:after="180"/>
+      </w:pPr>
+      <w:r>
+        <w:rPr>
+          <w:b w:val="0"/>
+        </w:rPr>
+        <w:t>The published guarded program handles non-object JSON without crashing and preserves valid zero.</w:t>
+      </w:r>
+    </w:p>
+    <w:p>
+      <w:pPr>
+        <w:pStyle w:val="Heading2"/>
+      </w:pPr>
+      <w:r>
+        <w:t>Workbook questions and reasoned explanations · reference / check after trying</w:t>
       </w:r>
     </w:p>
     <w:p>
@@ -4174,57 +4495,526 @@
         <w:pStyle w:val="Heading3"/>
       </w:pPr>
       <w:r>
+        <w:t>W1 Translate a value</w:t>
+      </w:r>
+    </w:p>
+    <w:p>
+      <w:pPr>
+        <w:spacing w:line="336" w:lineRule="auto" w:after="180"/>
+      </w:pPr>
+      <w:r>
+        <w:rPr>
+          <w:b w:val="0"/>
+        </w:rPr>
+        <w:t xml:space="preserve">What Python value does </w:t>
+      </w:r>
+      <w:r>
+        <w:rPr>
+          <w:b/>
+        </w:rPr>
+        <w:t>JSON</w:t>
+      </w:r>
+      <w:r>
+        <w:rPr>
+          <w:b w:val="0"/>
+        </w:rPr>
+        <w:t xml:space="preserve"> null become? What </w:t>
+      </w:r>
+      <w:r>
+        <w:rPr>
+          <w:b/>
+        </w:rPr>
+        <w:t>JSON</w:t>
+      </w:r>
+      <w:r>
+        <w:rPr>
+          <w:b w:val="0"/>
+        </w:rPr>
+        <w:t xml:space="preserve"> value represents Python True?</w:t>
+      </w:r>
+    </w:p>
+    <w:p>
+      <w:pPr>
+        <w:spacing w:line="336" w:lineRule="auto" w:after="180"/>
+      </w:pPr>
+      <w:r>
+        <w:rPr>
+          <w:b w:val="0"/>
+        </w:rPr>
+        <w:t>None and true, respectively.</w:t>
+      </w:r>
+    </w:p>
+    <w:p>
+      <w:pPr>
+        <w:spacing w:line="336" w:lineRule="auto" w:after="180"/>
+      </w:pPr>
+      <w:r>
+        <w:rPr>
+          <w:b/>
+        </w:rPr>
+        <w:t>Parsing</w:t>
+      </w:r>
+      <w:r>
+        <w:rPr>
+          <w:b w:val="0"/>
+        </w:rPr>
+        <w:t xml:space="preserve"> </w:t>
+      </w:r>
+      <w:r>
+        <w:rPr>
+          <w:b/>
+        </w:rPr>
+        <w:t>JSON</w:t>
+      </w:r>
+      <w:r>
+        <w:rPr>
+          <w:b w:val="0"/>
+        </w:rPr>
+        <w:t xml:space="preserve"> null produces Python None, while serialising Python True produces </w:t>
+      </w:r>
+      <w:r>
+        <w:rPr>
+          <w:b/>
+        </w:rPr>
+        <w:t>JSON</w:t>
+      </w:r>
+      <w:r>
+        <w:rPr>
+          <w:b w:val="0"/>
+        </w:rPr>
+        <w:t xml:space="preserve"> true. The spelling belongs to the representation: lowercase true is </w:t>
+      </w:r>
+      <w:r>
+        <w:rPr>
+          <w:b/>
+        </w:rPr>
+        <w:t>JSON</w:t>
+      </w:r>
+      <w:r>
+        <w:rPr>
+          <w:b w:val="0"/>
+        </w:rPr>
+        <w:t xml:space="preserve"> text, not the Python Boolean name True.</w:t>
+      </w:r>
+    </w:p>
+    <w:p>
+      <w:pPr>
+        <w:spacing w:line="336" w:lineRule="auto" w:after="180"/>
+      </w:pPr>
+      <w:r>
+        <w:rPr>
+          <w:b w:val="0"/>
+        </w:rPr>
+        <w:t xml:space="preserve">Keep </w:t>
+      </w:r>
+      <w:r>
+        <w:rPr>
+          <w:b/>
+        </w:rPr>
+        <w:t>parsing</w:t>
+      </w:r>
+      <w:r>
+        <w:rPr>
+          <w:b w:val="0"/>
+        </w:rPr>
+        <w:t xml:space="preserve"> and serialisation directions clear.</w:t>
+      </w:r>
+    </w:p>
+    <w:p>
+      <w:pPr>
+        <w:pStyle w:val="Heading3"/>
+      </w:pPr>
+      <w:r>
+        <w:t>W2 Separate failures</w:t>
+      </w:r>
+    </w:p>
+    <w:p>
+      <w:pPr>
+        <w:spacing w:line="336" w:lineRule="auto" w:after="180"/>
+      </w:pPr>
+      <w:r>
+        <w:rPr>
+          <w:b w:val="0"/>
+        </w:rPr>
+        <w:t xml:space="preserve">Classify {"minutes": "5"} and {minutes: 5} as valid </w:t>
+      </w:r>
+      <w:r>
+        <w:rPr>
+          <w:b/>
+        </w:rPr>
+        <w:t>JSON</w:t>
+      </w:r>
+      <w:r>
+        <w:rPr>
+          <w:b w:val="0"/>
+        </w:rPr>
+        <w:t xml:space="preserve"> text or malformed </w:t>
+      </w:r>
+      <w:r>
+        <w:rPr>
+          <w:b/>
+        </w:rPr>
+        <w:t>JSON</w:t>
+      </w:r>
+      <w:r>
+        <w:rPr>
+          <w:b w:val="0"/>
+        </w:rPr>
+        <w:t>.</w:t>
+      </w:r>
+    </w:p>
+    <w:p>
+      <w:pPr>
+        <w:spacing w:line="336" w:lineRule="auto" w:after="180"/>
+      </w:pPr>
+      <w:r>
+        <w:rPr>
+          <w:b w:val="0"/>
+        </w:rPr>
+        <w:t xml:space="preserve">The first is valid </w:t>
+      </w:r>
+      <w:r>
+        <w:rPr>
+          <w:b/>
+        </w:rPr>
+        <w:t>JSON</w:t>
+      </w:r>
+      <w:r>
+        <w:rPr>
+          <w:b w:val="0"/>
+        </w:rPr>
+        <w:t xml:space="preserve"> but its minutes field fails the integer schema. The second is malformed because the key is not double-quoted.</w:t>
+      </w:r>
+    </w:p>
+    <w:p>
+      <w:pPr>
+        <w:pStyle w:val="Heading3"/>
+      </w:pPr>
+      <w:r>
+        <w:t>W3 Repair the interface</w:t>
+      </w:r>
+    </w:p>
+    <w:p>
+      <w:pPr>
+        <w:spacing w:line="336" w:lineRule="auto" w:after="180"/>
+      </w:pPr>
+      <w:r>
+        <w:rPr>
+          <w:b w:val="0"/>
+        </w:rPr>
+        <w:t xml:space="preserve">A parser accepts a </w:t>
+      </w:r>
+      <w:r>
+        <w:rPr>
+          <w:b/>
+        </w:rPr>
+        <w:t>JSON</w:t>
+      </w:r>
+      <w:r>
+        <w:rPr>
+          <w:b w:val="0"/>
+        </w:rPr>
+        <w:t xml:space="preserve"> list then crashes on .get. What check belongs before field access?</w:t>
+      </w:r>
+    </w:p>
+    <w:p>
+      <w:pPr>
+        <w:spacing w:line="336" w:lineRule="auto" w:after="180"/>
+      </w:pPr>
+      <w:r>
+        <w:rPr>
+          <w:b w:val="0"/>
+        </w:rPr>
+        <w:t>Require type(record) is dict and handle failure before any .get or keyed field access.</w:t>
+      </w:r>
+    </w:p>
+    <w:p>
+      <w:pPr>
+        <w:pStyle w:val="Heading3"/>
+      </w:pPr>
+      <w:r>
+        <w:t>W4 Specify independently</w:t>
+      </w:r>
+    </w:p>
+    <w:p>
+      <w:pPr>
+        <w:spacing w:line="336" w:lineRule="auto" w:after="180"/>
+      </w:pPr>
+      <w:r>
+        <w:rPr>
+          <w:b w:val="0"/>
+        </w:rPr>
+        <w:t xml:space="preserve">Define a </w:t>
+      </w:r>
+      <w:r>
+        <w:rPr>
+          <w:b/>
+        </w:rPr>
+        <w:t>JSON</w:t>
+      </w:r>
+      <w:r>
+        <w:rPr>
+          <w:b w:val="0"/>
+        </w:rPr>
+        <w:t xml:space="preserve"> </w:t>
+      </w:r>
+      <w:r>
+        <w:rPr>
+          <w:b/>
+        </w:rPr>
+        <w:t>contract</w:t>
+      </w:r>
+      <w:r>
+        <w:rPr>
+          <w:b w:val="0"/>
+        </w:rPr>
+        <w:t xml:space="preserve"> for {"label": "Box", "count": 4}: nonempty text label, integer count 0 through 10. Give a valid case, a wrong-type case and a missing-field case with expected acceptance.</w:t>
+      </w:r>
+    </w:p>
+    <w:p>
+      <w:pPr>
+        <w:spacing w:line="336" w:lineRule="auto" w:after="180"/>
+      </w:pPr>
+      <w:r>
+        <w:rPr>
+          <w:b w:val="0"/>
+        </w:rPr>
+        <w:t xml:space="preserve">Valid Box/4 accepted; count "4" rejected for type; absent count rejected as missing. State that malformed </w:t>
+      </w:r>
+      <w:r>
+        <w:rPr>
+          <w:b/>
+        </w:rPr>
+        <w:t>JSON</w:t>
+      </w:r>
+      <w:r>
+        <w:rPr>
+          <w:b w:val="0"/>
+        </w:rPr>
+        <w:t xml:space="preserve"> and non-object top levels are also rejected.</w:t>
+      </w:r>
+    </w:p>
+    <w:p>
+      <w:pPr>
+        <w:pStyle w:val="Heading3"/>
+      </w:pPr>
+      <w:r>
+        <w:t>W5 Limit parsing</w:t>
+      </w:r>
+    </w:p>
+    <w:p>
+      <w:pPr>
+        <w:spacing w:line="336" w:lineRule="auto" w:after="180"/>
+      </w:pPr>
+      <w:r>
+        <w:rPr>
+          <w:b w:val="0"/>
+        </w:rPr>
+        <w:t xml:space="preserve">A </w:t>
+      </w:r>
+      <w:r>
+        <w:rPr>
+          <w:b/>
+        </w:rPr>
+        <w:t>JSON</w:t>
+      </w:r>
+      <w:r>
+        <w:rPr>
+          <w:b w:val="0"/>
+        </w:rPr>
+        <w:t xml:space="preserve"> record parses successfully. Does that prove its </w:t>
+      </w:r>
+      <w:r>
+        <w:rPr>
+          <w:b/>
+        </w:rPr>
+        <w:t>observation</w:t>
+      </w:r>
+      <w:r>
+        <w:rPr>
+          <w:b w:val="0"/>
+        </w:rPr>
+        <w:t xml:space="preserve"> is correct?</w:t>
+      </w:r>
+    </w:p>
+    <w:p>
+      <w:pPr>
+        <w:spacing w:line="336" w:lineRule="auto" w:after="180"/>
+      </w:pPr>
+      <w:r>
+        <w:rPr>
+          <w:b w:val="0"/>
+        </w:rPr>
+        <w:t xml:space="preserve">No. Syntax, schema validity and </w:t>
+      </w:r>
+      <w:r>
+        <w:rPr>
+          <w:b/>
+        </w:rPr>
+        <w:t>observation</w:t>
+      </w:r>
+      <w:r>
+        <w:rPr>
+          <w:b w:val="0"/>
+        </w:rPr>
+        <w:t>al truth are separate checks.</w:t>
+      </w:r>
+    </w:p>
+    <w:p>
+      <w:pPr>
+        <w:spacing w:line="336" w:lineRule="auto" w:after="180"/>
+      </w:pPr>
+      <w:r>
+        <w:rPr>
+          <w:b w:val="0"/>
+        </w:rPr>
+        <w:t xml:space="preserve">No. </w:t>
+      </w:r>
+      <w:r>
+        <w:rPr>
+          <w:b/>
+        </w:rPr>
+        <w:t>Parsing</w:t>
+      </w:r>
+      <w:r>
+        <w:rPr>
+          <w:b w:val="0"/>
+        </w:rPr>
+        <w:t xml:space="preserve"> checks </w:t>
+      </w:r>
+      <w:r>
+        <w:rPr>
+          <w:b/>
+        </w:rPr>
+        <w:t>JSON</w:t>
+      </w:r>
+      <w:r>
+        <w:rPr>
+          <w:b w:val="0"/>
+        </w:rPr>
+        <w:t xml:space="preserve"> syntax. The schema separately checks the expected fields, types and ranges.</w:t>
+      </w:r>
+    </w:p>
+    <w:p>
+      <w:pPr>
+        <w:spacing w:line="336" w:lineRule="auto" w:after="180"/>
+      </w:pPr>
+      <w:r>
+        <w:rPr>
+          <w:b w:val="0"/>
+        </w:rPr>
+        <w:t xml:space="preserve">Collection </w:t>
+      </w:r>
+      <w:r>
+        <w:rPr>
+          <w:b/>
+        </w:rPr>
+        <w:t>evidence</w:t>
+      </w:r>
+      <w:r>
+        <w:rPr>
+          <w:b w:val="0"/>
+        </w:rPr>
+        <w:t xml:space="preserve"> is a third question: even a well-formed, schema-valid duration could have been measured or recorded incorrectly.</w:t>
+      </w:r>
+    </w:p>
+    <w:p>
+      <w:pPr>
+        <w:pStyle w:val="Heading2"/>
+      </w:pPr>
+      <w:r>
+        <w:t>Earlier wording, alternatives and picture transcripts · reference / check after trying</w:t>
+      </w:r>
+    </w:p>
+    <w:p>
+      <w:pPr>
+        <w:spacing w:line="336" w:lineRule="auto" w:after="180"/>
+      </w:pPr>
+      <w:r>
+        <w:rPr>
+          <w:b w:val="0"/>
+        </w:rPr>
+        <w:t>Assess and explain the answers</w:t>
+      </w:r>
+    </w:p>
+    <w:p>
+      <w:pPr>
+        <w:pStyle w:val="Heading3"/>
+      </w:pPr>
+      <w:r>
         <w:t>Worked case answer</w:t>
       </w:r>
     </w:p>
     <w:p>
       <w:pPr>
+        <w:spacing w:line="336" w:lineRule="auto" w:after="180"/>
+      </w:pPr>
+      <w:r>
+        <w:rPr>
+          <w:b/>
+        </w:rPr>
+        <w:t>Request</w:t>
+      </w:r>
+      <w:r>
+        <w:rPr>
+          <w:b w:val="0"/>
+        </w:rPr>
+        <w:t xml:space="preserve"> success, </w:t>
+      </w:r>
+      <w:r>
+        <w:rPr>
+          <w:b/>
+        </w:rPr>
+        <w:t>JSON</w:t>
+      </w:r>
+      <w:r>
+        <w:rPr>
+          <w:b w:val="0"/>
+        </w:rPr>
+        <w:t xml:space="preserve"> validity, matching id, required fields and numeric type. Handle malformed </w:t>
+      </w:r>
+      <w:r>
+        <w:rPr>
+          <w:b/>
+        </w:rPr>
+        <w:t>response</w:t>
+      </w:r>
+      <w:r>
+        <w:rPr>
+          <w:b w:val="0"/>
+        </w:rPr>
+        <w:t>s explicitly.</w:t>
+      </w:r>
+    </w:p>
+    <w:p>
+      <w:pPr>
         <w:pStyle w:val="Heading3"/>
       </w:pPr>
       <w:r>
-        <w:t>Teacher key · Worked case answer</w:t>
+        <w:t>Additional transfer practice question</w:t>
       </w:r>
     </w:p>
     <w:p>
       <w:pPr>
         <w:spacing w:line="336" w:lineRule="auto" w:after="180"/>
-        <w:shd w:fill="F1F6FC"/>
-      </w:pPr>
+      </w:pPr>
+      <w:r>
+        <w:rPr>
+          <w:b w:val="0"/>
+        </w:rPr>
+        <w:t xml:space="preserve">An API returns {"ok":false,"error":"not_found"}. Your app tries to display </w:t>
+      </w:r>
       <w:r>
         <w:rPr>
           <w:b/>
         </w:rPr>
-        <w:t>Request</w:t>
-      </w:r>
-      <w:r>
-        <w:rPr>
-          <w:b w:val="0"/>
-        </w:rPr>
-        <w:t xml:space="preserve"> success, </w:t>
-      </w:r>
-      <w:r>
-        <w:rPr>
-          <w:b/>
-        </w:rPr>
-        <w:t>JSON</w:t>
-      </w:r>
-      <w:r>
-        <w:rPr>
-          <w:b w:val="0"/>
-        </w:rPr>
-        <w:t xml:space="preserve"> validity, matching id, required fields and numeric type. Handle malformed </w:t>
-      </w:r>
-      <w:r>
-        <w:rPr>
-          <w:b/>
-        </w:rPr>
         <w:t>response</w:t>
       </w:r>
       <w:r>
         <w:rPr>
           <w:b w:val="0"/>
         </w:rPr>
-        <w:t>s explicitly.</w:t>
+        <w:t>.title. What should it do instead?</w:t>
       </w:r>
     </w:p>
     <w:p>
@@ -4232,61 +5022,12 @@
         <w:pStyle w:val="Heading3"/>
       </w:pPr>
       <w:r>
-        <w:t>Independent question</w:t>
-      </w:r>
-    </w:p>
-    <w:p>
-      <w:pPr>
-        <w:pStyle w:val="Heading3"/>
-      </w:pPr>
-      <w:r>
-        <w:t>Independent question · withhold the key</w:t>
+        <w:t>Reasoned practice answer</w:t>
       </w:r>
     </w:p>
     <w:p>
       <w:pPr>
         <w:spacing w:line="336" w:lineRule="auto" w:after="180"/>
-        <w:shd w:fill="F5F1FB"/>
-      </w:pPr>
-      <w:r>
-        <w:rPr>
-          <w:b w:val="0"/>
-        </w:rPr>
-        <w:t xml:space="preserve">An API returns {"ok":false,"error":"not_found"}. Your app tries to display </w:t>
-      </w:r>
-      <w:r>
-        <w:rPr>
-          <w:b/>
-        </w:rPr>
-        <w:t>response</w:t>
-      </w:r>
-      <w:r>
-        <w:rPr>
-          <w:b w:val="0"/>
-        </w:rPr>
-        <w:t>.title. What should it do instead?</w:t>
-      </w:r>
-    </w:p>
-    <w:p>
-      <w:pPr>
-        <w:pStyle w:val="Heading3"/>
-      </w:pPr>
-      <w:r>
-        <w:t>Expected independent answer</w:t>
-      </w:r>
-    </w:p>
-    <w:p>
-      <w:pPr>
-        <w:pStyle w:val="Heading3"/>
-      </w:pPr>
-      <w:r>
-        <w:t>Teacher key · Expected independent answer</w:t>
-      </w:r>
-    </w:p>
-    <w:p>
-      <w:pPr>
-        <w:spacing w:line="336" w:lineRule="auto" w:after="180"/>
-        <w:shd w:fill="F1F6FC"/>
       </w:pPr>
       <w:r>
         <w:rPr>
@@ -4628,1236 +5369,373 @@
     </w:p>
     <w:p>
       <w:pPr>
+        <w:spacing w:line="336" w:lineRule="auto" w:after="180"/>
+      </w:pPr>
+      <w:r>
+        <w:rPr>
+          <w:b w:val="0"/>
+        </w:rPr>
+        <w:t xml:space="preserve">The </w:t>
+      </w:r>
+      <w:r>
+        <w:rPr>
+          <w:b/>
+        </w:rPr>
+        <w:t>response</w:t>
+      </w:r>
+      <w:r>
+        <w:rPr>
+          <w:b w:val="0"/>
+        </w:rPr>
+        <w:t xml:space="preserve"> is structurally plausible but for the wrong ID. Check </w:t>
+      </w:r>
+      <w:r>
+        <w:rPr>
+          <w:b/>
+        </w:rPr>
+        <w:t>status</w:t>
+      </w:r>
+      <w:r>
+        <w:rPr>
+          <w:b w:val="0"/>
+        </w:rPr>
+        <w:t>, parseability, required fields, types and matching ID before use.</w:t>
+      </w:r>
+    </w:p>
+    <w:p>
+      <w:pPr>
+        <w:spacing w:line="336" w:lineRule="auto" w:after="180"/>
+      </w:pPr>
+      <w:r>
+        <w:rPr>
+          <w:b w:val="0"/>
+        </w:rPr>
+        <w:t>Reject or report the mismatch; do not silently attach another book's page count to id=7.</w:t>
+      </w:r>
+    </w:p>
+    <w:p>
+      <w:pPr>
         <w:pStyle w:val="Heading3"/>
       </w:pPr>
       <w:r>
-        <w:t>Teacher key · Original transfer answer</w:t>
+        <w:t>Explanations for the additional workbook examples</w:t>
+      </w:r>
+    </w:p>
+    <w:p>
+      <w:pPr>
+        <w:pStyle w:val="Heading3"/>
+      </w:pPr>
+      <w:r>
+        <w:t>Assess independent transfer</w:t>
+      </w:r>
+    </w:p>
+    <w:p>
+      <w:pPr>
+        <w:pStyle w:val="Heading3"/>
+      </w:pPr>
+      <w:r>
+        <w:t>Selected case answer</w:t>
+      </w:r>
+    </w:p>
+    <w:p>
+      <w:pPr>
+        <w:pStyle w:val="Heading3"/>
+      </w:pPr>
+      <w:r>
+        <w:t>Feedback that the learner uses</w:t>
+      </w:r>
+    </w:p>
+    <w:p>
+      <w:pPr>
+        <w:pStyle w:val="Heading1"/>
+      </w:pPr>
+      <w:r>
+        <w:t>06. Connect, adapt and return</w:t>
+      </w:r>
+    </w:p>
+    <w:p>
+      <w:r>
+        <w:t>Retain the project evidence and revisit the reasoning on a changed case.</w:t>
+      </w:r>
+    </w:p>
+    <w:p>
+      <w:pPr>
+        <w:pStyle w:val="Heading2"/>
+      </w:pPr>
+      <w:r>
+        <w:t>Project evidence to keep</w:t>
       </w:r>
     </w:p>
     <w:p>
       <w:pPr>
         <w:spacing w:line="336" w:lineRule="auto" w:after="180"/>
-        <w:shd w:fill="F1F6FC"/>
-      </w:pPr>
-      <w:r>
-        <w:rPr>
-          <w:b w:val="0"/>
-        </w:rPr>
-        <w:t xml:space="preserve">The </w:t>
+      </w:pPr>
+      <w:r>
+        <w:rPr>
+          <w:b w:val="0"/>
+        </w:rPr>
+        <w:t xml:space="preserve">Use a stable </w:t>
       </w:r>
       <w:r>
         <w:rPr>
           <w:b/>
         </w:rPr>
+        <w:t>request</w:t>
+      </w:r>
+      <w:r>
+        <w:rPr>
+          <w:b w:val="0"/>
+        </w:rPr>
+        <w:t>/</w:t>
+      </w:r>
+      <w:r>
+        <w:rPr>
+          <w:b/>
+        </w:rPr>
         <w:t>response</w:t>
       </w:r>
       <w:r>
         <w:rPr>
           <w:b w:val="0"/>
         </w:rPr>
-        <w:t xml:space="preserve"> is structurally plausible but for the wrong ID. Check </w:t>
+        <w:t xml:space="preserve"> </w:t>
       </w:r>
       <w:r>
         <w:rPr>
           <w:b/>
         </w:rPr>
-        <w:t>status</w:t>
-      </w:r>
-      <w:r>
-        <w:rPr>
-          <w:b w:val="0"/>
-        </w:rPr>
-        <w:t>, parseability, required fields, types and matching ID before use.</w:t>
+        <w:t>contract</w:t>
+      </w:r>
+      <w:r>
+        <w:rPr>
+          <w:b w:val="0"/>
+        </w:rPr>
+        <w:t xml:space="preserve"> between </w:t>
+      </w:r>
+      <w:r>
+        <w:rPr>
+          <w:b/>
+        </w:rPr>
+        <w:t>interface</w:t>
+      </w:r>
+      <w:r>
+        <w:rPr>
+          <w:b w:val="0"/>
+        </w:rPr>
+        <w:t>, retriever, model, and verifier.</w:t>
       </w:r>
     </w:p>
     <w:p>
       <w:pPr>
         <w:spacing w:line="336" w:lineRule="auto" w:after="180"/>
-        <w:shd w:fill="F1F6FC"/>
-      </w:pPr>
-      <w:r>
-        <w:rPr>
-          <w:b w:val="0"/>
-        </w:rPr>
-        <w:t>Reject or report the mismatch; do not silently attach another book's page count to id=7.</w:t>
-      </w:r>
-    </w:p>
-    <w:p>
-      <w:pPr>
-        <w:pStyle w:val="Heading3"/>
-      </w:pPr>
-      <w:r>
-        <w:t>Explanations for the additional workbook examples</w:t>
-      </w:r>
-    </w:p>
-    <w:p>
-      <w:pPr>
-        <w:pStyle w:val="Heading3"/>
-      </w:pPr>
-      <w:r>
-        <w:t>W1 Translate a value</w:t>
-      </w:r>
-    </w:p>
-    <w:p>
-      <w:pPr>
-        <w:pStyle w:val="Heading3"/>
-      </w:pPr>
-      <w:r>
-        <w:t>Workbook question · W1</w:t>
+      </w:pPr>
+      <w:r>
+        <w:rPr>
+          <w:b w:val="0"/>
+        </w:rPr>
+        <w:t xml:space="preserve">Keep the decision, </w:t>
+      </w:r>
+      <w:r>
+        <w:rPr>
+          <w:b/>
+        </w:rPr>
+        <w:t>input</w:t>
+      </w:r>
+      <w:r>
+        <w:rPr>
+          <w:b w:val="0"/>
+        </w:rPr>
+        <w:t xml:space="preserve">, result, explanation and remaining limitation in the project </w:t>
+      </w:r>
+      <w:r>
+        <w:rPr>
+          <w:b/>
+        </w:rPr>
+        <w:t>evidence</w:t>
+      </w:r>
+      <w:r>
+        <w:rPr>
+          <w:b w:val="0"/>
+        </w:rPr>
+        <w:t xml:space="preserve"> record. Retrieve this record next week rather than restarting the project.</w:t>
       </w:r>
     </w:p>
     <w:p>
       <w:pPr>
         <w:spacing w:line="336" w:lineRule="auto" w:after="180"/>
-        <w:shd w:fill="F5F1FB"/>
-      </w:pPr>
-      <w:r>
-        <w:rPr>
-          <w:b w:val="0"/>
-        </w:rPr>
-        <w:t xml:space="preserve">What Python value does </w:t>
+      </w:pPr>
+      <w:r>
+        <w:rPr>
+          <w:b w:val="0"/>
+        </w:rPr>
+        <w:t xml:space="preserve">For your Verified Study Buddy, save the </w:t>
       </w:r>
       <w:r>
         <w:rPr>
           <w:b/>
         </w:rPr>
+        <w:t>input</w:t>
+      </w:r>
+      <w:r>
+        <w:rPr>
+          <w:b w:val="0"/>
+        </w:rPr>
+        <w:t>, procedure, observed result and limitation of this check.</w:t>
+      </w:r>
+    </w:p>
+    <w:p>
+      <w:pPr>
+        <w:spacing w:line="336" w:lineRule="auto" w:after="180"/>
+      </w:pPr>
+      <w:r>
+        <w:rPr>
+          <w:b w:val="0"/>
+        </w:rPr>
+        <w:t>Label this worked example as practice; use a different, previously unreviewed case when checking independent understanding.</w:t>
+      </w:r>
+    </w:p>
+    <w:p>
+      <w:pPr>
+        <w:pStyle w:val="Heading2"/>
+      </w:pPr>
+      <w:r>
+        <w:t>Support while preserving the reasoning goal</w:t>
+      </w:r>
+    </w:p>
+    <w:p>
+      <w:pPr>
+        <w:spacing w:line="336" w:lineRule="auto" w:after="180"/>
+      </w:pPr>
+      <w:r>
+        <w:rPr>
+          <w:b w:val="0"/>
+        </w:rPr>
+        <w:t xml:space="preserve">Provide one short approved passage; separate instruction, </w:t>
+      </w:r>
+      <w:r>
+        <w:rPr>
+          <w:b/>
+        </w:rPr>
+        <w:t>input</w:t>
+      </w:r>
+      <w:r>
+        <w:rPr>
+          <w:b w:val="0"/>
+        </w:rPr>
+        <w:t xml:space="preserve">, </w:t>
+      </w:r>
+      <w:r>
+        <w:rPr>
+          <w:b/>
+        </w:rPr>
+        <w:t>output</w:t>
+      </w:r>
+      <w:r>
+        <w:rPr>
+          <w:b w:val="0"/>
+        </w:rPr>
+        <w:t xml:space="preserve"> and </w:t>
+      </w:r>
+      <w:r>
+        <w:rPr>
+          <w:b/>
+        </w:rPr>
+        <w:t>evidence</w:t>
+      </w:r>
+      <w:r>
+        <w:rPr>
+          <w:b w:val="0"/>
+        </w:rPr>
+        <w:t>. Stretch: introduce an unsupported claim or conflicting source and validate claim by claim with a fallback.</w:t>
+      </w:r>
+    </w:p>
+    <w:p>
+      <w:pPr>
+        <w:spacing w:line="336" w:lineRule="auto" w:after="180"/>
+      </w:pPr>
+      <w:r>
+        <w:rPr>
+          <w:b w:val="0"/>
+        </w:rPr>
+        <w:t xml:space="preserve">Color </w:t>
+      </w:r>
+      <w:r>
+        <w:rPr>
+          <w:b/>
+        </w:rPr>
         <w:t>JSON</w:t>
       </w:r>
       <w:r>
         <w:rPr>
           <w:b w:val="0"/>
         </w:rPr>
-        <w:t xml:space="preserve"> null become? What </w:t>
+        <w:t xml:space="preserve"> punctuation separately from values. Extension: serialize a valid result, parse it again and check the data values are preserved.</w:t>
+      </w:r>
+    </w:p>
+    <w:p>
+      <w:pPr>
+        <w:spacing w:line="336" w:lineRule="auto" w:after="180"/>
+      </w:pPr>
+      <w:r>
+        <w:rPr>
+          <w:b w:val="0"/>
+        </w:rPr>
+        <w:t xml:space="preserve">Independent W4 </w:t>
       </w:r>
       <w:r>
         <w:rPr>
           <w:b/>
         </w:rPr>
+        <w:t>evidence</w:t>
+      </w:r>
+      <w:r>
+        <w:rPr>
+          <w:b w:val="0"/>
+        </w:rPr>
+        <w:t xml:space="preserve">: Valid Box/4 accepted; count "4" rejected for type; absent count rejected as missing. State that malformed </w:t>
+      </w:r>
+      <w:r>
+        <w:rPr>
+          <w:b/>
+        </w:rPr>
         <w:t>JSON</w:t>
       </w:r>
       <w:r>
         <w:rPr>
           <w:b w:val="0"/>
         </w:rPr>
-        <w:t xml:space="preserve"> value represents Python True?</w:t>
-      </w:r>
-    </w:p>
-    <w:p>
-      <w:pPr>
-        <w:pStyle w:val="Heading3"/>
-      </w:pPr>
-      <w:r>
-        <w:t>Teacher reasoning · W1</w:t>
+        <w:t xml:space="preserve"> and non-object top levels are also rejected.</w:t>
       </w:r>
     </w:p>
     <w:p>
       <w:pPr>
         <w:spacing w:line="336" w:lineRule="auto" w:after="180"/>
-        <w:shd w:fill="F1F6FC"/>
-      </w:pPr>
-      <w:r>
-        <w:rPr>
-          <w:b w:val="0"/>
-        </w:rPr>
-        <w:t>None and true, respectively.</w:t>
-      </w:r>
-    </w:p>
-    <w:p>
-      <w:pPr>
-        <w:pStyle w:val="Heading3"/>
-      </w:pPr>
-      <w:r>
-        <w:t>Teacher reasoning · W1</w:t>
-      </w:r>
-    </w:p>
-    <w:p>
-      <w:pPr>
-        <w:spacing w:line="336" w:lineRule="auto" w:after="180"/>
-        <w:shd w:fill="F1F6FC"/>
-      </w:pPr>
+      </w:pPr>
+      <w:r>
+        <w:rPr>
+          <w:b w:val="0"/>
+        </w:rPr>
+        <w:t xml:space="preserve">Record whether the learner needed no help, a hint or explanation. Fresh retry: label Tray and score integer 0 through 5. Cases score 0 accepted, score 6 rejected, score null rejected; </w:t>
+      </w:r>
       <w:r>
         <w:rPr>
           <w:b/>
         </w:rPr>
-        <w:t>Parsing</w:t>
-      </w:r>
-      <w:r>
-        <w:rPr>
-          <w:b w:val="0"/>
-        </w:rPr>
-        <w:t xml:space="preserve"> </w:t>
-      </w:r>
-      <w:r>
-        <w:rPr>
-          <w:b/>
-        </w:rPr>
         <w:t>JSON</w:t>
       </w:r>
       <w:r>
         <w:rPr>
           <w:b w:val="0"/>
         </w:rPr>
-        <w:t xml:space="preserve"> null produces Python None, while serialising Python True produces </w:t>
-      </w:r>
-      <w:r>
-        <w:rPr>
-          <w:b/>
-        </w:rPr>
-        <w:t>JSON</w:t>
-      </w:r>
-      <w:r>
-        <w:rPr>
-          <w:b w:val="0"/>
-        </w:rPr>
-        <w:t xml:space="preserve"> true. The spelling belongs to the representation: lowercase true is </w:t>
-      </w:r>
-      <w:r>
-        <w:rPr>
-          <w:b/>
-        </w:rPr>
-        <w:t>JSON</w:t>
-      </w:r>
-      <w:r>
-        <w:rPr>
-          <w:b w:val="0"/>
-        </w:rPr>
-        <w:t xml:space="preserve"> text, not the Python Boolean name True.</w:t>
-      </w:r>
-    </w:p>
-    <w:p>
-      <w:pPr>
-        <w:spacing w:line="336" w:lineRule="auto" w:after="180"/>
-        <w:shd w:fill="F1F6FC"/>
-      </w:pPr>
-      <w:r>
-        <w:rPr>
-          <w:b w:val="0"/>
-        </w:rPr>
-        <w:t xml:space="preserve">Keep </w:t>
-      </w:r>
-      <w:r>
-        <w:rPr>
-          <w:b/>
-        </w:rPr>
-        <w:t>parsing</w:t>
-      </w:r>
-      <w:r>
-        <w:rPr>
-          <w:b w:val="0"/>
-        </w:rPr>
-        <w:t xml:space="preserve"> and serialisation directions clear.</w:t>
-      </w:r>
-    </w:p>
-    <w:p>
-      <w:pPr>
-        <w:pStyle w:val="Heading3"/>
-      </w:pPr>
-      <w:r>
-        <w:t>W2 Separate failures</w:t>
-      </w:r>
-    </w:p>
-    <w:p>
-      <w:pPr>
-        <w:pStyle w:val="Heading3"/>
-      </w:pPr>
-      <w:r>
-        <w:t>Workbook question · W2</w:t>
-      </w:r>
-    </w:p>
-    <w:p>
-      <w:pPr>
-        <w:spacing w:line="336" w:lineRule="auto" w:after="180"/>
-        <w:shd w:fill="F5F1FB"/>
-      </w:pPr>
-      <w:r>
-        <w:rPr>
-          <w:b w:val="0"/>
-        </w:rPr>
-        <w:t xml:space="preserve">Classify {"minutes": "5"} and {minutes: 5} as valid </w:t>
-      </w:r>
-      <w:r>
-        <w:rPr>
-          <w:b/>
-        </w:rPr>
-        <w:t>JSON</w:t>
-      </w:r>
-      <w:r>
-        <w:rPr>
-          <w:b w:val="0"/>
-        </w:rPr>
-        <w:t xml:space="preserve"> text or malformed </w:t>
-      </w:r>
-      <w:r>
-        <w:rPr>
-          <w:b/>
-        </w:rPr>
-        <w:t>JSON</w:t>
-      </w:r>
-      <w:r>
-        <w:rPr>
-          <w:b w:val="0"/>
-        </w:rPr>
-        <w:t>.</w:t>
-      </w:r>
-    </w:p>
-    <w:p>
-      <w:pPr>
-        <w:pStyle w:val="Heading3"/>
-      </w:pPr>
-      <w:r>
-        <w:t>Teacher reasoning · W2</w:t>
-      </w:r>
-    </w:p>
-    <w:p>
-      <w:pPr>
-        <w:spacing w:line="336" w:lineRule="auto" w:after="180"/>
-        <w:shd w:fill="F1F6FC"/>
-      </w:pPr>
-      <w:r>
-        <w:rPr>
-          <w:b w:val="0"/>
-        </w:rPr>
-        <w:t xml:space="preserve">The first is valid </w:t>
-      </w:r>
-      <w:r>
-        <w:rPr>
-          <w:b/>
-        </w:rPr>
-        <w:t>JSON</w:t>
-      </w:r>
-      <w:r>
-        <w:rPr>
-          <w:b w:val="0"/>
-        </w:rPr>
-        <w:t xml:space="preserve"> but its minutes field fails the integer schema. The second is malformed because the key is not double-quoted.</w:t>
-      </w:r>
-    </w:p>
-    <w:p>
-      <w:pPr>
-        <w:pStyle w:val="Heading3"/>
-      </w:pPr>
-      <w:r>
-        <w:t>W3 Repair the interface</w:t>
-      </w:r>
-    </w:p>
-    <w:p>
-      <w:pPr>
-        <w:pStyle w:val="Heading3"/>
-      </w:pPr>
-      <w:r>
-        <w:t>Workbook question · W3</w:t>
-      </w:r>
-    </w:p>
-    <w:p>
-      <w:pPr>
-        <w:spacing w:line="336" w:lineRule="auto" w:after="180"/>
-        <w:shd w:fill="F5F1FB"/>
-      </w:pPr>
-      <w:r>
-        <w:rPr>
-          <w:b w:val="0"/>
-        </w:rPr>
-        <w:t xml:space="preserve">A parser accepts a </w:t>
-      </w:r>
-      <w:r>
-        <w:rPr>
-          <w:b/>
-        </w:rPr>
-        <w:t>JSON</w:t>
-      </w:r>
-      <w:r>
-        <w:rPr>
-          <w:b w:val="0"/>
-        </w:rPr>
-        <w:t xml:space="preserve"> list then crashes on .get. What check belongs before field access?</w:t>
-      </w:r>
-    </w:p>
-    <w:p>
-      <w:pPr>
-        <w:pStyle w:val="Heading3"/>
-      </w:pPr>
-      <w:r>
-        <w:t>Teacher reasoning · W3</w:t>
-      </w:r>
-    </w:p>
-    <w:p>
-      <w:pPr>
-        <w:spacing w:line="336" w:lineRule="auto" w:after="180"/>
-        <w:shd w:fill="F1F6FC"/>
-      </w:pPr>
-      <w:r>
-        <w:rPr>
-          <w:b w:val="0"/>
-        </w:rPr>
-        <w:t>Require type(record) is dict and handle failure before any .get or keyed field access.</w:t>
-      </w:r>
-    </w:p>
-    <w:p>
-      <w:pPr>
-        <w:pStyle w:val="Heading3"/>
-      </w:pPr>
-      <w:r>
-        <w:t>W4 Specify independently</w:t>
-      </w:r>
-    </w:p>
-    <w:p>
-      <w:pPr>
-        <w:pStyle w:val="Heading3"/>
-      </w:pPr>
-      <w:r>
-        <w:t>Workbook question · W4</w:t>
-      </w:r>
-    </w:p>
-    <w:p>
-      <w:pPr>
-        <w:spacing w:line="336" w:lineRule="auto" w:after="180"/>
-        <w:shd w:fill="F5F1FB"/>
-      </w:pPr>
-      <w:r>
-        <w:rPr>
-          <w:b w:val="0"/>
-        </w:rPr>
-        <w:t xml:space="preserve">Define a </w:t>
-      </w:r>
-      <w:r>
-        <w:rPr>
-          <w:b/>
-        </w:rPr>
-        <w:t>JSON</w:t>
-      </w:r>
-      <w:r>
-        <w:rPr>
-          <w:b w:val="0"/>
-        </w:rPr>
-        <w:t xml:space="preserve"> </w:t>
-      </w:r>
-      <w:r>
-        <w:rPr>
-          <w:b/>
-        </w:rPr>
-        <w:t>contract</w:t>
-      </w:r>
-      <w:r>
-        <w:rPr>
-          <w:b w:val="0"/>
-        </w:rPr>
-        <w:t xml:space="preserve"> for {"label": "Box", "count": 4}: nonempty text label, integer count 0 through 10. Give a valid case, a wrong-type case and a missing-field case with expected acceptance.</w:t>
-      </w:r>
-    </w:p>
-    <w:p>
-      <w:pPr>
-        <w:pStyle w:val="Heading3"/>
-      </w:pPr>
-      <w:r>
-        <w:t>Teacher reasoning · W4</w:t>
-      </w:r>
-    </w:p>
-    <w:p>
-      <w:pPr>
-        <w:spacing w:line="336" w:lineRule="auto" w:after="180"/>
-        <w:shd w:fill="F1F6FC"/>
-      </w:pPr>
-      <w:r>
-        <w:rPr>
-          <w:b w:val="0"/>
-        </w:rPr>
-        <w:t xml:space="preserve">Valid Box/4 accepted; count "4" rejected for type; absent count rejected as missing. State that malformed </w:t>
-      </w:r>
-      <w:r>
-        <w:rPr>
-          <w:b/>
-        </w:rPr>
-        <w:t>JSON</w:t>
-      </w:r>
-      <w:r>
-        <w:rPr>
-          <w:b w:val="0"/>
-        </w:rPr>
-        <w:t xml:space="preserve"> and non-object top levels are also rejected.</w:t>
-      </w:r>
-    </w:p>
-    <w:p>
-      <w:pPr>
-        <w:pStyle w:val="Heading3"/>
-      </w:pPr>
-      <w:r>
-        <w:t>W5 Limit parsing</w:t>
-      </w:r>
-    </w:p>
-    <w:p>
-      <w:pPr>
-        <w:pStyle w:val="Heading3"/>
-      </w:pPr>
-      <w:r>
-        <w:t>Workbook question · W5</w:t>
-      </w:r>
-    </w:p>
-    <w:p>
-      <w:pPr>
-        <w:spacing w:line="336" w:lineRule="auto" w:after="180"/>
-        <w:shd w:fill="F5F1FB"/>
-      </w:pPr>
-      <w:r>
-        <w:rPr>
-          <w:b w:val="0"/>
-        </w:rPr>
-        <w:t xml:space="preserve">A </w:t>
-      </w:r>
-      <w:r>
-        <w:rPr>
-          <w:b/>
-        </w:rPr>
-        <w:t>JSON</w:t>
-      </w:r>
-      <w:r>
-        <w:rPr>
-          <w:b w:val="0"/>
-        </w:rPr>
-        <w:t xml:space="preserve"> record parses successfully. Does that prove its </w:t>
-      </w:r>
-      <w:r>
-        <w:rPr>
-          <w:b/>
-        </w:rPr>
-        <w:t>observation</w:t>
-      </w:r>
-      <w:r>
-        <w:rPr>
-          <w:b w:val="0"/>
-        </w:rPr>
-        <w:t xml:space="preserve"> is correct?</w:t>
-      </w:r>
-    </w:p>
-    <w:p>
-      <w:pPr>
-        <w:pStyle w:val="Heading3"/>
-      </w:pPr>
-      <w:r>
-        <w:t>Teacher reasoning · W5</w:t>
-      </w:r>
-    </w:p>
-    <w:p>
-      <w:pPr>
-        <w:spacing w:line="336" w:lineRule="auto" w:after="180"/>
-        <w:shd w:fill="F1F6FC"/>
-      </w:pPr>
-      <w:r>
-        <w:rPr>
-          <w:b w:val="0"/>
-        </w:rPr>
-        <w:t xml:space="preserve">No. Syntax, schema validity and </w:t>
-      </w:r>
-      <w:r>
-        <w:rPr>
-          <w:b/>
-        </w:rPr>
-        <w:t>observation</w:t>
-      </w:r>
-      <w:r>
-        <w:rPr>
-          <w:b w:val="0"/>
-        </w:rPr>
-        <w:t>al truth are separate checks.</w:t>
-      </w:r>
-    </w:p>
-    <w:p>
-      <w:pPr>
-        <w:pStyle w:val="Heading3"/>
-      </w:pPr>
-      <w:r>
-        <w:t>Teacher reasoning · W5</w:t>
-      </w:r>
-    </w:p>
-    <w:p>
-      <w:pPr>
-        <w:spacing w:line="336" w:lineRule="auto" w:after="180"/>
-        <w:shd w:fill="F1F6FC"/>
-      </w:pPr>
-      <w:r>
-        <w:rPr>
-          <w:b w:val="0"/>
-        </w:rPr>
-        <w:t xml:space="preserve">No. </w:t>
-      </w:r>
-      <w:r>
-        <w:rPr>
-          <w:b/>
-        </w:rPr>
-        <w:t>Parsing</w:t>
-      </w:r>
-      <w:r>
-        <w:rPr>
-          <w:b w:val="0"/>
-        </w:rPr>
-        <w:t xml:space="preserve"> checks </w:t>
-      </w:r>
-      <w:r>
-        <w:rPr>
-          <w:b/>
-        </w:rPr>
-        <w:t>JSON</w:t>
-      </w:r>
-      <w:r>
-        <w:rPr>
-          <w:b w:val="0"/>
-        </w:rPr>
-        <w:t xml:space="preserve"> syntax. The schema separately checks the expected fields, types and ranges.</w:t>
-      </w:r>
-    </w:p>
-    <w:p>
-      <w:pPr>
-        <w:spacing w:line="336" w:lineRule="auto" w:after="180"/>
-        <w:shd w:fill="F1F6FC"/>
-      </w:pPr>
-      <w:r>
-        <w:rPr>
-          <w:b w:val="0"/>
-        </w:rPr>
-        <w:t xml:space="preserve">Collection </w:t>
-      </w:r>
-      <w:r>
-        <w:rPr>
-          <w:b/>
-        </w:rPr>
-        <w:t>evidence</w:t>
-      </w:r>
-      <w:r>
-        <w:rPr>
-          <w:b w:val="0"/>
-        </w:rPr>
-        <w:t xml:space="preserve"> is a third question: even a well-formed, schema-valid duration could have been measured or recorded incorrectly.</w:t>
-      </w:r>
-    </w:p>
-    <w:p>
-      <w:pPr>
-        <w:pStyle w:val="Heading3"/>
-      </w:pPr>
-      <w:r>
-        <w:t>Assess independent transfer</w:t>
-      </w:r>
-    </w:p>
-    <w:p>
-      <w:pPr>
-        <w:pStyle w:val="Heading3"/>
-      </w:pPr>
-      <w:r>
-        <w:t>Independent question · withhold the key</w:t>
-      </w:r>
-    </w:p>
-    <w:p>
-      <w:pPr>
-        <w:spacing w:line="336" w:lineRule="auto" w:after="180"/>
-        <w:shd w:fill="F5F1FB"/>
-      </w:pPr>
-      <w:r>
-        <w:rPr>
-          <w:b w:val="0"/>
-        </w:rPr>
-        <w:t xml:space="preserve">Selected case: Define a </w:t>
-      </w:r>
-      <w:r>
-        <w:rPr>
-          <w:b/>
-        </w:rPr>
-        <w:t>JSON</w:t>
-      </w:r>
-      <w:r>
-        <w:rPr>
-          <w:b w:val="0"/>
-        </w:rPr>
-        <w:t xml:space="preserve"> </w:t>
-      </w:r>
-      <w:r>
-        <w:rPr>
-          <w:b/>
-        </w:rPr>
-        <w:t>contract</w:t>
-      </w:r>
-      <w:r>
-        <w:rPr>
-          <w:b w:val="0"/>
-        </w:rPr>
-        <w:t xml:space="preserve"> for {"label": "Box", "count": 4}: nonempty text label, integer count 0 through 10. Give a valid case, a wrong-type case and a missing-field case with expected acceptance.</w:t>
-      </w:r>
-    </w:p>
-    <w:p>
-      <w:pPr>
-        <w:pStyle w:val="Heading3"/>
-      </w:pPr>
-      <w:r>
-        <w:t>Selected case answer</w:t>
-      </w:r>
-    </w:p>
-    <w:p>
-      <w:pPr>
-        <w:pStyle w:val="Heading3"/>
-      </w:pPr>
-      <w:r>
-        <w:t>Teacher key · Selected case answer</w:t>
-      </w:r>
-    </w:p>
-    <w:p>
-      <w:pPr>
-        <w:spacing w:line="336" w:lineRule="auto" w:after="180"/>
-        <w:shd w:fill="F1F6FC"/>
-      </w:pPr>
-      <w:r>
-        <w:rPr>
-          <w:b w:val="0"/>
-        </w:rPr>
-        <w:t xml:space="preserve">Valid Box/4 accepted; count "4" rejected for type; absent count rejected as missing. State that malformed </w:t>
-      </w:r>
-      <w:r>
-        <w:rPr>
-          <w:b/>
-        </w:rPr>
-        <w:t>JSON</w:t>
-      </w:r>
-      <w:r>
-        <w:rPr>
-          <w:b w:val="0"/>
-        </w:rPr>
-        <w:t xml:space="preserve"> and non-object top levels are also rejected.</w:t>
-      </w:r>
-    </w:p>
-    <w:tbl>
-      <w:tblPr>
-        <w:tblStyle w:val="LightShading-Accent1"/>
-        <w:tblW w:type="auto" w:w="0"/>
-        <w:tblLook w:firstColumn="1" w:firstRow="1" w:lastColumn="0" w:lastRow="0" w:noHBand="0" w:noVBand="1" w:val="04A0"/>
-      </w:tblPr>
-      <w:tblGrid>
-        <w:gridCol w:w="5112"/>
-        <w:gridCol w:w="5112"/>
-      </w:tblGrid>
-      <w:tr>
-        <w:trPr>
-          <w:tblHeader/>
-        </w:trPr>
-        <w:tc>
-          <w:tcPr>
-            <w:tcW w:type="dxa" w:w="5112"/>
-          </w:tcPr>
-          <w:p>
-            <w:r>
-              <w:t>Dimension</w:t>
-            </w:r>
-          </w:p>
-        </w:tc>
-        <w:tc>
-          <w:tcPr>
-            <w:tcW w:type="dxa" w:w="5112"/>
-          </w:tcPr>
-          <w:p>
-            <w:r>
-              <w:t>Evidence required</w:t>
-            </w:r>
-          </w:p>
-        </w:tc>
-      </w:tr>
-      <w:tr>
-        <w:tc>
-          <w:tcPr>
-            <w:tcW w:type="dxa" w:w="5112"/>
-          </w:tcPr>
-          <w:p>
-            <w:r>
-              <w:t>Explanation</w:t>
-            </w:r>
-          </w:p>
-        </w:tc>
-        <w:tc>
-          <w:tcPr>
-            <w:tcW w:type="dxa" w:w="5112"/>
-          </w:tcPr>
-          <w:p>
-            <w:r>
-              <w:t>Names the applicable idea or procedure and ties it to the supplied facts.</w:t>
-            </w:r>
-          </w:p>
-        </w:tc>
-      </w:tr>
-      <w:tr>
-        <w:tc>
-          <w:tcPr>
-            <w:tcW w:type="dxa" w:w="5112"/>
-          </w:tcPr>
-          <w:p>
-            <w:r>
-              <w:t>Trace and result</w:t>
-            </w:r>
-          </w:p>
-        </w:tc>
-        <w:tc>
-          <w:tcPr>
-            <w:tcW w:type="dxa" w:w="5112"/>
-          </w:tcPr>
-          <w:p>
-            <w:r>
-              <w:t>Preserves the given inputs and shows the relevant intermediate steps; distinguishes a prediction from an observed execution.</w:t>
-            </w:r>
-          </w:p>
-        </w:tc>
-      </w:tr>
-      <w:tr>
-        <w:tc>
-          <w:tcPr>
-            <w:tcW w:type="dxa" w:w="5112"/>
-          </w:tcPr>
-          <w:p>
-            <w:r>
-              <w:t>Limits</w:t>
-            </w:r>
-          </w:p>
-        </w:tc>
-        <w:tc>
-          <w:tcPr>
-            <w:tcW w:type="dxa" w:w="5112"/>
-          </w:tcPr>
-          <w:p>
-            <w:r>
-              <w:t>States the assumptions, missing evidence or conditions under which the result would change.</w:t>
-            </w:r>
-          </w:p>
-        </w:tc>
-      </w:tr>
-    </w:tbl>
-    <w:p>
-      <w:pPr>
-        <w:pStyle w:val="Heading3"/>
-      </w:pPr>
-      <w:r>
-        <w:t>Teacher key · Selected case answer</w:t>
-      </w:r>
-    </w:p>
-    <w:p>
-      <w:pPr>
-        <w:spacing w:line="336" w:lineRule="auto" w:after="180"/>
-        <w:shd w:fill="F1F6FC"/>
-      </w:pPr>
-      <w:r>
-        <w:rPr>
-          <w:b w:val="0"/>
-        </w:rPr>
-        <w:t>Record each dimension as not yet, with support, or independent. Accept a valid alternative procedure with a defensible trace.</w:t>
-      </w:r>
-    </w:p>
-    <w:p>
-      <w:pPr>
-        <w:spacing w:line="336" w:lineRule="auto" w:after="180"/>
-        <w:shd w:fill="F1F6FC"/>
-      </w:pPr>
-      <w:r>
-        <w:rPr>
-          <w:b w:val="0"/>
-        </w:rPr>
-        <w:t xml:space="preserve">Do not penalise an honestly recorded model failure if the learner correctly explains its </w:t>
-      </w:r>
-      <w:r>
-        <w:rPr>
-          <w:b/>
-        </w:rPr>
-        <w:t>evidence</w:t>
-      </w:r>
-      <w:r>
-        <w:rPr>
-          <w:b w:val="0"/>
-        </w:rPr>
-        <w:t xml:space="preserve"> and limits.</w:t>
-      </w:r>
-    </w:p>
-    <w:p>
-      <w:pPr>
-        <w:pStyle w:val="Heading3"/>
-      </w:pPr>
-      <w:r>
-        <w:t>Feedback that the learner uses</w:t>
-      </w:r>
-    </w:p>
-    <w:p>
-      <w:pPr>
-        <w:spacing w:line="336" w:lineRule="auto" w:after="180"/>
-      </w:pPr>
-      <w:r>
-        <w:rPr>
-          <w:b w:val="0"/>
-        </w:rPr>
-        <w:t>Name the earliest unsupported step and give one action to repair it. Have the learner make that repair now and explain why. Then assess the relevant skill on a fresh, fully specified case.</w:t>
-      </w:r>
-    </w:p>
-    <w:p>
-      <w:pPr>
-        <w:spacing w:line="336" w:lineRule="auto" w:after="180"/>
-      </w:pPr>
-      <w:r>
-        <w:rPr>
-          <w:b w:val="0"/>
-        </w:rPr>
-        <w:t>Confirm it was not previously practised with feedback; solve and check the new case before assigning it. A follow-up design prompt is a starting brief, not automatically an equivalent test.</w:t>
-      </w:r>
-    </w:p>
-    <w:p>
-      <w:pPr>
-        <w:pStyle w:val="Heading1"/>
-      </w:pPr>
-      <w:r>
-        <w:t>06. Connect and extend learning</w:t>
-      </w:r>
-    </w:p>
-    <w:p>
-      <w:r>
-        <w:t>Connect Requests Responses and JSON to Verified Study Buddy, adapt support and plan a later changed-case check.</w:t>
-      </w:r>
-    </w:p>
-    <w:p>
-      <w:pPr>
-        <w:pStyle w:val="Heading3"/>
-      </w:pPr>
-      <w:r>
-        <w:t>Verified Study Buddy</w:t>
-      </w:r>
-    </w:p>
-    <w:p>
-      <w:pPr>
-        <w:spacing w:line="336" w:lineRule="auto" w:after="180"/>
-      </w:pPr>
-      <w:r>
-        <w:rPr>
-          <w:b w:val="0"/>
-        </w:rPr>
-        <w:t xml:space="preserve">Use a stable </w:t>
-      </w:r>
-      <w:r>
-        <w:rPr>
-          <w:b/>
-        </w:rPr>
-        <w:t>request</w:t>
-      </w:r>
-      <w:r>
-        <w:rPr>
-          <w:b w:val="0"/>
-        </w:rPr>
-        <w:t>/</w:t>
-      </w:r>
-      <w:r>
-        <w:rPr>
-          <w:b/>
-        </w:rPr>
-        <w:t>response</w:t>
-      </w:r>
-      <w:r>
-        <w:rPr>
-          <w:b w:val="0"/>
-        </w:rPr>
-        <w:t xml:space="preserve"> </w:t>
-      </w:r>
-      <w:r>
-        <w:rPr>
-          <w:b/>
-        </w:rPr>
-        <w:t>contract</w:t>
-      </w:r>
-      <w:r>
-        <w:rPr>
-          <w:b w:val="0"/>
-        </w:rPr>
-        <w:t xml:space="preserve"> between </w:t>
-      </w:r>
-      <w:r>
-        <w:rPr>
-          <w:b/>
-        </w:rPr>
-        <w:t>interface</w:t>
-      </w:r>
-      <w:r>
-        <w:rPr>
-          <w:b w:val="0"/>
-        </w:rPr>
-        <w:t>, retriever, model, and verifier.</w:t>
-      </w:r>
-    </w:p>
-    <w:p>
-      <w:pPr>
-        <w:spacing w:line="336" w:lineRule="auto" w:after="180"/>
-      </w:pPr>
-      <w:r>
-        <w:rPr>
-          <w:b w:val="0"/>
-        </w:rPr>
-        <w:t xml:space="preserve">Keep the decision, </w:t>
-      </w:r>
-      <w:r>
-        <w:rPr>
-          <w:b/>
-        </w:rPr>
-        <w:t>input</w:t>
-      </w:r>
-      <w:r>
-        <w:rPr>
-          <w:b w:val="0"/>
-        </w:rPr>
-        <w:t xml:space="preserve">, result, explanation and remaining limitation in the project </w:t>
-      </w:r>
-      <w:r>
-        <w:rPr>
-          <w:b/>
-        </w:rPr>
-        <w:t>evidence</w:t>
-      </w:r>
-      <w:r>
-        <w:rPr>
-          <w:b w:val="0"/>
-        </w:rPr>
-        <w:t xml:space="preserve"> record. Retrieve this record next week rather than restarting the project.</w:t>
-      </w:r>
-    </w:p>
-    <w:p>
-      <w:pPr>
-        <w:pStyle w:val="Heading3"/>
-      </w:pPr>
-      <w:r>
-        <w:t>Support and stretch</w:t>
-      </w:r>
-    </w:p>
-    <w:p>
-      <w:pPr>
-        <w:spacing w:line="336" w:lineRule="auto" w:after="180"/>
-      </w:pPr>
-      <w:r>
-        <w:rPr>
-          <w:b w:val="0"/>
-        </w:rPr>
-        <w:t xml:space="preserve">Provide one short approved passage; separate instruction, </w:t>
-      </w:r>
-      <w:r>
-        <w:rPr>
-          <w:b/>
-        </w:rPr>
-        <w:t>input</w:t>
-      </w:r>
-      <w:r>
-        <w:rPr>
-          <w:b w:val="0"/>
-        </w:rPr>
-        <w:t xml:space="preserve">, </w:t>
-      </w:r>
-      <w:r>
-        <w:rPr>
-          <w:b/>
-        </w:rPr>
-        <w:t>output</w:t>
-      </w:r>
-      <w:r>
-        <w:rPr>
-          <w:b w:val="0"/>
-        </w:rPr>
-        <w:t xml:space="preserve"> and </w:t>
-      </w:r>
-      <w:r>
-        <w:rPr>
-          <w:b/>
-        </w:rPr>
-        <w:t>evidence</w:t>
-      </w:r>
-      <w:r>
-        <w:rPr>
-          <w:b w:val="0"/>
-        </w:rPr>
-        <w:t>. Stretch: introduce an unsupported claim or conflicting source and validate claim by claim with a fallback.</w:t>
-      </w:r>
-    </w:p>
-    <w:p>
-      <w:pPr>
-        <w:pStyle w:val="Heading3"/>
-      </w:pPr>
-      <w:r>
-        <w:t>Exit reflection</w:t>
-      </w:r>
-    </w:p>
-    <w:p>
-      <w:pPr>
-        <w:spacing w:line="336" w:lineRule="auto" w:after="180"/>
-      </w:pPr>
-      <w:r>
-        <w:rPr>
-          <w:b w:val="0"/>
-        </w:rPr>
-        <w:t xml:space="preserve">Ask for one decision the learner can now justify and one situation requiring more </w:t>
-      </w:r>
-      <w:r>
-        <w:rPr>
-          <w:b/>
-        </w:rPr>
-        <w:t>evidence</w:t>
-      </w:r>
-      <w:r>
-        <w:rPr>
-          <w:b w:val="0"/>
-        </w:rPr>
-        <w:t xml:space="preserve"> or human review. Confidence ratings are separate from correct independent performance.</w:t>
-      </w:r>
-    </w:p>
-    <w:p>
-      <w:pPr>
-        <w:pStyle w:val="Heading3"/>
-      </w:pPr>
-      <w:r>
-        <w:t>Bridge to the next week</w:t>
-      </w:r>
-    </w:p>
-    <w:p>
-      <w:pPr>
-        <w:spacing w:line="336" w:lineRule="auto" w:after="180"/>
-      </w:pPr>
-      <w:r>
-        <w:rPr>
-          <w:b w:val="0"/>
-        </w:rPr>
-        <w:t xml:space="preserve">Next: Week 23: Block-to-Python Bridge. Retrieve today’s </w:t>
-      </w:r>
-      <w:r>
-        <w:rPr>
-          <w:b/>
-        </w:rPr>
-        <w:t>evidence</w:t>
-      </w:r>
-      <w:r>
-        <w:rPr>
-          <w:b w:val="0"/>
-        </w:rPr>
-        <w:t xml:space="preserve"> and identify what carries forward and what is new.</w:t>
-      </w:r>
-    </w:p>
-    <w:p>
-      <w:pPr>
-        <w:pStyle w:val="Heading3"/>
-      </w:pPr>
-      <w:r>
-        <w:t>Support and fresh reassessment</w:t>
-      </w:r>
-    </w:p>
-    <w:p>
-      <w:pPr>
-        <w:spacing w:line="336" w:lineRule="auto" w:after="180"/>
-      </w:pPr>
-      <w:r>
-        <w:rPr>
-          <w:b w:val="0"/>
-        </w:rPr>
-        <w:t xml:space="preserve">Color </w:t>
-      </w:r>
-      <w:r>
-        <w:rPr>
-          <w:b/>
-        </w:rPr>
-        <w:t>JSON</w:t>
-      </w:r>
-      <w:r>
-        <w:rPr>
-          <w:b w:val="0"/>
-        </w:rPr>
-        <w:t xml:space="preserve"> punctuation separately from values. Extension: serialize a valid result, parse it again and check the data values are preserved.</w:t>
-      </w:r>
-    </w:p>
-    <w:p>
-      <w:pPr>
-        <w:spacing w:line="336" w:lineRule="auto" w:after="180"/>
-      </w:pPr>
-      <w:r>
-        <w:rPr>
-          <w:b w:val="0"/>
-        </w:rPr>
-        <w:t xml:space="preserve">Independent W4 </w:t>
-      </w:r>
-      <w:r>
-        <w:rPr>
-          <w:b/>
-        </w:rPr>
-        <w:t>evidence</w:t>
-      </w:r>
-      <w:r>
-        <w:rPr>
-          <w:b w:val="0"/>
-        </w:rPr>
-        <w:t xml:space="preserve">: Valid Box/4 accepted; count "4" rejected for type; absent count rejected as missing. State that malformed </w:t>
-      </w:r>
-      <w:r>
-        <w:rPr>
-          <w:b/>
-        </w:rPr>
-        <w:t>JSON</w:t>
-      </w:r>
-      <w:r>
-        <w:rPr>
-          <w:b w:val="0"/>
-        </w:rPr>
-        <w:t xml:space="preserve"> and non-object top levels are also rejected.</w:t>
-      </w:r>
-    </w:p>
-    <w:p>
-      <w:pPr>
-        <w:spacing w:line="336" w:lineRule="auto" w:after="180"/>
-      </w:pPr>
-      <w:r>
-        <w:rPr>
-          <w:b w:val="0"/>
-        </w:rPr>
-        <w:t xml:space="preserve">Record whether the learner needed no help, a hint or explanation. Fresh retry: label Tray and score integer 0 through 5. Cases score 0 accepted, score 6 rejected, score null rejected; </w:t>
-      </w:r>
-      <w:r>
-        <w:rPr>
-          <w:b/>
-        </w:rPr>
-        <w:t>JSON</w:t>
-      </w:r>
-      <w:r>
-        <w:rPr>
-          <w:b w:val="0"/>
-        </w:rPr>
         <w:t xml:space="preserve"> list rejected before field access.</w:t>
       </w:r>
     </w:p>
     <w:p>
       <w:pPr>
-        <w:spacing w:line="336" w:lineRule="auto" w:after="180"/>
-      </w:pPr>
-      <w:r>
-        <w:rPr>
-          <w:b w:val="0"/>
-        </w:rPr>
-        <w:t xml:space="preserve">Next week: Exceptions and recovery. Reuse this week's explicit </w:t>
-      </w:r>
-      <w:r>
-        <w:rPr>
-          <w:b/>
-        </w:rPr>
-        <w:t>contract</w:t>
-      </w:r>
-      <w:r>
-        <w:rPr>
-          <w:b w:val="0"/>
-        </w:rPr>
-        <w:t xml:space="preserve">s and </w:t>
-      </w:r>
-      <w:r>
-        <w:rPr>
-          <w:b/>
-        </w:rPr>
-        <w:t>evidence</w:t>
-      </w:r>
-      <w:r>
-        <w:rPr>
-          <w:b w:val="0"/>
-        </w:rPr>
-        <w:t>.</w:t>
-      </w:r>
-    </w:p>
-    <w:p>
-      <w:pPr>
-        <w:pStyle w:val="Heading3"/>
-      </w:pPr>
-      <w:r>
-        <w:t>Plan the delayed return</w:t>
+        <w:pStyle w:val="Heading2"/>
+      </w:pPr>
+      <w:r>
+        <w:t>Plan the delayed check</w:t>
       </w:r>
     </w:p>
     <w:p>
@@ -6086,71 +5964,188 @@
     </w:p>
     <w:p>
       <w:pPr>
+        <w:pStyle w:val="Heading2"/>
+      </w:pPr>
+      <w:r>
+        <w:t>Bridge to next week</w:t>
+      </w:r>
+    </w:p>
+    <w:p>
+      <w:pPr>
+        <w:spacing w:line="336" w:lineRule="auto" w:after="180"/>
+      </w:pPr>
+      <w:r>
+        <w:rPr>
+          <w:b w:val="0"/>
+        </w:rPr>
+        <w:t xml:space="preserve">Ask for one decision the learner can now justify and one situation requiring more </w:t>
+      </w:r>
+      <w:r>
+        <w:rPr>
+          <w:b/>
+        </w:rPr>
+        <w:t>evidence</w:t>
+      </w:r>
+      <w:r>
+        <w:rPr>
+          <w:b w:val="0"/>
+        </w:rPr>
+        <w:t xml:space="preserve"> or human review. Confidence ratings are separate from correct independent performance.</w:t>
+      </w:r>
+    </w:p>
+    <w:p>
+      <w:pPr>
+        <w:spacing w:line="336" w:lineRule="auto" w:after="180"/>
+      </w:pPr>
+      <w:r>
+        <w:rPr>
+          <w:b w:val="0"/>
+        </w:rPr>
+        <w:t xml:space="preserve">Next: Week 23: Block-to-Python Bridge. Retrieve today’s </w:t>
+      </w:r>
+      <w:r>
+        <w:rPr>
+          <w:b/>
+        </w:rPr>
+        <w:t>evidence</w:t>
+      </w:r>
+      <w:r>
+        <w:rPr>
+          <w:b w:val="0"/>
+        </w:rPr>
+        <w:t xml:space="preserve"> and identify what carries forward and what is new.</w:t>
+      </w:r>
+    </w:p>
+    <w:p>
+      <w:pPr>
+        <w:spacing w:line="336" w:lineRule="auto" w:after="180"/>
+      </w:pPr>
+      <w:r>
+        <w:rPr>
+          <w:b w:val="0"/>
+        </w:rPr>
+        <w:t xml:space="preserve">Next is Week 23: Block to Python Bridge. Carry forward explicit input/output </w:t>
+      </w:r>
+      <w:r>
+        <w:rPr>
+          <w:b/>
+        </w:rPr>
+        <w:t>contract</w:t>
+      </w:r>
+      <w:r>
+        <w:rPr>
+          <w:b w:val="0"/>
+        </w:rPr>
+        <w:t>s and guarded error paths when translating a visual procedure into code.</w:t>
+      </w:r>
+    </w:p>
+    <w:p>
+      <w:pPr>
+        <w:pStyle w:val="Heading2"/>
+      </w:pPr>
+      <w:r>
+        <w:t>Earlier wording, alternatives and picture transcripts · reference / check after trying</w:t>
+      </w:r>
+    </w:p>
+    <w:p>
+      <w:pPr>
+        <w:spacing w:line="336" w:lineRule="auto" w:after="180"/>
+      </w:pPr>
+      <w:r>
+        <w:rPr>
+          <w:b w:val="0"/>
+        </w:rPr>
+        <w:t>Connect and extend learning</w:t>
+      </w:r>
+    </w:p>
+    <w:p>
+      <w:pPr>
         <w:pStyle w:val="Heading3"/>
       </w:pPr>
       <w:r>
+        <w:t>Verified Study Buddy</w:t>
+      </w:r>
+    </w:p>
+    <w:p>
+      <w:pPr>
+        <w:pStyle w:val="Heading3"/>
+      </w:pPr>
+      <w:r>
+        <w:t>Support and stretch</w:t>
+      </w:r>
+    </w:p>
+    <w:p>
+      <w:pPr>
+        <w:pStyle w:val="Heading3"/>
+      </w:pPr>
+      <w:r>
+        <w:t>Exit reflection</w:t>
+      </w:r>
+    </w:p>
+    <w:p>
+      <w:pPr>
+        <w:pStyle w:val="Heading3"/>
+      </w:pPr>
+      <w:r>
+        <w:t>Bridge to the next week</w:t>
+      </w:r>
+    </w:p>
+    <w:p>
+      <w:pPr>
+        <w:pStyle w:val="Heading3"/>
+      </w:pPr>
+      <w:r>
+        <w:t>Support and fresh reassessment</w:t>
+      </w:r>
+    </w:p>
+    <w:p>
+      <w:pPr>
+        <w:pStyle w:val="Heading3"/>
+      </w:pPr>
+      <w:r>
+        <w:t>Plan the delayed return</w:t>
+      </w:r>
+    </w:p>
+    <w:p>
+      <w:pPr>
+        <w:pStyle w:val="Heading3"/>
+      </w:pPr>
+      <w:r>
         <w:t>Project evidence from this case</w:t>
       </w:r>
     </w:p>
     <w:p>
       <w:pPr>
+        <w:pStyle w:val="Heading1"/>
+      </w:pPr>
+      <w:r>
+        <w:t>Reference bank and extra practice</w:t>
+      </w:r>
+    </w:p>
+    <w:p>
+      <w:pPr>
+        <w:pStyle w:val="Heading1"/>
+      </w:pPr>
+      <w:r>
+        <w:t>07. Reference: alternative planning checklist</w:t>
+      </w:r>
+    </w:p>
+    <w:p>
+      <w:r>
+        <w:t>Use as a reminder alongside the main route rather than teaching the cycle twice.</w:t>
+      </w:r>
+    </w:p>
+    <w:p>
+      <w:pPr>
+        <w:pStyle w:val="Heading2"/>
+      </w:pPr>
+      <w:r>
+        <w:t>Preparation and schedule</w:t>
+      </w:r>
+    </w:p>
+    <w:p>
+      <w:pPr>
         <w:spacing w:line="336" w:lineRule="auto" w:after="180"/>
-      </w:pPr>
-      <w:r>
-        <w:rPr>
-          <w:b w:val="0"/>
-        </w:rPr>
-        <w:t xml:space="preserve">For your Verified Study Buddy, save the </w:t>
-      </w:r>
-      <w:r>
-        <w:rPr>
-          <w:b/>
-        </w:rPr>
-        <w:t>input</w:t>
-      </w:r>
-      <w:r>
-        <w:rPr>
-          <w:b w:val="0"/>
-        </w:rPr>
-        <w:t>, procedure, observed result and limitation of this check.</w:t>
-      </w:r>
-    </w:p>
-    <w:p>
-      <w:pPr>
-        <w:spacing w:line="336" w:lineRule="auto" w:after="180"/>
-      </w:pPr>
-      <w:r>
-        <w:rPr>
-          <w:b w:val="0"/>
-        </w:rPr>
-        <w:t>Label this worked example as practice; use a different, previously unreviewed case when checking independent understanding.</w:t>
-      </w:r>
-    </w:p>
-    <w:p>
-      <w:pPr>
-        <w:pStyle w:val="Heading1"/>
-      </w:pPr>
-      <w:r>
-        <w:t>07. Prepare, teach and assess</w:t>
-      </w:r>
-    </w:p>
-    <w:p>
-      <w:r>
-        <w:t>Use this preparation summary alongside the detailed Requests Responses and JSON lesson; it is a checklist rather than a replacement for the full sequence.</w:t>
-      </w:r>
-    </w:p>
-    <w:p>
-      <w:pPr>
-        <w:pStyle w:val="Heading3"/>
-      </w:pPr>
-      <w:r>
-        <w:t>Teaching target</w:t>
-      </w:r>
-    </w:p>
-    <w:p>
-      <w:pPr>
-        <w:spacing w:line="336" w:lineRule="auto" w:after="180"/>
-        <w:shd w:fill="EDF7F3"/>
       </w:pPr>
       <w:r>
         <w:rPr>
@@ -6351,6 +6346,14 @@
     </w:tbl>
     <w:p>
       <w:pPr>
+        <w:pStyle w:val="Heading2"/>
+      </w:pPr>
+      <w:r>
+        <w:t>Practice and assessment reminders</w:t>
+      </w:r>
+    </w:p>
+    <w:p>
+      <w:pPr>
         <w:spacing w:line="336" w:lineRule="auto" w:after="180"/>
       </w:pPr>
       <w:r>
@@ -6386,16 +6389,7 @@
     </w:p>
     <w:p>
       <w:pPr>
-        <w:pStyle w:val="Heading3"/>
-      </w:pPr>
-      <w:r>
-        <w:t>Supported practice answer</w:t>
-      </w:r>
-    </w:p>
-    <w:p>
-      <w:pPr>
         <w:spacing w:line="336" w:lineRule="auto" w:after="180"/>
-        <w:shd w:fill="F1F6FC"/>
       </w:pPr>
       <w:r>
         <w:rPr>
@@ -6476,16 +6470,7 @@
     </w:p>
     <w:p>
       <w:pPr>
-        <w:pStyle w:val="Heading3"/>
-      </w:pPr>
-      <w:r>
-        <w:t>Repair the misconception</w:t>
-      </w:r>
-    </w:p>
-    <w:p>
-      <w:pPr>
         <w:spacing w:line="336" w:lineRule="auto" w:after="180"/>
-        <w:shd w:fill="FFF5E6"/>
       </w:pPr>
       <w:r>
         <w:rPr>
@@ -6520,16 +6505,7 @@
     </w:p>
     <w:p>
       <w:pPr>
-        <w:pStyle w:val="Heading3"/>
-      </w:pPr>
-      <w:r>
-        <w:t>Support without giving away the answer</w:t>
-      </w:r>
-    </w:p>
-    <w:p>
-      <w:pPr>
         <w:spacing w:line="336" w:lineRule="auto" w:after="180"/>
-        <w:shd w:fill="F1F6F8"/>
       </w:pPr>
       <w:r>
         <w:rPr>
@@ -6552,16 +6528,7 @@
     </w:p>
     <w:p>
       <w:pPr>
-        <w:pStyle w:val="Heading3"/>
-      </w:pPr>
-      <w:r>
-        <w:t>Extend the reasoning</w:t>
-      </w:r>
-    </w:p>
-    <w:p>
-      <w:pPr>
         <w:spacing w:line="336" w:lineRule="auto" w:after="180"/>
-        <w:shd w:fill="F5F1FB"/>
       </w:pPr>
       <w:r>
         <w:rPr>
@@ -6609,7 +6576,6 @@
     <w:p>
       <w:pPr>
         <w:spacing w:line="336" w:lineRule="auto" w:after="180"/>
-        <w:shd w:fill="F5F1FB"/>
       </w:pPr>
       <w:r>
         <w:rPr>
@@ -6620,16 +6586,7 @@
     </w:p>
     <w:p>
       <w:pPr>
-        <w:pStyle w:val="Heading3"/>
-      </w:pPr>
-      <w:r>
-        <w:t>Protect the independent attempt</w:t>
-      </w:r>
-    </w:p>
-    <w:p>
-      <w:pPr>
         <w:spacing w:line="336" w:lineRule="auto" w:after="180"/>
-        <w:shd w:fill="FFF5E6"/>
       </w:pPr>
       <w:r>
         <w:rPr>
@@ -6824,16 +6781,7 @@
     </w:tbl>
     <w:p>
       <w:pPr>
-        <w:pStyle w:val="Heading3"/>
-      </w:pPr>
-      <w:r>
-        <w:t>Project checkpoint</w:t>
-      </w:r>
-    </w:p>
-    <w:p>
-      <w:pPr>
         <w:spacing w:line="336" w:lineRule="auto" w:after="180"/>
-        <w:shd w:fill="EDF7F3"/>
       </w:pPr>
       <w:r>
         <w:rPr>
@@ -6870,12 +6818,20 @@
         <w:pStyle w:val="Heading1"/>
       </w:pPr>
       <w:r>
-        <w:t>08. Use feedback, labs and repair paths</w:t>
-      </w:r>
-    </w:p>
-    <w:p>
-      <w:r>
-        <w:t>Use feedback, earlier review and portfolios purposefully. Apply the coding routine only when this lesson has an executable lab.</w:t>
+        <w:t>08. Reference: feedback and records</w:t>
+      </w:r>
+    </w:p>
+    <w:p>
+      <w:r>
+        <w:t>Use digital tools where they help retain an explanation and its evidence.</w:t>
+      </w:r>
+    </w:p>
+    <w:p>
+      <w:pPr>
+        <w:pStyle w:val="Heading2"/>
+      </w:pPr>
+      <w:r>
+        <w:t>Keep practice and independent evidence separate</w:t>
       </w:r>
     </w:p>
     <w:p>
@@ -6914,12 +6870,62 @@
     </w:p>
     <w:p>
       <w:pPr>
+        <w:pStyle w:val="Heading2"/>
+      </w:pPr>
+      <w:r>
+        <w:t>Repair and portfolio records</w:t>
+      </w:r>
+    </w:p>
+    <w:p>
+      <w:pPr>
         <w:spacing w:line="336" w:lineRule="auto" w:after="180"/>
       </w:pPr>
       <w:r>
         <w:rPr>
           <w:b w:val="0"/>
         </w:rPr>
+        <w:t>Use the earlier worked-explanation links to address a specific missing building block, then return to the current question. Adapt this suggestion after observing the learner; it is not an automatic diagnosis.</w:t>
+      </w:r>
+    </w:p>
+    <w:p>
+      <w:pPr>
+        <w:spacing w:line="336" w:lineRule="auto" w:after="180"/>
+      </w:pPr>
+      <w:r>
+        <w:rPr>
+          <w:b w:val="0"/>
+        </w:rPr>
+        <w:t xml:space="preserve">Collect the completed-work portfolio as </w:t>
+      </w:r>
+      <w:r>
+        <w:rPr>
+          <w:b/>
+        </w:rPr>
+        <w:t>evidence</w:t>
+      </w:r>
+      <w:r>
+        <w:rPr>
+          <w:b w:val="0"/>
+        </w:rPr>
+        <w:t>. Record support separately from correctness, and assess explanation, trace/test and limitations. Progress ticks and quiz selections alone do not establish mastery.</w:t>
+      </w:r>
+    </w:p>
+    <w:p>
+      <w:pPr>
+        <w:pStyle w:val="Heading2"/>
+      </w:pPr>
+      <w:r>
+        <w:t>Earlier wording, alternatives and picture transcripts · reference / check after trying</w:t>
+      </w:r>
+    </w:p>
+    <w:p>
+      <w:pPr>
+        <w:spacing w:line="336" w:lineRule="auto" w:after="180"/>
+      </w:pPr>
+      <w:r>
+        <w:rPr>
+          <w:b w:val="0"/>
+        </w:rPr>
         <w:t xml:space="preserve">Ask students to predict before running code. Preserve errors and actual </w:t>
       </w:r>
       <w:r>
@@ -6937,77 +6943,20 @@
     </w:p>
     <w:p>
       <w:pPr>
-        <w:spacing w:line="336" w:lineRule="auto" w:after="180"/>
-      </w:pPr>
-      <w:r>
-        <w:rPr>
-          <w:b w:val="0"/>
-        </w:rPr>
-        <w:t>Use the earlier worked-explanation links to address a specific missing building block, then return to the current question. Adapt this suggestion after observing the learner; it is not an automatic diagnosis.</w:t>
-      </w:r>
-    </w:p>
-    <w:p>
-      <w:pPr>
-        <w:spacing w:line="336" w:lineRule="auto" w:after="180"/>
-      </w:pPr>
-      <w:r>
-        <w:rPr>
-          <w:b w:val="0"/>
-        </w:rPr>
-        <w:t xml:space="preserve">Collect the completed-work portfolio as </w:t>
-      </w:r>
-      <w:r>
-        <w:rPr>
-          <w:b/>
-        </w:rPr>
-        <w:t>evidence</w:t>
-      </w:r>
-      <w:r>
-        <w:rPr>
-          <w:b w:val="0"/>
-        </w:rPr>
-        <w:t>. Record support separately from correctness, and assess explanation, trace/test and limitations. Progress ticks and quiz selections alone do not establish mastery.</w:t>
-      </w:r>
-    </w:p>
-    <w:p>
-      <w:pPr>
         <w:pStyle w:val="Heading1"/>
       </w:pPr>
       <w:r>
-        <w:t>09. Visual concept journey</w:t>
-      </w:r>
-    </w:p>
-    <w:p>
-      <w:r>
-        <w:t>Show one Requests Responses and JSON graphic at a time, request a prediction and discuss its trace before the independent assessment.</w:t>
-      </w:r>
-    </w:p>
-    <w:p>
-      <w:pPr>
-        <w:spacing w:line="336" w:lineRule="auto" w:after="180"/>
-      </w:pPr>
-      <w:r>
-        <w:rPr>
-          <w:b w:val="0"/>
-        </w:rPr>
-        <w:t xml:space="preserve">Use one picture at a time. Hide a worked result before asking for a </w:t>
-      </w:r>
-      <w:r>
-        <w:rPr>
-          <w:b/>
-        </w:rPr>
-        <w:t>prediction</w:t>
-      </w:r>
-      <w:r>
-        <w:rPr>
-          <w:b w:val="0"/>
-        </w:rPr>
-        <w:t>, then reveal it for feedback. These are supported teaching cases; retain the separate independent assessment for a fresh first attempt.</w:t>
-      </w:r>
-    </w:p>
-    <w:p>
-      <w:pPr>
-        <w:pStyle w:val="Heading3"/>
+        <w:t>09. Reference: teach with the six pictures</w:t>
+      </w:r>
+    </w:p>
+    <w:p>
+      <w:r>
+        <w:t>Choose the picture for the teaching move and connect it to the explanation.</w:t>
+      </w:r>
+    </w:p>
+    <w:p>
+      <w:pPr>
+        <w:pStyle w:val="Heading2"/>
       </w:pPr>
       <w:r>
         <w:t>01. Requests Responses and JSON: the case</w:t>
@@ -7018,7 +6967,7 @@
         <w:drawing>
           <wp:inline xmlns:a="http://schemas.openxmlformats.org/drawingml/2006/main" xmlns:pic="http://schemas.openxmlformats.org/drawingml/2006/picture">
             <wp:extent cx="5486400" cy="3142488"/>
-            <wp:docPr id="2" name="Picture 2" descr="A lunch-count response must satisfy a declared JSON contract. Supplied facts: The toy response has exactly class_code text and portions integer 0..30. Example: {&quot;class_code&quot;:&quot;R8&quot;,&quot;portions&quot;: 12}. All inputs and outcomes in this worked example are invented classroom data; no real model run is claimed."/>
+            <wp:docPr id="3" name="Picture 3" descr="A lunch-count response must satisfy a declared JSON contract. Supplied facts: The toy response has exactly class_code text and portions integer 0..30. Example: {&quot;class_code&quot;:&quot;R8&quot;,&quot;portions&quot;: 12}. All inputs and outcomes in this worked example are invented classroom data; no real model run is claimed."/>
             <wp:cNvGraphicFramePr>
               <a:graphicFrameLocks noChangeAspect="1"/>
             </wp:cNvGraphicFramePr>
@@ -7030,7 +6979,7 @@
                     <pic:cNvPicPr/>
                   </pic:nvPicPr>
                   <pic:blipFill>
-                    <a:blip r:embed="rId10"/>
+                    <a:blip r:embed="rId11"/>
                     <a:stretch>
                       <a:fillRect/>
                     </a:stretch>
@@ -7134,7 +7083,6 @@
     <w:p>
       <w:pPr>
         <w:spacing w:line="336" w:lineRule="auto" w:after="180"/>
-        <w:shd w:fill="F5F1FB"/>
       </w:pPr>
       <w:r>
         <w:rPr>
@@ -7145,16 +7093,7 @@
     </w:p>
     <w:p>
       <w:pPr>
-        <w:pStyle w:val="Heading3"/>
-      </w:pPr>
-      <w:r>
-        <w:t>Discuss while showing the picture</w:t>
-      </w:r>
-    </w:p>
-    <w:p>
-      <w:pPr>
         <w:spacing w:line="336" w:lineRule="auto" w:after="180"/>
-        <w:shd w:fill="F1F6F8"/>
       </w:pPr>
       <w:r>
         <w:rPr>
@@ -7165,7 +7104,7 @@
     </w:p>
     <w:p>
       <w:pPr>
-        <w:pStyle w:val="Heading3"/>
+        <w:pStyle w:val="Heading2"/>
       </w:pPr>
       <w:r>
         <w:t>02. Follow the deciding steps</w:t>
@@ -7176,7 +7115,7 @@
         <w:drawing>
           <wp:inline xmlns:a="http://schemas.openxmlformats.org/drawingml/2006/main" xmlns:pic="http://schemas.openxmlformats.org/drawingml/2006/picture">
             <wp:extent cx="5486400" cy="3337560"/>
-            <wp:docPr id="3" name="Picture 3" descr="Read fields: class_code is nonempty text; portions is the integer 12. → Check range: 0 &lt;= 12 &lt;= 30, so the declared count is within range. → Accept structure: Accept this response shape; acceptance does not prove that 12 portions were actually counted."/>
+            <wp:docPr id="4" name="Picture 4" descr="Read fields: class_code is nonempty text; portions is the integer 12. → Check range: 0 &lt;= 12 &lt;= 30, so the declared count is within range. → Accept structure: Accept this response shape; acceptance does not prove that 12 portions were actually counted."/>
             <wp:cNvGraphicFramePr>
               <a:graphicFrameLocks noChangeAspect="1"/>
             </wp:cNvGraphicFramePr>
@@ -7188,7 +7127,7 @@
                     <pic:cNvPicPr/>
                   </pic:nvPicPr>
                   <pic:blipFill>
-                    <a:blip r:embed="rId11"/>
+                    <a:blip r:embed="rId9"/>
                     <a:stretch>
                       <a:fillRect/>
                     </a:stretch>
@@ -7233,7 +7172,6 @@
     <w:p>
       <w:pPr>
         <w:spacing w:line="336" w:lineRule="auto" w:after="180"/>
-        <w:shd w:fill="F5F1FB"/>
       </w:pPr>
       <w:r>
         <w:rPr>
@@ -7256,16 +7194,7 @@
     </w:p>
     <w:p>
       <w:pPr>
-        <w:pStyle w:val="Heading3"/>
-      </w:pPr>
-      <w:r>
-        <w:t>Discuss while showing the picture</w:t>
-      </w:r>
-    </w:p>
-    <w:p>
-      <w:pPr>
         <w:spacing w:line="336" w:lineRule="auto" w:after="180"/>
-        <w:shd w:fill="F1F6F8"/>
       </w:pPr>
       <w:r>
         <w:rPr>
@@ -7288,7 +7217,7 @@
     </w:p>
     <w:p>
       <w:pPr>
-        <w:pStyle w:val="Heading3"/>
+        <w:pStyle w:val="Heading2"/>
       </w:pPr>
       <w:r>
         <w:t>03. Follow the evidence</w:t>
@@ -7299,7 +7228,7 @@
         <w:drawing>
           <wp:inline xmlns:a="http://schemas.openxmlformats.org/drawingml/2006/main" xmlns:pic="http://schemas.openxmlformats.org/drawingml/2006/picture">
             <wp:extent cx="5486400" cy="2834640"/>
-            <wp:docPr id="4" name="Picture 4" descr="Follow the evidence. Input text | JSON object | Parse with json.loads. Python value | Dictionary fields | Check schema. Output text | accepted and minutes | Serialize with json.dumps"/>
+            <wp:docPr id="5" name="Picture 5" descr="Follow the evidence. Input text | JSON object | Parse with json.loads. Python value | Dictionary fields | Check schema. Output text | accepted and minutes | Serialize with json.dumps"/>
             <wp:cNvGraphicFramePr>
               <a:graphicFrameLocks noChangeAspect="1"/>
             </wp:cNvGraphicFramePr>
@@ -7416,7 +7345,6 @@
     <w:p>
       <w:pPr>
         <w:spacing w:line="336" w:lineRule="auto" w:after="180"/>
-        <w:shd w:fill="F5F1FB"/>
       </w:pPr>
       <w:r>
         <w:rPr>
@@ -7427,16 +7355,7 @@
     </w:p>
     <w:p>
       <w:pPr>
-        <w:pStyle w:val="Heading3"/>
-      </w:pPr>
-      <w:r>
-        <w:t>Discuss while showing the picture</w:t>
-      </w:r>
-    </w:p>
-    <w:p>
-      <w:pPr>
         <w:spacing w:line="336" w:lineRule="auto" w:after="180"/>
-        <w:shd w:fill="F1F6F8"/>
       </w:pPr>
       <w:r>
         <w:rPr>
@@ -7447,7 +7366,7 @@
     </w:p>
     <w:p>
       <w:pPr>
-        <w:pStyle w:val="Heading3"/>
+        <w:pStyle w:val="Heading2"/>
       </w:pPr>
       <w:r>
         <w:t>04. Change one thing. Trace what follows.</w:t>
@@ -7458,7 +7377,7 @@
         <w:drawing>
           <wp:inline xmlns:a="http://schemas.openxmlformats.org/drawingml/2006/main" xmlns:pic="http://schemas.openxmlformats.org/drawingml/2006/picture">
             <wp:extent cx="5486400" cy="3041904"/>
-            <wp:docPr id="5" name="Picture 5" descr="Original case: Accept this response shape; acceptance does not prove that 12 portions were actually counted. Changed condition: Replace 12 with the text &quot;12&quot;. Expected result: Reject the response under this strict contract. Reason: Digits inside quotes represent text, whereas portions requires an integer."/>
+            <wp:docPr id="6" name="Picture 6" descr="Original case: Accept this response shape; acceptance does not prove that 12 portions were actually counted. Changed condition: Replace 12 with the text &quot;12&quot;. Expected result: Reject the response under this strict contract. Reason: Digits inside quotes represent text, whereas portions requires an integer."/>
             <wp:cNvGraphicFramePr>
               <a:graphicFrameLocks noChangeAspect="1"/>
             </wp:cNvGraphicFramePr>
@@ -7550,7 +7469,6 @@
     <w:p>
       <w:pPr>
         <w:spacing w:line="336" w:lineRule="auto" w:after="180"/>
-        <w:shd w:fill="F5F1FB"/>
       </w:pPr>
       <w:r>
         <w:rPr>
@@ -7561,16 +7479,7 @@
     </w:p>
     <w:p>
       <w:pPr>
-        <w:pStyle w:val="Heading3"/>
-      </w:pPr>
-      <w:r>
-        <w:t>Discuss while showing the picture</w:t>
-      </w:r>
-    </w:p>
-    <w:p>
-      <w:pPr>
         <w:spacing w:line="336" w:lineRule="auto" w:after="180"/>
-        <w:shd w:fill="F1F6F8"/>
       </w:pPr>
       <w:r>
         <w:rPr>
@@ -7582,7 +7491,6 @@
     <w:p>
       <w:pPr>
         <w:spacing w:line="336" w:lineRule="auto" w:after="180"/>
-        <w:shd w:fill="F1F6F8"/>
       </w:pPr>
       <w:r>
         <w:rPr>
@@ -7593,7 +7501,7 @@
     </w:p>
     <w:p>
       <w:pPr>
-        <w:pStyle w:val="Heading3"/>
+        <w:pStyle w:val="Heading2"/>
       </w:pPr>
       <w:r>
         <w:t>05. Connect the explanation to its limit</w:t>
@@ -7604,7 +7512,7 @@
         <w:drawing>
           <wp:inline xmlns:a="http://schemas.openxmlformats.org/drawingml/2006/main" xmlns:pic="http://schemas.openxmlformats.org/drawingml/2006/picture">
             <wp:extent cx="5486400" cy="2834640"/>
-            <wp:docPr id="6" name="Picture 6" descr="Read the picture in order. Accept this response shape; acceptance does not prove that 12 portions were actually counted. The arrows show which recorded input or intermediate result each decision uses. Explain the deciding step aloud before checking the changed case; pointing to the final answer alone does not show how it follows. Limit: JSON well-formedness, schema validity and real-world truth are different checks."/>
+            <wp:docPr id="7" name="Picture 7" descr="Read the picture in order. Accept this response shape; acceptance does not prove that 12 portions were actually counted. The arrows show which recorded input or intermediate result each decision uses. Explain the deciding step aloud before checking the changed case; pointing to the final answer alone does not show how it follows. Limit: JSON well-formedness, schema validity and real-world truth are different checks."/>
             <wp:cNvGraphicFramePr>
               <a:graphicFrameLocks noChangeAspect="1"/>
             </wp:cNvGraphicFramePr>
@@ -7696,7 +7604,6 @@
     <w:p>
       <w:pPr>
         <w:spacing w:line="336" w:lineRule="auto" w:after="180"/>
-        <w:shd w:fill="F5F1FB"/>
       </w:pPr>
       <w:r>
         <w:rPr>
@@ -7707,16 +7614,7 @@
     </w:p>
     <w:p>
       <w:pPr>
-        <w:pStyle w:val="Heading3"/>
-      </w:pPr>
-      <w:r>
-        <w:t>Discuss while showing the picture</w:t>
-      </w:r>
-    </w:p>
-    <w:p>
-      <w:pPr>
         <w:spacing w:line="336" w:lineRule="auto" w:after="180"/>
-        <w:shd w:fill="F1F6F8"/>
       </w:pPr>
       <w:r>
         <w:rPr>
@@ -7728,7 +7626,6 @@
     <w:p>
       <w:pPr>
         <w:spacing w:line="336" w:lineRule="auto" w:after="180"/>
-        <w:shd w:fill="F1F6F8"/>
       </w:pPr>
       <w:r>
         <w:rPr>
@@ -7751,7 +7648,7 @@
     </w:p>
     <w:p>
       <w:pPr>
-        <w:pStyle w:val="Heading3"/>
+        <w:pStyle w:val="Heading2"/>
       </w:pPr>
       <w:r>
         <w:t>06. Make the idea visible in your project</w:t>
@@ -7762,7 +7659,7 @@
         <w:drawing>
           <wp:inline xmlns:a="http://schemas.openxmlformats.org/drawingml/2006/main" xmlns:pic="http://schemas.openxmlformats.org/drawingml/2006/picture">
             <wp:extent cx="5486400" cy="3681984"/>
-            <wp:docPr id="7" name="Picture 7" descr="For your Verified Study Buddy, save the input, procedure, observed result and limitation of this check. Label this worked example as practice; use a different, previously unreviewed case when checking independent understanding. Draw your input, deciding step, result and limit. Supported question: Would converting the text silently prove the source count is correct? Point to the relevant step in the picture, then write the changed result and the rule or evidence that supports it."/>
+            <wp:docPr id="8" name="Picture 8" descr="For your Verified Study Buddy, save the input, procedure, observed result and limitation of this check. Label this worked example as practice; use a different, previously unreviewed case when checking independent understanding. Draw your input, deciding step, result and limit. Supported question: Would converting the text silently prove the source count is correct? Point to the relevant step in the picture, then write the changed result and the rule or evidence that supports it."/>
             <wp:cNvGraphicFramePr>
               <a:graphicFrameLocks noChangeAspect="1"/>
             </wp:cNvGraphicFramePr>
@@ -7865,7 +7762,6 @@
     <w:p>
       <w:pPr>
         <w:spacing w:line="336" w:lineRule="auto" w:after="180"/>
-        <w:shd w:fill="F5F1FB"/>
       </w:pPr>
       <w:r>
         <w:rPr>
@@ -7888,106 +7784,174 @@
     </w:p>
     <w:p>
       <w:pPr>
+        <w:spacing w:line="336" w:lineRule="auto" w:after="180"/>
+      </w:pPr>
+      <w:r>
+        <w:rPr>
+          <w:b w:val="0"/>
+        </w:rPr>
+        <w:t xml:space="preserve">Teacher prompt: Draw your project trace and justify the deciding step using </w:t>
+      </w:r>
+      <w:r>
+        <w:rPr>
+          <w:b/>
+        </w:rPr>
+        <w:t>evidence</w:t>
+      </w:r>
+      <w:r>
+        <w:rPr>
+          <w:b w:val="0"/>
+        </w:rPr>
+        <w:t>. Ask learners to describe one label or arrow in ordinary words. Use the adjacent transcript if the image is difficult to see.</w:t>
+      </w:r>
+    </w:p>
+    <w:p>
+      <w:pPr>
+        <w:spacing w:line="336" w:lineRule="auto" w:after="180"/>
+      </w:pPr>
+      <w:r>
+        <w:rPr>
+          <w:b w:val="0"/>
+        </w:rPr>
+        <w:t xml:space="preserve">Supported practice key: No. Under the stated strict </w:t>
+      </w:r>
+      <w:r>
+        <w:rPr>
+          <w:b/>
+        </w:rPr>
+        <w:t>contract</w:t>
+      </w:r>
+      <w:r>
+        <w:rPr>
+          <w:b w:val="0"/>
+        </w:rPr>
+        <w:t xml:space="preserve"> reject the wrong type. Any explicit conversion policy would change the </w:t>
+      </w:r>
+      <w:r>
+        <w:rPr>
+          <w:b/>
+        </w:rPr>
+        <w:t>contract</w:t>
+      </w:r>
+      <w:r>
+        <w:rPr>
+          <w:b w:val="0"/>
+        </w:rPr>
+        <w:t>, and factual verification remains separate.</w:t>
+      </w:r>
+    </w:p>
+    <w:p>
+      <w:pPr>
+        <w:spacing w:line="336" w:lineRule="auto" w:after="180"/>
+      </w:pPr>
+      <w:r>
+        <w:rPr>
+          <w:b w:val="0"/>
+        </w:rPr>
+        <w:t xml:space="preserve">Changed-case check: Reject the </w:t>
+      </w:r>
+      <w:r>
+        <w:rPr>
+          <w:b/>
+        </w:rPr>
+        <w:t>response</w:t>
+      </w:r>
+      <w:r>
+        <w:rPr>
+          <w:b w:val="0"/>
+        </w:rPr>
+        <w:t xml:space="preserve"> under this strict </w:t>
+      </w:r>
+      <w:r>
+        <w:rPr>
+          <w:b/>
+        </w:rPr>
+        <w:t>contract</w:t>
+      </w:r>
+      <w:r>
+        <w:rPr>
+          <w:b w:val="0"/>
+        </w:rPr>
+        <w:t>. Digits inside quotes represent text, whereas portions requires an integer.</w:t>
+      </w:r>
+    </w:p>
+    <w:p>
+      <w:pPr>
+        <w:pStyle w:val="Heading2"/>
+      </w:pPr>
+      <w:r>
+        <w:t>Earlier wording, alternatives and picture transcripts · reference / check after trying</w:t>
+      </w:r>
+    </w:p>
+    <w:p>
+      <w:pPr>
+        <w:spacing w:line="336" w:lineRule="auto" w:after="180"/>
+      </w:pPr>
+      <w:r>
+        <w:rPr>
+          <w:b w:val="0"/>
+        </w:rPr>
+        <w:t xml:space="preserve">Use one picture at a time. Hide a worked result before asking for a </w:t>
+      </w:r>
+      <w:r>
+        <w:rPr>
+          <w:b/>
+        </w:rPr>
+        <w:t>prediction</w:t>
+      </w:r>
+      <w:r>
+        <w:rPr>
+          <w:b w:val="0"/>
+        </w:rPr>
+        <w:t>, then reveal it for feedback. These are supported teaching cases; retain the separate independent assessment for a fresh first attempt.</w:t>
+      </w:r>
+    </w:p>
+    <w:p>
+      <w:pPr>
         <w:pStyle w:val="Heading3"/>
       </w:pPr>
       <w:r>
-        <w:t>Discuss while showing the picture</w:t>
-      </w:r>
-    </w:p>
-    <w:p>
-      <w:pPr>
-        <w:spacing w:line="336" w:lineRule="auto" w:after="180"/>
-        <w:shd w:fill="F1F6F8"/>
-      </w:pPr>
-      <w:r>
-        <w:rPr>
-          <w:b w:val="0"/>
-        </w:rPr>
-        <w:t xml:space="preserve">Teacher prompt: Draw your project trace and justify the deciding step using </w:t>
-      </w:r>
-      <w:r>
-        <w:rPr>
-          <w:b/>
-        </w:rPr>
-        <w:t>evidence</w:t>
-      </w:r>
-      <w:r>
-        <w:rPr>
-          <w:b w:val="0"/>
-        </w:rPr>
-        <w:t>. Ask learners to describe one label or arrow in ordinary words. Use the adjacent transcript if the image is difficult to see.</w:t>
-      </w:r>
-    </w:p>
-    <w:p>
-      <w:pPr>
-        <w:spacing w:line="336" w:lineRule="auto" w:after="180"/>
-        <w:shd w:fill="F1F6F8"/>
-      </w:pPr>
-      <w:r>
-        <w:rPr>
-          <w:b w:val="0"/>
-        </w:rPr>
-        <w:t xml:space="preserve">Supported practice key: No. Under the stated strict </w:t>
-      </w:r>
-      <w:r>
-        <w:rPr>
-          <w:b/>
-        </w:rPr>
-        <w:t>contract</w:t>
-      </w:r>
-      <w:r>
-        <w:rPr>
-          <w:b w:val="0"/>
-        </w:rPr>
-        <w:t xml:space="preserve"> reject the wrong type. Any explicit conversion policy would change the </w:t>
-      </w:r>
-      <w:r>
-        <w:rPr>
-          <w:b/>
-        </w:rPr>
-        <w:t>contract</w:t>
-      </w:r>
-      <w:r>
-        <w:rPr>
-          <w:b w:val="0"/>
-        </w:rPr>
-        <w:t>, and factual verification remains separate.</w:t>
-      </w:r>
-    </w:p>
-    <w:p>
-      <w:pPr>
-        <w:spacing w:line="336" w:lineRule="auto" w:after="180"/>
-        <w:shd w:fill="F1F6F8"/>
-      </w:pPr>
-      <w:r>
-        <w:rPr>
-          <w:b w:val="0"/>
-        </w:rPr>
-        <w:t xml:space="preserve">Changed-case check: Reject the </w:t>
-      </w:r>
-      <w:r>
-        <w:rPr>
-          <w:b/>
-        </w:rPr>
-        <w:t>response</w:t>
-      </w:r>
-      <w:r>
-        <w:rPr>
-          <w:b w:val="0"/>
-        </w:rPr>
-        <w:t xml:space="preserve"> under this strict </w:t>
-      </w:r>
-      <w:r>
-        <w:rPr>
-          <w:b/>
-        </w:rPr>
-        <w:t>contract</w:t>
-      </w:r>
-      <w:r>
-        <w:rPr>
-          <w:b w:val="0"/>
-        </w:rPr>
-        <w:t>. Digits inside quotes represent text, whereas portions requires an integer.</w:t>
+        <w:t>01. Requests Responses and JSON: the case</w:t>
+      </w:r>
+    </w:p>
+    <w:p>
+      <w:pPr>
+        <w:pStyle w:val="Heading3"/>
+      </w:pPr>
+      <w:r>
+        <w:t>02. Follow the deciding steps</w:t>
+      </w:r>
+    </w:p>
+    <w:p>
+      <w:pPr>
+        <w:pStyle w:val="Heading3"/>
+      </w:pPr>
+      <w:r>
+        <w:t>03. Follow the evidence</w:t>
+      </w:r>
+    </w:p>
+    <w:p>
+      <w:pPr>
+        <w:pStyle w:val="Heading3"/>
+      </w:pPr>
+      <w:r>
+        <w:t>04. Change one thing. Trace what follows.</w:t>
+      </w:r>
+    </w:p>
+    <w:p>
+      <w:pPr>
+        <w:pStyle w:val="Heading3"/>
+      </w:pPr>
+      <w:r>
+        <w:t>05. Connect the explanation to its limit</w:t>
+      </w:r>
+    </w:p>
+    <w:p>
+      <w:pPr>
+        <w:pStyle w:val="Heading3"/>
+      </w:pPr>
+      <w:r>
+        <w:t>06. Make the idea visible in your project</w:t>
       </w:r>
     </w:p>
     <w:sectPr>
